--- a/releases/Awesome-Mnemonics-Complete-Guide.docx
+++ b/releases/Awesome-Mnemonics-Complete-Guide.docx
@@ -93,8 +93,25 @@
           <w:i/>
           <w:iCs/>
         </w:rPr>
-        <w:t xml:space="preserve">Release Version - Last Updated: 2026-01-25</w:t>
-      </w:r>
+        <w:t xml:space="preserve">Release v1.5 — 2026-01-25</w:t>
+      </w:r>
+    </w:p>
+    <w:p>
+      <w:pPr>
+        <w:pStyle w:val="BodyText"/>
+      </w:pPr>
+      <w:r>
+        <w:rPr>
+          <w:i/>
+          <w:iCs/>
+        </w:rPr>
+        <w:t xml:space="preserve">In PDF and DOCX, the table of contents and in-text links are clickable; use the TOC to jump to sections.</w:t>
+      </w:r>
+    </w:p>
+    <w:p>
+      <w:pPr>
+        <w:pStyle w:val="BodyText"/>
+      </w:pPr>
     </w:p>
     <w:bookmarkStart w:id="10" w:name="quick-reference-on-call-guide"/>
     <w:p>
@@ -687,6 +704,18 @@
       </w:pPr>
       <w:r>
         <w:rPr>
+          <w:i/>
+          <w:iCs/>
+        </w:rPr>
+        <w:t xml:space="preserve">(If icons don’t display in your viewer: 🚨=crisis, 🔍=root cause, 👥=conflict, 📊=planning, 🏗️=design, 🐛=debug, 😰=stress. Row text is sufficient.)</w:t>
+      </w:r>
+    </w:p>
+    <w:p>
+      <w:pPr>
+        <w:pStyle w:val="BodyText"/>
+      </w:pPr>
+      <w:r>
+        <w:rPr>
           <w:b/>
           <w:bCs/>
         </w:rPr>
@@ -2413,12 +2442,12 @@
           <w:numId w:val="1002"/>
         </w:numPr>
       </w:pPr>
-      <w:hyperlink w:anchor="awesome-mnemonics-">
+      <w:hyperlink w:anchor="awesome-mnemonics---complete-guide">
         <w:r>
           <w:rPr>
             <w:rStyle w:val="Hyperlink"/>
           </w:rPr>
-          <w:t xml:space="preserve">Awesome Mnemonics</w:t>
+          <w:t xml:space="preserve">Awesome Mnemonics - Complete Guide</w:t>
         </w:r>
       </w:hyperlink>
     </w:p>
@@ -3572,23 +3601,6 @@
             <w:rStyle w:val="Hyperlink"/>
           </w:rPr>
           <w:t xml:space="preserve">🤝 Contributing</w:t>
-        </w:r>
-      </w:hyperlink>
-    </w:p>
-    <w:p>
-      <w:pPr>
-        <w:pStyle w:val="Compact"/>
-        <w:numPr>
-          <w:ilvl w:val="1"/>
-          <w:numId w:val="1003"/>
-        </w:numPr>
-      </w:pPr>
-      <w:hyperlink w:anchor="X33d64d7c136dd2cf2ebd63318c2da52cd425a78">
-        <w:r>
-          <w:rPr>
-            <w:rStyle w:val="Hyperlink"/>
-          </w:rPr>
-          <w:t xml:space="preserve">📥 Release Versions</w:t>
         </w:r>
       </w:hyperlink>
     </w:p>

--- a/releases/Awesome-Mnemonics-Complete-Guide.docx
+++ b/releases/Awesome-Mnemonics-Complete-Guide.docx
@@ -98,7 +98,7 @@
           <w:i/>
           <w:iCs/>
         </w:rPr>
-        <w:t xml:space="preserve">Release v1.8 — 2026-01-25</w:t>
+        <w:t xml:space="preserve">Release v2.0 — 2026-01-25</w:t>
       </w:r>
     </w:p>
     <w:p>
@@ -724,7 +724,7 @@
       <w:r>
         <w:t xml:space="preserve"> </w:t>
       </w:r>
-      <w:hyperlink w:anchor="Xc142c0b9be512e3c9c4a485e86a69efcbaf1e9f">
+      <w:hyperlink w:anchor="categorized-index">
         <w:r>
           <w:rPr>
             <w:rStyle w:val="Hyperlink"/>
@@ -741,7 +741,7 @@
       <w:r>
         <w:t xml:space="preserve"> </w:t>
       </w:r>
-      <w:hyperlink w:anchor="X402e7415662aa665c49dc22e8507e456f6f56cd">
+      <w:hyperlink w:anchor="proven-mnemonic-pipelines">
         <w:r>
           <w:rPr>
             <w:rStyle w:val="Hyperlink"/>
@@ -2156,7 +2156,7 @@
         </w:rPr>
         <w:t xml:space="preserve"> </w:t>
       </w:r>
-      <w:hyperlink w:anchor="X23533801c944ea69f521b2fcd684ef445c74dd3">
+      <w:hyperlink w:anchor="quick-reference--on-call-guide">
         <w:r>
           <w:rPr>
             <w:rStyle w:val="Hyperlink"/>
@@ -2187,7 +2187,7 @@
         </w:rPr>
         <w:t xml:space="preserve"> </w:t>
       </w:r>
-      <w:hyperlink w:anchor="Xc142c0b9be512e3c9c4a485e86a69efcbaf1e9f">
+      <w:hyperlink w:anchor="categorized-index">
         <w:r>
           <w:rPr>
             <w:rStyle w:val="Hyperlink"/>
@@ -2404,7 +2404,7 @@
       <w:r>
         <w:t xml:space="preserve"> </w:t>
       </w:r>
-      <w:hyperlink w:anchor="X23533801c944ea69f521b2fcd684ef445c74dd3">
+      <w:hyperlink w:anchor="quick-reference--on-call-guide">
         <w:r>
           <w:rPr>
             <w:rStyle w:val="Hyperlink"/>
@@ -2421,7 +2421,7 @@
       <w:r>
         <w:t xml:space="preserve"> </w:t>
       </w:r>
-      <w:hyperlink w:anchor="Xc142c0b9be512e3c9c4a485e86a69efcbaf1e9f">
+      <w:hyperlink w:anchor="categorized-index">
         <w:r>
           <w:rPr>
             <w:rStyle w:val="Hyperlink"/>
@@ -2468,7 +2468,7 @@
           <w:numId w:val="1002"/>
         </w:numPr>
       </w:pPr>
-      <w:hyperlink w:anchor="X23533801c944ea69f521b2fcd684ef445c74dd3">
+      <w:hyperlink w:anchor="quick-reference--on-call-guide">
         <w:r>
           <w:rPr>
             <w:rStyle w:val="Hyperlink"/>
@@ -2485,7 +2485,7 @@
           <w:numId w:val="1002"/>
         </w:numPr>
       </w:pPr>
-      <w:hyperlink w:anchor="Xc142c0b9be512e3c9c4a485e86a69efcbaf1e9f">
+      <w:hyperlink w:anchor="categorized-index">
         <w:r>
           <w:rPr>
             <w:rStyle w:val="Hyperlink"/>
@@ -2502,7 +2502,7 @@
           <w:numId w:val="1003"/>
         </w:numPr>
       </w:pPr>
-      <w:hyperlink w:anchor="Xdba380e767946d6f469735914cd360aaf1d12ca">
+      <w:hyperlink w:anchor="ops">
         <w:r>
           <w:rPr>
             <w:rStyle w:val="Hyperlink"/>
@@ -2519,7 +2519,7 @@
           <w:numId w:val="1003"/>
         </w:numPr>
       </w:pPr>
-      <w:hyperlink w:anchor="X38c8708d7bdb50d472b27e3ce028aaaa635a88e">
+      <w:hyperlink w:anchor="rca-root-cause-analysis">
         <w:r>
           <w:rPr>
             <w:rStyle w:val="Hyperlink"/>
@@ -2536,7 +2536,7 @@
           <w:numId w:val="1003"/>
         </w:numPr>
       </w:pPr>
-      <w:hyperlink w:anchor="X554ff09c5dd6e3a05e0ebf62166287bbf1dd2fc">
+      <w:hyperlink w:anchor="systems-design">
         <w:r>
           <w:rPr>
             <w:rStyle w:val="Hyperlink"/>
@@ -2553,7 +2553,7 @@
           <w:numId w:val="1003"/>
         </w:numPr>
       </w:pPr>
-      <w:hyperlink w:anchor="X6face8e3749d4ad13059e8e1fc955d7595b05a9">
+      <w:hyperlink w:anchor="human-factors">
         <w:r>
           <w:rPr>
             <w:rStyle w:val="Hyperlink"/>
@@ -2570,7 +2570,7 @@
           <w:numId w:val="1003"/>
         </w:numPr>
       </w:pPr>
-      <w:hyperlink w:anchor="X93ad5fd019527fde9459641dd0c3dbe92b931ff">
+      <w:hyperlink w:anchor="personal-life">
         <w:r>
           <w:rPr>
             <w:rStyle w:val="Hyperlink"/>
@@ -2604,7 +2604,7 @@
           <w:numId w:val="1002"/>
         </w:numPr>
       </w:pPr>
-      <w:hyperlink w:anchor="X73e83c231c2299f6d49971a9e782219146572e3">
+      <w:hyperlink w:anchor="mnemonic-selection-flowchart">
         <w:r>
           <w:rPr>
             <w:rStyle w:val="Hyperlink"/>
@@ -2638,7 +2638,7 @@
           <w:numId w:val="1002"/>
         </w:numPr>
       </w:pPr>
-      <w:hyperlink w:anchor="X3aaa63dad339d26660884c0c8044e5f1044ba2f">
+      <w:hyperlink w:anchor="problem-solving-techniques">
         <w:r>
           <w:rPr>
             <w:rStyle w:val="Hyperlink"/>
@@ -2808,7 +2808,7 @@
           <w:numId w:val="1002"/>
         </w:numPr>
       </w:pPr>
-      <w:hyperlink w:anchor="X78081af3ee20fe91273b5b114852076e0cffd75">
+      <w:hyperlink w:anchor="problem-analysis">
         <w:r>
           <w:rPr>
             <w:rStyle w:val="Hyperlink"/>
@@ -2893,7 +2893,7 @@
           <w:numId w:val="1002"/>
         </w:numPr>
       </w:pPr>
-      <w:hyperlink w:anchor="X7b1b6bb3643e9082a7fe14cb9ad87d7446e1955">
+      <w:hyperlink w:anchor="problem-resolution-threats">
         <w:r>
           <w:rPr>
             <w:rStyle w:val="Hyperlink"/>
@@ -2961,7 +2961,7 @@
           <w:numId w:val="1002"/>
         </w:numPr>
       </w:pPr>
-      <w:hyperlink w:anchor="Xe950eaa137e1c76f262ad57af9ecaf23d7c8ac7">
+      <w:hyperlink w:anchor="communication--conflict">
         <w:r>
           <w:rPr>
             <w:rStyle w:val="Hyperlink"/>
@@ -3029,7 +3029,7 @@
           <w:numId w:val="1002"/>
         </w:numPr>
       </w:pPr>
-      <w:hyperlink w:anchor="X8c34b8cad1ad73e047eb6f7481a031736eeb046">
+      <w:hyperlink w:anchor="stress--resilience">
         <w:r>
           <w:rPr>
             <w:rStyle w:val="Hyperlink"/>
@@ -3199,7 +3199,7 @@
           <w:numId w:val="1002"/>
         </w:numPr>
       </w:pPr>
-      <w:hyperlink w:anchor="Xc0b0263de7e13365b0885132fed14402595e71c">
+      <w:hyperlink w:anchor="infrastructure--systems-engineering">
         <w:r>
           <w:rPr>
             <w:rStyle w:val="Hyperlink"/>
@@ -3267,7 +3267,7 @@
           <w:numId w:val="1002"/>
         </w:numPr>
       </w:pPr>
-      <w:hyperlink w:anchor="X402e7415662aa665c49dc22e8507e456f6f56cd">
+      <w:hyperlink w:anchor="proven-mnemonic-pipelines">
         <w:r>
           <w:rPr>
             <w:rStyle w:val="Hyperlink"/>
@@ -3398,7 +3398,7 @@
           <w:numId w:val="1002"/>
         </w:numPr>
       </w:pPr>
-      <w:hyperlink w:anchor="Xa2454f1c22b0fae2b4bdcfba006c77de555d3c2">
+      <w:hyperlink w:anchor="pipeline-selection-matrix">
         <w:r>
           <w:rPr>
             <w:rStyle w:val="Hyperlink"/>
@@ -3415,7 +3415,7 @@
           <w:numId w:val="1002"/>
         </w:numPr>
       </w:pPr>
-      <w:hyperlink w:anchor="Xf85909148dd71aa9929852c6a8695742e3d79e0">
+      <w:hyperlink w:anchor="pro-tips">
         <w:r>
           <w:rPr>
             <w:rStyle w:val="Hyperlink"/>
@@ -3432,7 +3432,7 @@
           <w:numId w:val="1002"/>
         </w:numPr>
       </w:pPr>
-      <w:hyperlink w:anchor="Xc4e21595805c13697dfad0c36925df831fefcb3">
+      <w:hyperlink w:anchor="common-mistakes">
         <w:r>
           <w:rPr>
             <w:rStyle w:val="Hyperlink"/>
@@ -3449,7 +3449,7 @@
           <w:numId w:val="1002"/>
         </w:numPr>
       </w:pPr>
-      <w:hyperlink w:anchor="X6e2f41a9aab647f24492e4f54eba31603dade68">
+      <w:hyperlink w:anchor="contributing">
         <w:r>
           <w:rPr>
             <w:rStyle w:val="Hyperlink"/>
@@ -3466,7 +3466,7 @@
           <w:numId w:val="1002"/>
         </w:numPr>
       </w:pPr>
-      <w:hyperlink w:anchor="X33d64d7c136dd2cf2ebd63318c2da52cd425a78">
+      <w:hyperlink w:anchor="release-versions">
         <w:r>
           <w:rPr>
             <w:rStyle w:val="Hyperlink"/>
@@ -10759,7 +10759,7 @@
       <w:pPr>
         <w:pStyle w:val="BodyText"/>
       </w:pPr>
-      <w:hyperlink w:anchor="X23533801c944ea69f521b2fcd684ef445c74dd3">
+      <w:hyperlink w:anchor="quick-reference--on-call-guide">
         <w:r>
           <w:rPr>
             <w:rStyle w:val="Hyperlink"/>
@@ -10790,7 +10790,7 @@
         </w:rPr>
         <w:t xml:space="preserve"> </w:t>
       </w:r>
-      <w:hyperlink w:anchor="awesome-mnemonics-">
+      <w:hyperlink w:anchor="awesome-mnemonics---complete-guide">
         <w:r>
           <w:rPr>
             <w:rStyle w:val="Hyperlink"/>

--- a/releases/Awesome-Mnemonics-Complete-Guide.docx
+++ b/releases/Awesome-Mnemonics-Complete-Guide.docx
@@ -28,7 +28,7 @@
         </w:p>
       </w:sdtContent>
     </w:sdt>
-    <w:bookmarkStart w:id="88" w:name="awesome-mnemonics---complete-guide"/>
+    <w:bookmarkStart w:id="89" w:name="awesome-mnemonics---complete-guide"/>
     <w:p>
       <w:pPr>
         <w:pStyle w:val="Heading1"/>
@@ -98,7 +98,7 @@
           <w:i/>
           <w:iCs/>
         </w:rPr>
-        <w:t xml:space="preserve">Release v2.0 — 2026-01-25</w:t>
+        <w:t xml:space="preserve">Release v2.1 — 2026-01-25</w:t>
       </w:r>
     </w:p>
     <w:p>
@@ -2096,29 +2096,65 @@
       <w:pPr>
         <w:pStyle w:val="FirstParagraph"/>
       </w:pPr>
-      <w:hyperlink r:id="rId17">
-        <w:r>
-          <w:rPr>
-            <w:rStyle w:val="Hyperlink"/>
-            <w:i/>
-            <w:iCs/>
-          </w:rPr>
-          <w:t xml:space="preserve">Add your team</w:t>
-        </w:r>
-      </w:hyperlink>
       <w:r>
         <w:rPr>
           <w:i/>
           <w:iCs/>
         </w:rPr>
-        <w:t xml:space="preserve"> </w:t>
+        <w:t xml:space="preserve">No entries yet —</w:t>
       </w:r>
       <w:r>
         <w:rPr>
           <w:i/>
           <w:iCs/>
         </w:rPr>
-        <w:t xml:space="preserve">via PR if you use these in production.</w:t>
+        <w:t xml:space="preserve"> </w:t>
+      </w:r>
+      <w:r>
+        <w:rPr>
+          <w:b/>
+          <w:bCs/>
+          <w:i/>
+          <w:iCs/>
+        </w:rPr>
+        <w:t xml:space="preserve">be the first.</w:t>
+      </w:r>
+      <w:r>
+        <w:t xml:space="preserve"> </w:t>
+      </w:r>
+      <w:r>
+        <w:t xml:space="preserve">Social proof helps enterprise adoption; your org helps others.</w:t>
+      </w:r>
+    </w:p>
+    <w:p>
+      <w:pPr>
+        <w:pStyle w:val="BodyText"/>
+      </w:pPr>
+      <w:r>
+        <w:t xml:space="preserve">One-line PR, e.g. </w:t>
+      </w:r>
+      <w:r>
+        <w:rPr>
+          <w:rStyle w:val="VerbatimChar"/>
+        </w:rPr>
+        <w:t xml:space="preserve">**[Acme](https://acme.com)** — SRE uses STOP→TRACE→DEBUG</w:t>
+      </w:r>
+      <w:r>
+        <w:t xml:space="preserve">.</w:t>
+      </w:r>
+      <w:r>
+        <w:t xml:space="preserve"> </w:t>
+      </w:r>
+      <w:hyperlink r:id="rId17">
+        <w:r>
+          <w:rPr>
+            <w:rStyle w:val="Hyperlink"/>
+          </w:rPr>
+          <w:t xml:space="preserve">How</w:t>
+        </w:r>
+      </w:hyperlink>
+      <w:r>
+        <w:t xml:space="preserve">.</w:t>
       </w:r>
     </w:p>
     <w:p>
@@ -2129,31 +2165,284 @@
       </w:r>
     </w:p>
     <w:bookmarkEnd w:id="18"/>
-    <w:bookmarkStart w:id="19" w:name="mnemonic-selection-flowchart"/>
+    <w:bookmarkStart w:id="19" w:name="cli"/>
     <w:p>
       <w:pPr>
         <w:pStyle w:val="Heading2"/>
       </w:pPr>
       <w:r>
-        <w:t xml:space="preserve">🔄 Mnemonic Selection Flowchart</w:t>
+        <w:t xml:space="preserve">CLI</w:t>
       </w:r>
     </w:p>
     <w:p>
       <w:pPr>
         <w:pStyle w:val="FirstParagraph"/>
       </w:pPr>
+      <w:r>
+        <w:rPr>
+          <w:rStyle w:val="VerbatimChar"/>
+        </w:rPr>
+        <w:t xml:space="preserve">mnemonic</w:t>
+      </w:r>
+      <w:r>
+        <w:t xml:space="preserve"> </w:t>
+      </w:r>
+      <w:r>
+        <w:t xml:space="preserve">— pipeline and search from</w:t>
+      </w:r>
+      <w:r>
+        <w:t xml:space="preserve"> </w:t>
+      </w:r>
+      <w:r>
+        <w:rPr>
+          <w:rStyle w:val="VerbatimChar"/>
+        </w:rPr>
+        <w:t xml:space="preserve">mnemonics-index.yaml</w:t>
+      </w:r>
+      <w:r>
+        <w:t xml:space="preserve">.</w:t>
+      </w:r>
+    </w:p>
+    <w:p>
+      <w:pPr>
+        <w:pStyle w:val="BodyText"/>
+      </w:pPr>
+      <w:r>
+        <w:rPr>
+          <w:b/>
+          <w:bCs/>
+        </w:rPr>
+        <w:t xml:space="preserve">Install:</w:t>
+      </w:r>
+      <w:r>
+        <w:t xml:space="preserve"> </w:t>
+      </w:r>
+      <w:r>
+        <w:t xml:space="preserve">From repo:</w:t>
+      </w:r>
+      <w:r>
+        <w:t xml:space="preserve"> </w:t>
+      </w:r>
+      <w:r>
+        <w:rPr>
+          <w:rStyle w:val="VerbatimChar"/>
+        </w:rPr>
+        <w:t xml:space="preserve">pip install -r scripts/requirements.txt</w:t>
+      </w:r>
+      <w:r>
+        <w:t xml:space="preserve"> </w:t>
+      </w:r>
+      <w:r>
+        <w:t xml:space="preserve">then</w:t>
+      </w:r>
+      <w:r>
+        <w:t xml:space="preserve"> </w:t>
+      </w:r>
+      <w:r>
+        <w:rPr>
+          <w:rStyle w:val="VerbatimChar"/>
+        </w:rPr>
+        <w:t xml:space="preserve">./scripts/mnemonic</w:t>
+      </w:r>
+      <w:r>
+        <w:t xml:space="preserve">. Package:</w:t>
+      </w:r>
+      <w:r>
+        <w:t xml:space="preserve"> </w:t>
+      </w:r>
+      <w:r>
+        <w:rPr>
+          <w:rStyle w:val="VerbatimChar"/>
+        </w:rPr>
+        <w:t xml:space="preserve">pip install git+https://github.com/StewAlexander-com/Awesome-Mnemonics.git</w:t>
+      </w:r>
+      <w:r>
+        <w:t xml:space="preserve">.</w:t>
+      </w:r>
+      <w:r>
+        <w:t xml:space="preserve"> </w:t>
+      </w:r>
       <w:r>
         <w:rPr>
           <w:i/>
           <w:iCs/>
         </w:rPr>
-        <w:t xml:space="preserve">📱 If hard to read:</w:t>
-      </w:r>
+        <w:t xml:space="preserve">Homebrew: not yet.</w:t>
+      </w:r>
+    </w:p>
+    <w:p>
+      <w:pPr>
+        <w:pStyle w:val="BodyText"/>
+      </w:pPr>
+      <w:r>
+        <w:rPr>
+          <w:b/>
+          <w:bCs/>
+        </w:rPr>
+        <w:t xml:space="preserve">Examples:</w:t>
+      </w:r>
+      <w:r>
+        <w:t xml:space="preserve"> </w:t>
+      </w:r>
+      <w:r>
+        <w:rPr>
+          <w:rStyle w:val="VerbatimChar"/>
+        </w:rPr>
+        <w:t xml:space="preserve">mnemonic --help</w:t>
+      </w:r>
+      <w:r>
+        <w:t xml:space="preserve"> </w:t>
+      </w:r>
+      <w:r>
+        <w:t xml:space="preserve">·</w:t>
+      </w:r>
+      <w:r>
+        <w:t xml:space="preserve"> </w:t>
+      </w:r>
+      <w:r>
+        <w:rPr>
+          <w:rStyle w:val="VerbatimChar"/>
+        </w:rPr>
+        <w:t xml:space="preserve">mnemonic pipeline</w:t>
+      </w:r>
+      <w:r>
+        <w:t xml:space="preserve"> </w:t>
+      </w:r>
+      <w:r>
+        <w:t xml:space="preserve">/</w:t>
+      </w:r>
+      <w:r>
+        <w:t xml:space="preserve"> </w:t>
+      </w:r>
+      <w:r>
+        <w:rPr>
+          <w:rStyle w:val="VerbatimChar"/>
+        </w:rPr>
+        <w:t xml:space="preserve">pipeline crisis</w:t>
+      </w:r>
+      <w:r>
+        <w:t xml:space="preserve"> </w:t>
+      </w:r>
+      <w:r>
+        <w:t xml:space="preserve">·</w:t>
+      </w:r>
+      <w:r>
+        <w:t xml:space="preserve"> </w:t>
+      </w:r>
+      <w:r>
+        <w:rPr>
+          <w:rStyle w:val="VerbatimChar"/>
+        </w:rPr>
+        <w:t xml:space="preserve">mnemonic search network</w:t>
+      </w:r>
+      <w:r>
+        <w:t xml:space="preserve"> </w:t>
+      </w:r>
+      <w:r>
+        <w:t xml:space="preserve">·</w:t>
+      </w:r>
+      <w:r>
+        <w:t xml:space="preserve"> </w:t>
+      </w:r>
+      <w:r>
+        <w:rPr>
+          <w:rStyle w:val="VerbatimChar"/>
+        </w:rPr>
+        <w:t xml:space="preserve">mnemonic search stress -o json</w:t>
+      </w:r>
+    </w:p>
+    <w:p>
+      <w:pPr>
+        <w:pStyle w:val="BodyText"/>
+      </w:pPr>
+      <w:r>
+        <w:rPr>
+          <w:rStyle w:val="VerbatimChar"/>
+          <w:b/>
+          <w:bCs/>
+        </w:rPr>
+        <w:t xml:space="preserve">--output</w:t>
+      </w:r>
+      <w:r>
+        <w:rPr>
+          <w:b/>
+          <w:bCs/>
+        </w:rPr>
+        <w:t xml:space="preserve">:</w:t>
+      </w:r>
+      <w:r>
+        <w:t xml:space="preserve"> </w:t>
+      </w:r>
+      <w:r>
+        <w:rPr>
+          <w:rStyle w:val="VerbatimChar"/>
+        </w:rPr>
+        <w:t xml:space="preserve">table</w:t>
+      </w:r>
+      <w:r>
+        <w:t xml:space="preserve"> </w:t>
+      </w:r>
+      <w:r>
+        <w:t xml:space="preserve">(default),</w:t>
+      </w:r>
+      <w:r>
+        <w:t xml:space="preserve"> </w:t>
+      </w:r>
+      <w:r>
+        <w:rPr>
+          <w:rStyle w:val="VerbatimChar"/>
+        </w:rPr>
+        <w:t xml:space="preserve">json</w:t>
+      </w:r>
+      <w:r>
+        <w:t xml:space="preserve">,</w:t>
+      </w:r>
+      <w:r>
+        <w:t xml:space="preserve"> </w:t>
+      </w:r>
+      <w:r>
+        <w:rPr>
+          <w:rStyle w:val="VerbatimChar"/>
+        </w:rPr>
+        <w:t xml:space="preserve">markdown</w:t>
+      </w:r>
+      <w:r>
+        <w:t xml:space="preserve">.</w:t>
+      </w:r>
+    </w:p>
+    <w:p>
+      <w:r>
+        <w:pict>
+          <v:rect style="width:0;height:1.5pt" o:hralign="center" o:hrstd="t" o:hr="t"/>
+        </w:pict>
+      </w:r>
+    </w:p>
+    <w:bookmarkEnd w:id="19"/>
+    <w:bookmarkStart w:id="20" w:name="mnemonic-selection-flowchart"/>
+    <w:p>
+      <w:pPr>
+        <w:pStyle w:val="Heading2"/>
+      </w:pPr>
+      <w:r>
+        <w:t xml:space="preserve">🔄 Mnemonic Selection Flowchart</w:t>
+      </w:r>
+    </w:p>
+    <w:p>
+      <w:pPr>
+        <w:pStyle w:val="FirstParagraph"/>
+      </w:pPr>
       <w:r>
         <w:rPr>
           <w:i/>
           <w:iCs/>
         </w:rPr>
+        <w:t xml:space="preserve">📱 If hard to read:</w:t>
+      </w:r>
+      <w:r>
+        <w:rPr>
+          <w:i/>
+          <w:iCs/>
+        </w:rPr>
         <w:t xml:space="preserve"> </w:t>
       </w:r>
       <w:hyperlink w:anchor="quick-reference--on-call-guide">
@@ -2433,8 +2722,8 @@
         <w:t xml:space="preserve">.</w:t>
       </w:r>
     </w:p>
-    <w:bookmarkEnd w:id="19"/>
-    <w:bookmarkStart w:id="20" w:name="table-of-contents"/>
+    <w:bookmarkEnd w:id="20"/>
+    <w:bookmarkStart w:id="21" w:name="table-of-contents"/>
     <w:p>
       <w:pPr>
         <w:pStyle w:val="Heading2"/>
@@ -2604,12 +2893,12 @@
           <w:numId w:val="1002"/>
         </w:numPr>
       </w:pPr>
-      <w:hyperlink w:anchor="mnemonic-selection-flowchart">
-        <w:r>
-          <w:rPr>
-            <w:rStyle w:val="Hyperlink"/>
-          </w:rPr>
-          <w:t xml:space="preserve">🔄 Mnemonic Selection Flowchart</w:t>
+      <w:hyperlink w:anchor="cli">
+        <w:r>
+          <w:rPr>
+            <w:rStyle w:val="Hyperlink"/>
+          </w:rPr>
+          <w:t xml:space="preserve">CLI</w:t>
         </w:r>
       </w:hyperlink>
     </w:p>
@@ -2621,12 +2910,12 @@
           <w:numId w:val="1002"/>
         </w:numPr>
       </w:pPr>
-      <w:hyperlink w:anchor="table-of-contents">
-        <w:r>
-          <w:rPr>
-            <w:rStyle w:val="Hyperlink"/>
-          </w:rPr>
-          <w:t xml:space="preserve">Table of Contents</w:t>
+      <w:hyperlink w:anchor="mnemonic-selection-flowchart">
+        <w:r>
+          <w:rPr>
+            <w:rStyle w:val="Hyperlink"/>
+          </w:rPr>
+          <w:t xml:space="preserve">🔄 Mnemonic Selection Flowchart</w:t>
         </w:r>
       </w:hyperlink>
     </w:p>
@@ -2638,6 +2927,23 @@
           <w:numId w:val="1002"/>
         </w:numPr>
       </w:pPr>
+      <w:hyperlink w:anchor="table-of-contents">
+        <w:r>
+          <w:rPr>
+            <w:rStyle w:val="Hyperlink"/>
+          </w:rPr>
+          <w:t xml:space="preserve">Table of Contents</w:t>
+        </w:r>
+      </w:hyperlink>
+    </w:p>
+    <w:p>
+      <w:pPr>
+        <w:pStyle w:val="Compact"/>
+        <w:numPr>
+          <w:ilvl w:val="1"/>
+          <w:numId w:val="1002"/>
+        </w:numPr>
+      </w:pPr>
       <w:hyperlink w:anchor="problem-solving-techniques">
         <w:r>
           <w:rPr>
@@ -3560,8 +3866,8 @@
         </w:r>
       </w:hyperlink>
     </w:p>
-    <w:bookmarkEnd w:id="20"/>
-    <w:bookmarkStart w:id="26" w:name="problem-solving-techniques"/>
+    <w:bookmarkEnd w:id="21"/>
+    <w:bookmarkStart w:id="27" w:name="problem-solving-techniques"/>
     <w:p>
       <w:pPr>
         <w:pStyle w:val="Heading2"/>
@@ -3582,7 +3888,7 @@
         <w:t xml:space="preserve">Start here for systematic approaches to complex problems.</w:t>
       </w:r>
     </w:p>
-    <w:bookmarkStart w:id="21" w:name="prepare"/>
+    <w:bookmarkStart w:id="22" w:name="prepare"/>
     <w:p>
       <w:pPr>
         <w:pStyle w:val="Heading3"/>
@@ -4639,8 +4945,8 @@
         <w:t xml:space="preserve">Deployment failures - Why? Pipeline failed. Why? Tests timed out. Why? Database slow. Why? Index missing. Why? Schema change didn’t include migration. Root cause: Missing migration validation step</w:t>
       </w:r>
     </w:p>
-    <w:bookmarkEnd w:id="21"/>
-    <w:bookmarkStart w:id="22" w:name="ishikawa-fishbone-diagram"/>
+    <w:bookmarkEnd w:id="22"/>
+    <w:bookmarkStart w:id="23" w:name="ishikawa-fishbone-diagram"/>
     <w:p>
       <w:pPr>
         <w:pStyle w:val="Heading3"/>
@@ -4947,8 +5253,8 @@
         <w:t xml:space="preserve">→ missing health-check in pipeline. Root cause: CI didn’t run post-deploy checks.</w:t>
       </w:r>
     </w:p>
-    <w:bookmarkEnd w:id="22"/>
-    <w:bookmarkStart w:id="23" w:name="d-approach"/>
+    <w:bookmarkEnd w:id="23"/>
+    <w:bookmarkStart w:id="24" w:name="d-approach"/>
     <w:p>
       <w:pPr>
         <w:pStyle w:val="Heading3"/>
@@ -5306,8 +5612,8 @@
         <w:t xml:space="preserve">: phishing → no MFA → insufficient training), Implement MFA, Validate with penetration test, Prevent (mandatory security awareness), Celebrate team response</w:t>
       </w:r>
     </w:p>
-    <w:bookmarkEnd w:id="23"/>
-    <w:bookmarkStart w:id="24" w:name="a3-problem-solving"/>
+    <w:bookmarkEnd w:id="24"/>
+    <w:bookmarkStart w:id="25" w:name="a3-problem-solving"/>
     <w:p>
       <w:pPr>
         <w:pStyle w:val="Heading3"/>
@@ -5606,8 +5912,8 @@
         <w:t xml:space="preserve">Sprint overruns - A3: Background (delivery slipping), Current state (scope creep, no Definition of Done), Goal (predictable sprints), Root cause (5 Whys → no intake prioritization), Countermeasures (backlog refinement + DoD), Plan (next 2 sprints). Share with product and eng leadership on one page.</w:t>
       </w:r>
     </w:p>
-    <w:bookmarkEnd w:id="24"/>
-    <w:bookmarkStart w:id="25" w:name="ps"/>
+    <w:bookmarkEnd w:id="25"/>
+    <w:bookmarkStart w:id="26" w:name="ps"/>
     <w:p>
       <w:pPr>
         <w:pStyle w:val="Heading3"/>
@@ -5648,9 +5954,9 @@
         <w:t xml:space="preserve">.</w:t>
       </w:r>
     </w:p>
-    <w:bookmarkEnd w:id="25"/>
     <w:bookmarkEnd w:id="26"/>
-    <w:bookmarkStart w:id="30" w:name="problem-analysis"/>
+    <w:bookmarkEnd w:id="27"/>
+    <w:bookmarkStart w:id="31" w:name="problem-analysis"/>
     <w:p>
       <w:pPr>
         <w:pStyle w:val="Heading2"/>
@@ -5671,7 +5977,7 @@
         <w:t xml:space="preserve">Frameworks for scope and impact.</w:t>
       </w:r>
     </w:p>
-    <w:bookmarkStart w:id="27" w:name="raci"/>
+    <w:bookmarkStart w:id="28" w:name="raci"/>
     <w:p>
       <w:pPr>
         <w:pStyle w:val="Heading3"/>
@@ -5958,8 +6264,8 @@
         <w:t xml:space="preserve">Cloud migration planning - Political (vendor lock-in concerns), Economic (cost optimization), Technological (API compatibility), Legal (data sovereignty requirements)</w:t>
       </w:r>
     </w:p>
-    <w:bookmarkEnd w:id="27"/>
-    <w:bookmarkStart w:id="29" w:name="swot"/>
+    <w:bookmarkEnd w:id="28"/>
+    <w:bookmarkStart w:id="30" w:name="swot"/>
     <w:p>
       <w:pPr>
         <w:pStyle w:val="Heading3"/>
@@ -6179,7 +6485,7 @@
       <w:pPr>
         <w:pStyle w:val="BodyText"/>
       </w:pPr>
-      <w:hyperlink r:id="rId28">
+      <w:hyperlink r:id="rId29">
         <w:r>
           <w:rPr>
             <w:rStyle w:val="Hyperlink"/>
@@ -6190,9 +6496,9 @@
         </w:r>
       </w:hyperlink>
     </w:p>
-    <w:bookmarkEnd w:id="29"/>
     <w:bookmarkEnd w:id="30"/>
-    <w:bookmarkStart w:id="34" w:name="problem-resolution-threats"/>
+    <w:bookmarkEnd w:id="31"/>
+    <w:bookmarkStart w:id="35" w:name="problem-resolution-threats"/>
     <w:p>
       <w:pPr>
         <w:pStyle w:val="Heading2"/>
@@ -6213,7 +6519,7 @@
         <w:t xml:space="preserve">Blockers before they derail.</w:t>
       </w:r>
     </w:p>
-    <w:bookmarkStart w:id="31" w:name="dice"/>
+    <w:bookmarkStart w:id="32" w:name="dice"/>
     <w:p>
       <w:pPr>
         <w:pStyle w:val="Heading3"/>
@@ -6328,8 +6634,8 @@
         <w:t xml:space="preserve">phase.</w:t>
       </w:r>
     </w:p>
-    <w:bookmarkEnd w:id="31"/>
-    <w:bookmarkStart w:id="32" w:name="fate"/>
+    <w:bookmarkEnd w:id="32"/>
+    <w:bookmarkStart w:id="33" w:name="fate"/>
     <w:p>
       <w:pPr>
         <w:pStyle w:val="Heading3"/>
@@ -6411,8 +6717,8 @@
         <w:t xml:space="preserve">to validate resources.</w:t>
       </w:r>
     </w:p>
-    <w:bookmarkEnd w:id="32"/>
-    <w:bookmarkStart w:id="33" w:name="pest"/>
+    <w:bookmarkEnd w:id="33"/>
+    <w:bookmarkStart w:id="34" w:name="pest"/>
     <w:p>
       <w:pPr>
         <w:pStyle w:val="Heading3"/>
@@ -6477,9 +6783,9 @@
         <w:t xml:space="preserve">External threats to solutions; how to combat/remove.</w:t>
       </w:r>
     </w:p>
-    <w:bookmarkEnd w:id="33"/>
     <w:bookmarkEnd w:id="34"/>
-    <w:bookmarkStart w:id="37" w:name="communication-conflict"/>
+    <w:bookmarkEnd w:id="35"/>
+    <w:bookmarkStart w:id="38" w:name="communication-conflict"/>
     <w:p>
       <w:pPr>
         <w:pStyle w:val="Heading2"/>
@@ -6500,7 +6806,7 @@
         <w:t xml:space="preserve">Calm, productive in difficult conversations.</w:t>
       </w:r>
     </w:p>
-    <w:bookmarkStart w:id="35" w:name="breathe"/>
+    <w:bookmarkStart w:id="36" w:name="breathe"/>
     <w:p>
       <w:pPr>
         <w:pStyle w:val="Heading3"/>
@@ -6874,8 +7180,8 @@
         <w:t xml:space="preserve">Heated debate about architecture decision - Put in perspective (not life-or-death), Acknowledge both viewpoints have merit, Don’t decide now, Step away for lunch break, Evaluate pros/cons offline, Return with structured comparison</w:t>
       </w:r>
     </w:p>
-    <w:bookmarkEnd w:id="35"/>
-    <w:bookmarkStart w:id="36" w:name="wait"/>
+    <w:bookmarkEnd w:id="36"/>
+    <w:bookmarkStart w:id="37" w:name="wait"/>
     <w:p>
       <w:pPr>
         <w:pStyle w:val="Heading3"/>
@@ -7062,9 +7368,9 @@
         <w:t xml:space="preserve">(defend or resolve?). BREATHE+PAUSE; respond later with facts.</w:t>
       </w:r>
     </w:p>
-    <w:bookmarkEnd w:id="36"/>
     <w:bookmarkEnd w:id="37"/>
-    <w:bookmarkStart w:id="47" w:name="stress-resilience"/>
+    <w:bookmarkEnd w:id="38"/>
+    <w:bookmarkStart w:id="48" w:name="stress-resilience"/>
     <w:p>
       <w:pPr>
         <w:pStyle w:val="Heading2"/>
@@ -7085,7 +7391,7 @@
         <w:t xml:space="preserve">Calm and connected under pressure.</w:t>
       </w:r>
     </w:p>
-    <w:bookmarkStart w:id="38" w:name="pace"/>
+    <w:bookmarkStart w:id="39" w:name="pace"/>
     <w:p>
       <w:pPr>
         <w:pStyle w:val="Heading3"/>
@@ -7150,8 +7456,8 @@
         <w:t xml:space="preserve">First in PACE→ARIES→CALM→SHINE; immediate stress.</w:t>
       </w:r>
     </w:p>
-    <w:bookmarkEnd w:id="38"/>
-    <w:bookmarkStart w:id="39" w:name="stop"/>
+    <w:bookmarkEnd w:id="39"/>
+    <w:bookmarkStart w:id="40" w:name="stop"/>
     <w:p>
       <w:pPr>
         <w:pStyle w:val="Heading3"/>
@@ -7449,8 +7755,8 @@
         <w:t xml:space="preserve">Production alert at 2 AM - Step back (don’t panic), Take deep breath (reduce adrenaline), Observe (read alert details), Pull back perspective (assess severity before waking team), Then proceed to TRACE for diagnostics</w:t>
       </w:r>
     </w:p>
-    <w:bookmarkEnd w:id="39"/>
-    <w:bookmarkStart w:id="40" w:name="aries"/>
+    <w:bookmarkEnd w:id="40"/>
+    <w:bookmarkStart w:id="41" w:name="aries"/>
     <w:p>
       <w:pPr>
         <w:pStyle w:val="Heading3"/>
@@ -7524,8 +7830,8 @@
         <w:t xml:space="preserve">Lifestyle in PACE→ARIES→CALM; long-term (2–4 weeks).</w:t>
       </w:r>
     </w:p>
-    <w:bookmarkEnd w:id="40"/>
-    <w:bookmarkStart w:id="41" w:name="help"/>
+    <w:bookmarkEnd w:id="41"/>
+    <w:bookmarkStart w:id="42" w:name="help"/>
     <w:p>
       <w:pPr>
         <w:pStyle w:val="Heading3"/>
@@ -7572,8 +7878,8 @@
         <w:t xml:space="preserve">P - Pace yourself and set limits</w:t>
       </w:r>
     </w:p>
-    <w:bookmarkEnd w:id="41"/>
-    <w:bookmarkStart w:id="42" w:name="handle"/>
+    <w:bookmarkEnd w:id="42"/>
+    <w:bookmarkStart w:id="43" w:name="handle"/>
     <w:p>
       <w:pPr>
         <w:pStyle w:val="Heading3"/>
@@ -7638,8 +7944,8 @@
         <w:t xml:space="preserve">E - Exercise regularly</w:t>
       </w:r>
     </w:p>
-    <w:bookmarkEnd w:id="42"/>
-    <w:bookmarkStart w:id="43" w:name="calm"/>
+    <w:bookmarkEnd w:id="43"/>
+    <w:bookmarkStart w:id="44" w:name="calm"/>
     <w:p>
       <w:pPr>
         <w:pStyle w:val="Heading3"/>
@@ -7784,8 +8090,8 @@
         <w:t xml:space="preserve">)</w:t>
       </w:r>
     </w:p>
-    <w:bookmarkEnd w:id="43"/>
-    <w:bookmarkStart w:id="44" w:name="push"/>
+    <w:bookmarkEnd w:id="44"/>
+    <w:bookmarkStart w:id="45" w:name="push"/>
     <w:p>
       <w:pPr>
         <w:pStyle w:val="Heading3"/>
@@ -7832,8 +8138,8 @@
         <w:t xml:space="preserve">H - Have a positive outlook  </w:t>
       </w:r>
     </w:p>
-    <w:bookmarkEnd w:id="44"/>
-    <w:bookmarkStart w:id="45" w:name="hope"/>
+    <w:bookmarkEnd w:id="45"/>
+    <w:bookmarkStart w:id="46" w:name="hope"/>
     <w:p>
       <w:pPr>
         <w:pStyle w:val="Heading3"/>
@@ -7880,8 +8186,8 @@
         <w:t xml:space="preserve">E - Exercise regularly  </w:t>
       </w:r>
     </w:p>
-    <w:bookmarkEnd w:id="45"/>
-    <w:bookmarkStart w:id="46" w:name="shine"/>
+    <w:bookmarkEnd w:id="46"/>
+    <w:bookmarkStart w:id="47" w:name="shine"/>
     <w:p>
       <w:pPr>
         <w:pStyle w:val="Heading3"/>
@@ -7969,9 +8275,9 @@
         <w:t xml:space="preserve">.</w:t>
       </w:r>
     </w:p>
-    <w:bookmarkEnd w:id="46"/>
     <w:bookmarkEnd w:id="47"/>
-    <w:bookmarkStart w:id="51" w:name="infrastructure-systems-engineering"/>
+    <w:bookmarkEnd w:id="48"/>
+    <w:bookmarkStart w:id="52" w:name="infrastructure-systems-engineering"/>
     <w:p>
       <w:pPr>
         <w:pStyle w:val="Heading2"/>
@@ -7992,7 +8298,7 @@
         <w:t xml:space="preserve">Infra and DevOps.</w:t>
       </w:r>
     </w:p>
-    <w:bookmarkStart w:id="48" w:name="trace-network-troubleshooting"/>
+    <w:bookmarkStart w:id="49" w:name="trace-network-troubleshooting"/>
     <w:p>
       <w:pPr>
         <w:pStyle w:val="Heading3"/>
@@ -8134,8 +8440,8 @@
         </w:r>
       </w:hyperlink>
     </w:p>
-    <w:bookmarkEnd w:id="48"/>
-    <w:bookmarkStart w:id="49" w:name="scale-infrastructure-design"/>
+    <w:bookmarkEnd w:id="49"/>
+    <w:bookmarkStart w:id="50" w:name="scale-infrastructure-design"/>
     <w:p>
       <w:pPr>
         <w:pStyle w:val="Heading3"/>
@@ -8305,8 +8611,8 @@
         </w:r>
       </w:hyperlink>
     </w:p>
-    <w:bookmarkEnd w:id="49"/>
-    <w:bookmarkStart w:id="50" w:name="debug-code-system-analysis"/>
+    <w:bookmarkEnd w:id="50"/>
+    <w:bookmarkStart w:id="51" w:name="debug-code-system-analysis"/>
     <w:p>
       <w:pPr>
         <w:pStyle w:val="Heading3"/>
@@ -8473,9 +8779,9 @@
         </w:r>
       </w:hyperlink>
     </w:p>
-    <w:bookmarkEnd w:id="50"/>
     <w:bookmarkEnd w:id="51"/>
-    <w:bookmarkStart w:id="58" w:name="proven-mnemonic-pipelines"/>
+    <w:bookmarkEnd w:id="52"/>
+    <w:bookmarkStart w:id="59" w:name="proven-mnemonic-pipelines"/>
     <w:p>
       <w:pPr>
         <w:pStyle w:val="Heading2"/>
@@ -8496,7 +8802,7 @@
         <w:t xml:space="preserve">Chains combine mnemonics into workflows for high-pressure scenarios; battle-tested.</w:t>
       </w:r>
     </w:p>
-    <w:bookmarkStart w:id="52" w:name="crisis-response-chain"/>
+    <w:bookmarkStart w:id="53" w:name="crisis-response-chain"/>
     <w:p>
       <w:pPr>
         <w:pStyle w:val="Heading3"/>
@@ -8660,8 +8966,8 @@
         <w:t xml:space="preserve">STOP stabilizes; TRACE gathers evidence; DEBUG structures analysis; 8D prevents recurrence.</w:t>
       </w:r>
     </w:p>
-    <w:bookmarkEnd w:id="52"/>
-    <w:bookmarkStart w:id="53" w:name="conflict-resolution-chain"/>
+    <w:bookmarkEnd w:id="53"/>
+    <w:bookmarkStart w:id="54" w:name="conflict-resolution-chain"/>
     <w:p>
       <w:pPr>
         <w:pStyle w:val="Heading3"/>
@@ -8825,8 +9131,8 @@
         <w:t xml:space="preserve">WAIT prevents escalation; BREATHE regulates; PAUSE creates space; RACI clarifies roles (often the root cause).</w:t>
       </w:r>
     </w:p>
-    <w:bookmarkEnd w:id="53"/>
-    <w:bookmarkStart w:id="54" w:name="root-cause-investigation-chain"/>
+    <w:bookmarkEnd w:id="54"/>
+    <w:bookmarkStart w:id="55" w:name="root-cause-investigation-chain"/>
     <w:p>
       <w:pPr>
         <w:pStyle w:val="Heading3"/>
@@ -8990,8 +9296,8 @@
         <w:t xml:space="preserve">ICEBERG structures; 5 Whys drill to root cause; PADDER plans; RACI ensures accountability.</w:t>
       </w:r>
     </w:p>
-    <w:bookmarkEnd w:id="54"/>
-    <w:bookmarkStart w:id="55" w:name="strategic-design-chain"/>
+    <w:bookmarkEnd w:id="55"/>
+    <w:bookmarkStart w:id="56" w:name="strategic-design-chain"/>
     <w:p>
       <w:pPr>
         <w:pStyle w:val="Heading3"/>
@@ -9155,8 +9461,8 @@
         <w:t xml:space="preserve">SCALE sets requirements; SWOT evaluates; PESTEL finds external risks; SET manages expectations.</w:t>
       </w:r>
     </w:p>
-    <w:bookmarkEnd w:id="55"/>
-    <w:bookmarkStart w:id="56" w:name="stress-burnout-recovery-chain"/>
+    <w:bookmarkEnd w:id="56"/>
+    <w:bookmarkStart w:id="57" w:name="stress-burnout-recovery-chain"/>
     <w:p>
       <w:pPr>
         <w:pStyle w:val="Heading3"/>
@@ -9320,8 +9626,8 @@
         <w:t xml:space="preserve">PACE (immediate); ARIES (lifestyle); CALM (resilience); SHINE (sustainable).</w:t>
       </w:r>
     </w:p>
-    <w:bookmarkEnd w:id="56"/>
-    <w:bookmarkStart w:id="57" w:name="rapid-triage-chain"/>
+    <w:bookmarkEnd w:id="57"/>
+    <w:bookmarkStart w:id="58" w:name="rapid-triage-chain"/>
     <w:p>
       <w:pPr>
         <w:pStyle w:val="Heading3"/>
@@ -9468,9 +9774,9 @@
         <w:t xml:space="preserve">IDEA (fast frame); DICE (blockers); FATE (resources).</w:t>
       </w:r>
     </w:p>
-    <w:bookmarkEnd w:id="57"/>
     <w:bookmarkEnd w:id="58"/>
-    <w:bookmarkStart w:id="59" w:name="pipeline-selection-matrix"/>
+    <w:bookmarkEnd w:id="59"/>
+    <w:bookmarkStart w:id="60" w:name="pipeline-selection-matrix"/>
     <w:p>
       <w:pPr>
         <w:pStyle w:val="Heading2"/>
@@ -10078,8 +10384,8 @@
         </w:pict>
       </w:r>
     </w:p>
-    <w:bookmarkEnd w:id="59"/>
-    <w:bookmarkStart w:id="60" w:name="pro-tips"/>
+    <w:bookmarkEnd w:id="60"/>
+    <w:bookmarkStart w:id="61" w:name="pro-tips"/>
     <w:p>
       <w:pPr>
         <w:pStyle w:val="Heading2"/>
@@ -10270,8 +10576,8 @@
         </w:pict>
       </w:r>
     </w:p>
-    <w:bookmarkEnd w:id="60"/>
-    <w:bookmarkStart w:id="61" w:name="common-mistakes"/>
+    <w:bookmarkEnd w:id="61"/>
+    <w:bookmarkStart w:id="62" w:name="common-mistakes"/>
     <w:p>
       <w:pPr>
         <w:pStyle w:val="Heading2"/>
@@ -10801,8 +11107,8 @@
         </w:r>
       </w:hyperlink>
     </w:p>
-    <w:bookmarkEnd w:id="61"/>
-    <w:bookmarkStart w:id="63" w:name="contributing"/>
+    <w:bookmarkEnd w:id="62"/>
+    <w:bookmarkStart w:id="64" w:name="contributing"/>
     <w:p>
       <w:pPr>
         <w:pStyle w:val="Heading2"/>
@@ -10875,7 +11181,7 @@
       <w:r>
         <w:t xml:space="preserve"> </w:t>
       </w:r>
-      <w:hyperlink r:id="rId62">
+      <w:hyperlink r:id="rId63">
         <w:r>
           <w:rPr>
             <w:rStyle w:val="Hyperlink"/>
@@ -10897,8 +11203,8 @@
         </w:pict>
       </w:r>
     </w:p>
-    <w:bookmarkEnd w:id="63"/>
-    <w:bookmarkStart w:id="76" w:name="release-versions"/>
+    <w:bookmarkEnd w:id="64"/>
+    <w:bookmarkStart w:id="77" w:name="release-versions"/>
     <w:p>
       <w:pPr>
         <w:pStyle w:val="Heading2"/>
@@ -10927,7 +11233,7 @@
       <w:r>
         <w:t xml:space="preserve"> </w:t>
       </w:r>
-      <w:hyperlink r:id="rId64">
+      <w:hyperlink r:id="rId65">
         <w:r>
           <w:rPr>
             <w:rStyle w:val="Hyperlink"/>
@@ -10950,7 +11256,7 @@
       <w:r>
         <w:t xml:space="preserve"> </w:t>
       </w:r>
-      <w:hyperlink r:id="rId65">
+      <w:hyperlink r:id="rId66">
         <w:r>
           <w:rPr>
             <w:rStyle w:val="Hyperlink"/>
@@ -10967,7 +11273,7 @@
       <w:r>
         <w:t xml:space="preserve"> </w:t>
       </w:r>
-      <w:hyperlink r:id="rId66">
+      <w:hyperlink r:id="rId67">
         <w:r>
           <w:rPr>
             <w:rStyle w:val="Hyperlink"/>
@@ -10996,7 +11302,7 @@
       <w:r>
         <w:t xml:space="preserve"> </w:t>
       </w:r>
-      <w:hyperlink r:id="rId67">
+      <w:hyperlink r:id="rId68">
         <w:r>
           <w:rPr>
             <w:rStyle w:val="Hyperlink"/>
@@ -11007,7 +11313,7 @@
       <w:r>
         <w:t xml:space="preserve"> </w:t>
       </w:r>
-      <w:hyperlink r:id="rId68">
+      <w:hyperlink r:id="rId69">
         <w:r>
           <w:rPr>
             <w:rStyle w:val="Hyperlink"/>
@@ -11018,7 +11324,7 @@
       <w:r>
         <w:t xml:space="preserve"> </w:t>
       </w:r>
-      <w:hyperlink r:id="rId69">
+      <w:hyperlink r:id="rId70">
         <w:r>
           <w:rPr>
             <w:rStyle w:val="Hyperlink"/>
@@ -11029,7 +11335,7 @@
       <w:r>
         <w:t xml:space="preserve"> </w:t>
       </w:r>
-      <w:hyperlink r:id="rId70">
+      <w:hyperlink r:id="rId71">
         <w:r>
           <w:rPr>
             <w:rStyle w:val="Hyperlink"/>
@@ -11046,7 +11352,7 @@
       <w:r>
         <w:t xml:space="preserve"> </w:t>
       </w:r>
-      <w:hyperlink r:id="rId71">
+      <w:hyperlink r:id="rId72">
         <w:r>
           <w:rPr>
             <w:rStyle w:val="Hyperlink"/>
@@ -11057,7 +11363,7 @@
       <w:r>
         <w:t xml:space="preserve"> </w:t>
       </w:r>
-      <w:hyperlink r:id="rId72">
+      <w:hyperlink r:id="rId73">
         <w:r>
           <w:rPr>
             <w:rStyle w:val="Hyperlink"/>
@@ -11068,7 +11374,7 @@
       <w:r>
         <w:t xml:space="preserve"> </w:t>
       </w:r>
-      <w:hyperlink r:id="rId73">
+      <w:hyperlink r:id="rId74">
         <w:r>
           <w:rPr>
             <w:rStyle w:val="Hyperlink"/>
@@ -11079,7 +11385,7 @@
       <w:r>
         <w:t xml:space="preserve"> </w:t>
       </w:r>
-      <w:hyperlink r:id="rId74">
+      <w:hyperlink r:id="rId75">
         <w:r>
           <w:rPr>
             <w:rStyle w:val="Hyperlink"/>
@@ -11093,7 +11399,7 @@
       <w:r>
         <w:t xml:space="preserve"> </w:t>
       </w:r>
-      <w:hyperlink r:id="rId75">
+      <w:hyperlink r:id="rId76">
         <w:r>
           <w:rPr>
             <w:rStyle w:val="Hyperlink"/>
@@ -11125,8 +11431,8 @@
         </w:pict>
       </w:r>
     </w:p>
-    <w:bookmarkEnd w:id="76"/>
-    <w:bookmarkStart w:id="87" w:name="sources-references"/>
+    <w:bookmarkEnd w:id="77"/>
+    <w:bookmarkStart w:id="88" w:name="sources-references"/>
     <w:p>
       <w:pPr>
         <w:pStyle w:val="Heading2"/>
@@ -11135,7 +11441,7 @@
         <w:t xml:space="preserve">Sources &amp; References</w:t>
       </w:r>
     </w:p>
-    <w:bookmarkStart w:id="80" w:name="problem-solving-methodologies"/>
+    <w:bookmarkStart w:id="81" w:name="problem-solving-methodologies"/>
     <w:p>
       <w:pPr>
         <w:pStyle w:val="Heading3"/>
@@ -11181,7 +11487,7 @@
       <w:r>
         <w:t xml:space="preserve"> </w:t>
       </w:r>
-      <w:hyperlink r:id="rId77">
+      <w:hyperlink r:id="rId78">
         <w:r>
           <w:rPr>
             <w:rStyle w:val="Hyperlink"/>
@@ -11236,7 +11542,7 @@
       <w:r>
         <w:t xml:space="preserve"> </w:t>
       </w:r>
-      <w:hyperlink r:id="rId78">
+      <w:hyperlink r:id="rId79">
         <w:r>
           <w:rPr>
             <w:rStyle w:val="Hyperlink"/>
@@ -11269,7 +11575,7 @@
       <w:r>
         <w:t xml:space="preserve"> </w:t>
       </w:r>
-      <w:hyperlink r:id="rId79">
+      <w:hyperlink r:id="rId80">
         <w:r>
           <w:rPr>
             <w:rStyle w:val="Hyperlink"/>
@@ -11300,8 +11606,8 @@
         <w:t xml:space="preserve">ℹ — Curated/educational problem-solving mnemonics for this collection.</w:t>
       </w:r>
     </w:p>
-    <w:bookmarkEnd w:id="80"/>
-    <w:bookmarkStart w:id="84" w:name="strategic-analysis-frameworks"/>
+    <w:bookmarkEnd w:id="81"/>
+    <w:bookmarkStart w:id="85" w:name="strategic-analysis-frameworks"/>
     <w:p>
       <w:pPr>
         <w:pStyle w:val="Heading3"/>
@@ -11347,7 +11653,7 @@
       <w:r>
         <w:t xml:space="preserve"> </w:t>
       </w:r>
-      <w:hyperlink r:id="rId81">
+      <w:hyperlink r:id="rId82">
         <w:r>
           <w:rPr>
             <w:rStyle w:val="Hyperlink"/>
@@ -11402,7 +11708,7 @@
       <w:r>
         <w:t xml:space="preserve"> </w:t>
       </w:r>
-      <w:hyperlink r:id="rId82">
+      <w:hyperlink r:id="rId83">
         <w:r>
           <w:rPr>
             <w:rStyle w:val="Hyperlink"/>
@@ -11435,7 +11741,7 @@
       <w:r>
         <w:t xml:space="preserve"> </w:t>
       </w:r>
-      <w:hyperlink r:id="rId83">
+      <w:hyperlink r:id="rId84">
         <w:r>
           <w:rPr>
             <w:rStyle w:val="Hyperlink"/>
@@ -11481,7 +11787,7 @@
       <w:r>
         <w:t xml:space="preserve"> </w:t>
       </w:r>
-      <w:hyperlink r:id="rId28">
+      <w:hyperlink r:id="rId29">
         <w:r>
           <w:rPr>
             <w:rStyle w:val="Hyperlink"/>
@@ -11490,8 +11796,8 @@
         </w:r>
       </w:hyperlink>
     </w:p>
-    <w:bookmarkEnd w:id="84"/>
-    <w:bookmarkStart w:id="85" w:name="problem-resolution-threats-triage"/>
+    <w:bookmarkEnd w:id="85"/>
+    <w:bookmarkStart w:id="86" w:name="problem-resolution-threats-triage"/>
     <w:p>
       <w:pPr>
         <w:pStyle w:val="Heading3"/>
@@ -11522,8 +11828,8 @@
         <w:t xml:space="preserve">ℹ — Educational mnemonics for blockers and resource checks in this collection.</w:t>
       </w:r>
     </w:p>
-    <w:bookmarkEnd w:id="85"/>
-    <w:bookmarkStart w:id="86" w:name="X26575901e59616899e8b3847496560b142cc09a"/>
+    <w:bookmarkEnd w:id="86"/>
+    <w:bookmarkStart w:id="87" w:name="X26575901e59616899e8b3847496560b142cc09a"/>
     <w:p>
       <w:pPr>
         <w:pStyle w:val="Heading3"/>
@@ -11594,9 +11900,9 @@
         <w:t xml:space="preserve">✓ documented; ⚠ adapted; ℹ curated. Mix of established frameworks and educational compilations.</w:t>
       </w:r>
     </w:p>
-    <w:bookmarkEnd w:id="86"/>
     <w:bookmarkEnd w:id="87"/>
     <w:bookmarkEnd w:id="88"/>
+    <w:bookmarkEnd w:id="89"/>
     <w:sectPr>
       <w:footnotePr>
         <w:numRestart w:val="eachSect"/>

--- a/releases/Awesome-Mnemonics-Complete-Guide.docx
+++ b/releases/Awesome-Mnemonics-Complete-Guide.docx
@@ -28,7 +28,7 @@
         </w:p>
       </w:sdtContent>
     </w:sdt>
-    <w:bookmarkStart w:id="89" w:name="awesome-mnemonics---complete-guide"/>
+    <w:bookmarkStart w:id="85" w:name="awesome-mnemonics---complete-guide"/>
     <w:p>
       <w:pPr>
         <w:pStyle w:val="Heading1"/>
@@ -98,7 +98,7 @@
           <w:i/>
           <w:iCs/>
         </w:rPr>
-        <w:t xml:space="preserve">Release v2.1 — 2026-01-25</w:t>
+        <w:t xml:space="preserve">Release v2.5 — 2026-01-25</w:t>
       </w:r>
     </w:p>
     <w:p>
@@ -1935,122 +1935,6 @@
             <w:pPr>
               <w:pStyle w:val="Compact"/>
             </w:pPr>
-            <w:hyperlink w:anchor="help">
-              <w:r>
-                <w:rPr>
-                  <w:rStyle w:val="Hyperlink"/>
-                </w:rPr>
-                <w:t xml:space="preserve">HELP</w:t>
-              </w:r>
-            </w:hyperlink>
-          </w:p>
-        </w:tc>
-        <w:tc>
-          <w:tcPr/>
-          <w:p>
-            <w:pPr>
-              <w:pStyle w:val="Compact"/>
-            </w:pPr>
-            <w:r>
-              <w:t xml:space="preserve">Stress management strategies—Handle one at a time, Exercise, Learn to relax, Pace yourself</w:t>
-            </w:r>
-          </w:p>
-        </w:tc>
-      </w:tr>
-      <w:tr>
-        <w:tc>
-          <w:tcPr/>
-          <w:p>
-            <w:pPr>
-              <w:pStyle w:val="Compact"/>
-            </w:pPr>
-            <w:hyperlink w:anchor="handle">
-              <w:r>
-                <w:rPr>
-                  <w:rStyle w:val="Hyperlink"/>
-                </w:rPr>
-                <w:t xml:space="preserve">HANDLE</w:t>
-              </w:r>
-            </w:hyperlink>
-          </w:p>
-        </w:tc>
-        <w:tc>
-          <w:tcPr/>
-          <w:p>
-            <w:pPr>
-              <w:pStyle w:val="Compact"/>
-            </w:pPr>
-            <w:r>
-              <w:t xml:space="preserve">Six stress-management strategies including positive attitude and support system</w:t>
-            </w:r>
-          </w:p>
-        </w:tc>
-      </w:tr>
-      <w:tr>
-        <w:tc>
-          <w:tcPr/>
-          <w:p>
-            <w:pPr>
-              <w:pStyle w:val="Compact"/>
-            </w:pPr>
-            <w:hyperlink w:anchor="push">
-              <w:r>
-                <w:rPr>
-                  <w:rStyle w:val="Hyperlink"/>
-                </w:rPr>
-                <w:t xml:space="preserve">PUSH</w:t>
-              </w:r>
-            </w:hyperlink>
-          </w:p>
-        </w:tc>
-        <w:tc>
-          <w:tcPr/>
-          <w:p>
-            <w:pPr>
-              <w:pStyle w:val="Compact"/>
-            </w:pPr>
-            <w:r>
-              <w:t xml:space="preserve">Build positivity—Practice Gratitude, Use affirmations, Spend time with positive people, Have positive outlook</w:t>
-            </w:r>
-          </w:p>
-        </w:tc>
-      </w:tr>
-      <w:tr>
-        <w:tc>
-          <w:tcPr/>
-          <w:p>
-            <w:pPr>
-              <w:pStyle w:val="Compact"/>
-            </w:pPr>
-            <w:hyperlink w:anchor="hope">
-              <w:r>
-                <w:rPr>
-                  <w:rStyle w:val="Hyperlink"/>
-                </w:rPr>
-                <w:t xml:space="preserve">HOPE</w:t>
-              </w:r>
-            </w:hyperlink>
-          </w:p>
-        </w:tc>
-        <w:tc>
-          <w:tcPr/>
-          <w:p>
-            <w:pPr>
-              <w:pStyle w:val="Compact"/>
-            </w:pPr>
-            <w:r>
-              <w:t xml:space="preserve">Harness positive thoughts, Open up, Prioritize self-care, Exercise regularly</w:t>
-            </w:r>
-          </w:p>
-        </w:tc>
-      </w:tr>
-      <w:tr>
-        <w:tc>
-          <w:tcPr/>
-          <w:p>
-            <w:pPr>
-              <w:pStyle w:val="Compact"/>
-            </w:pPr>
             <w:hyperlink w:anchor="shine">
               <w:r>
                 <w:rPr>
@@ -3403,12 +3287,12 @@
           <w:numId w:val="1008"/>
         </w:numPr>
       </w:pPr>
-      <w:hyperlink w:anchor="help">
-        <w:r>
-          <w:rPr>
-            <w:rStyle w:val="Hyperlink"/>
-          </w:rPr>
-          <w:t xml:space="preserve">HELP</w:t>
+      <w:hyperlink w:anchor="calm">
+        <w:r>
+          <w:rPr>
+            <w:rStyle w:val="Hyperlink"/>
+          </w:rPr>
+          <w:t xml:space="preserve">CALM</w:t>
         </w:r>
       </w:hyperlink>
     </w:p>
@@ -3420,74 +3304,6 @@
           <w:numId w:val="1008"/>
         </w:numPr>
       </w:pPr>
-      <w:hyperlink w:anchor="handle">
-        <w:r>
-          <w:rPr>
-            <w:rStyle w:val="Hyperlink"/>
-          </w:rPr>
-          <w:t xml:space="preserve">HANDLE</w:t>
-        </w:r>
-      </w:hyperlink>
-    </w:p>
-    <w:p>
-      <w:pPr>
-        <w:pStyle w:val="Compact"/>
-        <w:numPr>
-          <w:ilvl w:val="2"/>
-          <w:numId w:val="1008"/>
-        </w:numPr>
-      </w:pPr>
-      <w:hyperlink w:anchor="calm">
-        <w:r>
-          <w:rPr>
-            <w:rStyle w:val="Hyperlink"/>
-          </w:rPr>
-          <w:t xml:space="preserve">CALM</w:t>
-        </w:r>
-      </w:hyperlink>
-    </w:p>
-    <w:p>
-      <w:pPr>
-        <w:pStyle w:val="Compact"/>
-        <w:numPr>
-          <w:ilvl w:val="2"/>
-          <w:numId w:val="1008"/>
-        </w:numPr>
-      </w:pPr>
-      <w:hyperlink w:anchor="push">
-        <w:r>
-          <w:rPr>
-            <w:rStyle w:val="Hyperlink"/>
-          </w:rPr>
-          <w:t xml:space="preserve">PUSH</w:t>
-        </w:r>
-      </w:hyperlink>
-    </w:p>
-    <w:p>
-      <w:pPr>
-        <w:pStyle w:val="Compact"/>
-        <w:numPr>
-          <w:ilvl w:val="2"/>
-          <w:numId w:val="1008"/>
-        </w:numPr>
-      </w:pPr>
-      <w:hyperlink w:anchor="hope">
-        <w:r>
-          <w:rPr>
-            <w:rStyle w:val="Hyperlink"/>
-          </w:rPr>
-          <w:t xml:space="preserve">HOPE</w:t>
-        </w:r>
-      </w:hyperlink>
-    </w:p>
-    <w:p>
-      <w:pPr>
-        <w:pStyle w:val="Compact"/>
-        <w:numPr>
-          <w:ilvl w:val="2"/>
-          <w:numId w:val="1008"/>
-        </w:numPr>
-      </w:pPr>
       <w:hyperlink w:anchor="shine">
         <w:r>
           <w:rPr>
@@ -7370,7 +7186,7 @@
     </w:p>
     <w:bookmarkEnd w:id="37"/>
     <w:bookmarkEnd w:id="38"/>
-    <w:bookmarkStart w:id="48" w:name="stress-resilience"/>
+    <w:bookmarkStart w:id="44" w:name="stress-resilience"/>
     <w:p>
       <w:pPr>
         <w:pStyle w:val="Heading2"/>
@@ -7831,13 +7647,13 @@
       </w:r>
     </w:p>
     <w:bookmarkEnd w:id="41"/>
-    <w:bookmarkStart w:id="42" w:name="help"/>
+    <w:bookmarkStart w:id="42" w:name="calm"/>
     <w:p>
       <w:pPr>
         <w:pStyle w:val="Heading3"/>
       </w:pPr>
       <w:r>
-        <w:t xml:space="preserve">HELP</w:t>
+        <w:t xml:space="preserve">CALM</w:t>
       </w:r>
     </w:p>
     <w:p>
@@ -7848,7 +7664,7 @@
         <w:rPr>
           <w:rStyle w:val="VerbatimChar"/>
         </w:rPr>
-        <w:t xml:space="preserve">H - Handle problems one at a time</w:t>
+        <w:t xml:space="preserve">C - Confidence: Believe in your abilities and strengths</w:t>
       </w:r>
       <w:r>
         <w:br/>
@@ -7857,7 +7673,7 @@
         <w:rPr>
           <w:rStyle w:val="VerbatimChar"/>
         </w:rPr>
-        <w:t xml:space="preserve">E - Exercise regularly</w:t>
+        <w:t xml:space="preserve">A - Awareness: Stay conscious of your thoughts and feelings</w:t>
       </w:r>
       <w:r>
         <w:br/>
@@ -7866,7 +7682,7 @@
         <w:rPr>
           <w:rStyle w:val="VerbatimChar"/>
         </w:rPr>
-        <w:t xml:space="preserve">L - Learn to relax</w:t>
+        <w:t xml:space="preserve">L - Logic: Use rational thinking to overcome doubts</w:t>
       </w:r>
       <w:r>
         <w:br/>
@@ -7875,17 +7691,98 @@
         <w:rPr>
           <w:rStyle w:val="VerbatimChar"/>
         </w:rPr>
-        <w:t xml:space="preserve">P - Pace yourself and set limits</w:t>
-      </w:r>
+        <w:t xml:space="preserve">M - Mindfulness: Practice being present and focused</w:t>
+      </w:r>
+    </w:p>
+    <w:p>
+      <w:pPr>
+        <w:pStyle w:val="FirstParagraph"/>
+      </w:pPr>
+      <w:r>
+        <w:rPr>
+          <w:b/>
+          <w:bCs/>
+        </w:rPr>
+        <w:t xml:space="preserve">💡 When to use:</w:t>
+      </w:r>
+      <w:r>
+        <w:t xml:space="preserve"> </w:t>
+      </w:r>
+      <w:r>
+        <w:t xml:space="preserve">- Builds long-term resilience and confidence</w:t>
+      </w:r>
+      <w:r>
+        <w:t xml:space="preserve"> </w:t>
+      </w:r>
+      <w:r>
+        <w:t xml:space="preserve">- Confidence connects to SHINE (positive self-image)</w:t>
+      </w:r>
+      <w:r>
+        <w:t xml:space="preserve"> </w:t>
+      </w:r>
+      <w:r>
+        <w:t xml:space="preserve">- Use after PACE or ARIES for comprehensive stress management</w:t>
+      </w:r>
+    </w:p>
+    <w:p>
+      <w:pPr>
+        <w:pStyle w:val="BodyText"/>
+      </w:pPr>
+      <w:r>
+        <w:rPr>
+          <w:b/>
+          <w:bCs/>
+        </w:rPr>
+        <w:t xml:space="preserve">🔗 Combines well with:</w:t>
+      </w:r>
+      <w:r>
+        <w:t xml:space="preserve"> </w:t>
+      </w:r>
+      <w:hyperlink w:anchor="shine">
+        <w:r>
+          <w:rPr>
+            <w:rStyle w:val="Hyperlink"/>
+          </w:rPr>
+          <w:t xml:space="preserve">SHINE</w:t>
+        </w:r>
+      </w:hyperlink>
+      <w:r>
+        <w:t xml:space="preserve">,</w:t>
+      </w:r>
+      <w:r>
+        <w:t xml:space="preserve"> </w:t>
+      </w:r>
+      <w:hyperlink w:anchor="pace">
+        <w:r>
+          <w:rPr>
+            <w:rStyle w:val="Hyperlink"/>
+          </w:rPr>
+          <w:t xml:space="preserve">PACE</w:t>
+        </w:r>
+      </w:hyperlink>
+      <w:r>
+        <w:t xml:space="preserve">,</w:t>
+      </w:r>
+      <w:r>
+        <w:t xml:space="preserve"> </w:t>
+      </w:r>
+      <w:hyperlink w:anchor="aries">
+        <w:r>
+          <w:rPr>
+            <w:rStyle w:val="Hyperlink"/>
+          </w:rPr>
+          <w:t xml:space="preserve">ARIES</w:t>
+        </w:r>
+      </w:hyperlink>
     </w:p>
     <w:bookmarkEnd w:id="42"/>
-    <w:bookmarkStart w:id="43" w:name="handle"/>
+    <w:bookmarkStart w:id="43" w:name="shine"/>
     <w:p>
       <w:pPr>
         <w:pStyle w:val="Heading3"/>
       </w:pPr>
       <w:r>
-        <w:t xml:space="preserve">HANDLE</w:t>
+        <w:t xml:space="preserve">SHINE</w:t>
       </w:r>
     </w:p>
     <w:p>
@@ -7896,7 +7793,7 @@
         <w:rPr>
           <w:rStyle w:val="VerbatimChar"/>
         </w:rPr>
-        <w:t xml:space="preserve">H - Have a positive attitude</w:t>
+        <w:t xml:space="preserve">S - Stay present, in the moment  </w:t>
       </w:r>
       <w:r>
         <w:br/>
@@ -7905,7 +7802,7 @@
         <w:rPr>
           <w:rStyle w:val="VerbatimChar"/>
         </w:rPr>
-        <w:t xml:space="preserve">A - Avoid unnecessary stress</w:t>
+        <w:t xml:space="preserve">H - Have a healthy positive perspective  </w:t>
       </w:r>
       <w:r>
         <w:br/>
@@ -7914,7 +7811,7 @@
         <w:rPr>
           <w:rStyle w:val="VerbatimChar"/>
         </w:rPr>
-        <w:t xml:space="preserve">N - Nurture a strong support system</w:t>
+        <w:t xml:space="preserve">I - Identify and do positive activities   </w:t>
       </w:r>
       <w:r>
         <w:br/>
@@ -7923,7 +7820,7 @@
         <w:rPr>
           <w:rStyle w:val="VerbatimChar"/>
         </w:rPr>
-        <w:t xml:space="preserve">D - Deal with problems directly</w:t>
+        <w:t xml:space="preserve">N - Nourish positive relationships  </w:t>
       </w:r>
       <w:r>
         <w:br/>
@@ -7932,7 +7829,82 @@
         <w:rPr>
           <w:rStyle w:val="VerbatimChar"/>
         </w:rPr>
-        <w:t xml:space="preserve">L - Learn to relax</w:t>
+        <w:t xml:space="preserve">E - Express yourself  </w:t>
+      </w:r>
+    </w:p>
+    <w:p>
+      <w:pPr>
+        <w:pStyle w:val="FirstParagraph"/>
+      </w:pPr>
+      <w:r>
+        <w:rPr>
+          <w:b/>
+          <w:bCs/>
+        </w:rPr>
+        <w:t xml:space="preserve">💡 When to use:</w:t>
+      </w:r>
+      <w:r>
+        <w:t xml:space="preserve"> </w:t>
+      </w:r>
+      <w:r>
+        <w:t xml:space="preserve">End of PACE→ARIES→CALM→SHINE; ongoing positivity; links to</w:t>
+      </w:r>
+      <w:r>
+        <w:t xml:space="preserve"> </w:t>
+      </w:r>
+      <w:hyperlink w:anchor="calm">
+        <w:r>
+          <w:rPr>
+            <w:rStyle w:val="Hyperlink"/>
+          </w:rPr>
+          <w:t xml:space="preserve">CALM</w:t>
+        </w:r>
+      </w:hyperlink>
+      <w:r>
+        <w:t xml:space="preserve">.</w:t>
+      </w:r>
+    </w:p>
+    <w:bookmarkEnd w:id="43"/>
+    <w:bookmarkEnd w:id="44"/>
+    <w:bookmarkStart w:id="48" w:name="infrastructure-systems-engineering"/>
+    <w:p>
+      <w:pPr>
+        <w:pStyle w:val="Heading2"/>
+      </w:pPr>
+      <w:r>
+        <w:t xml:space="preserve">🔧 Infrastructure &amp; Systems Engineering</w:t>
+      </w:r>
+    </w:p>
+    <w:p>
+      <w:pPr>
+        <w:pStyle w:val="FirstParagraph"/>
+      </w:pPr>
+      <w:r>
+        <w:rPr>
+          <w:i/>
+          <w:iCs/>
+        </w:rPr>
+        <w:t xml:space="preserve">Infra and DevOps.</w:t>
+      </w:r>
+    </w:p>
+    <w:bookmarkStart w:id="45" w:name="trace-network-troubleshooting"/>
+    <w:p>
+      <w:pPr>
+        <w:pStyle w:val="Heading3"/>
+      </w:pPr>
+      <w:r>
+        <w:t xml:space="preserve">TRACE (Network Troubleshooting)</w:t>
+      </w:r>
+    </w:p>
+    <w:p>
+      <w:pPr>
+        <w:pStyle w:val="SourceCode"/>
+      </w:pPr>
+      <w:r>
+        <w:rPr>
+          <w:rStyle w:val="VerbatimChar"/>
+        </w:rPr>
+        <w:t xml:space="preserve">T - Test connectivity (ping, traceroute)</w:t>
       </w:r>
       <w:r>
         <w:br/>
@@ -7941,17 +7913,130 @@
         <w:rPr>
           <w:rStyle w:val="VerbatimChar"/>
         </w:rPr>
-        <w:t xml:space="preserve">E - Exercise regularly</w:t>
-      </w:r>
-    </w:p>
-    <w:bookmarkEnd w:id="43"/>
-    <w:bookmarkStart w:id="44" w:name="calm"/>
+        <w:t xml:space="preserve">R - Review logs and metrics</w:t>
+      </w:r>
+      <w:r>
+        <w:br/>
+      </w:r>
+      <w:r>
+        <w:rPr>
+          <w:rStyle w:val="VerbatimChar"/>
+        </w:rPr>
+        <w:t xml:space="preserve">A - Analyze packet captures</w:t>
+      </w:r>
+      <w:r>
+        <w:br/>
+      </w:r>
+      <w:r>
+        <w:rPr>
+          <w:rStyle w:val="VerbatimChar"/>
+        </w:rPr>
+        <w:t xml:space="preserve">C - Check configurations</w:t>
+      </w:r>
+      <w:r>
+        <w:br/>
+      </w:r>
+      <w:r>
+        <w:rPr>
+          <w:rStyle w:val="VerbatimChar"/>
+        </w:rPr>
+        <w:t xml:space="preserve">E - Escalate with documented evidence</w:t>
+      </w:r>
+    </w:p>
+    <w:p>
+      <w:pPr>
+        <w:pStyle w:val="FirstParagraph"/>
+      </w:pPr>
+      <w:r>
+        <w:rPr>
+          <w:b/>
+          <w:bCs/>
+        </w:rPr>
+        <w:t xml:space="preserve">💡 When to use:</w:t>
+      </w:r>
+      <w:r>
+        <w:t xml:space="preserve"> </w:t>
+      </w:r>
+      <w:r>
+        <w:t xml:space="preserve">With</w:t>
+      </w:r>
+      <w:r>
+        <w:t xml:space="preserve"> </w:t>
+      </w:r>
+      <w:hyperlink w:anchor="prepare">
+        <w:r>
+          <w:rPr>
+            <w:rStyle w:val="Hyperlink"/>
+          </w:rPr>
+          <w:t xml:space="preserve">PREPARE</w:t>
+        </w:r>
+      </w:hyperlink>
+      <w:r>
+        <w:t xml:space="preserve"> </w:t>
+      </w:r>
+      <w:r>
+        <w:t xml:space="preserve">and</w:t>
+      </w:r>
+      <w:r>
+        <w:t xml:space="preserve"> </w:t>
+      </w:r>
+      <w:hyperlink w:anchor="Xca622d85a42eb59a37ad21938087cef4d373dc5">
+        <w:r>
+          <w:rPr>
+            <w:rStyle w:val="Hyperlink"/>
+          </w:rPr>
+          <w:t xml:space="preserve">8D</w:t>
+        </w:r>
+      </w:hyperlink>
+      <w:r>
+        <w:t xml:space="preserve">; T for quick, A for deep; document for 8D D2.</w:t>
+      </w:r>
+    </w:p>
+    <w:p>
+      <w:pPr>
+        <w:pStyle w:val="BodyText"/>
+      </w:pPr>
+      <w:r>
+        <w:rPr>
+          <w:b/>
+          <w:bCs/>
+        </w:rPr>
+        <w:t xml:space="preserve">🔗 Combines well with:</w:t>
+      </w:r>
+      <w:r>
+        <w:t xml:space="preserve"> </w:t>
+      </w:r>
+      <w:hyperlink w:anchor="prepare">
+        <w:r>
+          <w:rPr>
+            <w:rStyle w:val="Hyperlink"/>
+          </w:rPr>
+          <w:t xml:space="preserve">PREPARE</w:t>
+        </w:r>
+      </w:hyperlink>
+      <w:r>
+        <w:t xml:space="preserve">,</w:t>
+      </w:r>
+      <w:r>
+        <w:t xml:space="preserve"> </w:t>
+      </w:r>
+      <w:hyperlink w:anchor="Xca622d85a42eb59a37ad21938087cef4d373dc5">
+        <w:r>
+          <w:rPr>
+            <w:rStyle w:val="Hyperlink"/>
+          </w:rPr>
+          <w:t xml:space="preserve">8D</w:t>
+        </w:r>
+      </w:hyperlink>
+    </w:p>
+    <w:bookmarkEnd w:id="45"/>
+    <w:bookmarkStart w:id="46" w:name="scale-infrastructure-design"/>
     <w:p>
       <w:pPr>
         <w:pStyle w:val="Heading3"/>
       </w:pPr>
       <w:r>
-        <w:t xml:space="preserve">CALM</w:t>
+        <w:t xml:space="preserve">SCALE (Infrastructure Design)</w:t>
       </w:r>
     </w:p>
     <w:p>
@@ -7962,7 +8047,7 @@
         <w:rPr>
           <w:rStyle w:val="VerbatimChar"/>
         </w:rPr>
-        <w:t xml:space="preserve">C - Confidence: Believe in your abilities and strengths</w:t>
+        <w:t xml:space="preserve">S - Security by design</w:t>
       </w:r>
       <w:r>
         <w:br/>
@@ -7971,7 +8056,7 @@
         <w:rPr>
           <w:rStyle w:val="VerbatimChar"/>
         </w:rPr>
-        <w:t xml:space="preserve">A - Awareness: Stay conscious of your thoughts and feelings</w:t>
+        <w:t xml:space="preserve">C - Capacity planning</w:t>
       </w:r>
       <w:r>
         <w:br/>
@@ -7980,7 +8065,7 @@
         <w:rPr>
           <w:rStyle w:val="VerbatimChar"/>
         </w:rPr>
-        <w:t xml:space="preserve">L - Logic: Use rational thinking to overcome doubts</w:t>
+        <w:t xml:space="preserve">A - Automation-first</w:t>
       </w:r>
       <w:r>
         <w:br/>
@@ -7989,7 +8074,16 @@
         <w:rPr>
           <w:rStyle w:val="VerbatimChar"/>
         </w:rPr>
-        <w:t xml:space="preserve">M - Mindfulness: Practice being present and focused</w:t>
+        <w:t xml:space="preserve">L - Load balancing</w:t>
+      </w:r>
+      <w:r>
+        <w:br/>
+      </w:r>
+      <w:r>
+        <w:rPr>
+          <w:rStyle w:val="VerbatimChar"/>
+        </w:rPr>
+        <w:t xml:space="preserve">E - Error handling/resilience</w:t>
       </w:r>
     </w:p>
     <w:p>
@@ -8006,20 +8100,53 @@
       <w:r>
         <w:t xml:space="preserve"> </w:t>
       </w:r>
-      <w:r>
-        <w:t xml:space="preserve">- Builds long-term resilience and confidence</w:t>
-      </w:r>
-      <w:r>
-        <w:t xml:space="preserve"> </w:t>
-      </w:r>
-      <w:r>
-        <w:t xml:space="preserve">- Confidence connects to HOPE and SHINE (both build positive self-image)</w:t>
-      </w:r>
-      <w:r>
-        <w:t xml:space="preserve"> </w:t>
-      </w:r>
-      <w:r>
-        <w:t xml:space="preserve">- Use after PACE or ARIES for comprehensive stress management</w:t>
+      <w:hyperlink w:anchor="swot">
+        <w:r>
+          <w:rPr>
+            <w:rStyle w:val="Hyperlink"/>
+          </w:rPr>
+          <w:t xml:space="preserve">SWOT</w:t>
+        </w:r>
+      </w:hyperlink>
+      <w:r>
+        <w:t xml:space="preserve"> </w:t>
+      </w:r>
+      <w:r>
+        <w:t xml:space="preserve">for design validation;</w:t>
+      </w:r>
+      <w:r>
+        <w:t xml:space="preserve"> </w:t>
+      </w:r>
+      <w:hyperlink w:anchor="pestel">
+        <w:r>
+          <w:rPr>
+            <w:rStyle w:val="Hyperlink"/>
+          </w:rPr>
+          <w:t xml:space="preserve">PESTEL</w:t>
+        </w:r>
+      </w:hyperlink>
+      <w:r>
+        <w:t xml:space="preserve"> </w:t>
+      </w:r>
+      <w:r>
+        <w:t xml:space="preserve">for external factors;</w:t>
+      </w:r>
+      <w:r>
+        <w:t xml:space="preserve"> </w:t>
+      </w:r>
+      <w:hyperlink w:anchor="set-systems-engineering-triangle">
+        <w:r>
+          <w:rPr>
+            <w:rStyle w:val="Hyperlink"/>
+          </w:rPr>
+          <w:t xml:space="preserve">SET</w:t>
+        </w:r>
+      </w:hyperlink>
+      <w:r>
+        <w:t xml:space="preserve"> </w:t>
+      </w:r>
+      <w:r>
+        <w:t xml:space="preserve">for trade-offs per component.</w:t>
       </w:r>
     </w:p>
     <w:p>
@@ -8036,15 +8163,12 @@
       <w:r>
         <w:t xml:space="preserve"> </w:t>
       </w:r>
-      <w:r>
-        <w:t xml:space="preserve">Positivity (</w:t>
-      </w:r>
-      <w:hyperlink w:anchor="hope">
-        <w:r>
-          <w:rPr>
-            <w:rStyle w:val="Hyperlink"/>
-          </w:rPr>
-          <w:t xml:space="preserve">HOPE</w:t>
+      <w:hyperlink w:anchor="swot">
+        <w:r>
+          <w:rPr>
+            <w:rStyle w:val="Hyperlink"/>
+          </w:rPr>
+          <w:t xml:space="preserve">SWOT</w:t>
         </w:r>
       </w:hyperlink>
       <w:r>
@@ -8053,23 +8177,12 @@
       <w:r>
         <w:t xml:space="preserve"> </w:t>
       </w:r>
-      <w:hyperlink w:anchor="shine">
-        <w:r>
-          <w:rPr>
-            <w:rStyle w:val="Hyperlink"/>
-          </w:rPr>
-          <w:t xml:space="preserve">SHINE</w:t>
-        </w:r>
-      </w:hyperlink>
-      <w:r>
-        <w:t xml:space="preserve">), Stress Management (</w:t>
-      </w:r>
-      <w:hyperlink w:anchor="pace">
-        <w:r>
-          <w:rPr>
-            <w:rStyle w:val="Hyperlink"/>
-          </w:rPr>
-          <w:t xml:space="preserve">PACE</w:t>
+      <w:hyperlink w:anchor="pestel">
+        <w:r>
+          <w:rPr>
+            <w:rStyle w:val="Hyperlink"/>
+          </w:rPr>
+          <w:t xml:space="preserve">PESTEL</w:t>
         </w:r>
       </w:hyperlink>
       <w:r>
@@ -8078,26 +8191,23 @@
       <w:r>
         <w:t xml:space="preserve"> </w:t>
       </w:r>
-      <w:hyperlink w:anchor="aries">
-        <w:r>
-          <w:rPr>
-            <w:rStyle w:val="Hyperlink"/>
-          </w:rPr>
-          <w:t xml:space="preserve">ARIES</w:t>
-        </w:r>
-      </w:hyperlink>
-      <w:r>
-        <w:t xml:space="preserve">)</w:t>
-      </w:r>
-    </w:p>
-    <w:bookmarkEnd w:id="44"/>
-    <w:bookmarkStart w:id="45" w:name="push"/>
+      <w:hyperlink w:anchor="set-systems-engineering-triangle">
+        <w:r>
+          <w:rPr>
+            <w:rStyle w:val="Hyperlink"/>
+          </w:rPr>
+          <w:t xml:space="preserve">SET</w:t>
+        </w:r>
+      </w:hyperlink>
+    </w:p>
+    <w:bookmarkEnd w:id="46"/>
+    <w:bookmarkStart w:id="47" w:name="debug-code-system-analysis"/>
     <w:p>
       <w:pPr>
         <w:pStyle w:val="Heading3"/>
       </w:pPr>
       <w:r>
-        <w:t xml:space="preserve">PUSH</w:t>
+        <w:t xml:space="preserve">DEBUG (Code &amp; System Analysis)</w:t>
       </w:r>
     </w:p>
     <w:p>
@@ -8108,7 +8218,7 @@
         <w:rPr>
           <w:rStyle w:val="VerbatimChar"/>
         </w:rPr>
-        <w:t xml:space="preserve">P - Practice Gratitude   </w:t>
+        <w:t xml:space="preserve">D - Define the problem (what changed?)</w:t>
       </w:r>
       <w:r>
         <w:br/>
@@ -8117,7 +8227,7 @@
         <w:rPr>
           <w:rStyle w:val="VerbatimChar"/>
         </w:rPr>
-        <w:t xml:space="preserve">U - Use positive affirmations  </w:t>
+        <w:t xml:space="preserve">E - Examine error messages/logs</w:t>
       </w:r>
       <w:r>
         <w:br/>
@@ -8126,7 +8236,7 @@
         <w:rPr>
           <w:rStyle w:val="VerbatimChar"/>
         </w:rPr>
-        <w:t xml:space="preserve">S - Spend time with positive people  </w:t>
+        <w:t xml:space="preserve">B - Break down into components</w:t>
       </w:r>
       <w:r>
         <w:br/>
@@ -8135,28 +8245,7 @@
         <w:rPr>
           <w:rStyle w:val="VerbatimChar"/>
         </w:rPr>
-        <w:t xml:space="preserve">H - Have a positive outlook  </w:t>
-      </w:r>
-    </w:p>
-    <w:bookmarkEnd w:id="45"/>
-    <w:bookmarkStart w:id="46" w:name="hope"/>
-    <w:p>
-      <w:pPr>
-        <w:pStyle w:val="Heading3"/>
-      </w:pPr>
-      <w:r>
-        <w:t xml:space="preserve">HOPE</w:t>
-      </w:r>
-    </w:p>
-    <w:p>
-      <w:pPr>
-        <w:pStyle w:val="SourceCode"/>
-      </w:pPr>
-      <w:r>
-        <w:rPr>
-          <w:rStyle w:val="VerbatimChar"/>
-        </w:rPr>
-        <w:t xml:space="preserve">H - Harness positive thoughts  </w:t>
+        <w:t xml:space="preserve">U - Understand data flow</w:t>
       </w:r>
       <w:r>
         <w:br/>
@@ -8165,82 +8254,7 @@
         <w:rPr>
           <w:rStyle w:val="VerbatimChar"/>
         </w:rPr>
-        <w:t xml:space="preserve">O - Open up to others   </w:t>
-      </w:r>
-      <w:r>
-        <w:br/>
-      </w:r>
-      <w:r>
-        <w:rPr>
-          <w:rStyle w:val="VerbatimChar"/>
-        </w:rPr>
-        <w:t xml:space="preserve">P - Prioritize self-care  </w:t>
-      </w:r>
-      <w:r>
-        <w:br/>
-      </w:r>
-      <w:r>
-        <w:rPr>
-          <w:rStyle w:val="VerbatimChar"/>
-        </w:rPr>
-        <w:t xml:space="preserve">E - Exercise regularly  </w:t>
-      </w:r>
-    </w:p>
-    <w:bookmarkEnd w:id="46"/>
-    <w:bookmarkStart w:id="47" w:name="shine"/>
-    <w:p>
-      <w:pPr>
-        <w:pStyle w:val="Heading3"/>
-      </w:pPr>
-      <w:r>
-        <w:t xml:space="preserve">SHINE</w:t>
-      </w:r>
-    </w:p>
-    <w:p>
-      <w:pPr>
-        <w:pStyle w:val="SourceCode"/>
-      </w:pPr>
-      <w:r>
-        <w:rPr>
-          <w:rStyle w:val="VerbatimChar"/>
-        </w:rPr>
-        <w:t xml:space="preserve">S - Stay present, in the moment  </w:t>
-      </w:r>
-      <w:r>
-        <w:br/>
-      </w:r>
-      <w:r>
-        <w:rPr>
-          <w:rStyle w:val="VerbatimChar"/>
-        </w:rPr>
-        <w:t xml:space="preserve">H - Have a healthy positive perspective  </w:t>
-      </w:r>
-      <w:r>
-        <w:br/>
-      </w:r>
-      <w:r>
-        <w:rPr>
-          <w:rStyle w:val="VerbatimChar"/>
-        </w:rPr>
-        <w:t xml:space="preserve">I - Identify and do positive activities   </w:t>
-      </w:r>
-      <w:r>
-        <w:br/>
-      </w:r>
-      <w:r>
-        <w:rPr>
-          <w:rStyle w:val="VerbatimChar"/>
-        </w:rPr>
-        <w:t xml:space="preserve">N - Nourish positive relationships  </w:t>
-      </w:r>
-      <w:r>
-        <w:br/>
-      </w:r>
-      <w:r>
-        <w:rPr>
-          <w:rStyle w:val="VerbatimChar"/>
-        </w:rPr>
-        <w:t xml:space="preserve">E - Express yourself  </w:t>
+        <w:t xml:space="preserve">G - Generate hypothesis and test</w:t>
       </w:r>
     </w:p>
     <w:p>
@@ -8257,33 +8271,112 @@
       <w:r>
         <w:t xml:space="preserve"> </w:t>
       </w:r>
-      <w:r>
-        <w:t xml:space="preserve">End of PACE→ARIES→CALM→SHINE; ongoing positivity; links to</w:t>
-      </w:r>
-      <w:r>
-        <w:t xml:space="preserve"> </w:t>
-      </w:r>
-      <w:hyperlink w:anchor="calm">
-        <w:r>
-          <w:rPr>
-            <w:rStyle w:val="Hyperlink"/>
-          </w:rPr>
-          <w:t xml:space="preserve">CALM</w:t>
-        </w:r>
-      </w:hyperlink>
-      <w:r>
-        <w:t xml:space="preserve">.</w:t>
-      </w:r>
+      <w:hyperlink w:anchor="X8e9980d9c4ce21ef012162e30a699f691edb98f">
+        <w:r>
+          <w:rPr>
+            <w:rStyle w:val="Hyperlink"/>
+          </w:rPr>
+          <w:t xml:space="preserve">5 Whys</w:t>
+        </w:r>
+      </w:hyperlink>
+      <w:r>
+        <w:t xml:space="preserve"> </w:t>
+      </w:r>
+      <w:r>
+        <w:t xml:space="preserve">+</w:t>
+      </w:r>
+      <w:r>
+        <w:t xml:space="preserve"> </w:t>
+      </w:r>
+      <w:hyperlink w:anchor="iceberg">
+        <w:r>
+          <w:rPr>
+            <w:rStyle w:val="Hyperlink"/>
+          </w:rPr>
+          <w:t xml:space="preserve">ICEBERG</w:t>
+        </w:r>
+      </w:hyperlink>
+      <w:r>
+        <w:t xml:space="preserve">; start with D (often misstated); with</w:t>
+      </w:r>
+      <w:r>
+        <w:t xml:space="preserve"> </w:t>
+      </w:r>
+      <w:hyperlink w:anchor="trace-network-troubleshooting">
+        <w:r>
+          <w:rPr>
+            <w:rStyle w:val="Hyperlink"/>
+          </w:rPr>
+          <w:t xml:space="preserve">TRACE</w:t>
+        </w:r>
+      </w:hyperlink>
+      <w:r>
+        <w:t xml:space="preserve"> </w:t>
+      </w:r>
+      <w:r>
+        <w:t xml:space="preserve">for network/system.</w:t>
+      </w:r>
+    </w:p>
+    <w:p>
+      <w:pPr>
+        <w:pStyle w:val="BodyText"/>
+      </w:pPr>
+      <w:r>
+        <w:rPr>
+          <w:b/>
+          <w:bCs/>
+        </w:rPr>
+        <w:t xml:space="preserve">🔗 Combines well with:</w:t>
+      </w:r>
+      <w:r>
+        <w:t xml:space="preserve"> </w:t>
+      </w:r>
+      <w:hyperlink w:anchor="X8e9980d9c4ce21ef012162e30a699f691edb98f">
+        <w:r>
+          <w:rPr>
+            <w:rStyle w:val="Hyperlink"/>
+          </w:rPr>
+          <w:t xml:space="preserve">5 Whys</w:t>
+        </w:r>
+      </w:hyperlink>
+      <w:r>
+        <w:t xml:space="preserve">,</w:t>
+      </w:r>
+      <w:r>
+        <w:t xml:space="preserve"> </w:t>
+      </w:r>
+      <w:hyperlink w:anchor="iceberg">
+        <w:r>
+          <w:rPr>
+            <w:rStyle w:val="Hyperlink"/>
+          </w:rPr>
+          <w:t xml:space="preserve">ICEBERG</w:t>
+        </w:r>
+      </w:hyperlink>
+      <w:r>
+        <w:t xml:space="preserve">,</w:t>
+      </w:r>
+      <w:r>
+        <w:t xml:space="preserve"> </w:t>
+      </w:r>
+      <w:hyperlink w:anchor="trace-network-troubleshooting">
+        <w:r>
+          <w:rPr>
+            <w:rStyle w:val="Hyperlink"/>
+          </w:rPr>
+          <w:t xml:space="preserve">TRACE</w:t>
+        </w:r>
+      </w:hyperlink>
     </w:p>
     <w:bookmarkEnd w:id="47"/>
     <w:bookmarkEnd w:id="48"/>
-    <w:bookmarkStart w:id="52" w:name="infrastructure-systems-engineering"/>
+    <w:bookmarkStart w:id="55" w:name="proven-mnemonic-pipelines"/>
     <w:p>
       <w:pPr>
         <w:pStyle w:val="Heading2"/>
       </w:pPr>
       <w:r>
-        <w:t xml:space="preserve">🔧 Infrastructure &amp; Systems Engineering</w:t>
+        <w:t xml:space="preserve">🔗 Proven Mnemonic Pipelines</w:t>
       </w:r>
     </w:p>
     <w:p>
@@ -8295,63 +8388,20 @@
           <w:i/>
           <w:iCs/>
         </w:rPr>
-        <w:t xml:space="preserve">Infra and DevOps.</w:t>
-      </w:r>
-    </w:p>
-    <w:bookmarkStart w:id="49" w:name="trace-network-troubleshooting"/>
+        <w:t xml:space="preserve">Chains combine mnemonics into workflows for high-pressure scenarios; battle-tested.</w:t>
+      </w:r>
+    </w:p>
+    <w:bookmarkStart w:id="49" w:name="crisis-response-chain"/>
     <w:p>
       <w:pPr>
         <w:pStyle w:val="Heading3"/>
       </w:pPr>
       <w:r>
-        <w:t xml:space="preserve">TRACE (Network Troubleshooting)</w:t>
-      </w:r>
-    </w:p>
-    <w:p>
-      <w:pPr>
-        <w:pStyle w:val="SourceCode"/>
-      </w:pPr>
-      <w:r>
-        <w:rPr>
-          <w:rStyle w:val="VerbatimChar"/>
-        </w:rPr>
-        <w:t xml:space="preserve">T - Test connectivity (ping, traceroute)</w:t>
-      </w:r>
-      <w:r>
-        <w:br/>
-      </w:r>
-      <w:r>
-        <w:rPr>
-          <w:rStyle w:val="VerbatimChar"/>
-        </w:rPr>
-        <w:t xml:space="preserve">R - Review logs and metrics</w:t>
-      </w:r>
-      <w:r>
-        <w:br/>
-      </w:r>
-      <w:r>
-        <w:rPr>
-          <w:rStyle w:val="VerbatimChar"/>
-        </w:rPr>
-        <w:t xml:space="preserve">A - Analyze packet captures</w:t>
-      </w:r>
-      <w:r>
-        <w:br/>
-      </w:r>
-      <w:r>
-        <w:rPr>
-          <w:rStyle w:val="VerbatimChar"/>
-        </w:rPr>
-        <w:t xml:space="preserve">C - Check configurations</w:t>
-      </w:r>
-      <w:r>
-        <w:br/>
-      </w:r>
-      <w:r>
-        <w:rPr>
-          <w:rStyle w:val="VerbatimChar"/>
-        </w:rPr>
-        <w:t xml:space="preserve">E - Escalate with documented evidence</w:t>
+        <w:rPr>
+          <w:b/>
+          <w:bCs/>
+        </w:rPr>
+        <w:t xml:space="preserve">1. CRISIS RESPONSE CHAIN</w:t>
       </w:r>
     </w:p>
     <w:p>
@@ -8363,30 +8413,104 @@
           <w:b/>
           <w:bCs/>
         </w:rPr>
-        <w:t xml:space="preserve">💡 When to use:</w:t>
-      </w:r>
-      <w:r>
-        <w:t xml:space="preserve"> </w:t>
-      </w:r>
-      <w:r>
-        <w:t xml:space="preserve">With</w:t>
-      </w:r>
-      <w:r>
-        <w:t xml:space="preserve"> </w:t>
-      </w:r>
-      <w:hyperlink w:anchor="prepare">
-        <w:r>
-          <w:rPr>
-            <w:rStyle w:val="Hyperlink"/>
-          </w:rPr>
-          <w:t xml:space="preserve">PREPARE</w:t>
-        </w:r>
-      </w:hyperlink>
-      <w:r>
-        <w:t xml:space="preserve"> </w:t>
-      </w:r>
-      <w:r>
-        <w:t xml:space="preserve">and</w:t>
+        <w:t xml:space="preserve">STOP → TRACE → DEBUG → 8D</w:t>
+      </w:r>
+    </w:p>
+    <w:p>
+      <w:pPr>
+        <w:pStyle w:val="BodyText"/>
+      </w:pPr>
+      <w:r>
+        <w:rPr>
+          <w:b/>
+          <w:bCs/>
+        </w:rPr>
+        <w:t xml:space="preserve">When:</w:t>
+      </w:r>
+      <w:r>
+        <w:t xml:space="preserve"> </w:t>
+      </w:r>
+      <w:r>
+        <w:t xml:space="preserve">Production outages, system failures, critical incidents ·</w:t>
+      </w:r>
+      <w:r>
+        <w:t xml:space="preserve"> </w:t>
+      </w:r>
+      <w:r>
+        <w:rPr>
+          <w:b/>
+          <w:bCs/>
+        </w:rPr>
+        <w:t xml:space="preserve">Time:</w:t>
+      </w:r>
+      <w:r>
+        <w:t xml:space="preserve"> </w:t>
+      </w:r>
+      <w:r>
+        <w:t xml:space="preserve">1–4 hr</w:t>
+      </w:r>
+    </w:p>
+    <w:p>
+      <w:pPr>
+        <w:pStyle w:val="BodyText"/>
+      </w:pPr>
+      <w:r>
+        <w:rPr>
+          <w:b/>
+          <w:bCs/>
+        </w:rPr>
+        <w:t xml:space="preserve">Flow:</w:t>
+      </w:r>
+      <w:r>
+        <w:t xml:space="preserve"> </w:t>
+      </w:r>
+      <w:hyperlink w:anchor="stop">
+        <w:r>
+          <w:rPr>
+            <w:rStyle w:val="Hyperlink"/>
+          </w:rPr>
+          <w:t xml:space="preserve">STOP</w:t>
+        </w:r>
+      </w:hyperlink>
+      <w:r>
+        <w:t xml:space="preserve"> </w:t>
+      </w:r>
+      <w:r>
+        <w:t xml:space="preserve">→</w:t>
+      </w:r>
+      <w:r>
+        <w:t xml:space="preserve"> </w:t>
+      </w:r>
+      <w:hyperlink w:anchor="trace-network-troubleshooting">
+        <w:r>
+          <w:rPr>
+            <w:rStyle w:val="Hyperlink"/>
+          </w:rPr>
+          <w:t xml:space="preserve">TRACE</w:t>
+        </w:r>
+      </w:hyperlink>
+      <w:r>
+        <w:t xml:space="preserve"> </w:t>
+      </w:r>
+      <w:r>
+        <w:t xml:space="preserve">→</w:t>
+      </w:r>
+      <w:r>
+        <w:t xml:space="preserve"> </w:t>
+      </w:r>
+      <w:hyperlink w:anchor="debug-code--system-analysis">
+        <w:r>
+          <w:rPr>
+            <w:rStyle w:val="Hyperlink"/>
+          </w:rPr>
+          <w:t xml:space="preserve">DEBUG</w:t>
+        </w:r>
+      </w:hyperlink>
+      <w:r>
+        <w:t xml:space="preserve"> </w:t>
+      </w:r>
+      <w:r>
+        <w:t xml:space="preserve">→</w:t>
       </w:r>
       <w:r>
         <w:t xml:space="preserve"> </w:t>
@@ -8400,409 +8524,39 @@
         </w:r>
       </w:hyperlink>
       <w:r>
-        <w:t xml:space="preserve">; T for quick, A for deep; document for 8D D2.</w:t>
-      </w:r>
-    </w:p>
-    <w:p>
-      <w:pPr>
-        <w:pStyle w:val="BodyText"/>
-      </w:pPr>
-      <w:r>
-        <w:rPr>
-          <w:b/>
-          <w:bCs/>
-        </w:rPr>
-        <w:t xml:space="preserve">🔗 Combines well with:</w:t>
-      </w:r>
-      <w:r>
-        <w:t xml:space="preserve"> </w:t>
-      </w:r>
-      <w:hyperlink w:anchor="prepare">
-        <w:r>
-          <w:rPr>
-            <w:rStyle w:val="Hyperlink"/>
-          </w:rPr>
-          <w:t xml:space="preserve">PREPARE</w:t>
-        </w:r>
-      </w:hyperlink>
-      <w:r>
-        <w:t xml:space="preserve">,</w:t>
-      </w:r>
-      <w:r>
-        <w:t xml:space="preserve"> </w:t>
-      </w:r>
-      <w:hyperlink w:anchor="Xca622d85a42eb59a37ad21938087cef4d373dc5">
-        <w:r>
-          <w:rPr>
-            <w:rStyle w:val="Hyperlink"/>
-          </w:rPr>
-          <w:t xml:space="preserve">8D</w:t>
-        </w:r>
-      </w:hyperlink>
-    </w:p>
-    <w:bookmarkEnd w:id="49"/>
-    <w:bookmarkStart w:id="50" w:name="scale-infrastructure-design"/>
-    <w:p>
-      <w:pPr>
-        <w:pStyle w:val="Heading3"/>
-      </w:pPr>
-      <w:r>
-        <w:t xml:space="preserve">SCALE (Infrastructure Design)</w:t>
-      </w:r>
-    </w:p>
-    <w:p>
-      <w:pPr>
-        <w:pStyle w:val="SourceCode"/>
-      </w:pPr>
-      <w:r>
-        <w:rPr>
-          <w:rStyle w:val="VerbatimChar"/>
-        </w:rPr>
-        <w:t xml:space="preserve">S - Security by design</w:t>
-      </w:r>
-      <w:r>
-        <w:br/>
-      </w:r>
-      <w:r>
-        <w:rPr>
-          <w:rStyle w:val="VerbatimChar"/>
-        </w:rPr>
-        <w:t xml:space="preserve">C - Capacity planning</w:t>
-      </w:r>
-      <w:r>
-        <w:br/>
-      </w:r>
-      <w:r>
-        <w:rPr>
-          <w:rStyle w:val="VerbatimChar"/>
-        </w:rPr>
-        <w:t xml:space="preserve">A - Automation-first</w:t>
-      </w:r>
-      <w:r>
-        <w:br/>
-      </w:r>
-      <w:r>
-        <w:rPr>
-          <w:rStyle w:val="VerbatimChar"/>
-        </w:rPr>
-        <w:t xml:space="preserve">L - Load balancing</w:t>
-      </w:r>
-      <w:r>
-        <w:br/>
-      </w:r>
-      <w:r>
-        <w:rPr>
-          <w:rStyle w:val="VerbatimChar"/>
-        </w:rPr>
-        <w:t xml:space="preserve">E - Error handling/resilience</w:t>
-      </w:r>
-    </w:p>
-    <w:p>
-      <w:pPr>
-        <w:pStyle w:val="FirstParagraph"/>
-      </w:pPr>
-      <w:r>
-        <w:rPr>
-          <w:b/>
-          <w:bCs/>
-        </w:rPr>
-        <w:t xml:space="preserve">💡 When to use:</w:t>
-      </w:r>
-      <w:r>
-        <w:t xml:space="preserve"> </w:t>
-      </w:r>
-      <w:hyperlink w:anchor="swot">
-        <w:r>
-          <w:rPr>
-            <w:rStyle w:val="Hyperlink"/>
-          </w:rPr>
-          <w:t xml:space="preserve">SWOT</w:t>
-        </w:r>
-      </w:hyperlink>
-      <w:r>
-        <w:t xml:space="preserve"> </w:t>
-      </w:r>
-      <w:r>
-        <w:t xml:space="preserve">for design validation;</w:t>
-      </w:r>
-      <w:r>
-        <w:t xml:space="preserve"> </w:t>
-      </w:r>
-      <w:hyperlink w:anchor="pestel">
-        <w:r>
-          <w:rPr>
-            <w:rStyle w:val="Hyperlink"/>
-          </w:rPr>
-          <w:t xml:space="preserve">PESTEL</w:t>
-        </w:r>
-      </w:hyperlink>
-      <w:r>
-        <w:t xml:space="preserve"> </w:t>
-      </w:r>
-      <w:r>
-        <w:t xml:space="preserve">for external factors;</w:t>
-      </w:r>
-      <w:r>
-        <w:t xml:space="preserve"> </w:t>
-      </w:r>
-      <w:hyperlink w:anchor="set-systems-engineering-triangle">
-        <w:r>
-          <w:rPr>
-            <w:rStyle w:val="Hyperlink"/>
-          </w:rPr>
-          <w:t xml:space="preserve">SET</w:t>
-        </w:r>
-      </w:hyperlink>
-      <w:r>
-        <w:t xml:space="preserve"> </w:t>
-      </w:r>
-      <w:r>
-        <w:t xml:space="preserve">for trade-offs per component.</w:t>
-      </w:r>
-    </w:p>
-    <w:p>
-      <w:pPr>
-        <w:pStyle w:val="BodyText"/>
-      </w:pPr>
-      <w:r>
-        <w:rPr>
-          <w:b/>
-          <w:bCs/>
-        </w:rPr>
-        <w:t xml:space="preserve">🔗 Combines well with:</w:t>
-      </w:r>
-      <w:r>
-        <w:t xml:space="preserve"> </w:t>
-      </w:r>
-      <w:hyperlink w:anchor="swot">
-        <w:r>
-          <w:rPr>
-            <w:rStyle w:val="Hyperlink"/>
-          </w:rPr>
-          <w:t xml:space="preserve">SWOT</w:t>
-        </w:r>
-      </w:hyperlink>
-      <w:r>
-        <w:t xml:space="preserve">,</w:t>
-      </w:r>
-      <w:r>
-        <w:t xml:space="preserve"> </w:t>
-      </w:r>
-      <w:hyperlink w:anchor="pestel">
-        <w:r>
-          <w:rPr>
-            <w:rStyle w:val="Hyperlink"/>
-          </w:rPr>
-          <w:t xml:space="preserve">PESTEL</w:t>
-        </w:r>
-      </w:hyperlink>
-      <w:r>
-        <w:t xml:space="preserve">,</w:t>
-      </w:r>
-      <w:r>
-        <w:t xml:space="preserve"> </w:t>
-      </w:r>
-      <w:hyperlink w:anchor="set-systems-engineering-triangle">
-        <w:r>
-          <w:rPr>
-            <w:rStyle w:val="Hyperlink"/>
-          </w:rPr>
-          <w:t xml:space="preserve">SET</w:t>
-        </w:r>
-      </w:hyperlink>
-    </w:p>
-    <w:bookmarkEnd w:id="50"/>
-    <w:bookmarkStart w:id="51" w:name="debug-code-system-analysis"/>
-    <w:p>
-      <w:pPr>
-        <w:pStyle w:val="Heading3"/>
-      </w:pPr>
-      <w:r>
-        <w:t xml:space="preserve">DEBUG (Code &amp; System Analysis)</w:t>
-      </w:r>
-    </w:p>
-    <w:p>
-      <w:pPr>
-        <w:pStyle w:val="SourceCode"/>
-      </w:pPr>
-      <w:r>
-        <w:rPr>
-          <w:rStyle w:val="VerbatimChar"/>
-        </w:rPr>
-        <w:t xml:space="preserve">D - Define the problem (what changed?)</w:t>
-      </w:r>
-      <w:r>
-        <w:br/>
-      </w:r>
-      <w:r>
-        <w:rPr>
-          <w:rStyle w:val="VerbatimChar"/>
-        </w:rPr>
-        <w:t xml:space="preserve">E - Examine error messages/logs</w:t>
-      </w:r>
-      <w:r>
-        <w:br/>
-      </w:r>
-      <w:r>
-        <w:rPr>
-          <w:rStyle w:val="VerbatimChar"/>
-        </w:rPr>
-        <w:t xml:space="preserve">B - Break down into components</w:t>
-      </w:r>
-      <w:r>
-        <w:br/>
-      </w:r>
-      <w:r>
-        <w:rPr>
-          <w:rStyle w:val="VerbatimChar"/>
-        </w:rPr>
-        <w:t xml:space="preserve">U - Understand data flow</w:t>
-      </w:r>
-      <w:r>
-        <w:br/>
-      </w:r>
-      <w:r>
-        <w:rPr>
-          <w:rStyle w:val="VerbatimChar"/>
-        </w:rPr>
-        <w:t xml:space="preserve">G - Generate hypothesis and test</w:t>
-      </w:r>
-    </w:p>
-    <w:p>
-      <w:pPr>
-        <w:pStyle w:val="FirstParagraph"/>
-      </w:pPr>
-      <w:r>
-        <w:rPr>
-          <w:b/>
-          <w:bCs/>
-        </w:rPr>
-        <w:t xml:space="preserve">💡 When to use:</w:t>
-      </w:r>
-      <w:r>
-        <w:t xml:space="preserve"> </w:t>
-      </w:r>
-      <w:hyperlink w:anchor="X8e9980d9c4ce21ef012162e30a699f691edb98f">
-        <w:r>
-          <w:rPr>
-            <w:rStyle w:val="Hyperlink"/>
-          </w:rPr>
-          <w:t xml:space="preserve">5 Whys</w:t>
-        </w:r>
-      </w:hyperlink>
-      <w:r>
-        <w:t xml:space="preserve"> </w:t>
-      </w:r>
-      <w:r>
-        <w:t xml:space="preserve">+</w:t>
-      </w:r>
-      <w:r>
-        <w:t xml:space="preserve"> </w:t>
-      </w:r>
-      <w:hyperlink w:anchor="iceberg">
-        <w:r>
-          <w:rPr>
-            <w:rStyle w:val="Hyperlink"/>
-          </w:rPr>
-          <w:t xml:space="preserve">ICEBERG</w:t>
-        </w:r>
-      </w:hyperlink>
-      <w:r>
-        <w:t xml:space="preserve">; start with D (often misstated); with</w:t>
-      </w:r>
-      <w:r>
-        <w:t xml:space="preserve"> </w:t>
-      </w:r>
-      <w:hyperlink w:anchor="trace-network-troubleshooting">
-        <w:r>
-          <w:rPr>
-            <w:rStyle w:val="Hyperlink"/>
-          </w:rPr>
-          <w:t xml:space="preserve">TRACE</w:t>
-        </w:r>
-      </w:hyperlink>
-      <w:r>
-        <w:t xml:space="preserve"> </w:t>
-      </w:r>
-      <w:r>
-        <w:t xml:space="preserve">for network/system.</w:t>
-      </w:r>
-    </w:p>
-    <w:p>
-      <w:pPr>
-        <w:pStyle w:val="BodyText"/>
-      </w:pPr>
-      <w:r>
-        <w:rPr>
-          <w:b/>
-          <w:bCs/>
-        </w:rPr>
-        <w:t xml:space="preserve">🔗 Combines well with:</w:t>
-      </w:r>
-      <w:r>
-        <w:t xml:space="preserve"> </w:t>
-      </w:r>
-      <w:hyperlink w:anchor="X8e9980d9c4ce21ef012162e30a699f691edb98f">
-        <w:r>
-          <w:rPr>
-            <w:rStyle w:val="Hyperlink"/>
-          </w:rPr>
-          <w:t xml:space="preserve">5 Whys</w:t>
-        </w:r>
-      </w:hyperlink>
-      <w:r>
-        <w:t xml:space="preserve">,</w:t>
-      </w:r>
-      <w:r>
-        <w:t xml:space="preserve"> </w:t>
-      </w:r>
-      <w:hyperlink w:anchor="iceberg">
-        <w:r>
-          <w:rPr>
-            <w:rStyle w:val="Hyperlink"/>
-          </w:rPr>
-          <w:t xml:space="preserve">ICEBERG</w:t>
-        </w:r>
-      </w:hyperlink>
-      <w:r>
-        <w:t xml:space="preserve">,</w:t>
-      </w:r>
-      <w:r>
-        <w:t xml:space="preserve"> </w:t>
-      </w:r>
-      <w:hyperlink w:anchor="trace-network-troubleshooting">
-        <w:r>
-          <w:rPr>
-            <w:rStyle w:val="Hyperlink"/>
-          </w:rPr>
-          <w:t xml:space="preserve">TRACE</w:t>
-        </w:r>
-      </w:hyperlink>
-    </w:p>
-    <w:bookmarkEnd w:id="51"/>
-    <w:bookmarkEnd w:id="52"/>
-    <w:bookmarkStart w:id="59" w:name="proven-mnemonic-pipelines"/>
-    <w:p>
-      <w:pPr>
-        <w:pStyle w:val="Heading2"/>
-      </w:pPr>
-      <w:r>
-        <w:t xml:space="preserve">🔗 Proven Mnemonic Pipelines</w:t>
-      </w:r>
-    </w:p>
-    <w:p>
-      <w:pPr>
-        <w:pStyle w:val="FirstParagraph"/>
-      </w:pPr>
+        <w:t xml:space="preserve">.</w:t>
+      </w:r>
+      <w:r>
+        <w:t xml:space="preserve"> </w:t>
+      </w:r>
       <w:r>
         <w:rPr>
           <w:i/>
           <w:iCs/>
         </w:rPr>
-        <w:t xml:space="preserve">Chains combine mnemonics into workflows for high-pressure scenarios; battle-tested.</w:t>
-      </w:r>
-    </w:p>
-    <w:bookmarkStart w:id="53" w:name="crisis-response-chain"/>
+        <w:t xml:space="preserve">Step details in each mnemonic above.</w:t>
+      </w:r>
+    </w:p>
+    <w:p>
+      <w:pPr>
+        <w:pStyle w:val="BodyText"/>
+      </w:pPr>
+      <w:r>
+        <w:rPr>
+          <w:b/>
+          <w:bCs/>
+        </w:rPr>
+        <w:t xml:space="preserve">Why:</w:t>
+      </w:r>
+      <w:r>
+        <w:t xml:space="preserve"> </w:t>
+      </w:r>
+      <w:r>
+        <w:t xml:space="preserve">STOP stabilizes; TRACE gathers evidence; DEBUG structures analysis; 8D prevents recurrence.</w:t>
+      </w:r>
+    </w:p>
+    <w:bookmarkEnd w:id="49"/>
+    <w:bookmarkStart w:id="50" w:name="conflict-resolution-chain"/>
     <w:p>
       <w:pPr>
         <w:pStyle w:val="Heading3"/>
@@ -8812,7 +8566,7 @@
           <w:b/>
           <w:bCs/>
         </w:rPr>
-        <w:t xml:space="preserve">1. CRISIS RESPONSE CHAIN</w:t>
+        <w:t xml:space="preserve">2. CONFLICT RESOLUTION CHAIN</w:t>
       </w:r>
     </w:p>
     <w:p>
@@ -8824,7 +8578,7 @@
           <w:b/>
           <w:bCs/>
         </w:rPr>
-        <w:t xml:space="preserve">STOP → TRACE → DEBUG → 8D</w:t>
+        <w:t xml:space="preserve">WAIT → BREATHE → PAUSE → RACI</w:t>
       </w:r>
     </w:p>
     <w:p>
@@ -8842,7 +8596,7 @@
         <w:t xml:space="preserve"> </w:t>
       </w:r>
       <w:r>
-        <w:t xml:space="preserve">Production outages, system failures, critical incidents ·</w:t>
+        <w:t xml:space="preserve">Team disagreements, tense meetings, stakeholder conflicts ·</w:t>
       </w:r>
       <w:r>
         <w:t xml:space="preserve"> </w:t>
@@ -8858,7 +8612,7 @@
         <w:t xml:space="preserve"> </w:t>
       </w:r>
       <w:r>
-        <w:t xml:space="preserve">1–4 hr</w:t>
+        <w:t xml:space="preserve">5–20 min</w:t>
       </w:r>
     </w:p>
     <w:p>
@@ -8875,12 +8629,12 @@
       <w:r>
         <w:t xml:space="preserve"> </w:t>
       </w:r>
-      <w:hyperlink w:anchor="stop">
-        <w:r>
-          <w:rPr>
-            <w:rStyle w:val="Hyperlink"/>
-          </w:rPr>
-          <w:t xml:space="preserve">STOP</w:t>
+      <w:hyperlink w:anchor="wait">
+        <w:r>
+          <w:rPr>
+            <w:rStyle w:val="Hyperlink"/>
+          </w:rPr>
+          <w:t xml:space="preserve">WAIT</w:t>
         </w:r>
       </w:hyperlink>
       <w:r>
@@ -8892,12 +8646,12 @@
       <w:r>
         <w:t xml:space="preserve"> </w:t>
       </w:r>
-      <w:hyperlink w:anchor="trace-network-troubleshooting">
-        <w:r>
-          <w:rPr>
-            <w:rStyle w:val="Hyperlink"/>
-          </w:rPr>
-          <w:t xml:space="preserve">TRACE</w:t>
+      <w:hyperlink w:anchor="breathe">
+        <w:r>
+          <w:rPr>
+            <w:rStyle w:val="Hyperlink"/>
+          </w:rPr>
+          <w:t xml:space="preserve">BREATHE</w:t>
         </w:r>
       </w:hyperlink>
       <w:r>
@@ -8909,12 +8663,12 @@
       <w:r>
         <w:t xml:space="preserve"> </w:t>
       </w:r>
-      <w:hyperlink w:anchor="debug-code--system-analysis">
-        <w:r>
-          <w:rPr>
-            <w:rStyle w:val="Hyperlink"/>
-          </w:rPr>
-          <w:t xml:space="preserve">DEBUG</w:t>
+      <w:hyperlink w:anchor="pause">
+        <w:r>
+          <w:rPr>
+            <w:rStyle w:val="Hyperlink"/>
+          </w:rPr>
+          <w:t xml:space="preserve">PAUSE</w:t>
         </w:r>
       </w:hyperlink>
       <w:r>
@@ -8926,12 +8680,12 @@
       <w:r>
         <w:t xml:space="preserve"> </w:t>
       </w:r>
-      <w:hyperlink w:anchor="Xca622d85a42eb59a37ad21938087cef4d373dc5">
-        <w:r>
-          <w:rPr>
-            <w:rStyle w:val="Hyperlink"/>
-          </w:rPr>
-          <w:t xml:space="preserve">8D</w:t>
+      <w:hyperlink w:anchor="raci">
+        <w:r>
+          <w:rPr>
+            <w:rStyle w:val="Hyperlink"/>
+          </w:rPr>
+          <w:t xml:space="preserve">RACI</w:t>
         </w:r>
       </w:hyperlink>
       <w:r>
@@ -8963,11 +8717,11 @@
         <w:t xml:space="preserve"> </w:t>
       </w:r>
       <w:r>
-        <w:t xml:space="preserve">STOP stabilizes; TRACE gathers evidence; DEBUG structures analysis; 8D prevents recurrence.</w:t>
-      </w:r>
-    </w:p>
-    <w:bookmarkEnd w:id="53"/>
-    <w:bookmarkStart w:id="54" w:name="conflict-resolution-chain"/>
+        <w:t xml:space="preserve">WAIT prevents escalation; BREATHE regulates; PAUSE creates space; RACI clarifies roles (often the root cause).</w:t>
+      </w:r>
+    </w:p>
+    <w:bookmarkEnd w:id="50"/>
+    <w:bookmarkStart w:id="51" w:name="root-cause-investigation-chain"/>
     <w:p>
       <w:pPr>
         <w:pStyle w:val="Heading3"/>
@@ -8977,7 +8731,7 @@
           <w:b/>
           <w:bCs/>
         </w:rPr>
-        <w:t xml:space="preserve">2. CONFLICT RESOLUTION CHAIN</w:t>
+        <w:t xml:space="preserve">3. ROOT CAUSE INVESTIGATION CHAIN</w:t>
       </w:r>
     </w:p>
     <w:p>
@@ -8989,7 +8743,7 @@
           <w:b/>
           <w:bCs/>
         </w:rPr>
-        <w:t xml:space="preserve">WAIT → BREATHE → PAUSE → RACI</w:t>
+        <w:t xml:space="preserve">ICEBERG → 5 Whys → PADDER → RACI</w:t>
       </w:r>
     </w:p>
     <w:p>
@@ -9007,7 +8761,7 @@
         <w:t xml:space="preserve"> </w:t>
       </w:r>
       <w:r>
-        <w:t xml:space="preserve">Team disagreements, tense meetings, stakeholder conflicts ·</w:t>
+        <w:t xml:space="preserve">Recurring issues, complex systems, post-incident ·</w:t>
       </w:r>
       <w:r>
         <w:t xml:space="preserve"> </w:t>
@@ -9023,7 +8777,7 @@
         <w:t xml:space="preserve"> </w:t>
       </w:r>
       <w:r>
-        <w:t xml:space="preserve">5–20 min</w:t>
+        <w:t xml:space="preserve">1–2 hr</w:t>
       </w:r>
     </w:p>
     <w:p>
@@ -9040,12 +8794,12 @@
       <w:r>
         <w:t xml:space="preserve"> </w:t>
       </w:r>
-      <w:hyperlink w:anchor="wait">
-        <w:r>
-          <w:rPr>
-            <w:rStyle w:val="Hyperlink"/>
-          </w:rPr>
-          <w:t xml:space="preserve">WAIT</w:t>
+      <w:hyperlink w:anchor="iceberg">
+        <w:r>
+          <w:rPr>
+            <w:rStyle w:val="Hyperlink"/>
+          </w:rPr>
+          <w:t xml:space="preserve">ICEBERG</w:t>
         </w:r>
       </w:hyperlink>
       <w:r>
@@ -9057,12 +8811,12 @@
       <w:r>
         <w:t xml:space="preserve"> </w:t>
       </w:r>
-      <w:hyperlink w:anchor="breathe">
-        <w:r>
-          <w:rPr>
-            <w:rStyle w:val="Hyperlink"/>
-          </w:rPr>
-          <w:t xml:space="preserve">BREATHE</w:t>
+      <w:hyperlink w:anchor="X8e9980d9c4ce21ef012162e30a699f691edb98f">
+        <w:r>
+          <w:rPr>
+            <w:rStyle w:val="Hyperlink"/>
+          </w:rPr>
+          <w:t xml:space="preserve">5 Whys</w:t>
         </w:r>
       </w:hyperlink>
       <w:r>
@@ -9074,12 +8828,12 @@
       <w:r>
         <w:t xml:space="preserve"> </w:t>
       </w:r>
-      <w:hyperlink w:anchor="pause">
-        <w:r>
-          <w:rPr>
-            <w:rStyle w:val="Hyperlink"/>
-          </w:rPr>
-          <w:t xml:space="preserve">PAUSE</w:t>
+      <w:hyperlink w:anchor="padder">
+        <w:r>
+          <w:rPr>
+            <w:rStyle w:val="Hyperlink"/>
+          </w:rPr>
+          <w:t xml:space="preserve">PADDER</w:t>
         </w:r>
       </w:hyperlink>
       <w:r>
@@ -9128,11 +8882,11 @@
         <w:t xml:space="preserve"> </w:t>
       </w:r>
       <w:r>
-        <w:t xml:space="preserve">WAIT prevents escalation; BREATHE regulates; PAUSE creates space; RACI clarifies roles (often the root cause).</w:t>
-      </w:r>
-    </w:p>
-    <w:bookmarkEnd w:id="54"/>
-    <w:bookmarkStart w:id="55" w:name="root-cause-investigation-chain"/>
+        <w:t xml:space="preserve">ICEBERG structures; 5 Whys drill to root cause; PADDER plans; RACI ensures accountability.</w:t>
+      </w:r>
+    </w:p>
+    <w:bookmarkEnd w:id="51"/>
+    <w:bookmarkStart w:id="52" w:name="strategic-design-chain"/>
     <w:p>
       <w:pPr>
         <w:pStyle w:val="Heading3"/>
@@ -9142,7 +8896,7 @@
           <w:b/>
           <w:bCs/>
         </w:rPr>
-        <w:t xml:space="preserve">3. ROOT CAUSE INVESTIGATION CHAIN</w:t>
+        <w:t xml:space="preserve">4. STRATEGIC DESIGN CHAIN</w:t>
       </w:r>
     </w:p>
     <w:p>
@@ -9154,7 +8908,7 @@
           <w:b/>
           <w:bCs/>
         </w:rPr>
-        <w:t xml:space="preserve">ICEBERG → 5 Whys → PADDER → RACI</w:t>
+        <w:t xml:space="preserve">SCALE → SWOT → PESTEL → SET</w:t>
       </w:r>
     </w:p>
     <w:p>
@@ -9172,7 +8926,7 @@
         <w:t xml:space="preserve"> </w:t>
       </w:r>
       <w:r>
-        <w:t xml:space="preserve">Recurring issues, complex systems, post-incident ·</w:t>
+        <w:t xml:space="preserve">Infrastructure planning, architecture reviews, capacity ·</w:t>
       </w:r>
       <w:r>
         <w:t xml:space="preserve"> </w:t>
@@ -9188,7 +8942,7 @@
         <w:t xml:space="preserve"> </w:t>
       </w:r>
       <w:r>
-        <w:t xml:space="preserve">1–2 hr</w:t>
+        <w:t xml:space="preserve">2–4 hr</w:t>
       </w:r>
     </w:p>
     <w:p>
@@ -9205,12 +8959,12 @@
       <w:r>
         <w:t xml:space="preserve"> </w:t>
       </w:r>
-      <w:hyperlink w:anchor="iceberg">
-        <w:r>
-          <w:rPr>
-            <w:rStyle w:val="Hyperlink"/>
-          </w:rPr>
-          <w:t xml:space="preserve">ICEBERG</w:t>
+      <w:hyperlink w:anchor="scale-infrastructure-design">
+        <w:r>
+          <w:rPr>
+            <w:rStyle w:val="Hyperlink"/>
+          </w:rPr>
+          <w:t xml:space="preserve">SCALE</w:t>
         </w:r>
       </w:hyperlink>
       <w:r>
@@ -9222,12 +8976,12 @@
       <w:r>
         <w:t xml:space="preserve"> </w:t>
       </w:r>
-      <w:hyperlink w:anchor="X8e9980d9c4ce21ef012162e30a699f691edb98f">
-        <w:r>
-          <w:rPr>
-            <w:rStyle w:val="Hyperlink"/>
-          </w:rPr>
-          <w:t xml:space="preserve">5 Whys</w:t>
+      <w:hyperlink w:anchor="swot">
+        <w:r>
+          <w:rPr>
+            <w:rStyle w:val="Hyperlink"/>
+          </w:rPr>
+          <w:t xml:space="preserve">SWOT</w:t>
         </w:r>
       </w:hyperlink>
       <w:r>
@@ -9239,12 +8993,12 @@
       <w:r>
         <w:t xml:space="preserve"> </w:t>
       </w:r>
-      <w:hyperlink w:anchor="padder">
-        <w:r>
-          <w:rPr>
-            <w:rStyle w:val="Hyperlink"/>
-          </w:rPr>
-          <w:t xml:space="preserve">PADDER</w:t>
+      <w:hyperlink w:anchor="pestel">
+        <w:r>
+          <w:rPr>
+            <w:rStyle w:val="Hyperlink"/>
+          </w:rPr>
+          <w:t xml:space="preserve">PESTEL</w:t>
         </w:r>
       </w:hyperlink>
       <w:r>
@@ -9256,12 +9010,12 @@
       <w:r>
         <w:t xml:space="preserve"> </w:t>
       </w:r>
-      <w:hyperlink w:anchor="raci">
-        <w:r>
-          <w:rPr>
-            <w:rStyle w:val="Hyperlink"/>
-          </w:rPr>
-          <w:t xml:space="preserve">RACI</w:t>
+      <w:hyperlink w:anchor="set-systems-engineering-triangle">
+        <w:r>
+          <w:rPr>
+            <w:rStyle w:val="Hyperlink"/>
+          </w:rPr>
+          <w:t xml:space="preserve">SET</w:t>
         </w:r>
       </w:hyperlink>
       <w:r>
@@ -9293,11 +9047,11 @@
         <w:t xml:space="preserve"> </w:t>
       </w:r>
       <w:r>
-        <w:t xml:space="preserve">ICEBERG structures; 5 Whys drill to root cause; PADDER plans; RACI ensures accountability.</w:t>
-      </w:r>
-    </w:p>
-    <w:bookmarkEnd w:id="55"/>
-    <w:bookmarkStart w:id="56" w:name="strategic-design-chain"/>
+        <w:t xml:space="preserve">SCALE sets requirements; SWOT evaluates; PESTEL finds external risks; SET manages expectations.</w:t>
+      </w:r>
+    </w:p>
+    <w:bookmarkEnd w:id="52"/>
+    <w:bookmarkStart w:id="53" w:name="stress-burnout-recovery-chain"/>
     <w:p>
       <w:pPr>
         <w:pStyle w:val="Heading3"/>
@@ -9307,7 +9061,7 @@
           <w:b/>
           <w:bCs/>
         </w:rPr>
-        <w:t xml:space="preserve">4. STRATEGIC DESIGN CHAIN</w:t>
+        <w:t xml:space="preserve">5. STRESS BURNOUT RECOVERY CHAIN</w:t>
       </w:r>
     </w:p>
     <w:p>
@@ -9319,7 +9073,7 @@
           <w:b/>
           <w:bCs/>
         </w:rPr>
-        <w:t xml:space="preserve">SCALE → SWOT → PESTEL → SET</w:t>
+        <w:t xml:space="preserve">PACE → ARIES → CALM → SHINE</w:t>
       </w:r>
     </w:p>
     <w:p>
@@ -9337,7 +9091,7 @@
         <w:t xml:space="preserve"> </w:t>
       </w:r>
       <w:r>
-        <w:t xml:space="preserve">Infrastructure planning, architecture reviews, capacity ·</w:t>
+        <w:t xml:space="preserve">Long-term stress, approaching burnout, lifestyle reset ·</w:t>
       </w:r>
       <w:r>
         <w:t xml:space="preserve"> </w:t>
@@ -9353,7 +9107,7 @@
         <w:t xml:space="preserve"> </w:t>
       </w:r>
       <w:r>
-        <w:t xml:space="preserve">2–4 hr</w:t>
+        <w:t xml:space="preserve">2–4 weeks (habit formation)</w:t>
       </w:r>
     </w:p>
     <w:p>
@@ -9370,12 +9124,12 @@
       <w:r>
         <w:t xml:space="preserve"> </w:t>
       </w:r>
-      <w:hyperlink w:anchor="scale-infrastructure-design">
-        <w:r>
-          <w:rPr>
-            <w:rStyle w:val="Hyperlink"/>
-          </w:rPr>
-          <w:t xml:space="preserve">SCALE</w:t>
+      <w:hyperlink w:anchor="pace">
+        <w:r>
+          <w:rPr>
+            <w:rStyle w:val="Hyperlink"/>
+          </w:rPr>
+          <w:t xml:space="preserve">PACE</w:t>
         </w:r>
       </w:hyperlink>
       <w:r>
@@ -9387,12 +9141,12 @@
       <w:r>
         <w:t xml:space="preserve"> </w:t>
       </w:r>
-      <w:hyperlink w:anchor="swot">
-        <w:r>
-          <w:rPr>
-            <w:rStyle w:val="Hyperlink"/>
-          </w:rPr>
-          <w:t xml:space="preserve">SWOT</w:t>
+      <w:hyperlink w:anchor="aries">
+        <w:r>
+          <w:rPr>
+            <w:rStyle w:val="Hyperlink"/>
+          </w:rPr>
+          <w:t xml:space="preserve">ARIES</w:t>
         </w:r>
       </w:hyperlink>
       <w:r>
@@ -9404,12 +9158,12 @@
       <w:r>
         <w:t xml:space="preserve"> </w:t>
       </w:r>
-      <w:hyperlink w:anchor="pestel">
-        <w:r>
-          <w:rPr>
-            <w:rStyle w:val="Hyperlink"/>
-          </w:rPr>
-          <w:t xml:space="preserve">PESTEL</w:t>
+      <w:hyperlink w:anchor="calm">
+        <w:r>
+          <w:rPr>
+            <w:rStyle w:val="Hyperlink"/>
+          </w:rPr>
+          <w:t xml:space="preserve">CALM</w:t>
         </w:r>
       </w:hyperlink>
       <w:r>
@@ -9421,12 +9175,12 @@
       <w:r>
         <w:t xml:space="preserve"> </w:t>
       </w:r>
-      <w:hyperlink w:anchor="set-systems-engineering-triangle">
-        <w:r>
-          <w:rPr>
-            <w:rStyle w:val="Hyperlink"/>
-          </w:rPr>
-          <w:t xml:space="preserve">SET</w:t>
+      <w:hyperlink w:anchor="shine">
+        <w:r>
+          <w:rPr>
+            <w:rStyle w:val="Hyperlink"/>
+          </w:rPr>
+          <w:t xml:space="preserve">SHINE</w:t>
         </w:r>
       </w:hyperlink>
       <w:r>
@@ -9458,11 +9212,11 @@
         <w:t xml:space="preserve"> </w:t>
       </w:r>
       <w:r>
-        <w:t xml:space="preserve">SCALE sets requirements; SWOT evaluates; PESTEL finds external risks; SET manages expectations.</w:t>
-      </w:r>
-    </w:p>
-    <w:bookmarkEnd w:id="56"/>
-    <w:bookmarkStart w:id="57" w:name="stress-burnout-recovery-chain"/>
+        <w:t xml:space="preserve">PACE (immediate); ARIES (lifestyle); CALM (resilience); SHINE (sustainable).</w:t>
+      </w:r>
+    </w:p>
+    <w:bookmarkEnd w:id="53"/>
+    <w:bookmarkStart w:id="54" w:name="rapid-triage-chain"/>
     <w:p>
       <w:pPr>
         <w:pStyle w:val="Heading3"/>
@@ -9472,7 +9226,7 @@
           <w:b/>
           <w:bCs/>
         </w:rPr>
-        <w:t xml:space="preserve">5. STRESS BURNOUT RECOVERY CHAIN</w:t>
+        <w:t xml:space="preserve">6. RAPID TRIAGE CHAIN</w:t>
       </w:r>
     </w:p>
     <w:p>
@@ -9484,7 +9238,7 @@
           <w:b/>
           <w:bCs/>
         </w:rPr>
-        <w:t xml:space="preserve">PACE → ARIES → CALM → SHINE</w:t>
+        <w:t xml:space="preserve">IDEA → DICE → FATE</w:t>
       </w:r>
     </w:p>
     <w:p>
@@ -9502,7 +9256,7 @@
         <w:t xml:space="preserve"> </w:t>
       </w:r>
       <w:r>
-        <w:t xml:space="preserve">Long-term stress, approaching burnout, lifestyle reset ·</w:t>
+        <w:t xml:space="preserve">Quick wins, time-critical decisions, feasibility check ·</w:t>
       </w:r>
       <w:r>
         <w:t xml:space="preserve"> </w:t>
@@ -9518,7 +9272,7 @@
         <w:t xml:space="preserve"> </w:t>
       </w:r>
       <w:r>
-        <w:t xml:space="preserve">2–4 weeks (habit formation)</w:t>
+        <w:t xml:space="preserve">10–30 min</w:t>
       </w:r>
     </w:p>
     <w:p>
@@ -9535,12 +9289,12 @@
       <w:r>
         <w:t xml:space="preserve"> </w:t>
       </w:r>
-      <w:hyperlink w:anchor="pace">
-        <w:r>
-          <w:rPr>
-            <w:rStyle w:val="Hyperlink"/>
-          </w:rPr>
-          <w:t xml:space="preserve">PACE</w:t>
+      <w:hyperlink w:anchor="idea">
+        <w:r>
+          <w:rPr>
+            <w:rStyle w:val="Hyperlink"/>
+          </w:rPr>
+          <w:t xml:space="preserve">IDEA</w:t>
         </w:r>
       </w:hyperlink>
       <w:r>
@@ -9552,12 +9306,12 @@
       <w:r>
         <w:t xml:space="preserve"> </w:t>
       </w:r>
-      <w:hyperlink w:anchor="aries">
-        <w:r>
-          <w:rPr>
-            <w:rStyle w:val="Hyperlink"/>
-          </w:rPr>
-          <w:t xml:space="preserve">ARIES</w:t>
+      <w:hyperlink w:anchor="dice">
+        <w:r>
+          <w:rPr>
+            <w:rStyle w:val="Hyperlink"/>
+          </w:rPr>
+          <w:t xml:space="preserve">DICE</w:t>
         </w:r>
       </w:hyperlink>
       <w:r>
@@ -9569,29 +9323,12 @@
       <w:r>
         <w:t xml:space="preserve"> </w:t>
       </w:r>
-      <w:hyperlink w:anchor="calm">
-        <w:r>
-          <w:rPr>
-            <w:rStyle w:val="Hyperlink"/>
-          </w:rPr>
-          <w:t xml:space="preserve">CALM</w:t>
-        </w:r>
-      </w:hyperlink>
-      <w:r>
-        <w:t xml:space="preserve"> </w:t>
-      </w:r>
-      <w:r>
-        <w:t xml:space="preserve">→</w:t>
-      </w:r>
-      <w:r>
-        <w:t xml:space="preserve"> </w:t>
-      </w:r>
-      <w:hyperlink w:anchor="shine">
-        <w:r>
-          <w:rPr>
-            <w:rStyle w:val="Hyperlink"/>
-          </w:rPr>
-          <w:t xml:space="preserve">SHINE</w:t>
+      <w:hyperlink w:anchor="fate">
+        <w:r>
+          <w:rPr>
+            <w:rStyle w:val="Hyperlink"/>
+          </w:rPr>
+          <w:t xml:space="preserve">FATE</w:t>
         </w:r>
       </w:hyperlink>
       <w:r>
@@ -9623,160 +9360,12 @@
         <w:t xml:space="preserve"> </w:t>
       </w:r>
       <w:r>
-        <w:t xml:space="preserve">PACE (immediate); ARIES (lifestyle); CALM (resilience); SHINE (sustainable).</w:t>
-      </w:r>
-    </w:p>
-    <w:bookmarkEnd w:id="57"/>
-    <w:bookmarkStart w:id="58" w:name="rapid-triage-chain"/>
-    <w:p>
-      <w:pPr>
-        <w:pStyle w:val="Heading3"/>
-      </w:pPr>
-      <w:r>
-        <w:rPr>
-          <w:b/>
-          <w:bCs/>
-        </w:rPr>
-        <w:t xml:space="preserve">6. RAPID TRIAGE CHAIN</w:t>
-      </w:r>
-    </w:p>
-    <w:p>
-      <w:pPr>
-        <w:pStyle w:val="FirstParagraph"/>
-      </w:pPr>
-      <w:r>
-        <w:rPr>
-          <w:b/>
-          <w:bCs/>
-        </w:rPr>
-        <w:t xml:space="preserve">IDEA → DICE → FATE</w:t>
-      </w:r>
-    </w:p>
-    <w:p>
-      <w:pPr>
-        <w:pStyle w:val="BodyText"/>
-      </w:pPr>
-      <w:r>
-        <w:rPr>
-          <w:b/>
-          <w:bCs/>
-        </w:rPr>
-        <w:t xml:space="preserve">When:</w:t>
-      </w:r>
-      <w:r>
-        <w:t xml:space="preserve"> </w:t>
-      </w:r>
-      <w:r>
-        <w:t xml:space="preserve">Quick wins, time-critical decisions, feasibility check ·</w:t>
-      </w:r>
-      <w:r>
-        <w:t xml:space="preserve"> </w:t>
-      </w:r>
-      <w:r>
-        <w:rPr>
-          <w:b/>
-          <w:bCs/>
-        </w:rPr>
-        <w:t xml:space="preserve">Time:</w:t>
-      </w:r>
-      <w:r>
-        <w:t xml:space="preserve"> </w:t>
-      </w:r>
-      <w:r>
-        <w:t xml:space="preserve">10–30 min</w:t>
-      </w:r>
-    </w:p>
-    <w:p>
-      <w:pPr>
-        <w:pStyle w:val="BodyText"/>
-      </w:pPr>
-      <w:r>
-        <w:rPr>
-          <w:b/>
-          <w:bCs/>
-        </w:rPr>
-        <w:t xml:space="preserve">Flow:</w:t>
-      </w:r>
-      <w:r>
-        <w:t xml:space="preserve"> </w:t>
-      </w:r>
-      <w:hyperlink w:anchor="idea">
-        <w:r>
-          <w:rPr>
-            <w:rStyle w:val="Hyperlink"/>
-          </w:rPr>
-          <w:t xml:space="preserve">IDEA</w:t>
-        </w:r>
-      </w:hyperlink>
-      <w:r>
-        <w:t xml:space="preserve"> </w:t>
-      </w:r>
-      <w:r>
-        <w:t xml:space="preserve">→</w:t>
-      </w:r>
-      <w:r>
-        <w:t xml:space="preserve"> </w:t>
-      </w:r>
-      <w:hyperlink w:anchor="dice">
-        <w:r>
-          <w:rPr>
-            <w:rStyle w:val="Hyperlink"/>
-          </w:rPr>
-          <w:t xml:space="preserve">DICE</w:t>
-        </w:r>
-      </w:hyperlink>
-      <w:r>
-        <w:t xml:space="preserve"> </w:t>
-      </w:r>
-      <w:r>
-        <w:t xml:space="preserve">→</w:t>
-      </w:r>
-      <w:r>
-        <w:t xml:space="preserve"> </w:t>
-      </w:r>
-      <w:hyperlink w:anchor="fate">
-        <w:r>
-          <w:rPr>
-            <w:rStyle w:val="Hyperlink"/>
-          </w:rPr>
-          <w:t xml:space="preserve">FATE</w:t>
-        </w:r>
-      </w:hyperlink>
-      <w:r>
-        <w:t xml:space="preserve">.</w:t>
-      </w:r>
-      <w:r>
-        <w:t xml:space="preserve"> </w:t>
-      </w:r>
-      <w:r>
-        <w:rPr>
-          <w:i/>
-          <w:iCs/>
-        </w:rPr>
-        <w:t xml:space="preserve">Step details in each mnemonic above.</w:t>
-      </w:r>
-    </w:p>
-    <w:p>
-      <w:pPr>
-        <w:pStyle w:val="BodyText"/>
-      </w:pPr>
-      <w:r>
-        <w:rPr>
-          <w:b/>
-          <w:bCs/>
-        </w:rPr>
-        <w:t xml:space="preserve">Why:</w:t>
-      </w:r>
-      <w:r>
-        <w:t xml:space="preserve"> </w:t>
-      </w:r>
-      <w:r>
         <w:t xml:space="preserve">IDEA (fast frame); DICE (blockers); FATE (resources).</w:t>
       </w:r>
     </w:p>
-    <w:bookmarkEnd w:id="58"/>
-    <w:bookmarkEnd w:id="59"/>
-    <w:bookmarkStart w:id="60" w:name="pipeline-selection-matrix"/>
+    <w:bookmarkEnd w:id="54"/>
+    <w:bookmarkEnd w:id="55"/>
+    <w:bookmarkStart w:id="56" w:name="pipeline-selection-matrix"/>
     <w:p>
       <w:pPr>
         <w:pStyle w:val="Heading2"/>
@@ -10384,8 +9973,8 @@
         </w:pict>
       </w:r>
     </w:p>
-    <w:bookmarkEnd w:id="60"/>
-    <w:bookmarkStart w:id="61" w:name="pro-tips"/>
+    <w:bookmarkEnd w:id="56"/>
+    <w:bookmarkStart w:id="57" w:name="pro-tips"/>
     <w:p>
       <w:pPr>
         <w:pStyle w:val="Heading2"/>
@@ -10576,8 +10165,8 @@
         </w:pict>
       </w:r>
     </w:p>
-    <w:bookmarkEnd w:id="61"/>
-    <w:bookmarkStart w:id="62" w:name="common-mistakes"/>
+    <w:bookmarkEnd w:id="57"/>
+    <w:bookmarkStart w:id="58" w:name="common-mistakes"/>
     <w:p>
       <w:pPr>
         <w:pStyle w:val="Heading2"/>
@@ -11107,8 +10696,8 @@
         </w:r>
       </w:hyperlink>
     </w:p>
-    <w:bookmarkEnd w:id="62"/>
-    <w:bookmarkStart w:id="64" w:name="contributing"/>
+    <w:bookmarkEnd w:id="58"/>
+    <w:bookmarkStart w:id="60" w:name="contributing"/>
     <w:p>
       <w:pPr>
         <w:pStyle w:val="Heading2"/>
@@ -11181,7 +10770,7 @@
       <w:r>
         <w:t xml:space="preserve"> </w:t>
       </w:r>
-      <w:hyperlink r:id="rId63">
+      <w:hyperlink r:id="rId59">
         <w:r>
           <w:rPr>
             <w:rStyle w:val="Hyperlink"/>
@@ -11203,8 +10792,8 @@
         </w:pict>
       </w:r>
     </w:p>
-    <w:bookmarkEnd w:id="64"/>
-    <w:bookmarkStart w:id="77" w:name="release-versions"/>
+    <w:bookmarkEnd w:id="60"/>
+    <w:bookmarkStart w:id="73" w:name="release-versions"/>
     <w:p>
       <w:pPr>
         <w:pStyle w:val="Heading2"/>
@@ -11233,26 +10822,94 @@
       <w:r>
         <w:t xml:space="preserve"> </w:t>
       </w:r>
+      <w:hyperlink r:id="rId61">
+        <w:r>
+          <w:rPr>
+            <w:rStyle w:val="Hyperlink"/>
+          </w:rPr>
+          <w:t xml:space="preserve">CHANGELOG</w:t>
+        </w:r>
+      </w:hyperlink>
+    </w:p>
+    <w:p>
+      <w:pPr>
+        <w:pStyle w:val="BodyText"/>
+      </w:pPr>
+      <w:r>
+        <w:rPr>
+          <w:b/>
+          <w:bCs/>
+        </w:rPr>
+        <w:t xml:space="preserve">ZIP (all formats):</w:t>
+      </w:r>
+      <w:r>
+        <w:t xml:space="preserve"> </w:t>
+      </w:r>
+      <w:hyperlink r:id="rId62">
+        <w:r>
+          <w:rPr>
+            <w:rStyle w:val="Hyperlink"/>
+          </w:rPr>
+          <w:t xml:space="preserve">Complete</w:t>
+        </w:r>
+      </w:hyperlink>
+      <w:r>
+        <w:t xml:space="preserve"> </w:t>
+      </w:r>
+      <w:r>
+        <w:t xml:space="preserve">·</w:t>
+      </w:r>
+      <w:r>
+        <w:t xml:space="preserve"> </w:t>
+      </w:r>
+      <w:hyperlink r:id="rId63">
+        <w:r>
+          <w:rPr>
+            <w:rStyle w:val="Hyperlink"/>
+          </w:rPr>
+          <w:t xml:space="preserve">Quick Reference</w:t>
+        </w:r>
+      </w:hyperlink>
+    </w:p>
+    <w:p>
+      <w:pPr>
+        <w:pStyle w:val="BodyText"/>
+      </w:pPr>
+      <w:r>
+        <w:rPr>
+          <w:b/>
+          <w:bCs/>
+        </w:rPr>
+        <w:t xml:space="preserve">By format:</w:t>
+      </w:r>
+      <w:r>
+        <w:t xml:space="preserve"> </w:t>
+      </w:r>
+      <w:r>
+        <w:t xml:space="preserve">Complete —</w:t>
+      </w:r>
+      <w:r>
+        <w:t xml:space="preserve"> </w:t>
+      </w:r>
+      <w:hyperlink r:id="rId64">
+        <w:r>
+          <w:rPr>
+            <w:rStyle w:val="Hyperlink"/>
+          </w:rPr>
+          <w:t xml:space="preserve">PDF</w:t>
+        </w:r>
+      </w:hyperlink>
+      <w:r>
+        <w:t xml:space="preserve"> </w:t>
+      </w:r>
       <w:hyperlink r:id="rId65">
         <w:r>
           <w:rPr>
             <w:rStyle w:val="Hyperlink"/>
           </w:rPr>
-          <w:t xml:space="preserve">CHANGELOG</w:t>
-        </w:r>
-      </w:hyperlink>
-    </w:p>
-    <w:p>
-      <w:pPr>
-        <w:pStyle w:val="BodyText"/>
-      </w:pPr>
-      <w:r>
-        <w:rPr>
-          <w:b/>
-          <w:bCs/>
-        </w:rPr>
-        <w:t xml:space="preserve">ZIP (all formats):</w:t>
-      </w:r>
+          <w:t xml:space="preserve">DOCX</w:t>
+        </w:r>
+      </w:hyperlink>
       <w:r>
         <w:t xml:space="preserve"> </w:t>
       </w:r>
@@ -11261,15 +10918,9 @@
           <w:rPr>
             <w:rStyle w:val="Hyperlink"/>
           </w:rPr>
-          <w:t xml:space="preserve">Complete</w:t>
-        </w:r>
-      </w:hyperlink>
-      <w:r>
-        <w:t xml:space="preserve"> </w:t>
-      </w:r>
-      <w:r>
-        <w:t xml:space="preserve">·</w:t>
-      </w:r>
+          <w:t xml:space="preserve">RTF</w:t>
+        </w:r>
+      </w:hyperlink>
       <w:r>
         <w:t xml:space="preserve"> </w:t>
       </w:r>
@@ -11278,26 +10929,14 @@
           <w:rPr>
             <w:rStyle w:val="Hyperlink"/>
           </w:rPr>
-          <w:t xml:space="preserve">Quick Reference</w:t>
-        </w:r>
-      </w:hyperlink>
-    </w:p>
-    <w:p>
-      <w:pPr>
-        <w:pStyle w:val="BodyText"/>
-      </w:pPr>
-      <w:r>
-        <w:rPr>
-          <w:b/>
-          <w:bCs/>
-        </w:rPr>
-        <w:t xml:space="preserve">By format:</w:t>
-      </w:r>
-      <w:r>
-        <w:t xml:space="preserve"> </w:t>
-      </w:r>
-      <w:r>
-        <w:t xml:space="preserve">Complete —</w:t>
+          <w:t xml:space="preserve">MD</w:t>
+        </w:r>
+      </w:hyperlink>
+      <w:r>
+        <w:t xml:space="preserve"> </w:t>
+      </w:r>
+      <w:r>
+        <w:t xml:space="preserve">· Quick —</w:t>
       </w:r>
       <w:r>
         <w:t xml:space="preserve"> </w:t>
@@ -11344,62 +10983,12 @@
         </w:r>
       </w:hyperlink>
       <w:r>
-        <w:t xml:space="preserve"> </w:t>
-      </w:r>
-      <w:r>
-        <w:t xml:space="preserve">· Quick —</w:t>
+        <w:t xml:space="preserve">.</w:t>
       </w:r>
       <w:r>
         <w:t xml:space="preserve"> </w:t>
       </w:r>
       <w:hyperlink r:id="rId72">
-        <w:r>
-          <w:rPr>
-            <w:rStyle w:val="Hyperlink"/>
-          </w:rPr>
-          <w:t xml:space="preserve">PDF</w:t>
-        </w:r>
-      </w:hyperlink>
-      <w:r>
-        <w:t xml:space="preserve"> </w:t>
-      </w:r>
-      <w:hyperlink r:id="rId73">
-        <w:r>
-          <w:rPr>
-            <w:rStyle w:val="Hyperlink"/>
-          </w:rPr>
-          <w:t xml:space="preserve">DOCX</w:t>
-        </w:r>
-      </w:hyperlink>
-      <w:r>
-        <w:t xml:space="preserve"> </w:t>
-      </w:r>
-      <w:hyperlink r:id="rId74">
-        <w:r>
-          <w:rPr>
-            <w:rStyle w:val="Hyperlink"/>
-          </w:rPr>
-          <w:t xml:space="preserve">RTF</w:t>
-        </w:r>
-      </w:hyperlink>
-      <w:r>
-        <w:t xml:space="preserve"> </w:t>
-      </w:r>
-      <w:hyperlink r:id="rId75">
-        <w:r>
-          <w:rPr>
-            <w:rStyle w:val="Hyperlink"/>
-          </w:rPr>
-          <w:t xml:space="preserve">MD</w:t>
-        </w:r>
-      </w:hyperlink>
-      <w:r>
-        <w:t xml:space="preserve">.</w:t>
-      </w:r>
-      <w:r>
-        <w:t xml:space="preserve"> </w:t>
-      </w:r>
-      <w:hyperlink r:id="rId76">
         <w:r>
           <w:rPr>
             <w:rStyle w:val="Hyperlink"/>
@@ -11431,8 +11020,8 @@
         </w:pict>
       </w:r>
     </w:p>
-    <w:bookmarkEnd w:id="77"/>
-    <w:bookmarkStart w:id="88" w:name="sources-references"/>
+    <w:bookmarkEnd w:id="73"/>
+    <w:bookmarkStart w:id="84" w:name="sources-references"/>
     <w:p>
       <w:pPr>
         <w:pStyle w:val="Heading2"/>
@@ -11441,7 +11030,7 @@
         <w:t xml:space="preserve">Sources &amp; References</w:t>
       </w:r>
     </w:p>
-    <w:bookmarkStart w:id="81" w:name="problem-solving-methodologies"/>
+    <w:bookmarkStart w:id="77" w:name="problem-solving-methodologies"/>
     <w:p>
       <w:pPr>
         <w:pStyle w:val="Heading3"/>
@@ -11487,7 +11076,7 @@
       <w:r>
         <w:t xml:space="preserve"> </w:t>
       </w:r>
-      <w:hyperlink r:id="rId78">
+      <w:hyperlink r:id="rId74">
         <w:r>
           <w:rPr>
             <w:rStyle w:val="Hyperlink"/>
@@ -11542,7 +11131,7 @@
       <w:r>
         <w:t xml:space="preserve"> </w:t>
       </w:r>
-      <w:hyperlink r:id="rId79">
+      <w:hyperlink r:id="rId75">
         <w:r>
           <w:rPr>
             <w:rStyle w:val="Hyperlink"/>
@@ -11575,7 +11164,7 @@
       <w:r>
         <w:t xml:space="preserve"> </w:t>
       </w:r>
-      <w:hyperlink r:id="rId80">
+      <w:hyperlink r:id="rId76">
         <w:r>
           <w:rPr>
             <w:rStyle w:val="Hyperlink"/>
@@ -11606,8 +11195,8 @@
         <w:t xml:space="preserve">ℹ — Curated/educational problem-solving mnemonics for this collection.</w:t>
       </w:r>
     </w:p>
-    <w:bookmarkEnd w:id="81"/>
-    <w:bookmarkStart w:id="85" w:name="strategic-analysis-frameworks"/>
+    <w:bookmarkEnd w:id="77"/>
+    <w:bookmarkStart w:id="81" w:name="strategic-analysis-frameworks"/>
     <w:p>
       <w:pPr>
         <w:pStyle w:val="Heading3"/>
@@ -11653,7 +11242,7 @@
       <w:r>
         <w:t xml:space="preserve"> </w:t>
       </w:r>
-      <w:hyperlink r:id="rId82">
+      <w:hyperlink r:id="rId78">
         <w:r>
           <w:rPr>
             <w:rStyle w:val="Hyperlink"/>
@@ -11708,7 +11297,7 @@
       <w:r>
         <w:t xml:space="preserve"> </w:t>
       </w:r>
-      <w:hyperlink r:id="rId83">
+      <w:hyperlink r:id="rId79">
         <w:r>
           <w:rPr>
             <w:rStyle w:val="Hyperlink"/>
@@ -11741,7 +11330,7 @@
       <w:r>
         <w:t xml:space="preserve"> </w:t>
       </w:r>
-      <w:hyperlink r:id="rId84">
+      <w:hyperlink r:id="rId80">
         <w:r>
           <w:rPr>
             <w:rStyle w:val="Hyperlink"/>
@@ -11796,8 +11385,8 @@
         </w:r>
       </w:hyperlink>
     </w:p>
-    <w:bookmarkEnd w:id="85"/>
-    <w:bookmarkStart w:id="86" w:name="problem-resolution-threats-triage"/>
+    <w:bookmarkEnd w:id="81"/>
+    <w:bookmarkStart w:id="82" w:name="problem-resolution-threats-triage"/>
     <w:p>
       <w:pPr>
         <w:pStyle w:val="Heading3"/>
@@ -11828,8 +11417,8 @@
         <w:t xml:space="preserve">ℹ — Educational mnemonics for blockers and resource checks in this collection.</w:t>
       </w:r>
     </w:p>
-    <w:bookmarkEnd w:id="86"/>
-    <w:bookmarkStart w:id="87" w:name="X26575901e59616899e8b3847496560b142cc09a"/>
+    <w:bookmarkEnd w:id="82"/>
+    <w:bookmarkStart w:id="83" w:name="X26575901e59616899e8b3847496560b142cc09a"/>
     <w:p>
       <w:pPr>
         <w:pStyle w:val="Heading3"/>
@@ -11851,7 +11440,7 @@
           <w:b/>
           <w:bCs/>
         </w:rPr>
-        <w:t xml:space="preserve">BREATHE, PAUSE, WAIT, PACE, STOP, ARIES, HELP, HANDLE, CALM, PUSH, HOPE, SHINE</w:t>
+        <w:t xml:space="preserve">BREATHE, PAUSE, WAIT, PACE, STOP, ARIES, CALM, SHINE</w:t>
       </w:r>
       <w:r>
         <w:t xml:space="preserve"> </w:t>
@@ -11900,9 +11489,9 @@
         <w:t xml:space="preserve">✓ documented; ⚠ adapted; ℹ curated. Mix of established frameworks and educational compilations.</w:t>
       </w:r>
     </w:p>
-    <w:bookmarkEnd w:id="87"/>
-    <w:bookmarkEnd w:id="88"/>
-    <w:bookmarkEnd w:id="89"/>
+    <w:bookmarkEnd w:id="83"/>
+    <w:bookmarkEnd w:id="84"/>
+    <w:bookmarkEnd w:id="85"/>
     <w:sectPr>
       <w:footnotePr>
         <w:numRestart w:val="eachSect"/>

--- a/releases/Awesome-Mnemonics-Complete-Guide.docx
+++ b/releases/Awesome-Mnemonics-Complete-Guide.docx
@@ -28,7 +28,7 @@
         </w:p>
       </w:sdtContent>
     </w:sdt>
-    <w:bookmarkStart w:id="85" w:name="awesome-mnemonics---complete-guide"/>
+    <w:bookmarkStart w:id="87" w:name="awesome-mnemonics---complete-guide"/>
     <w:p>
       <w:pPr>
         <w:pStyle w:val="Heading1"/>
@@ -51,7 +51,13 @@
           <w:b/>
           <w:bCs/>
         </w:rPr>
-        <w:t xml:space="preserve">Memory hacks that compress complex workflows into actionable acronyms. Use during incidents, RCAs (root cause analysis), design decisions, or high-stress situations.</w:t>
+        <w:t xml:space="preserve">A curated list of problem-solving and stress-management mnemonics.</w:t>
+      </w:r>
+      <w:r>
+        <w:t xml:space="preserve"> </w:t>
+      </w:r>
+      <w:r>
+        <w:t xml:space="preserve">Acronyms that compress workflows into actionable steps—for incidents, RCAs (root cause analysis), design decisions, and high-stress situations.</w:t>
       </w:r>
     </w:p>
     <w:p>
@@ -69,7 +75,7 @@
         <w:t xml:space="preserve"> </w:t>
       </w:r>
       <w:r>
-        <w:t xml:space="preserve">Established frameworks (e.g. 8D, SWOT, PESTEL, RACI, SET) and curated mnemonics for learning and incident use.</w:t>
+        <w:t xml:space="preserve">Includes established frameworks (8D, SWOT, PESTEL, RACI, SET) and curated mnemonics.</w:t>
       </w:r>
       <w:r>
         <w:t xml:space="preserve"> </w:t>
@@ -98,7 +104,7 @@
           <w:i/>
           <w:iCs/>
         </w:rPr>
-        <w:t xml:space="preserve">Release v2.5 — 2026-01-25</w:t>
+        <w:t xml:space="preserve">Release v2.6 — 2026-01-25</w:t>
       </w:r>
     </w:p>
     <w:p>
@@ -704,18 +710,6 @@
       </w:pPr>
       <w:r>
         <w:rPr>
-          <w:i/>
-          <w:iCs/>
-        </w:rPr>
-        <w:t xml:space="preserve">(If icons don’t display: 🚨=crisis, 🔍=root cause, 👥=conflict, 📊=planning, 🏗️=design, 🐛=debug, 😰=stress.)</w:t>
-      </w:r>
-    </w:p>
-    <w:p>
-      <w:pPr>
-        <w:pStyle w:val="BodyText"/>
-      </w:pPr>
-      <w:r>
-        <w:rPr>
           <w:b/>
           <w:bCs/>
         </w:rPr>
@@ -792,12 +786,12 @@
       <w:r>
         <w:t xml:space="preserve"> </w:t>
       </w:r>
-      <w:hyperlink w:anchor="awesome-mnemonics---complete-guide">
-        <w:r>
-          <w:rPr>
-            <w:rStyle w:val="Hyperlink"/>
-          </w:rPr>
-          <w:t xml:space="preserve">📥 Top</w:t>
+      <w:hyperlink w:anchor="awesome-mnemonics">
+        <w:r>
+          <w:rPr>
+            <w:rStyle w:val="Hyperlink"/>
+          </w:rPr>
+          <w:t xml:space="preserve">📥 Downloads</w:t>
         </w:r>
       </w:hyperlink>
     </w:p>
@@ -827,7 +821,7 @@
           <w:i/>
           <w:iCs/>
         </w:rPr>
-        <w:t xml:space="preserve">Lookup by area; when-to-use guidance.</w:t>
+        <w:t xml:space="preserve">Browse by category; each entry links to full definition and when-to-use guidance.</w:t>
       </w:r>
     </w:p>
     <w:bookmarkStart w:id="11" w:name="ops"/>
@@ -2007,14 +2001,6 @@
         <w:t xml:space="preserve"> </w:t>
       </w:r>
       <w:r>
-        <w:t xml:space="preserve">Social proof helps enterprise adoption; your org helps others.</w:t>
-      </w:r>
-    </w:p>
-    <w:p>
-      <w:pPr>
-        <w:pStyle w:val="BodyText"/>
-      </w:pPr>
-      <w:r>
         <w:t xml:space="preserve">One-line PR, e.g. </w:t>
       </w:r>
       <w:r>
@@ -2072,19 +2058,7 @@
         <w:t xml:space="preserve"> </w:t>
       </w:r>
       <w:r>
-        <w:t xml:space="preserve">— pipeline and search from</w:t>
-      </w:r>
-      <w:r>
-        <w:t xml:space="preserve"> </w:t>
-      </w:r>
-      <w:r>
-        <w:rPr>
-          <w:rStyle w:val="VerbatimChar"/>
-        </w:rPr>
-        <w:t xml:space="preserve">mnemonics-index.yaml</w:t>
-      </w:r>
-      <w:r>
-        <w:t xml:space="preserve">.</w:t>
+        <w:t xml:space="preserve">— look up pipelines and search mnemonics by topic.</w:t>
       </w:r>
     </w:p>
     <w:p>
@@ -2233,6 +2207,42 @@
           <w:rStyle w:val="VerbatimChar"/>
         </w:rPr>
         <w:t xml:space="preserve">mnemonic search stress -o json</w:t>
+      </w:r>
+    </w:p>
+    <w:p>
+      <w:pPr>
+        <w:pStyle w:val="BodyText"/>
+      </w:pPr>
+      <w:r>
+        <w:rPr>
+          <w:b/>
+          <w:bCs/>
+        </w:rPr>
+        <w:t xml:space="preserve">Alias (optional):</w:t>
+      </w:r>
+      <w:r>
+        <w:t xml:space="preserve"> </w:t>
+      </w:r>
+      <w:r>
+        <w:rPr>
+          <w:rStyle w:val="VerbatimChar"/>
+        </w:rPr>
+        <w:t xml:space="preserve">alias incident='mnemonic pipeline crisis'</w:t>
+      </w:r>
+      <w:r>
+        <w:t xml:space="preserve"> </w:t>
+      </w:r>
+      <w:r>
+        <w:t xml:space="preserve">in</w:t>
+      </w:r>
+      <w:r>
+        <w:t xml:space="preserve"> </w:t>
+      </w:r>
+      <w:r>
+        <w:rPr>
+          <w:rStyle w:val="VerbatimChar"/>
+        </w:rPr>
+        <w:t xml:space="preserve">~/.zshrc</w:t>
       </w:r>
     </w:p>
     <w:p>
@@ -2302,318 +2312,13 @@
       </w:r>
     </w:p>
     <w:bookmarkEnd w:id="19"/>
-    <w:bookmarkStart w:id="20" w:name="mnemonic-selection-flowchart"/>
+    <w:bookmarkStart w:id="21" w:name="quick-start-sre-infra"/>
     <w:p>
       <w:pPr>
         <w:pStyle w:val="Heading2"/>
       </w:pPr>
       <w:r>
-        <w:t xml:space="preserve">🔄 Mnemonic Selection Flowchart</w:t>
-      </w:r>
-    </w:p>
-    <w:p>
-      <w:pPr>
-        <w:pStyle w:val="FirstParagraph"/>
-      </w:pPr>
-      <w:r>
-        <w:rPr>
-          <w:i/>
-          <w:iCs/>
-        </w:rPr>
-        <w:t xml:space="preserve">📱 If hard to read:</w:t>
-      </w:r>
-      <w:r>
-        <w:rPr>
-          <w:i/>
-          <w:iCs/>
-        </w:rPr>
-        <w:t xml:space="preserve"> </w:t>
-      </w:r>
-      <w:hyperlink w:anchor="quick-reference--on-call-guide">
-        <w:r>
-          <w:rPr>
-            <w:rStyle w:val="Hyperlink"/>
-            <w:i/>
-            <w:iCs/>
-          </w:rPr>
-          <w:t xml:space="preserve">Quick Reference</w:t>
-        </w:r>
-      </w:hyperlink>
-      <w:r>
-        <w:rPr>
-          <w:i/>
-          <w:iCs/>
-        </w:rPr>
-        <w:t xml:space="preserve"> </w:t>
-      </w:r>
-      <w:r>
-        <w:rPr>
-          <w:i/>
-          <w:iCs/>
-        </w:rPr>
-        <w:t xml:space="preserve">or</w:t>
-      </w:r>
-      <w:r>
-        <w:rPr>
-          <w:i/>
-          <w:iCs/>
-        </w:rPr>
-        <w:t xml:space="preserve"> </w:t>
-      </w:r>
-      <w:hyperlink w:anchor="categorized-index">
-        <w:r>
-          <w:rPr>
-            <w:rStyle w:val="Hyperlink"/>
-            <w:i/>
-            <w:iCs/>
-          </w:rPr>
-          <w:t xml:space="preserve">Index</w:t>
-        </w:r>
-      </w:hyperlink>
-      <w:r>
-        <w:rPr>
-          <w:i/>
-          <w:iCs/>
-        </w:rPr>
-        <w:t xml:space="preserve">.</w:t>
-      </w:r>
-    </w:p>
-    <w:p>
-      <w:pPr>
-        <w:pStyle w:val="SourceCode"/>
-      </w:pPr>
-      <w:r>
-        <w:rPr>
-          <w:rStyle w:val="VerbatimChar"/>
-        </w:rPr>
-        <w:t xml:space="preserve">                    ┌─────────────┐</w:t>
-      </w:r>
-      <w:r>
-        <w:br/>
-      </w:r>
-      <w:r>
-        <w:rPr>
-          <w:rStyle w:val="VerbatimChar"/>
-        </w:rPr>
-        <w:t xml:space="preserve">                    │  Problem?   │</w:t>
-      </w:r>
-      <w:r>
-        <w:br/>
-      </w:r>
-      <w:r>
-        <w:rPr>
-          <w:rStyle w:val="VerbatimChar"/>
-        </w:rPr>
-        <w:t xml:space="preserve">                    └──────┬──────┘</w:t>
-      </w:r>
-      <w:r>
-        <w:br/>
-      </w:r>
-      <w:r>
-        <w:rPr>
-          <w:rStyle w:val="VerbatimChar"/>
-        </w:rPr>
-        <w:t xml:space="preserve">                           │</w:t>
-      </w:r>
-      <w:r>
-        <w:br/>
-      </w:r>
-      <w:r>
-        <w:rPr>
-          <w:rStyle w:val="VerbatimChar"/>
-        </w:rPr>
-        <w:t xml:space="preserve">              ┌────────────┼────────────┐</w:t>
-      </w:r>
-      <w:r>
-        <w:br/>
-      </w:r>
-      <w:r>
-        <w:rPr>
-          <w:rStyle w:val="VerbatimChar"/>
-        </w:rPr>
-        <w:t xml:space="preserve">              │            │            │</w:t>
-      </w:r>
-      <w:r>
-        <w:br/>
-      </w:r>
-      <w:r>
-        <w:rPr>
-          <w:rStyle w:val="VerbatimChar"/>
-        </w:rPr>
-        <w:t xml:space="preserve">         ┌────▼───┐   ┌────▼───┐   ┌────▼────┐</w:t>
-      </w:r>
-      <w:r>
-        <w:br/>
-      </w:r>
-      <w:r>
-        <w:rPr>
-          <w:rStyle w:val="VerbatimChar"/>
-        </w:rPr>
-        <w:t xml:space="preserve">         │ Quick? │   │Complex?│   │ Stress? │</w:t>
-      </w:r>
-      <w:r>
-        <w:br/>
-      </w:r>
-      <w:r>
-        <w:rPr>
-          <w:rStyle w:val="VerbatimChar"/>
-        </w:rPr>
-        <w:t xml:space="preserve">         └────┬───┘   └────┬───┘   └────┬────┘</w:t>
-      </w:r>
-      <w:r>
-        <w:br/>
-      </w:r>
-      <w:r>
-        <w:rPr>
-          <w:rStyle w:val="VerbatimChar"/>
-        </w:rPr>
-        <w:t xml:space="preserve">              │            │            │</w:t>
-      </w:r>
-      <w:r>
-        <w:br/>
-      </w:r>
-      <w:r>
-        <w:rPr>
-          <w:rStyle w:val="VerbatimChar"/>
-        </w:rPr>
-        <w:t xml:space="preserve">         ┌────▼────┐  ┌────▼─────┐  ┌───▼────┐</w:t>
-      </w:r>
-      <w:r>
-        <w:br/>
-      </w:r>
-      <w:r>
-        <w:rPr>
-          <w:rStyle w:val="VerbatimChar"/>
-        </w:rPr>
-        <w:t xml:space="preserve">         │  IDEA   │  │PREPARE/  │  │ STOP → │</w:t>
-      </w:r>
-      <w:r>
-        <w:br/>
-      </w:r>
-      <w:r>
-        <w:rPr>
-          <w:rStyle w:val="VerbatimChar"/>
-        </w:rPr>
-        <w:t xml:space="preserve">         │    +    │  │ICEBERG+  │  │ PACE   │</w:t>
-      </w:r>
-      <w:r>
-        <w:br/>
-      </w:r>
-      <w:r>
-        <w:rPr>
-          <w:rStyle w:val="VerbatimChar"/>
-        </w:rPr>
-        <w:t xml:space="preserve">         │  STOP   │  │ 5 Whys   │  └────────┘</w:t>
-      </w:r>
-      <w:r>
-        <w:br/>
-      </w:r>
-      <w:r>
-        <w:rPr>
-          <w:rStyle w:val="VerbatimChar"/>
-        </w:rPr>
-        <w:t xml:space="preserve">         └─────────┘  └──────────┘</w:t>
-      </w:r>
-    </w:p>
-    <w:p>
-      <w:pPr>
-        <w:pStyle w:val="FirstParagraph"/>
-      </w:pPr>
-      <w:r>
-        <w:rPr>
-          <w:b/>
-          <w:bCs/>
-        </w:rPr>
-        <w:t xml:space="preserve">Flowchart (text summary):</w:t>
-      </w:r>
-      <w:r>
-        <w:t xml:space="preserve"> </w:t>
-      </w:r>
-      <w:r>
-        <w:rPr>
-          <w:b/>
-          <w:bCs/>
-        </w:rPr>
-        <w:t xml:space="preserve">Quick?</w:t>
-      </w:r>
-      <w:r>
-        <w:t xml:space="preserve"> </w:t>
-      </w:r>
-      <w:r>
-        <w:t xml:space="preserve">→ IDEA+STOP ·</w:t>
-      </w:r>
-      <w:r>
-        <w:t xml:space="preserve"> </w:t>
-      </w:r>
-      <w:r>
-        <w:rPr>
-          <w:b/>
-          <w:bCs/>
-        </w:rPr>
-        <w:t xml:space="preserve">Complex?</w:t>
-      </w:r>
-      <w:r>
-        <w:t xml:space="preserve"> </w:t>
-      </w:r>
-      <w:r>
-        <w:t xml:space="preserve">→ PREPARE/ICEBERG+5 Whys ·</w:t>
-      </w:r>
-      <w:r>
-        <w:t xml:space="preserve"> </w:t>
-      </w:r>
-      <w:r>
-        <w:rPr>
-          <w:b/>
-          <w:bCs/>
-        </w:rPr>
-        <w:t xml:space="preserve">Stress?</w:t>
-      </w:r>
-      <w:r>
-        <w:t xml:space="preserve"> </w:t>
-      </w:r>
-      <w:r>
-        <w:t xml:space="preserve">→ STOP→PACE. Use</w:t>
-      </w:r>
-      <w:r>
-        <w:t xml:space="preserve"> </w:t>
-      </w:r>
-      <w:hyperlink w:anchor="quick-reference--on-call-guide">
-        <w:r>
-          <w:rPr>
-            <w:rStyle w:val="Hyperlink"/>
-          </w:rPr>
-          <w:t xml:space="preserve">Quick Reference</w:t>
-        </w:r>
-      </w:hyperlink>
-      <w:r>
-        <w:t xml:space="preserve"> </w:t>
-      </w:r>
-      <w:r>
-        <w:t xml:space="preserve">or</w:t>
-      </w:r>
-      <w:r>
-        <w:t xml:space="preserve"> </w:t>
-      </w:r>
-      <w:hyperlink w:anchor="categorized-index">
-        <w:r>
-          <w:rPr>
-            <w:rStyle w:val="Hyperlink"/>
-          </w:rPr>
-          <w:t xml:space="preserve">Categorized Index</w:t>
-        </w:r>
-      </w:hyperlink>
-      <w:r>
-        <w:t xml:space="preserve">.</w:t>
-      </w:r>
-    </w:p>
-    <w:bookmarkEnd w:id="20"/>
-    <w:bookmarkStart w:id="21" w:name="table-of-contents"/>
-    <w:p>
-      <w:pPr>
-        <w:pStyle w:val="Heading2"/>
-      </w:pPr>
-      <w:r>
-        <w:t xml:space="preserve">Table of Contents</w:t>
+        <w:t xml:space="preserve">Quick Start (SRE / Infra)</w:t>
       </w:r>
     </w:p>
     <w:p>
@@ -2624,6 +2329,365 @@
           <w:numId w:val="1001"/>
         </w:numPr>
       </w:pPr>
+      <w:r>
+        <w:rPr>
+          <w:b/>
+          <w:bCs/>
+        </w:rPr>
+        <w:t xml:space="preserve">Runbook</w:t>
+      </w:r>
+      <w:r>
+        <w:t xml:space="preserve"> </w:t>
+      </w:r>
+      <w:r>
+        <w:t xml:space="preserve">— Copy</w:t>
+      </w:r>
+      <w:r>
+        <w:t xml:space="preserve"> </w:t>
+      </w:r>
+      <w:hyperlink r:id="rId20">
+        <w:r>
+          <w:rPr>
+            <w:rStyle w:val="Hyperlink"/>
+          </w:rPr>
+          <w:t xml:space="preserve">incident-response-runbook.md</w:t>
+        </w:r>
+      </w:hyperlink>
+      <w:r>
+        <w:t xml:space="preserve"> </w:t>
+      </w:r>
+      <w:r>
+        <w:t xml:space="preserve">(STOP→TRACE→DEBUG→8D) into Confluence, wiki, or runbook store.</w:t>
+      </w:r>
+    </w:p>
+    <w:p>
+      <w:pPr>
+        <w:pStyle w:val="Compact"/>
+        <w:numPr>
+          <w:ilvl w:val="0"/>
+          <w:numId w:val="1001"/>
+        </w:numPr>
+      </w:pPr>
+      <w:r>
+        <w:rPr>
+          <w:b/>
+          <w:bCs/>
+        </w:rPr>
+        <w:t xml:space="preserve">CLI</w:t>
+      </w:r>
+      <w:r>
+        <w:t xml:space="preserve"> </w:t>
+      </w:r>
+      <w:r>
+        <w:t xml:space="preserve">—</w:t>
+      </w:r>
+      <w:r>
+        <w:t xml:space="preserve"> </w:t>
+      </w:r>
+      <w:r>
+        <w:rPr>
+          <w:rStyle w:val="VerbatimChar"/>
+        </w:rPr>
+        <w:t xml:space="preserve">pip install git+https://github.com/StewAlexander-com/Awesome-Mnemonics.git</w:t>
+      </w:r>
+      <w:r>
+        <w:t xml:space="preserve"> </w:t>
+      </w:r>
+      <w:r>
+        <w:t xml:space="preserve">then</w:t>
+      </w:r>
+      <w:r>
+        <w:t xml:space="preserve"> </w:t>
+      </w:r>
+      <w:r>
+        <w:rPr>
+          <w:rStyle w:val="VerbatimChar"/>
+        </w:rPr>
+        <w:t xml:space="preserve">mnemonic pipeline crisis</w:t>
+      </w:r>
+      <w:r>
+        <w:t xml:space="preserve"> </w:t>
+      </w:r>
+      <w:r>
+        <w:t xml:space="preserve">(or</w:t>
+      </w:r>
+      <w:r>
+        <w:t xml:space="preserve"> </w:t>
+      </w:r>
+      <w:r>
+        <w:rPr>
+          <w:rStyle w:val="VerbatimChar"/>
+        </w:rPr>
+        <w:t xml:space="preserve">mnemonic search &lt;topic&gt;</w:t>
+      </w:r>
+      <w:r>
+        <w:t xml:space="preserve">).</w:t>
+      </w:r>
+    </w:p>
+    <w:p>
+      <w:pPr>
+        <w:pStyle w:val="Compact"/>
+        <w:numPr>
+          <w:ilvl w:val="0"/>
+          <w:numId w:val="1001"/>
+        </w:numPr>
+      </w:pPr>
+      <w:r>
+        <w:rPr>
+          <w:b/>
+          <w:bCs/>
+        </w:rPr>
+        <w:t xml:space="preserve">Alias</w:t>
+      </w:r>
+      <w:r>
+        <w:t xml:space="preserve"> </w:t>
+      </w:r>
+      <w:r>
+        <w:t xml:space="preserve">—</w:t>
+      </w:r>
+      <w:r>
+        <w:t xml:space="preserve"> </w:t>
+      </w:r>
+      <w:r>
+        <w:rPr>
+          <w:rStyle w:val="VerbatimChar"/>
+        </w:rPr>
+        <w:t xml:space="preserve">alias incident='mnemonic pipeline crisis'</w:t>
+      </w:r>
+      <w:r>
+        <w:t xml:space="preserve"> </w:t>
+      </w:r>
+      <w:r>
+        <w:t xml:space="preserve">in</w:t>
+      </w:r>
+      <w:r>
+        <w:t xml:space="preserve"> </w:t>
+      </w:r>
+      <w:r>
+        <w:rPr>
+          <w:rStyle w:val="VerbatimChar"/>
+        </w:rPr>
+        <w:t xml:space="preserve">~/.zshrc</w:t>
+      </w:r>
+    </w:p>
+    <w:p>
+      <w:r>
+        <w:pict>
+          <v:rect style="width:0;height:1.5pt" o:hralign="center" o:hrstd="t" o:hr="t"/>
+        </w:pict>
+      </w:r>
+    </w:p>
+    <w:bookmarkEnd w:id="21"/>
+    <w:bookmarkStart w:id="22" w:name="mnemonic-selection-flowchart"/>
+    <w:p>
+      <w:pPr>
+        <w:pStyle w:val="Heading2"/>
+      </w:pPr>
+      <w:r>
+        <w:t xml:space="preserve">🔄 Mnemonic Selection Flowchart</w:t>
+      </w:r>
+    </w:p>
+    <w:p>
+      <w:pPr>
+        <w:pStyle w:val="SourceCode"/>
+      </w:pPr>
+      <w:r>
+        <w:rPr>
+          <w:rStyle w:val="VerbatimChar"/>
+        </w:rPr>
+        <w:t xml:space="preserve">                    ┌─────────────┐</w:t>
+      </w:r>
+      <w:r>
+        <w:br/>
+      </w:r>
+      <w:r>
+        <w:rPr>
+          <w:rStyle w:val="VerbatimChar"/>
+        </w:rPr>
+        <w:t xml:space="preserve">                    │  Problem?   │</w:t>
+      </w:r>
+      <w:r>
+        <w:br/>
+      </w:r>
+      <w:r>
+        <w:rPr>
+          <w:rStyle w:val="VerbatimChar"/>
+        </w:rPr>
+        <w:t xml:space="preserve">                    └──────┬──────┘</w:t>
+      </w:r>
+      <w:r>
+        <w:br/>
+      </w:r>
+      <w:r>
+        <w:rPr>
+          <w:rStyle w:val="VerbatimChar"/>
+        </w:rPr>
+        <w:t xml:space="preserve">                           │</w:t>
+      </w:r>
+      <w:r>
+        <w:br/>
+      </w:r>
+      <w:r>
+        <w:rPr>
+          <w:rStyle w:val="VerbatimChar"/>
+        </w:rPr>
+        <w:t xml:space="preserve">              ┌────────────┼────────────┐</w:t>
+      </w:r>
+      <w:r>
+        <w:br/>
+      </w:r>
+      <w:r>
+        <w:rPr>
+          <w:rStyle w:val="VerbatimChar"/>
+        </w:rPr>
+        <w:t xml:space="preserve">              │            │            │</w:t>
+      </w:r>
+      <w:r>
+        <w:br/>
+      </w:r>
+      <w:r>
+        <w:rPr>
+          <w:rStyle w:val="VerbatimChar"/>
+        </w:rPr>
+        <w:t xml:space="preserve">         ┌────▼───┐   ┌────▼───┐   ┌────▼────┐</w:t>
+      </w:r>
+      <w:r>
+        <w:br/>
+      </w:r>
+      <w:r>
+        <w:rPr>
+          <w:rStyle w:val="VerbatimChar"/>
+        </w:rPr>
+        <w:t xml:space="preserve">         │ Quick? │   │Complex?│   │ Stress? │</w:t>
+      </w:r>
+      <w:r>
+        <w:br/>
+      </w:r>
+      <w:r>
+        <w:rPr>
+          <w:rStyle w:val="VerbatimChar"/>
+        </w:rPr>
+        <w:t xml:space="preserve">         └────┬───┘   └────┬───┘   └────┬────┘</w:t>
+      </w:r>
+      <w:r>
+        <w:br/>
+      </w:r>
+      <w:r>
+        <w:rPr>
+          <w:rStyle w:val="VerbatimChar"/>
+        </w:rPr>
+        <w:t xml:space="preserve">              │            │            │</w:t>
+      </w:r>
+      <w:r>
+        <w:br/>
+      </w:r>
+      <w:r>
+        <w:rPr>
+          <w:rStyle w:val="VerbatimChar"/>
+        </w:rPr>
+        <w:t xml:space="preserve">         ┌────▼────┐  ┌────▼─────┐  ┌───▼────┐</w:t>
+      </w:r>
+      <w:r>
+        <w:br/>
+      </w:r>
+      <w:r>
+        <w:rPr>
+          <w:rStyle w:val="VerbatimChar"/>
+        </w:rPr>
+        <w:t xml:space="preserve">         │  IDEA   │  │PREPARE/  │  │ STOP → │</w:t>
+      </w:r>
+      <w:r>
+        <w:br/>
+      </w:r>
+      <w:r>
+        <w:rPr>
+          <w:rStyle w:val="VerbatimChar"/>
+        </w:rPr>
+        <w:t xml:space="preserve">         │    +    │  │ICEBERG+  │  │ PACE   │</w:t>
+      </w:r>
+      <w:r>
+        <w:br/>
+      </w:r>
+      <w:r>
+        <w:rPr>
+          <w:rStyle w:val="VerbatimChar"/>
+        </w:rPr>
+        <w:t xml:space="preserve">         │  STOP   │  │ 5 Whys   │  └────────┘</w:t>
+      </w:r>
+      <w:r>
+        <w:br/>
+      </w:r>
+      <w:r>
+        <w:rPr>
+          <w:rStyle w:val="VerbatimChar"/>
+        </w:rPr>
+        <w:t xml:space="preserve">         └─────────┘  └──────────┘</w:t>
+      </w:r>
+    </w:p>
+    <w:p>
+      <w:pPr>
+        <w:pStyle w:val="FirstParagraph"/>
+      </w:pPr>
+      <w:r>
+        <w:rPr>
+          <w:b/>
+          <w:bCs/>
+        </w:rPr>
+        <w:t xml:space="preserve">Summary:</w:t>
+      </w:r>
+      <w:r>
+        <w:t xml:space="preserve"> </w:t>
+      </w:r>
+      <w:r>
+        <w:t xml:space="preserve">Quick? → IDEA+STOP · Complex? → PREPARE/ICEBERG+5 Whys · Stress? → STOP→PACE.</w:t>
+      </w:r>
+      <w:r>
+        <w:t xml:space="preserve"> </w:t>
+      </w:r>
+      <w:hyperlink w:anchor="quick-reference--on-call-guide">
+        <w:r>
+          <w:rPr>
+            <w:rStyle w:val="Hyperlink"/>
+          </w:rPr>
+          <w:t xml:space="preserve">Quick Reference</w:t>
+        </w:r>
+      </w:hyperlink>
+      <w:r>
+        <w:t xml:space="preserve"> </w:t>
+      </w:r>
+      <w:r>
+        <w:t xml:space="preserve">|</w:t>
+      </w:r>
+      <w:r>
+        <w:t xml:space="preserve"> </w:t>
+      </w:r>
+      <w:hyperlink w:anchor="categorized-index">
+        <w:r>
+          <w:rPr>
+            <w:rStyle w:val="Hyperlink"/>
+          </w:rPr>
+          <w:t xml:space="preserve">Index</w:t>
+        </w:r>
+      </w:hyperlink>
+    </w:p>
+    <w:bookmarkEnd w:id="22"/>
+    <w:bookmarkStart w:id="23" w:name="table-of-contents"/>
+    <w:p>
+      <w:pPr>
+        <w:pStyle w:val="Heading2"/>
+      </w:pPr>
+      <w:r>
+        <w:t xml:space="preserve">Table of Contents</w:t>
+      </w:r>
+    </w:p>
+    <w:p>
+      <w:pPr>
+        <w:pStyle w:val="Compact"/>
+        <w:numPr>
+          <w:ilvl w:val="0"/>
+          <w:numId w:val="1002"/>
+        </w:numPr>
+      </w:pPr>
       <w:hyperlink w:anchor="awesome-mnemonics---complete-guide">
         <w:r>
           <w:rPr>
@@ -2638,7 +2702,7 @@
         <w:pStyle w:val="Compact"/>
         <w:numPr>
           <w:ilvl w:val="1"/>
-          <w:numId w:val="1002"/>
+          <w:numId w:val="1003"/>
         </w:numPr>
       </w:pPr>
       <w:hyperlink w:anchor="quick-reference--on-call-guide">
@@ -2655,185 +2719,15 @@
         <w:pStyle w:val="Compact"/>
         <w:numPr>
           <w:ilvl w:val="1"/>
-          <w:numId w:val="1002"/>
-        </w:numPr>
-      </w:pPr>
-      <w:hyperlink w:anchor="categorized-index">
-        <w:r>
-          <w:rPr>
-            <w:rStyle w:val="Hyperlink"/>
-          </w:rPr>
-          <w:t xml:space="preserve">📑 Categorized Index</w:t>
-        </w:r>
-      </w:hyperlink>
-    </w:p>
-    <w:p>
-      <w:pPr>
-        <w:pStyle w:val="Compact"/>
-        <w:numPr>
-          <w:ilvl w:val="2"/>
           <w:numId w:val="1003"/>
         </w:numPr>
       </w:pPr>
-      <w:hyperlink w:anchor="ops">
-        <w:r>
-          <w:rPr>
-            <w:rStyle w:val="Hyperlink"/>
-          </w:rPr>
-          <w:t xml:space="preserve">🔧 Ops</w:t>
-        </w:r>
-      </w:hyperlink>
-    </w:p>
-    <w:p>
-      <w:pPr>
-        <w:pStyle w:val="Compact"/>
-        <w:numPr>
-          <w:ilvl w:val="2"/>
-          <w:numId w:val="1003"/>
-        </w:numPr>
-      </w:pPr>
-      <w:hyperlink w:anchor="rca-root-cause-analysis">
-        <w:r>
-          <w:rPr>
-            <w:rStyle w:val="Hyperlink"/>
-          </w:rPr>
-          <w:t xml:space="preserve">🔍 RCA (Root Cause Analysis)</w:t>
-        </w:r>
-      </w:hyperlink>
-    </w:p>
-    <w:p>
-      <w:pPr>
-        <w:pStyle w:val="Compact"/>
-        <w:numPr>
-          <w:ilvl w:val="2"/>
-          <w:numId w:val="1003"/>
-        </w:numPr>
-      </w:pPr>
-      <w:hyperlink w:anchor="systems-design">
-        <w:r>
-          <w:rPr>
-            <w:rStyle w:val="Hyperlink"/>
-          </w:rPr>
-          <w:t xml:space="preserve">🏗️ Systems Design</w:t>
-        </w:r>
-      </w:hyperlink>
-    </w:p>
-    <w:p>
-      <w:pPr>
-        <w:pStyle w:val="Compact"/>
-        <w:numPr>
-          <w:ilvl w:val="2"/>
-          <w:numId w:val="1003"/>
-        </w:numPr>
-      </w:pPr>
-      <w:hyperlink w:anchor="human-factors">
-        <w:r>
-          <w:rPr>
-            <w:rStyle w:val="Hyperlink"/>
-          </w:rPr>
-          <w:t xml:space="preserve">👥 Human Factors</w:t>
-        </w:r>
-      </w:hyperlink>
-    </w:p>
-    <w:p>
-      <w:pPr>
-        <w:pStyle w:val="Compact"/>
-        <w:numPr>
-          <w:ilvl w:val="2"/>
-          <w:numId w:val="1003"/>
-        </w:numPr>
-      </w:pPr>
-      <w:hyperlink w:anchor="personal-life">
-        <w:r>
-          <w:rPr>
-            <w:rStyle w:val="Hyperlink"/>
-          </w:rPr>
-          <w:t xml:space="preserve">🧘 Personal Life</w:t>
-        </w:r>
-      </w:hyperlink>
-    </w:p>
-    <w:p>
-      <w:pPr>
-        <w:pStyle w:val="Compact"/>
-        <w:numPr>
-          <w:ilvl w:val="1"/>
-          <w:numId w:val="1002"/>
-        </w:numPr>
-      </w:pPr>
-      <w:hyperlink w:anchor="who-uses-this">
-        <w:r>
-          <w:rPr>
-            <w:rStyle w:val="Hyperlink"/>
-          </w:rPr>
-          <w:t xml:space="preserve">Who Uses This?</w:t>
-        </w:r>
-      </w:hyperlink>
-    </w:p>
-    <w:p>
-      <w:pPr>
-        <w:pStyle w:val="Compact"/>
-        <w:numPr>
-          <w:ilvl w:val="1"/>
-          <w:numId w:val="1002"/>
-        </w:numPr>
-      </w:pPr>
-      <w:hyperlink w:anchor="cli">
-        <w:r>
-          <w:rPr>
-            <w:rStyle w:val="Hyperlink"/>
-          </w:rPr>
-          <w:t xml:space="preserve">CLI</w:t>
-        </w:r>
-      </w:hyperlink>
-    </w:p>
-    <w:p>
-      <w:pPr>
-        <w:pStyle w:val="Compact"/>
-        <w:numPr>
-          <w:ilvl w:val="1"/>
-          <w:numId w:val="1002"/>
-        </w:numPr>
-      </w:pPr>
-      <w:hyperlink w:anchor="mnemonic-selection-flowchart">
-        <w:r>
-          <w:rPr>
-            <w:rStyle w:val="Hyperlink"/>
-          </w:rPr>
-          <w:t xml:space="preserve">🔄 Mnemonic Selection Flowchart</w:t>
-        </w:r>
-      </w:hyperlink>
-    </w:p>
-    <w:p>
-      <w:pPr>
-        <w:pStyle w:val="Compact"/>
-        <w:numPr>
-          <w:ilvl w:val="1"/>
-          <w:numId w:val="1002"/>
-        </w:numPr>
-      </w:pPr>
-      <w:hyperlink w:anchor="table-of-contents">
-        <w:r>
-          <w:rPr>
-            <w:rStyle w:val="Hyperlink"/>
-          </w:rPr>
-          <w:t xml:space="preserve">Table of Contents</w:t>
-        </w:r>
-      </w:hyperlink>
-    </w:p>
-    <w:p>
-      <w:pPr>
-        <w:pStyle w:val="Compact"/>
-        <w:numPr>
-          <w:ilvl w:val="1"/>
-          <w:numId w:val="1002"/>
-        </w:numPr>
-      </w:pPr>
-      <w:hyperlink w:anchor="problem-solving-techniques">
-        <w:r>
-          <w:rPr>
-            <w:rStyle w:val="Hyperlink"/>
-          </w:rPr>
-          <w:t xml:space="preserve">🧩 Problem Solving Techniques</w:t>
+      <w:hyperlink w:anchor="categorized-index">
+        <w:r>
+          <w:rPr>
+            <w:rStyle w:val="Hyperlink"/>
+          </w:rPr>
+          <w:t xml:space="preserve">📑 Categorized Index</w:t>
         </w:r>
       </w:hyperlink>
     </w:p>
@@ -2845,12 +2739,12 @@
           <w:numId w:val="1004"/>
         </w:numPr>
       </w:pPr>
-      <w:hyperlink w:anchor="prepare">
-        <w:r>
-          <w:rPr>
-            <w:rStyle w:val="Hyperlink"/>
-          </w:rPr>
-          <w:t xml:space="preserve">PREPARE</w:t>
+      <w:hyperlink w:anchor="ops">
+        <w:r>
+          <w:rPr>
+            <w:rStyle w:val="Hyperlink"/>
+          </w:rPr>
+          <w:t xml:space="preserve">🔧 Ops</w:t>
         </w:r>
       </w:hyperlink>
     </w:p>
@@ -2862,12 +2756,12 @@
           <w:numId w:val="1004"/>
         </w:numPr>
       </w:pPr>
-      <w:hyperlink w:anchor="padder">
-        <w:r>
-          <w:rPr>
-            <w:rStyle w:val="Hyperlink"/>
-          </w:rPr>
-          <w:t xml:space="preserve">PADDER</w:t>
+      <w:hyperlink w:anchor="rca-root-cause-analysis">
+        <w:r>
+          <w:rPr>
+            <w:rStyle w:val="Hyperlink"/>
+          </w:rPr>
+          <w:t xml:space="preserve">🔍 RCA (Root Cause Analysis)</w:t>
         </w:r>
       </w:hyperlink>
     </w:p>
@@ -2879,12 +2773,12 @@
           <w:numId w:val="1004"/>
         </w:numPr>
       </w:pPr>
-      <w:hyperlink w:anchor="iceberg">
-        <w:r>
-          <w:rPr>
-            <w:rStyle w:val="Hyperlink"/>
-          </w:rPr>
-          <w:t xml:space="preserve">ICEBERG</w:t>
+      <w:hyperlink w:anchor="systems-design">
+        <w:r>
+          <w:rPr>
+            <w:rStyle w:val="Hyperlink"/>
+          </w:rPr>
+          <w:t xml:space="preserve">🏗️ Systems Design</w:t>
         </w:r>
       </w:hyperlink>
     </w:p>
@@ -2896,12 +2790,12 @@
           <w:numId w:val="1004"/>
         </w:numPr>
       </w:pPr>
-      <w:hyperlink w:anchor="idea">
-        <w:r>
-          <w:rPr>
-            <w:rStyle w:val="Hyperlink"/>
-          </w:rPr>
-          <w:t xml:space="preserve">IDEA</w:t>
+      <w:hyperlink w:anchor="human-factors">
+        <w:r>
+          <w:rPr>
+            <w:rStyle w:val="Hyperlink"/>
+          </w:rPr>
+          <w:t xml:space="preserve">👥 Human Factors</w:t>
         </w:r>
       </w:hyperlink>
     </w:p>
@@ -2913,80 +2807,12 @@
           <w:numId w:val="1004"/>
         </w:numPr>
       </w:pPr>
-      <w:hyperlink w:anchor="X8e9980d9c4ce21ef012162e30a699f691edb98f">
-        <w:r>
-          <w:rPr>
-            <w:rStyle w:val="Hyperlink"/>
-          </w:rPr>
-          <w:t xml:space="preserve">5 Whys</w:t>
-        </w:r>
-      </w:hyperlink>
-    </w:p>
-    <w:p>
-      <w:pPr>
-        <w:pStyle w:val="Compact"/>
-        <w:numPr>
-          <w:ilvl w:val="2"/>
-          <w:numId w:val="1004"/>
-        </w:numPr>
-      </w:pPr>
-      <w:hyperlink w:anchor="ishikawa-fishbone-diagram">
-        <w:r>
-          <w:rPr>
-            <w:rStyle w:val="Hyperlink"/>
-          </w:rPr>
-          <w:t xml:space="preserve">Ishikawa (Fishbone) Diagram</w:t>
-        </w:r>
-      </w:hyperlink>
-    </w:p>
-    <w:p>
-      <w:pPr>
-        <w:pStyle w:val="Compact"/>
-        <w:numPr>
-          <w:ilvl w:val="2"/>
-          <w:numId w:val="1004"/>
-        </w:numPr>
-      </w:pPr>
-      <w:hyperlink w:anchor="Xca622d85a42eb59a37ad21938087cef4d373dc5">
-        <w:r>
-          <w:rPr>
-            <w:rStyle w:val="Hyperlink"/>
-          </w:rPr>
-          <w:t xml:space="preserve">8D Approach</w:t>
-        </w:r>
-      </w:hyperlink>
-    </w:p>
-    <w:p>
-      <w:pPr>
-        <w:pStyle w:val="Compact"/>
-        <w:numPr>
-          <w:ilvl w:val="2"/>
-          <w:numId w:val="1004"/>
-        </w:numPr>
-      </w:pPr>
-      <w:hyperlink w:anchor="a3-problem-solving">
-        <w:r>
-          <w:rPr>
-            <w:rStyle w:val="Hyperlink"/>
-          </w:rPr>
-          <w:t xml:space="preserve">A3 Problem Solving</w:t>
-        </w:r>
-      </w:hyperlink>
-    </w:p>
-    <w:p>
-      <w:pPr>
-        <w:pStyle w:val="Compact"/>
-        <w:numPr>
-          <w:ilvl w:val="2"/>
-          <w:numId w:val="1004"/>
-        </w:numPr>
-      </w:pPr>
-      <w:hyperlink w:anchor="Xb7b74d10f58567b015eb79794e1304041b0d331">
-        <w:r>
-          <w:rPr>
-            <w:rStyle w:val="Hyperlink"/>
-          </w:rPr>
-          <w:t xml:space="preserve">5Ps</w:t>
+      <w:hyperlink w:anchor="personal-life">
+        <w:r>
+          <w:rPr>
+            <w:rStyle w:val="Hyperlink"/>
+          </w:rPr>
+          <w:t xml:space="preserve">🧘 Personal Life</w:t>
         </w:r>
       </w:hyperlink>
     </w:p>
@@ -2995,15 +2821,100 @@
         <w:pStyle w:val="Compact"/>
         <w:numPr>
           <w:ilvl w:val="1"/>
-          <w:numId w:val="1002"/>
+          <w:numId w:val="1003"/>
         </w:numPr>
       </w:pPr>
-      <w:hyperlink w:anchor="problem-analysis">
-        <w:r>
-          <w:rPr>
-            <w:rStyle w:val="Hyperlink"/>
-          </w:rPr>
-          <w:t xml:space="preserve">📊 Problem Analysis</w:t>
+      <w:hyperlink w:anchor="who-uses-this">
+        <w:r>
+          <w:rPr>
+            <w:rStyle w:val="Hyperlink"/>
+          </w:rPr>
+          <w:t xml:space="preserve">Who Uses This?</w:t>
+        </w:r>
+      </w:hyperlink>
+    </w:p>
+    <w:p>
+      <w:pPr>
+        <w:pStyle w:val="Compact"/>
+        <w:numPr>
+          <w:ilvl w:val="1"/>
+          <w:numId w:val="1003"/>
+        </w:numPr>
+      </w:pPr>
+      <w:hyperlink w:anchor="cli">
+        <w:r>
+          <w:rPr>
+            <w:rStyle w:val="Hyperlink"/>
+          </w:rPr>
+          <w:t xml:space="preserve">CLI</w:t>
+        </w:r>
+      </w:hyperlink>
+    </w:p>
+    <w:p>
+      <w:pPr>
+        <w:pStyle w:val="Compact"/>
+        <w:numPr>
+          <w:ilvl w:val="1"/>
+          <w:numId w:val="1003"/>
+        </w:numPr>
+      </w:pPr>
+      <w:hyperlink w:anchor="quick-start-sre--infra">
+        <w:r>
+          <w:rPr>
+            <w:rStyle w:val="Hyperlink"/>
+          </w:rPr>
+          <w:t xml:space="preserve">Quick Start (SRE / Infra)</w:t>
+        </w:r>
+      </w:hyperlink>
+    </w:p>
+    <w:p>
+      <w:pPr>
+        <w:pStyle w:val="Compact"/>
+        <w:numPr>
+          <w:ilvl w:val="1"/>
+          <w:numId w:val="1003"/>
+        </w:numPr>
+      </w:pPr>
+      <w:hyperlink w:anchor="mnemonic-selection-flowchart">
+        <w:r>
+          <w:rPr>
+            <w:rStyle w:val="Hyperlink"/>
+          </w:rPr>
+          <w:t xml:space="preserve">🔄 Mnemonic Selection Flowchart</w:t>
+        </w:r>
+      </w:hyperlink>
+    </w:p>
+    <w:p>
+      <w:pPr>
+        <w:pStyle w:val="Compact"/>
+        <w:numPr>
+          <w:ilvl w:val="1"/>
+          <w:numId w:val="1003"/>
+        </w:numPr>
+      </w:pPr>
+      <w:hyperlink w:anchor="table-of-contents">
+        <w:r>
+          <w:rPr>
+            <w:rStyle w:val="Hyperlink"/>
+          </w:rPr>
+          <w:t xml:space="preserve">Table of Contents</w:t>
+        </w:r>
+      </w:hyperlink>
+    </w:p>
+    <w:p>
+      <w:pPr>
+        <w:pStyle w:val="Compact"/>
+        <w:numPr>
+          <w:ilvl w:val="1"/>
+          <w:numId w:val="1003"/>
+        </w:numPr>
+      </w:pPr>
+      <w:hyperlink w:anchor="problem-solving-techniques">
+        <w:r>
+          <w:rPr>
+            <w:rStyle w:val="Hyperlink"/>
+          </w:rPr>
+          <w:t xml:space="preserve">🧩 Problem Solving Techniques</w:t>
         </w:r>
       </w:hyperlink>
     </w:p>
@@ -3015,12 +2926,12 @@
           <w:numId w:val="1005"/>
         </w:numPr>
       </w:pPr>
-      <w:hyperlink w:anchor="raci">
-        <w:r>
-          <w:rPr>
-            <w:rStyle w:val="Hyperlink"/>
-          </w:rPr>
-          <w:t xml:space="preserve">RACI</w:t>
+      <w:hyperlink w:anchor="prepare">
+        <w:r>
+          <w:rPr>
+            <w:rStyle w:val="Hyperlink"/>
+          </w:rPr>
+          <w:t xml:space="preserve">PREPARE</w:t>
         </w:r>
       </w:hyperlink>
     </w:p>
@@ -3032,12 +2943,12 @@
           <w:numId w:val="1005"/>
         </w:numPr>
       </w:pPr>
-      <w:hyperlink w:anchor="pestel">
-        <w:r>
-          <w:rPr>
-            <w:rStyle w:val="Hyperlink"/>
-          </w:rPr>
-          <w:t xml:space="preserve">PESTEL</w:t>
+      <w:hyperlink w:anchor="padder">
+        <w:r>
+          <w:rPr>
+            <w:rStyle w:val="Hyperlink"/>
+          </w:rPr>
+          <w:t xml:space="preserve">PADDER</w:t>
         </w:r>
       </w:hyperlink>
     </w:p>
@@ -3049,12 +2960,12 @@
           <w:numId w:val="1005"/>
         </w:numPr>
       </w:pPr>
-      <w:hyperlink w:anchor="swot">
-        <w:r>
-          <w:rPr>
-            <w:rStyle w:val="Hyperlink"/>
-          </w:rPr>
-          <w:t xml:space="preserve">SWOT</w:t>
+      <w:hyperlink w:anchor="iceberg">
+        <w:r>
+          <w:rPr>
+            <w:rStyle w:val="Hyperlink"/>
+          </w:rPr>
+          <w:t xml:space="preserve">ICEBERG</w:t>
         </w:r>
       </w:hyperlink>
     </w:p>
@@ -3066,12 +2977,97 @@
           <w:numId w:val="1005"/>
         </w:numPr>
       </w:pPr>
-      <w:hyperlink w:anchor="set-systems-engineering-triangle">
-        <w:r>
-          <w:rPr>
-            <w:rStyle w:val="Hyperlink"/>
-          </w:rPr>
-          <w:t xml:space="preserve">SET (Systems Engineering Triangle)</w:t>
+      <w:hyperlink w:anchor="idea">
+        <w:r>
+          <w:rPr>
+            <w:rStyle w:val="Hyperlink"/>
+          </w:rPr>
+          <w:t xml:space="preserve">IDEA</w:t>
+        </w:r>
+      </w:hyperlink>
+    </w:p>
+    <w:p>
+      <w:pPr>
+        <w:pStyle w:val="Compact"/>
+        <w:numPr>
+          <w:ilvl w:val="2"/>
+          <w:numId w:val="1005"/>
+        </w:numPr>
+      </w:pPr>
+      <w:hyperlink w:anchor="X8e9980d9c4ce21ef012162e30a699f691edb98f">
+        <w:r>
+          <w:rPr>
+            <w:rStyle w:val="Hyperlink"/>
+          </w:rPr>
+          <w:t xml:space="preserve">5 Whys</w:t>
+        </w:r>
+      </w:hyperlink>
+    </w:p>
+    <w:p>
+      <w:pPr>
+        <w:pStyle w:val="Compact"/>
+        <w:numPr>
+          <w:ilvl w:val="2"/>
+          <w:numId w:val="1005"/>
+        </w:numPr>
+      </w:pPr>
+      <w:hyperlink w:anchor="ishikawa-fishbone-diagram">
+        <w:r>
+          <w:rPr>
+            <w:rStyle w:val="Hyperlink"/>
+          </w:rPr>
+          <w:t xml:space="preserve">Ishikawa (Fishbone) Diagram</w:t>
+        </w:r>
+      </w:hyperlink>
+    </w:p>
+    <w:p>
+      <w:pPr>
+        <w:pStyle w:val="Compact"/>
+        <w:numPr>
+          <w:ilvl w:val="2"/>
+          <w:numId w:val="1005"/>
+        </w:numPr>
+      </w:pPr>
+      <w:hyperlink w:anchor="Xca622d85a42eb59a37ad21938087cef4d373dc5">
+        <w:r>
+          <w:rPr>
+            <w:rStyle w:val="Hyperlink"/>
+          </w:rPr>
+          <w:t xml:space="preserve">8D Approach</w:t>
+        </w:r>
+      </w:hyperlink>
+    </w:p>
+    <w:p>
+      <w:pPr>
+        <w:pStyle w:val="Compact"/>
+        <w:numPr>
+          <w:ilvl w:val="2"/>
+          <w:numId w:val="1005"/>
+        </w:numPr>
+      </w:pPr>
+      <w:hyperlink w:anchor="a3-problem-solving">
+        <w:r>
+          <w:rPr>
+            <w:rStyle w:val="Hyperlink"/>
+          </w:rPr>
+          <w:t xml:space="preserve">A3 Problem Solving</w:t>
+        </w:r>
+      </w:hyperlink>
+    </w:p>
+    <w:p>
+      <w:pPr>
+        <w:pStyle w:val="Compact"/>
+        <w:numPr>
+          <w:ilvl w:val="2"/>
+          <w:numId w:val="1005"/>
+        </w:numPr>
+      </w:pPr>
+      <w:hyperlink w:anchor="Xb7b74d10f58567b015eb79794e1304041b0d331">
+        <w:r>
+          <w:rPr>
+            <w:rStyle w:val="Hyperlink"/>
+          </w:rPr>
+          <w:t xml:space="preserve">5Ps</w:t>
         </w:r>
       </w:hyperlink>
     </w:p>
@@ -3080,15 +3076,15 @@
         <w:pStyle w:val="Compact"/>
         <w:numPr>
           <w:ilvl w:val="1"/>
-          <w:numId w:val="1002"/>
+          <w:numId w:val="1003"/>
         </w:numPr>
       </w:pPr>
-      <w:hyperlink w:anchor="problem-resolution-threats">
-        <w:r>
-          <w:rPr>
-            <w:rStyle w:val="Hyperlink"/>
-          </w:rPr>
-          <w:t xml:space="preserve">⚠️ Problem Resolution Threats</w:t>
+      <w:hyperlink w:anchor="problem-analysis">
+        <w:r>
+          <w:rPr>
+            <w:rStyle w:val="Hyperlink"/>
+          </w:rPr>
+          <w:t xml:space="preserve">📊 Problem Analysis</w:t>
         </w:r>
       </w:hyperlink>
     </w:p>
@@ -3100,12 +3096,12 @@
           <w:numId w:val="1006"/>
         </w:numPr>
       </w:pPr>
-      <w:hyperlink w:anchor="dice">
-        <w:r>
-          <w:rPr>
-            <w:rStyle w:val="Hyperlink"/>
-          </w:rPr>
-          <w:t xml:space="preserve">DICE</w:t>
+      <w:hyperlink w:anchor="raci">
+        <w:r>
+          <w:rPr>
+            <w:rStyle w:val="Hyperlink"/>
+          </w:rPr>
+          <w:t xml:space="preserve">RACI</w:t>
         </w:r>
       </w:hyperlink>
     </w:p>
@@ -3117,12 +3113,12 @@
           <w:numId w:val="1006"/>
         </w:numPr>
       </w:pPr>
-      <w:hyperlink w:anchor="fate">
-        <w:r>
-          <w:rPr>
-            <w:rStyle w:val="Hyperlink"/>
-          </w:rPr>
-          <w:t xml:space="preserve">FATE</w:t>
+      <w:hyperlink w:anchor="pestel">
+        <w:r>
+          <w:rPr>
+            <w:rStyle w:val="Hyperlink"/>
+          </w:rPr>
+          <w:t xml:space="preserve">PESTEL</w:t>
         </w:r>
       </w:hyperlink>
     </w:p>
@@ -3134,12 +3130,29 @@
           <w:numId w:val="1006"/>
         </w:numPr>
       </w:pPr>
-      <w:hyperlink w:anchor="pest">
-        <w:r>
-          <w:rPr>
-            <w:rStyle w:val="Hyperlink"/>
-          </w:rPr>
-          <w:t xml:space="preserve">PEST</w:t>
+      <w:hyperlink w:anchor="swot">
+        <w:r>
+          <w:rPr>
+            <w:rStyle w:val="Hyperlink"/>
+          </w:rPr>
+          <w:t xml:space="preserve">SWOT</w:t>
+        </w:r>
+      </w:hyperlink>
+    </w:p>
+    <w:p>
+      <w:pPr>
+        <w:pStyle w:val="Compact"/>
+        <w:numPr>
+          <w:ilvl w:val="2"/>
+          <w:numId w:val="1006"/>
+        </w:numPr>
+      </w:pPr>
+      <w:hyperlink w:anchor="set-systems-engineering-triangle">
+        <w:r>
+          <w:rPr>
+            <w:rStyle w:val="Hyperlink"/>
+          </w:rPr>
+          <w:t xml:space="preserve">SET (Systems Engineering Triangle)</w:t>
         </w:r>
       </w:hyperlink>
     </w:p>
@@ -3148,15 +3161,15 @@
         <w:pStyle w:val="Compact"/>
         <w:numPr>
           <w:ilvl w:val="1"/>
-          <w:numId w:val="1002"/>
+          <w:numId w:val="1003"/>
         </w:numPr>
       </w:pPr>
-      <w:hyperlink w:anchor="communication--conflict">
-        <w:r>
-          <w:rPr>
-            <w:rStyle w:val="Hyperlink"/>
-          </w:rPr>
-          <w:t xml:space="preserve">🗣️ Communication &amp; Conflict</w:t>
+      <w:hyperlink w:anchor="problem-resolution-threats">
+        <w:r>
+          <w:rPr>
+            <w:rStyle w:val="Hyperlink"/>
+          </w:rPr>
+          <w:t xml:space="preserve">⚠️ Problem Resolution Threats</w:t>
         </w:r>
       </w:hyperlink>
     </w:p>
@@ -3168,12 +3181,12 @@
           <w:numId w:val="1007"/>
         </w:numPr>
       </w:pPr>
-      <w:hyperlink w:anchor="breathe">
-        <w:r>
-          <w:rPr>
-            <w:rStyle w:val="Hyperlink"/>
-          </w:rPr>
-          <w:t xml:space="preserve">BREATHE</w:t>
+      <w:hyperlink w:anchor="dice">
+        <w:r>
+          <w:rPr>
+            <w:rStyle w:val="Hyperlink"/>
+          </w:rPr>
+          <w:t xml:space="preserve">DICE</w:t>
         </w:r>
       </w:hyperlink>
     </w:p>
@@ -3185,12 +3198,12 @@
           <w:numId w:val="1007"/>
         </w:numPr>
       </w:pPr>
-      <w:hyperlink w:anchor="pause">
-        <w:r>
-          <w:rPr>
-            <w:rStyle w:val="Hyperlink"/>
-          </w:rPr>
-          <w:t xml:space="preserve">PAUSE</w:t>
+      <w:hyperlink w:anchor="fate">
+        <w:r>
+          <w:rPr>
+            <w:rStyle w:val="Hyperlink"/>
+          </w:rPr>
+          <w:t xml:space="preserve">FATE</w:t>
         </w:r>
       </w:hyperlink>
     </w:p>
@@ -3202,12 +3215,12 @@
           <w:numId w:val="1007"/>
         </w:numPr>
       </w:pPr>
-      <w:hyperlink w:anchor="wait">
-        <w:r>
-          <w:rPr>
-            <w:rStyle w:val="Hyperlink"/>
-          </w:rPr>
-          <w:t xml:space="preserve">WAIT</w:t>
+      <w:hyperlink w:anchor="pest">
+        <w:r>
+          <w:rPr>
+            <w:rStyle w:val="Hyperlink"/>
+          </w:rPr>
+          <w:t xml:space="preserve">PEST</w:t>
         </w:r>
       </w:hyperlink>
     </w:p>
@@ -3216,15 +3229,15 @@
         <w:pStyle w:val="Compact"/>
         <w:numPr>
           <w:ilvl w:val="1"/>
-          <w:numId w:val="1002"/>
+          <w:numId w:val="1003"/>
         </w:numPr>
       </w:pPr>
-      <w:hyperlink w:anchor="stress--resilience">
-        <w:r>
-          <w:rPr>
-            <w:rStyle w:val="Hyperlink"/>
-          </w:rPr>
-          <w:t xml:space="preserve">🧘 Stress &amp; Resilience</w:t>
+      <w:hyperlink w:anchor="communication--conflict">
+        <w:r>
+          <w:rPr>
+            <w:rStyle w:val="Hyperlink"/>
+          </w:rPr>
+          <w:t xml:space="preserve">🗣️ Communication &amp; Conflict</w:t>
         </w:r>
       </w:hyperlink>
     </w:p>
@@ -3236,12 +3249,12 @@
           <w:numId w:val="1008"/>
         </w:numPr>
       </w:pPr>
-      <w:hyperlink w:anchor="pace">
-        <w:r>
-          <w:rPr>
-            <w:rStyle w:val="Hyperlink"/>
-          </w:rPr>
-          <w:t xml:space="preserve">PACE</w:t>
+      <w:hyperlink w:anchor="breathe">
+        <w:r>
+          <w:rPr>
+            <w:rStyle w:val="Hyperlink"/>
+          </w:rPr>
+          <w:t xml:space="preserve">BREATHE</w:t>
         </w:r>
       </w:hyperlink>
     </w:p>
@@ -3253,12 +3266,12 @@
           <w:numId w:val="1008"/>
         </w:numPr>
       </w:pPr>
-      <w:hyperlink w:anchor="stop">
-        <w:r>
-          <w:rPr>
-            <w:rStyle w:val="Hyperlink"/>
-          </w:rPr>
-          <w:t xml:space="preserve">STOP</w:t>
+      <w:hyperlink w:anchor="pause">
+        <w:r>
+          <w:rPr>
+            <w:rStyle w:val="Hyperlink"/>
+          </w:rPr>
+          <w:t xml:space="preserve">PAUSE</w:t>
         </w:r>
       </w:hyperlink>
     </w:p>
@@ -3270,46 +3283,12 @@
           <w:numId w:val="1008"/>
         </w:numPr>
       </w:pPr>
-      <w:hyperlink w:anchor="aries">
-        <w:r>
-          <w:rPr>
-            <w:rStyle w:val="Hyperlink"/>
-          </w:rPr>
-          <w:t xml:space="preserve">ARIES</w:t>
-        </w:r>
-      </w:hyperlink>
-    </w:p>
-    <w:p>
-      <w:pPr>
-        <w:pStyle w:val="Compact"/>
-        <w:numPr>
-          <w:ilvl w:val="2"/>
-          <w:numId w:val="1008"/>
-        </w:numPr>
-      </w:pPr>
-      <w:hyperlink w:anchor="calm">
-        <w:r>
-          <w:rPr>
-            <w:rStyle w:val="Hyperlink"/>
-          </w:rPr>
-          <w:t xml:space="preserve">CALM</w:t>
-        </w:r>
-      </w:hyperlink>
-    </w:p>
-    <w:p>
-      <w:pPr>
-        <w:pStyle w:val="Compact"/>
-        <w:numPr>
-          <w:ilvl w:val="2"/>
-          <w:numId w:val="1008"/>
-        </w:numPr>
-      </w:pPr>
-      <w:hyperlink w:anchor="shine">
-        <w:r>
-          <w:rPr>
-            <w:rStyle w:val="Hyperlink"/>
-          </w:rPr>
-          <w:t xml:space="preserve">SHINE</w:t>
+      <w:hyperlink w:anchor="wait">
+        <w:r>
+          <w:rPr>
+            <w:rStyle w:val="Hyperlink"/>
+          </w:rPr>
+          <w:t xml:space="preserve">WAIT</w:t>
         </w:r>
       </w:hyperlink>
     </w:p>
@@ -3318,15 +3297,15 @@
         <w:pStyle w:val="Compact"/>
         <w:numPr>
           <w:ilvl w:val="1"/>
-          <w:numId w:val="1002"/>
+          <w:numId w:val="1003"/>
         </w:numPr>
       </w:pPr>
-      <w:hyperlink w:anchor="infrastructure--systems-engineering">
-        <w:r>
-          <w:rPr>
-            <w:rStyle w:val="Hyperlink"/>
-          </w:rPr>
-          <w:t xml:space="preserve">🔧 Infrastructure &amp; Systems Engineering</w:t>
+      <w:hyperlink w:anchor="stress--resilience">
+        <w:r>
+          <w:rPr>
+            <w:rStyle w:val="Hyperlink"/>
+          </w:rPr>
+          <w:t xml:space="preserve">🧘 Stress &amp; Resilience</w:t>
         </w:r>
       </w:hyperlink>
     </w:p>
@@ -3338,12 +3317,12 @@
           <w:numId w:val="1009"/>
         </w:numPr>
       </w:pPr>
-      <w:hyperlink w:anchor="trace-network-troubleshooting">
-        <w:r>
-          <w:rPr>
-            <w:rStyle w:val="Hyperlink"/>
-          </w:rPr>
-          <w:t xml:space="preserve">TRACE (Network Troubleshooting)</w:t>
+      <w:hyperlink w:anchor="pace">
+        <w:r>
+          <w:rPr>
+            <w:rStyle w:val="Hyperlink"/>
+          </w:rPr>
+          <w:t xml:space="preserve">PACE</w:t>
         </w:r>
       </w:hyperlink>
     </w:p>
@@ -3355,12 +3334,12 @@
           <w:numId w:val="1009"/>
         </w:numPr>
       </w:pPr>
-      <w:hyperlink w:anchor="scale-infrastructure-design">
-        <w:r>
-          <w:rPr>
-            <w:rStyle w:val="Hyperlink"/>
-          </w:rPr>
-          <w:t xml:space="preserve">SCALE (Infrastructure Design)</w:t>
+      <w:hyperlink w:anchor="stop">
+        <w:r>
+          <w:rPr>
+            <w:rStyle w:val="Hyperlink"/>
+          </w:rPr>
+          <w:t xml:space="preserve">STOP</w:t>
         </w:r>
       </w:hyperlink>
     </w:p>
@@ -3372,12 +3351,46 @@
           <w:numId w:val="1009"/>
         </w:numPr>
       </w:pPr>
-      <w:hyperlink w:anchor="debug-code--system-analysis">
-        <w:r>
-          <w:rPr>
-            <w:rStyle w:val="Hyperlink"/>
-          </w:rPr>
-          <w:t xml:space="preserve">DEBUG (Code &amp; System Analysis)</w:t>
+      <w:hyperlink w:anchor="aries">
+        <w:r>
+          <w:rPr>
+            <w:rStyle w:val="Hyperlink"/>
+          </w:rPr>
+          <w:t xml:space="preserve">ARIES</w:t>
+        </w:r>
+      </w:hyperlink>
+    </w:p>
+    <w:p>
+      <w:pPr>
+        <w:pStyle w:val="Compact"/>
+        <w:numPr>
+          <w:ilvl w:val="2"/>
+          <w:numId w:val="1009"/>
+        </w:numPr>
+      </w:pPr>
+      <w:hyperlink w:anchor="calm">
+        <w:r>
+          <w:rPr>
+            <w:rStyle w:val="Hyperlink"/>
+          </w:rPr>
+          <w:t xml:space="preserve">CALM</w:t>
+        </w:r>
+      </w:hyperlink>
+    </w:p>
+    <w:p>
+      <w:pPr>
+        <w:pStyle w:val="Compact"/>
+        <w:numPr>
+          <w:ilvl w:val="2"/>
+          <w:numId w:val="1009"/>
+        </w:numPr>
+      </w:pPr>
+      <w:hyperlink w:anchor="shine">
+        <w:r>
+          <w:rPr>
+            <w:rStyle w:val="Hyperlink"/>
+          </w:rPr>
+          <w:t xml:space="preserve">SHINE</w:t>
         </w:r>
       </w:hyperlink>
     </w:p>
@@ -3386,15 +3399,15 @@
         <w:pStyle w:val="Compact"/>
         <w:numPr>
           <w:ilvl w:val="1"/>
-          <w:numId w:val="1002"/>
+          <w:numId w:val="1003"/>
         </w:numPr>
       </w:pPr>
-      <w:hyperlink w:anchor="proven-mnemonic-pipelines">
-        <w:r>
-          <w:rPr>
-            <w:rStyle w:val="Hyperlink"/>
-          </w:rPr>
-          <w:t xml:space="preserve">🔗 Proven Mnemonic Pipelines</w:t>
+      <w:hyperlink w:anchor="infrastructure--systems-engineering">
+        <w:r>
+          <w:rPr>
+            <w:rStyle w:val="Hyperlink"/>
+          </w:rPr>
+          <w:t xml:space="preserve">🔧 Infrastructure &amp; Systems Engineering</w:t>
         </w:r>
       </w:hyperlink>
     </w:p>
@@ -3406,14 +3419,12 @@
           <w:numId w:val="1010"/>
         </w:numPr>
       </w:pPr>
-      <w:hyperlink w:anchor="X55df2f206ba710f595b5136df5ae7de81a2c8c9">
-        <w:r>
-          <w:rPr>
-            <w:rStyle w:val="Hyperlink"/>
-            <w:b/>
-            <w:bCs/>
-          </w:rPr>
-          <w:t xml:space="preserve">1. CRISIS RESPONSE CHAIN</w:t>
+      <w:hyperlink w:anchor="trace-network-troubleshooting">
+        <w:r>
+          <w:rPr>
+            <w:rStyle w:val="Hyperlink"/>
+          </w:rPr>
+          <w:t xml:space="preserve">TRACE (Network Troubleshooting)</w:t>
         </w:r>
       </w:hyperlink>
     </w:p>
@@ -3425,14 +3436,12 @@
           <w:numId w:val="1010"/>
         </w:numPr>
       </w:pPr>
-      <w:hyperlink w:anchor="Xd4bb5831e1122eba446a86473d2f9b2b6afc8f7">
-        <w:r>
-          <w:rPr>
-            <w:rStyle w:val="Hyperlink"/>
-            <w:b/>
-            <w:bCs/>
-          </w:rPr>
-          <w:t xml:space="preserve">2. CONFLICT RESOLUTION CHAIN</w:t>
+      <w:hyperlink w:anchor="scale-infrastructure-design">
+        <w:r>
+          <w:rPr>
+            <w:rStyle w:val="Hyperlink"/>
+          </w:rPr>
+          <w:t xml:space="preserve">SCALE (Infrastructure Design)</w:t>
         </w:r>
       </w:hyperlink>
     </w:p>
@@ -3444,71 +3453,12 @@
           <w:numId w:val="1010"/>
         </w:numPr>
       </w:pPr>
-      <w:hyperlink w:anchor="Xa6a9995b90583db2e1c4ab8d4372e13616ebb78">
-        <w:r>
-          <w:rPr>
-            <w:rStyle w:val="Hyperlink"/>
-            <w:b/>
-            <w:bCs/>
-          </w:rPr>
-          <w:t xml:space="preserve">3. ROOT CAUSE INVESTIGATION CHAIN</w:t>
-        </w:r>
-      </w:hyperlink>
-    </w:p>
-    <w:p>
-      <w:pPr>
-        <w:pStyle w:val="Compact"/>
-        <w:numPr>
-          <w:ilvl w:val="2"/>
-          <w:numId w:val="1010"/>
-        </w:numPr>
-      </w:pPr>
-      <w:hyperlink w:anchor="Xc0ec1214d82d3b757f10004b5ec090278760322">
-        <w:r>
-          <w:rPr>
-            <w:rStyle w:val="Hyperlink"/>
-            <w:b/>
-            <w:bCs/>
-          </w:rPr>
-          <w:t xml:space="preserve">4. STRATEGIC DESIGN CHAIN</w:t>
-        </w:r>
-      </w:hyperlink>
-    </w:p>
-    <w:p>
-      <w:pPr>
-        <w:pStyle w:val="Compact"/>
-        <w:numPr>
-          <w:ilvl w:val="2"/>
-          <w:numId w:val="1010"/>
-        </w:numPr>
-      </w:pPr>
-      <w:hyperlink w:anchor="X2ab2668a47b2e3e108e5c9f032c2949d39bac45">
-        <w:r>
-          <w:rPr>
-            <w:rStyle w:val="Hyperlink"/>
-            <w:b/>
-            <w:bCs/>
-          </w:rPr>
-          <w:t xml:space="preserve">5. STRESS BURNOUT RECOVERY CHAIN</w:t>
-        </w:r>
-      </w:hyperlink>
-    </w:p>
-    <w:p>
-      <w:pPr>
-        <w:pStyle w:val="Compact"/>
-        <w:numPr>
-          <w:ilvl w:val="2"/>
-          <w:numId w:val="1010"/>
-        </w:numPr>
-      </w:pPr>
-      <w:hyperlink w:anchor="X2e8800b6f2699963b9016be427305f13b4c28b0">
-        <w:r>
-          <w:rPr>
-            <w:rStyle w:val="Hyperlink"/>
-            <w:b/>
-            <w:bCs/>
-          </w:rPr>
-          <w:t xml:space="preserve">6. RAPID TRIAGE CHAIN</w:t>
+      <w:hyperlink w:anchor="debug-code--system-analysis">
+        <w:r>
+          <w:rPr>
+            <w:rStyle w:val="Hyperlink"/>
+          </w:rPr>
+          <w:t xml:space="preserve">DEBUG (Code &amp; System Analysis)</w:t>
         </w:r>
       </w:hyperlink>
     </w:p>
@@ -3517,100 +3467,15 @@
         <w:pStyle w:val="Compact"/>
         <w:numPr>
           <w:ilvl w:val="1"/>
-          <w:numId w:val="1002"/>
+          <w:numId w:val="1003"/>
         </w:numPr>
       </w:pPr>
-      <w:hyperlink w:anchor="pipeline-selection-matrix">
-        <w:r>
-          <w:rPr>
-            <w:rStyle w:val="Hyperlink"/>
-          </w:rPr>
-          <w:t xml:space="preserve">📊 Pipeline Selection Matrix</w:t>
-        </w:r>
-      </w:hyperlink>
-    </w:p>
-    <w:p>
-      <w:pPr>
-        <w:pStyle w:val="Compact"/>
-        <w:numPr>
-          <w:ilvl w:val="1"/>
-          <w:numId w:val="1002"/>
-        </w:numPr>
-      </w:pPr>
-      <w:hyperlink w:anchor="pro-tips">
-        <w:r>
-          <w:rPr>
-            <w:rStyle w:val="Hyperlink"/>
-          </w:rPr>
-          <w:t xml:space="preserve">💡 Pro Tips</w:t>
-        </w:r>
-      </w:hyperlink>
-    </w:p>
-    <w:p>
-      <w:pPr>
-        <w:pStyle w:val="Compact"/>
-        <w:numPr>
-          <w:ilvl w:val="1"/>
-          <w:numId w:val="1002"/>
-        </w:numPr>
-      </w:pPr>
-      <w:hyperlink w:anchor="common-mistakes">
-        <w:r>
-          <w:rPr>
-            <w:rStyle w:val="Hyperlink"/>
-          </w:rPr>
-          <w:t xml:space="preserve">🎯 Common Mistakes</w:t>
-        </w:r>
-      </w:hyperlink>
-    </w:p>
-    <w:p>
-      <w:pPr>
-        <w:pStyle w:val="Compact"/>
-        <w:numPr>
-          <w:ilvl w:val="1"/>
-          <w:numId w:val="1002"/>
-        </w:numPr>
-      </w:pPr>
-      <w:hyperlink w:anchor="contributing">
-        <w:r>
-          <w:rPr>
-            <w:rStyle w:val="Hyperlink"/>
-          </w:rPr>
-          <w:t xml:space="preserve">🤝 Contributing</w:t>
-        </w:r>
-      </w:hyperlink>
-    </w:p>
-    <w:p>
-      <w:pPr>
-        <w:pStyle w:val="Compact"/>
-        <w:numPr>
-          <w:ilvl w:val="1"/>
-          <w:numId w:val="1002"/>
-        </w:numPr>
-      </w:pPr>
-      <w:hyperlink w:anchor="release-versions">
-        <w:r>
-          <w:rPr>
-            <w:rStyle w:val="Hyperlink"/>
-          </w:rPr>
-          <w:t xml:space="preserve">📥 Release Versions</w:t>
-        </w:r>
-      </w:hyperlink>
-    </w:p>
-    <w:p>
-      <w:pPr>
-        <w:pStyle w:val="Compact"/>
-        <w:numPr>
-          <w:ilvl w:val="1"/>
-          <w:numId w:val="1002"/>
-        </w:numPr>
-      </w:pPr>
-      <w:hyperlink w:anchor="sources--references">
-        <w:r>
-          <w:rPr>
-            <w:rStyle w:val="Hyperlink"/>
-          </w:rPr>
-          <w:t xml:space="preserve">Sources &amp; References</w:t>
+      <w:hyperlink w:anchor="proven-mnemonic-pipelines">
+        <w:r>
+          <w:rPr>
+            <w:rStyle w:val="Hyperlink"/>
+          </w:rPr>
+          <w:t xml:space="preserve">🔗 Proven Mnemonic Pipelines</w:t>
         </w:r>
       </w:hyperlink>
     </w:p>
@@ -3622,12 +3487,14 @@
           <w:numId w:val="1011"/>
         </w:numPr>
       </w:pPr>
-      <w:hyperlink w:anchor="problem-solving-methodologies">
-        <w:r>
-          <w:rPr>
-            <w:rStyle w:val="Hyperlink"/>
-          </w:rPr>
-          <w:t xml:space="preserve">Problem-Solving Methodologies</w:t>
+      <w:hyperlink w:anchor="X55df2f206ba710f595b5136df5ae7de81a2c8c9">
+        <w:r>
+          <w:rPr>
+            <w:rStyle w:val="Hyperlink"/>
+            <w:b/>
+            <w:bCs/>
+          </w:rPr>
+          <w:t xml:space="preserve">1. CRISIS RESPONSE CHAIN</w:t>
         </w:r>
       </w:hyperlink>
     </w:p>
@@ -3639,12 +3506,14 @@
           <w:numId w:val="1011"/>
         </w:numPr>
       </w:pPr>
-      <w:hyperlink w:anchor="strategic--analysis-frameworks">
-        <w:r>
-          <w:rPr>
-            <w:rStyle w:val="Hyperlink"/>
-          </w:rPr>
-          <w:t xml:space="preserve">Strategic &amp; Analysis Frameworks</w:t>
+      <w:hyperlink w:anchor="Xd4bb5831e1122eba446a86473d2f9b2b6afc8f7">
+        <w:r>
+          <w:rPr>
+            <w:rStyle w:val="Hyperlink"/>
+            <w:b/>
+            <w:bCs/>
+          </w:rPr>
+          <w:t xml:space="preserve">2. CONFLICT RESOLUTION CHAIN</w:t>
         </w:r>
       </w:hyperlink>
     </w:p>
@@ -3656,12 +3525,14 @@
           <w:numId w:val="1011"/>
         </w:numPr>
       </w:pPr>
-      <w:hyperlink w:anchor="problem-resolution-threats--triage">
-        <w:r>
-          <w:rPr>
-            <w:rStyle w:val="Hyperlink"/>
-          </w:rPr>
-          <w:t xml:space="preserve">Problem Resolution Threats &amp; Triage</w:t>
+      <w:hyperlink w:anchor="Xa6a9995b90583db2e1c4ab8d4372e13616ebb78">
+        <w:r>
+          <w:rPr>
+            <w:rStyle w:val="Hyperlink"/>
+            <w:b/>
+            <w:bCs/>
+          </w:rPr>
+          <w:t xml:space="preserve">3. ROOT CAUSE INVESTIGATION CHAIN</w:t>
         </w:r>
       </w:hyperlink>
     </w:p>
@@ -3673,6 +3544,216 @@
           <w:numId w:val="1011"/>
         </w:numPr>
       </w:pPr>
+      <w:hyperlink w:anchor="Xc0ec1214d82d3b757f10004b5ec090278760322">
+        <w:r>
+          <w:rPr>
+            <w:rStyle w:val="Hyperlink"/>
+            <w:b/>
+            <w:bCs/>
+          </w:rPr>
+          <w:t xml:space="preserve">4. STRATEGIC DESIGN CHAIN</w:t>
+        </w:r>
+      </w:hyperlink>
+    </w:p>
+    <w:p>
+      <w:pPr>
+        <w:pStyle w:val="Compact"/>
+        <w:numPr>
+          <w:ilvl w:val="2"/>
+          <w:numId w:val="1011"/>
+        </w:numPr>
+      </w:pPr>
+      <w:hyperlink w:anchor="X2ab2668a47b2e3e108e5c9f032c2949d39bac45">
+        <w:r>
+          <w:rPr>
+            <w:rStyle w:val="Hyperlink"/>
+            <w:b/>
+            <w:bCs/>
+          </w:rPr>
+          <w:t xml:space="preserve">5. STRESS BURNOUT RECOVERY CHAIN</w:t>
+        </w:r>
+      </w:hyperlink>
+    </w:p>
+    <w:p>
+      <w:pPr>
+        <w:pStyle w:val="Compact"/>
+        <w:numPr>
+          <w:ilvl w:val="2"/>
+          <w:numId w:val="1011"/>
+        </w:numPr>
+      </w:pPr>
+      <w:hyperlink w:anchor="X2e8800b6f2699963b9016be427305f13b4c28b0">
+        <w:r>
+          <w:rPr>
+            <w:rStyle w:val="Hyperlink"/>
+            <w:b/>
+            <w:bCs/>
+          </w:rPr>
+          <w:t xml:space="preserve">6. RAPID TRIAGE CHAIN</w:t>
+        </w:r>
+      </w:hyperlink>
+    </w:p>
+    <w:p>
+      <w:pPr>
+        <w:pStyle w:val="Compact"/>
+        <w:numPr>
+          <w:ilvl w:val="1"/>
+          <w:numId w:val="1003"/>
+        </w:numPr>
+      </w:pPr>
+      <w:hyperlink w:anchor="pipeline-selection-matrix">
+        <w:r>
+          <w:rPr>
+            <w:rStyle w:val="Hyperlink"/>
+          </w:rPr>
+          <w:t xml:space="preserve">📊 Pipeline Selection Matrix</w:t>
+        </w:r>
+      </w:hyperlink>
+    </w:p>
+    <w:p>
+      <w:pPr>
+        <w:pStyle w:val="Compact"/>
+        <w:numPr>
+          <w:ilvl w:val="1"/>
+          <w:numId w:val="1003"/>
+        </w:numPr>
+      </w:pPr>
+      <w:hyperlink w:anchor="pro-tips">
+        <w:r>
+          <w:rPr>
+            <w:rStyle w:val="Hyperlink"/>
+          </w:rPr>
+          <w:t xml:space="preserve">💡 Pro Tips</w:t>
+        </w:r>
+      </w:hyperlink>
+    </w:p>
+    <w:p>
+      <w:pPr>
+        <w:pStyle w:val="Compact"/>
+        <w:numPr>
+          <w:ilvl w:val="1"/>
+          <w:numId w:val="1003"/>
+        </w:numPr>
+      </w:pPr>
+      <w:hyperlink w:anchor="common-mistakes">
+        <w:r>
+          <w:rPr>
+            <w:rStyle w:val="Hyperlink"/>
+          </w:rPr>
+          <w:t xml:space="preserve">🎯 Common Mistakes</w:t>
+        </w:r>
+      </w:hyperlink>
+    </w:p>
+    <w:p>
+      <w:pPr>
+        <w:pStyle w:val="Compact"/>
+        <w:numPr>
+          <w:ilvl w:val="1"/>
+          <w:numId w:val="1003"/>
+        </w:numPr>
+      </w:pPr>
+      <w:hyperlink w:anchor="contributing">
+        <w:r>
+          <w:rPr>
+            <w:rStyle w:val="Hyperlink"/>
+          </w:rPr>
+          <w:t xml:space="preserve">🤝 Contributing</w:t>
+        </w:r>
+      </w:hyperlink>
+    </w:p>
+    <w:p>
+      <w:pPr>
+        <w:pStyle w:val="Compact"/>
+        <w:numPr>
+          <w:ilvl w:val="1"/>
+          <w:numId w:val="1003"/>
+        </w:numPr>
+      </w:pPr>
+      <w:hyperlink w:anchor="release-versions">
+        <w:r>
+          <w:rPr>
+            <w:rStyle w:val="Hyperlink"/>
+          </w:rPr>
+          <w:t xml:space="preserve">📥 Release Versions</w:t>
+        </w:r>
+      </w:hyperlink>
+    </w:p>
+    <w:p>
+      <w:pPr>
+        <w:pStyle w:val="Compact"/>
+        <w:numPr>
+          <w:ilvl w:val="1"/>
+          <w:numId w:val="1003"/>
+        </w:numPr>
+      </w:pPr>
+      <w:hyperlink w:anchor="sources--references">
+        <w:r>
+          <w:rPr>
+            <w:rStyle w:val="Hyperlink"/>
+          </w:rPr>
+          <w:t xml:space="preserve">Sources &amp; References</w:t>
+        </w:r>
+      </w:hyperlink>
+    </w:p>
+    <w:p>
+      <w:pPr>
+        <w:pStyle w:val="Compact"/>
+        <w:numPr>
+          <w:ilvl w:val="2"/>
+          <w:numId w:val="1012"/>
+        </w:numPr>
+      </w:pPr>
+      <w:hyperlink w:anchor="problem-solving-methodologies">
+        <w:r>
+          <w:rPr>
+            <w:rStyle w:val="Hyperlink"/>
+          </w:rPr>
+          <w:t xml:space="preserve">Problem-Solving Methodologies</w:t>
+        </w:r>
+      </w:hyperlink>
+    </w:p>
+    <w:p>
+      <w:pPr>
+        <w:pStyle w:val="Compact"/>
+        <w:numPr>
+          <w:ilvl w:val="2"/>
+          <w:numId w:val="1012"/>
+        </w:numPr>
+      </w:pPr>
+      <w:hyperlink w:anchor="strategic--analysis-frameworks">
+        <w:r>
+          <w:rPr>
+            <w:rStyle w:val="Hyperlink"/>
+          </w:rPr>
+          <w:t xml:space="preserve">Strategic &amp; Analysis Frameworks</w:t>
+        </w:r>
+      </w:hyperlink>
+    </w:p>
+    <w:p>
+      <w:pPr>
+        <w:pStyle w:val="Compact"/>
+        <w:numPr>
+          <w:ilvl w:val="2"/>
+          <w:numId w:val="1012"/>
+        </w:numPr>
+      </w:pPr>
+      <w:hyperlink w:anchor="problem-resolution-threats--triage">
+        <w:r>
+          <w:rPr>
+            <w:rStyle w:val="Hyperlink"/>
+          </w:rPr>
+          <w:t xml:space="preserve">Problem Resolution Threats &amp; Triage</w:t>
+        </w:r>
+      </w:hyperlink>
+    </w:p>
+    <w:p>
+      <w:pPr>
+        <w:pStyle w:val="Compact"/>
+        <w:numPr>
+          <w:ilvl w:val="2"/>
+          <w:numId w:val="1012"/>
+        </w:numPr>
+      </w:pPr>
       <w:hyperlink w:anchor="X1a0179dde52fdec6de955ca1c40d3c4d6f564a8">
         <w:r>
           <w:rPr>
@@ -3682,8 +3763,8 @@
         </w:r>
       </w:hyperlink>
     </w:p>
-    <w:bookmarkEnd w:id="21"/>
-    <w:bookmarkStart w:id="27" w:name="problem-solving-techniques"/>
+    <w:bookmarkEnd w:id="23"/>
+    <w:bookmarkStart w:id="29" w:name="problem-solving-techniques"/>
     <w:p>
       <w:pPr>
         <w:pStyle w:val="Heading2"/>
@@ -3701,110 +3782,25 @@
           <w:i/>
           <w:iCs/>
         </w:rPr>
-        <w:t xml:space="preserve">Start here for systematic approaches to complex problems.</w:t>
-      </w:r>
-    </w:p>
-    <w:bookmarkStart w:id="22" w:name="prepare"/>
-    <w:p>
-      <w:pPr>
-        <w:pStyle w:val="Heading3"/>
-      </w:pPr>
-      <w:r>
-        <w:t xml:space="preserve">PREPARE</w:t>
-      </w:r>
-    </w:p>
-    <w:p>
-      <w:pPr>
-        <w:pStyle w:val="SourceCode"/>
-      </w:pPr>
-      <w:r>
-        <w:rPr>
-          <w:rStyle w:val="VerbatimChar"/>
-        </w:rPr>
-        <w:t xml:space="preserve">P - Prioritize the problem  </w:t>
-      </w:r>
-      <w:r>
-        <w:br/>
-      </w:r>
-      <w:r>
-        <w:rPr>
-          <w:rStyle w:val="VerbatimChar"/>
-        </w:rPr>
-        <w:t xml:space="preserve">R - Research &amp; brainstorm solutions  </w:t>
-      </w:r>
-      <w:r>
-        <w:br/>
-      </w:r>
-      <w:r>
-        <w:rPr>
-          <w:rStyle w:val="VerbatimChar"/>
-        </w:rPr>
-        <w:t xml:space="preserve">E - Evaluate available options  </w:t>
-      </w:r>
-      <w:r>
-        <w:br/>
-      </w:r>
-      <w:r>
-        <w:rPr>
-          <w:rStyle w:val="VerbatimChar"/>
-        </w:rPr>
-        <w:t xml:space="preserve">P - Plan steps to resolve issue  </w:t>
-      </w:r>
-      <w:r>
-        <w:br/>
-      </w:r>
-      <w:r>
-        <w:rPr>
-          <w:rStyle w:val="VerbatimChar"/>
-        </w:rPr>
-        <w:t xml:space="preserve">A - Act on the plan  </w:t>
-      </w:r>
-      <w:r>
-        <w:br/>
-      </w:r>
-      <w:r>
-        <w:rPr>
-          <w:rStyle w:val="VerbatimChar"/>
-        </w:rPr>
-        <w:t xml:space="preserve">R - Reflect on results  </w:t>
-      </w:r>
-      <w:r>
-        <w:br/>
-      </w:r>
-      <w:r>
-        <w:rPr>
-          <w:rStyle w:val="VerbatimChar"/>
-        </w:rPr>
-        <w:t xml:space="preserve">E - Evaluate and revise plan as necessary  </w:t>
-      </w:r>
-    </w:p>
-    <w:p>
-      <w:pPr>
-        <w:pStyle w:val="FirstParagraph"/>
-      </w:pPr>
-      <w:r>
-        <w:rPr>
-          <w:b/>
-          <w:bCs/>
-        </w:rPr>
-        <w:t xml:space="preserve">💡 When to use:</w:t>
-      </w:r>
-      <w:r>
-        <w:t xml:space="preserve"> </w:t>
-      </w:r>
-      <w:r>
-        <w:t xml:space="preserve">Strategic planning (1–2 hr); medium complexity, multi-stakeholder; needs structure.</w:t>
-      </w:r>
-      <w:r>
-        <w:t xml:space="preserve"> </w:t>
+        <w:t xml:space="preserve">Full definitions for each mnemonic;</w:t>
       </w:r>
       <w:r>
         <w:rPr>
           <w:i/>
           <w:iCs/>
         </w:rPr>
-        <w:t xml:space="preserve">Not for outages—use</w:t>
-      </w:r>
+        <w:t xml:space="preserve"> </w:t>
+      </w:r>
+      <w:hyperlink w:anchor="categorized-index">
+        <w:r>
+          <w:rPr>
+            <w:rStyle w:val="Hyperlink"/>
+            <w:i/>
+            <w:iCs/>
+          </w:rPr>
+          <w:t xml:space="preserve">Categorized Index</w:t>
+        </w:r>
+      </w:hyperlink>
       <w:r>
         <w:rPr>
           <w:i/>
@@ -3812,6 +3808,122 @@
         </w:rPr>
         <w:t xml:space="preserve"> </w:t>
       </w:r>
+      <w:r>
+        <w:rPr>
+          <w:i/>
+          <w:iCs/>
+        </w:rPr>
+        <w:t xml:space="preserve">above to browse by use case.</w:t>
+      </w:r>
+    </w:p>
+    <w:bookmarkStart w:id="24" w:name="prepare"/>
+    <w:p>
+      <w:pPr>
+        <w:pStyle w:val="Heading3"/>
+      </w:pPr>
+      <w:r>
+        <w:t xml:space="preserve">PREPARE</w:t>
+      </w:r>
+    </w:p>
+    <w:p>
+      <w:pPr>
+        <w:pStyle w:val="SourceCode"/>
+      </w:pPr>
+      <w:r>
+        <w:rPr>
+          <w:rStyle w:val="VerbatimChar"/>
+        </w:rPr>
+        <w:t xml:space="preserve">P - Prioritize the problem  </w:t>
+      </w:r>
+      <w:r>
+        <w:br/>
+      </w:r>
+      <w:r>
+        <w:rPr>
+          <w:rStyle w:val="VerbatimChar"/>
+        </w:rPr>
+        <w:t xml:space="preserve">R - Research &amp; brainstorm solutions  </w:t>
+      </w:r>
+      <w:r>
+        <w:br/>
+      </w:r>
+      <w:r>
+        <w:rPr>
+          <w:rStyle w:val="VerbatimChar"/>
+        </w:rPr>
+        <w:t xml:space="preserve">E - Evaluate available options  </w:t>
+      </w:r>
+      <w:r>
+        <w:br/>
+      </w:r>
+      <w:r>
+        <w:rPr>
+          <w:rStyle w:val="VerbatimChar"/>
+        </w:rPr>
+        <w:t xml:space="preserve">P - Plan steps to resolve issue  </w:t>
+      </w:r>
+      <w:r>
+        <w:br/>
+      </w:r>
+      <w:r>
+        <w:rPr>
+          <w:rStyle w:val="VerbatimChar"/>
+        </w:rPr>
+        <w:t xml:space="preserve">A - Act on the plan  </w:t>
+      </w:r>
+      <w:r>
+        <w:br/>
+      </w:r>
+      <w:r>
+        <w:rPr>
+          <w:rStyle w:val="VerbatimChar"/>
+        </w:rPr>
+        <w:t xml:space="preserve">R - Reflect on results  </w:t>
+      </w:r>
+      <w:r>
+        <w:br/>
+      </w:r>
+      <w:r>
+        <w:rPr>
+          <w:rStyle w:val="VerbatimChar"/>
+        </w:rPr>
+        <w:t xml:space="preserve">E - Evaluate and revise plan as necessary  </w:t>
+      </w:r>
+    </w:p>
+    <w:p>
+      <w:pPr>
+        <w:pStyle w:val="FirstParagraph"/>
+      </w:pPr>
+      <w:r>
+        <w:rPr>
+          <w:b/>
+          <w:bCs/>
+        </w:rPr>
+        <w:t xml:space="preserve">💡 When to use:</w:t>
+      </w:r>
+      <w:r>
+        <w:t xml:space="preserve"> </w:t>
+      </w:r>
+      <w:r>
+        <w:t xml:space="preserve">Strategic planning (1–2 hr); medium complexity, multi-stakeholder; needs structure.</w:t>
+      </w:r>
+      <w:r>
+        <w:t xml:space="preserve"> </w:t>
+      </w:r>
+      <w:r>
+        <w:rPr>
+          <w:i/>
+          <w:iCs/>
+        </w:rPr>
+        <w:t xml:space="preserve">Not for outages—use</w:t>
+      </w:r>
+      <w:r>
+        <w:rPr>
+          <w:i/>
+          <w:iCs/>
+        </w:rPr>
+        <w:t xml:space="preserve"> </w:t>
+      </w:r>
       <w:hyperlink w:anchor="stop">
         <w:r>
           <w:rPr>
@@ -4761,8 +4873,8 @@
         <w:t xml:space="preserve">Deployment failures - Why? Pipeline failed. Why? Tests timed out. Why? Database slow. Why? Index missing. Why? Schema change didn’t include migration. Root cause: Missing migration validation step</w:t>
       </w:r>
     </w:p>
-    <w:bookmarkEnd w:id="22"/>
-    <w:bookmarkStart w:id="23" w:name="ishikawa-fishbone-diagram"/>
+    <w:bookmarkEnd w:id="24"/>
+    <w:bookmarkStart w:id="25" w:name="ishikawa-fishbone-diagram"/>
     <w:p>
       <w:pPr>
         <w:pStyle w:val="Heading3"/>
@@ -5069,8 +5181,8 @@
         <w:t xml:space="preserve">→ missing health-check in pipeline. Root cause: CI didn’t run post-deploy checks.</w:t>
       </w:r>
     </w:p>
-    <w:bookmarkEnd w:id="23"/>
-    <w:bookmarkStart w:id="24" w:name="d-approach"/>
+    <w:bookmarkEnd w:id="25"/>
+    <w:bookmarkStart w:id="26" w:name="d-approach"/>
     <w:p>
       <w:pPr>
         <w:pStyle w:val="Heading3"/>
@@ -5428,8 +5540,8 @@
         <w:t xml:space="preserve">: phishing → no MFA → insufficient training), Implement MFA, Validate with penetration test, Prevent (mandatory security awareness), Celebrate team response</w:t>
       </w:r>
     </w:p>
-    <w:bookmarkEnd w:id="24"/>
-    <w:bookmarkStart w:id="25" w:name="a3-problem-solving"/>
+    <w:bookmarkEnd w:id="26"/>
+    <w:bookmarkStart w:id="27" w:name="a3-problem-solving"/>
     <w:p>
       <w:pPr>
         <w:pStyle w:val="Heading3"/>
@@ -5728,8 +5840,8 @@
         <w:t xml:space="preserve">Sprint overruns - A3: Background (delivery slipping), Current state (scope creep, no Definition of Done), Goal (predictable sprints), Root cause (5 Whys → no intake prioritization), Countermeasures (backlog refinement + DoD), Plan (next 2 sprints). Share with product and eng leadership on one page.</w:t>
       </w:r>
     </w:p>
-    <w:bookmarkEnd w:id="25"/>
-    <w:bookmarkStart w:id="26" w:name="ps"/>
+    <w:bookmarkEnd w:id="27"/>
+    <w:bookmarkStart w:id="28" w:name="ps"/>
     <w:p>
       <w:pPr>
         <w:pStyle w:val="Heading3"/>
@@ -5770,9 +5882,9 @@
         <w:t xml:space="preserve">.</w:t>
       </w:r>
     </w:p>
-    <w:bookmarkEnd w:id="26"/>
-    <w:bookmarkEnd w:id="27"/>
-    <w:bookmarkStart w:id="31" w:name="problem-analysis"/>
+    <w:bookmarkEnd w:id="28"/>
+    <w:bookmarkEnd w:id="29"/>
+    <w:bookmarkStart w:id="33" w:name="problem-analysis"/>
     <w:p>
       <w:pPr>
         <w:pStyle w:val="Heading2"/>
@@ -5793,7 +5905,7 @@
         <w:t xml:space="preserve">Frameworks for scope and impact.</w:t>
       </w:r>
     </w:p>
-    <w:bookmarkStart w:id="28" w:name="raci"/>
+    <w:bookmarkStart w:id="30" w:name="raci"/>
     <w:p>
       <w:pPr>
         <w:pStyle w:val="Heading3"/>
@@ -6080,8 +6192,8 @@
         <w:t xml:space="preserve">Cloud migration planning - Political (vendor lock-in concerns), Economic (cost optimization), Technological (API compatibility), Legal (data sovereignty requirements)</w:t>
       </w:r>
     </w:p>
-    <w:bookmarkEnd w:id="28"/>
-    <w:bookmarkStart w:id="30" w:name="swot"/>
+    <w:bookmarkEnd w:id="30"/>
+    <w:bookmarkStart w:id="32" w:name="swot"/>
     <w:p>
       <w:pPr>
         <w:pStyle w:val="Heading3"/>
@@ -6301,7 +6413,7 @@
       <w:pPr>
         <w:pStyle w:val="BodyText"/>
       </w:pPr>
-      <w:hyperlink r:id="rId29">
+      <w:hyperlink r:id="rId31">
         <w:r>
           <w:rPr>
             <w:rStyle w:val="Hyperlink"/>
@@ -6312,9 +6424,9 @@
         </w:r>
       </w:hyperlink>
     </w:p>
-    <w:bookmarkEnd w:id="30"/>
-    <w:bookmarkEnd w:id="31"/>
-    <w:bookmarkStart w:id="35" w:name="problem-resolution-threats"/>
+    <w:bookmarkEnd w:id="32"/>
+    <w:bookmarkEnd w:id="33"/>
+    <w:bookmarkStart w:id="37" w:name="problem-resolution-threats"/>
     <w:p>
       <w:pPr>
         <w:pStyle w:val="Heading2"/>
@@ -6335,7 +6447,7 @@
         <w:t xml:space="preserve">Blockers before they derail.</w:t>
       </w:r>
     </w:p>
-    <w:bookmarkStart w:id="32" w:name="dice"/>
+    <w:bookmarkStart w:id="34" w:name="dice"/>
     <w:p>
       <w:pPr>
         <w:pStyle w:val="Heading3"/>
@@ -6450,8 +6562,8 @@
         <w:t xml:space="preserve">phase.</w:t>
       </w:r>
     </w:p>
-    <w:bookmarkEnd w:id="32"/>
-    <w:bookmarkStart w:id="33" w:name="fate"/>
+    <w:bookmarkEnd w:id="34"/>
+    <w:bookmarkStart w:id="35" w:name="fate"/>
     <w:p>
       <w:pPr>
         <w:pStyle w:val="Heading3"/>
@@ -6533,8 +6645,8 @@
         <w:t xml:space="preserve">to validate resources.</w:t>
       </w:r>
     </w:p>
-    <w:bookmarkEnd w:id="33"/>
-    <w:bookmarkStart w:id="34" w:name="pest"/>
+    <w:bookmarkEnd w:id="35"/>
+    <w:bookmarkStart w:id="36" w:name="pest"/>
     <w:p>
       <w:pPr>
         <w:pStyle w:val="Heading3"/>
@@ -6599,9 +6711,9 @@
         <w:t xml:space="preserve">External threats to solutions; how to combat/remove.</w:t>
       </w:r>
     </w:p>
-    <w:bookmarkEnd w:id="34"/>
-    <w:bookmarkEnd w:id="35"/>
-    <w:bookmarkStart w:id="38" w:name="communication-conflict"/>
+    <w:bookmarkEnd w:id="36"/>
+    <w:bookmarkEnd w:id="37"/>
+    <w:bookmarkStart w:id="40" w:name="communication-conflict"/>
     <w:p>
       <w:pPr>
         <w:pStyle w:val="Heading2"/>
@@ -6622,7 +6734,7 @@
         <w:t xml:space="preserve">Calm, productive in difficult conversations.</w:t>
       </w:r>
     </w:p>
-    <w:bookmarkStart w:id="36" w:name="breathe"/>
+    <w:bookmarkStart w:id="38" w:name="breathe"/>
     <w:p>
       <w:pPr>
         <w:pStyle w:val="Heading3"/>
@@ -6996,8 +7108,8 @@
         <w:t xml:space="preserve">Heated debate about architecture decision - Put in perspective (not life-or-death), Acknowledge both viewpoints have merit, Don’t decide now, Step away for lunch break, Evaluate pros/cons offline, Return with structured comparison</w:t>
       </w:r>
     </w:p>
-    <w:bookmarkEnd w:id="36"/>
-    <w:bookmarkStart w:id="37" w:name="wait"/>
+    <w:bookmarkEnd w:id="38"/>
+    <w:bookmarkStart w:id="39" w:name="wait"/>
     <w:p>
       <w:pPr>
         <w:pStyle w:val="Heading3"/>
@@ -7184,9 +7296,9 @@
         <w:t xml:space="preserve">(defend or resolve?). BREATHE+PAUSE; respond later with facts.</w:t>
       </w:r>
     </w:p>
-    <w:bookmarkEnd w:id="37"/>
-    <w:bookmarkEnd w:id="38"/>
-    <w:bookmarkStart w:id="44" w:name="stress-resilience"/>
+    <w:bookmarkEnd w:id="39"/>
+    <w:bookmarkEnd w:id="40"/>
+    <w:bookmarkStart w:id="46" w:name="stress-resilience"/>
     <w:p>
       <w:pPr>
         <w:pStyle w:val="Heading2"/>
@@ -7207,7 +7319,7 @@
         <w:t xml:space="preserve">Calm and connected under pressure.</w:t>
       </w:r>
     </w:p>
-    <w:bookmarkStart w:id="39" w:name="pace"/>
+    <w:bookmarkStart w:id="41" w:name="pace"/>
     <w:p>
       <w:pPr>
         <w:pStyle w:val="Heading3"/>
@@ -7272,8 +7384,8 @@
         <w:t xml:space="preserve">First in PACE→ARIES→CALM→SHINE; immediate stress.</w:t>
       </w:r>
     </w:p>
-    <w:bookmarkEnd w:id="39"/>
-    <w:bookmarkStart w:id="40" w:name="stop"/>
+    <w:bookmarkEnd w:id="41"/>
+    <w:bookmarkStart w:id="42" w:name="stop"/>
     <w:p>
       <w:pPr>
         <w:pStyle w:val="Heading3"/>
@@ -7571,8 +7683,8 @@
         <w:t xml:space="preserve">Production alert at 2 AM - Step back (don’t panic), Take deep breath (reduce adrenaline), Observe (read alert details), Pull back perspective (assess severity before waking team), Then proceed to TRACE for diagnostics</w:t>
       </w:r>
     </w:p>
-    <w:bookmarkEnd w:id="40"/>
-    <w:bookmarkStart w:id="41" w:name="aries"/>
+    <w:bookmarkEnd w:id="42"/>
+    <w:bookmarkStart w:id="43" w:name="aries"/>
     <w:p>
       <w:pPr>
         <w:pStyle w:val="Heading3"/>
@@ -7646,8 +7758,8 @@
         <w:t xml:space="preserve">Lifestyle in PACE→ARIES→CALM; long-term (2–4 weeks).</w:t>
       </w:r>
     </w:p>
-    <w:bookmarkEnd w:id="41"/>
-    <w:bookmarkStart w:id="42" w:name="calm"/>
+    <w:bookmarkEnd w:id="43"/>
+    <w:bookmarkStart w:id="44" w:name="calm"/>
     <w:p>
       <w:pPr>
         <w:pStyle w:val="Heading3"/>
@@ -7775,8 +7887,8 @@
         </w:r>
       </w:hyperlink>
     </w:p>
-    <w:bookmarkEnd w:id="42"/>
-    <w:bookmarkStart w:id="43" w:name="shine"/>
+    <w:bookmarkEnd w:id="44"/>
+    <w:bookmarkStart w:id="45" w:name="shine"/>
     <w:p>
       <w:pPr>
         <w:pStyle w:val="Heading3"/>
@@ -7864,9 +7976,9 @@
         <w:t xml:space="preserve">.</w:t>
       </w:r>
     </w:p>
-    <w:bookmarkEnd w:id="43"/>
-    <w:bookmarkEnd w:id="44"/>
-    <w:bookmarkStart w:id="48" w:name="infrastructure-systems-engineering"/>
+    <w:bookmarkEnd w:id="45"/>
+    <w:bookmarkEnd w:id="46"/>
+    <w:bookmarkStart w:id="50" w:name="infrastructure-systems-engineering"/>
     <w:p>
       <w:pPr>
         <w:pStyle w:val="Heading2"/>
@@ -7887,7 +7999,7 @@
         <w:t xml:space="preserve">Infra and DevOps.</w:t>
       </w:r>
     </w:p>
-    <w:bookmarkStart w:id="45" w:name="trace-network-troubleshooting"/>
+    <w:bookmarkStart w:id="47" w:name="trace-network-troubleshooting"/>
     <w:p>
       <w:pPr>
         <w:pStyle w:val="Heading3"/>
@@ -8029,8 +8141,8 @@
         </w:r>
       </w:hyperlink>
     </w:p>
-    <w:bookmarkEnd w:id="45"/>
-    <w:bookmarkStart w:id="46" w:name="scale-infrastructure-design"/>
+    <w:bookmarkEnd w:id="47"/>
+    <w:bookmarkStart w:id="48" w:name="scale-infrastructure-design"/>
     <w:p>
       <w:pPr>
         <w:pStyle w:val="Heading3"/>
@@ -8200,8 +8312,8 @@
         </w:r>
       </w:hyperlink>
     </w:p>
-    <w:bookmarkEnd w:id="46"/>
-    <w:bookmarkStart w:id="47" w:name="debug-code-system-analysis"/>
+    <w:bookmarkEnd w:id="48"/>
+    <w:bookmarkStart w:id="49" w:name="debug-code-system-analysis"/>
     <w:p>
       <w:pPr>
         <w:pStyle w:val="Heading3"/>
@@ -8368,9 +8480,9 @@
         </w:r>
       </w:hyperlink>
     </w:p>
-    <w:bookmarkEnd w:id="47"/>
-    <w:bookmarkEnd w:id="48"/>
-    <w:bookmarkStart w:id="55" w:name="proven-mnemonic-pipelines"/>
+    <w:bookmarkEnd w:id="49"/>
+    <w:bookmarkEnd w:id="50"/>
+    <w:bookmarkStart w:id="57" w:name="proven-mnemonic-pipelines"/>
     <w:p>
       <w:pPr>
         <w:pStyle w:val="Heading2"/>
@@ -8388,10 +8500,10 @@
           <w:i/>
           <w:iCs/>
         </w:rPr>
-        <w:t xml:space="preserve">Chains combine mnemonics into workflows for high-pressure scenarios; battle-tested.</w:t>
-      </w:r>
-    </w:p>
-    <w:bookmarkStart w:id="49" w:name="crisis-response-chain"/>
+        <w:t xml:space="preserve">Ordered chains of mnemonics for end-to-end workflows (e.g. crisis, conflict, root cause).</w:t>
+      </w:r>
+    </w:p>
+    <w:bookmarkStart w:id="51" w:name="crisis-response-chain"/>
     <w:p>
       <w:pPr>
         <w:pStyle w:val="Heading3"/>
@@ -8523,19 +8635,6 @@
           <w:t xml:space="preserve">8D</w:t>
         </w:r>
       </w:hyperlink>
-      <w:r>
-        <w:t xml:space="preserve">.</w:t>
-      </w:r>
-      <w:r>
-        <w:t xml:space="preserve"> </w:t>
-      </w:r>
-      <w:r>
-        <w:rPr>
-          <w:i/>
-          <w:iCs/>
-        </w:rPr>
-        <w:t xml:space="preserve">Step details in each mnemonic above.</w:t>
-      </w:r>
     </w:p>
     <w:p>
       <w:pPr>
@@ -8555,8 +8654,8 @@
         <w:t xml:space="preserve">STOP stabilizes; TRACE gathers evidence; DEBUG structures analysis; 8D prevents recurrence.</w:t>
       </w:r>
     </w:p>
-    <w:bookmarkEnd w:id="49"/>
-    <w:bookmarkStart w:id="50" w:name="conflict-resolution-chain"/>
+    <w:bookmarkEnd w:id="51"/>
+    <w:bookmarkStart w:id="52" w:name="conflict-resolution-chain"/>
     <w:p>
       <w:pPr>
         <w:pStyle w:val="Heading3"/>
@@ -8688,19 +8787,6 @@
           <w:t xml:space="preserve">RACI</w:t>
         </w:r>
       </w:hyperlink>
-      <w:r>
-        <w:t xml:space="preserve">.</w:t>
-      </w:r>
-      <w:r>
-        <w:t xml:space="preserve"> </w:t>
-      </w:r>
-      <w:r>
-        <w:rPr>
-          <w:i/>
-          <w:iCs/>
-        </w:rPr>
-        <w:t xml:space="preserve">Step details in each mnemonic above.</w:t>
-      </w:r>
     </w:p>
     <w:p>
       <w:pPr>
@@ -8720,8 +8806,8 @@
         <w:t xml:space="preserve">WAIT prevents escalation; BREATHE regulates; PAUSE creates space; RACI clarifies roles (often the root cause).</w:t>
       </w:r>
     </w:p>
-    <w:bookmarkEnd w:id="50"/>
-    <w:bookmarkStart w:id="51" w:name="root-cause-investigation-chain"/>
+    <w:bookmarkEnd w:id="52"/>
+    <w:bookmarkStart w:id="53" w:name="root-cause-investigation-chain"/>
     <w:p>
       <w:pPr>
         <w:pStyle w:val="Heading3"/>
@@ -8853,19 +8939,6 @@
           <w:t xml:space="preserve">RACI</w:t>
         </w:r>
       </w:hyperlink>
-      <w:r>
-        <w:t xml:space="preserve">.</w:t>
-      </w:r>
-      <w:r>
-        <w:t xml:space="preserve"> </w:t>
-      </w:r>
-      <w:r>
-        <w:rPr>
-          <w:i/>
-          <w:iCs/>
-        </w:rPr>
-        <w:t xml:space="preserve">Step details in each mnemonic above.</w:t>
-      </w:r>
     </w:p>
     <w:p>
       <w:pPr>
@@ -8885,8 +8958,8 @@
         <w:t xml:space="preserve">ICEBERG structures; 5 Whys drill to root cause; PADDER plans; RACI ensures accountability.</w:t>
       </w:r>
     </w:p>
-    <w:bookmarkEnd w:id="51"/>
-    <w:bookmarkStart w:id="52" w:name="strategic-design-chain"/>
+    <w:bookmarkEnd w:id="53"/>
+    <w:bookmarkStart w:id="54" w:name="strategic-design-chain"/>
     <w:p>
       <w:pPr>
         <w:pStyle w:val="Heading3"/>
@@ -9018,19 +9091,6 @@
           <w:t xml:space="preserve">SET</w:t>
         </w:r>
       </w:hyperlink>
-      <w:r>
-        <w:t xml:space="preserve">.</w:t>
-      </w:r>
-      <w:r>
-        <w:t xml:space="preserve"> </w:t>
-      </w:r>
-      <w:r>
-        <w:rPr>
-          <w:i/>
-          <w:iCs/>
-        </w:rPr>
-        <w:t xml:space="preserve">Step details in each mnemonic above.</w:t>
-      </w:r>
     </w:p>
     <w:p>
       <w:pPr>
@@ -9050,8 +9110,8 @@
         <w:t xml:space="preserve">SCALE sets requirements; SWOT evaluates; PESTEL finds external risks; SET manages expectations.</w:t>
       </w:r>
     </w:p>
-    <w:bookmarkEnd w:id="52"/>
-    <w:bookmarkStart w:id="53" w:name="stress-burnout-recovery-chain"/>
+    <w:bookmarkEnd w:id="54"/>
+    <w:bookmarkStart w:id="55" w:name="stress-burnout-recovery-chain"/>
     <w:p>
       <w:pPr>
         <w:pStyle w:val="Heading3"/>
@@ -9183,19 +9243,6 @@
           <w:t xml:space="preserve">SHINE</w:t>
         </w:r>
       </w:hyperlink>
-      <w:r>
-        <w:t xml:space="preserve">.</w:t>
-      </w:r>
-      <w:r>
-        <w:t xml:space="preserve"> </w:t>
-      </w:r>
-      <w:r>
-        <w:rPr>
-          <w:i/>
-          <w:iCs/>
-        </w:rPr>
-        <w:t xml:space="preserve">Step details in each mnemonic above.</w:t>
-      </w:r>
     </w:p>
     <w:p>
       <w:pPr>
@@ -9215,8 +9262,8 @@
         <w:t xml:space="preserve">PACE (immediate); ARIES (lifestyle); CALM (resilience); SHINE (sustainable).</w:t>
       </w:r>
     </w:p>
-    <w:bookmarkEnd w:id="53"/>
-    <w:bookmarkStart w:id="54" w:name="rapid-triage-chain"/>
+    <w:bookmarkEnd w:id="55"/>
+    <w:bookmarkStart w:id="56" w:name="rapid-triage-chain"/>
     <w:p>
       <w:pPr>
         <w:pStyle w:val="Heading3"/>
@@ -9331,19 +9378,6 @@
           <w:t xml:space="preserve">FATE</w:t>
         </w:r>
       </w:hyperlink>
-      <w:r>
-        <w:t xml:space="preserve">.</w:t>
-      </w:r>
-      <w:r>
-        <w:t xml:space="preserve"> </w:t>
-      </w:r>
-      <w:r>
-        <w:rPr>
-          <w:i/>
-          <w:iCs/>
-        </w:rPr>
-        <w:t xml:space="preserve">Step details in each mnemonic above.</w:t>
-      </w:r>
     </w:p>
     <w:p>
       <w:pPr>
@@ -9363,9 +9397,9 @@
         <w:t xml:space="preserve">IDEA (fast frame); DICE (blockers); FATE (resources).</w:t>
       </w:r>
     </w:p>
-    <w:bookmarkEnd w:id="54"/>
-    <w:bookmarkEnd w:id="55"/>
-    <w:bookmarkStart w:id="56" w:name="pipeline-selection-matrix"/>
+    <w:bookmarkEnd w:id="56"/>
+    <w:bookmarkEnd w:id="57"/>
+    <w:bookmarkStart w:id="58" w:name="pipeline-selection-matrix"/>
     <w:p>
       <w:pPr>
         <w:pStyle w:val="Heading2"/>
@@ -9973,8 +10007,8 @@
         </w:pict>
       </w:r>
     </w:p>
-    <w:bookmarkEnd w:id="56"/>
-    <w:bookmarkStart w:id="57" w:name="pro-tips"/>
+    <w:bookmarkEnd w:id="58"/>
+    <w:bookmarkStart w:id="59" w:name="pro-tips"/>
     <w:p>
       <w:pPr>
         <w:pStyle w:val="Heading2"/>
@@ -9988,7 +10022,7 @@
         <w:pStyle w:val="Compact"/>
         <w:numPr>
           <w:ilvl w:val="0"/>
-          <w:numId w:val="1012"/>
+          <w:numId w:val="1013"/>
         </w:numPr>
       </w:pPr>
       <w:r>
@@ -10010,7 +10044,7 @@
         <w:pStyle w:val="Compact"/>
         <w:numPr>
           <w:ilvl w:val="0"/>
-          <w:numId w:val="1012"/>
+          <w:numId w:val="1013"/>
         </w:numPr>
       </w:pPr>
       <w:r>
@@ -10032,7 +10066,7 @@
         <w:pStyle w:val="Compact"/>
         <w:numPr>
           <w:ilvl w:val="0"/>
-          <w:numId w:val="1012"/>
+          <w:numId w:val="1013"/>
         </w:numPr>
       </w:pPr>
       <w:r>
@@ -10102,7 +10136,7 @@
         <w:pStyle w:val="Compact"/>
         <w:numPr>
           <w:ilvl w:val="0"/>
-          <w:numId w:val="1012"/>
+          <w:numId w:val="1013"/>
         </w:numPr>
       </w:pPr>
       <w:r>
@@ -10141,7 +10175,7 @@
         <w:pStyle w:val="Compact"/>
         <w:numPr>
           <w:ilvl w:val="0"/>
-          <w:numId w:val="1012"/>
+          <w:numId w:val="1013"/>
         </w:numPr>
       </w:pPr>
       <w:r>
@@ -10165,8 +10199,8 @@
         </w:pict>
       </w:r>
     </w:p>
-    <w:bookmarkEnd w:id="57"/>
-    <w:bookmarkStart w:id="58" w:name="common-mistakes"/>
+    <w:bookmarkEnd w:id="59"/>
+    <w:bookmarkStart w:id="60" w:name="common-mistakes"/>
     <w:p>
       <w:pPr>
         <w:pStyle w:val="Heading2"/>
@@ -10696,8 +10730,8 @@
         </w:r>
       </w:hyperlink>
     </w:p>
-    <w:bookmarkEnd w:id="58"/>
-    <w:bookmarkStart w:id="60" w:name="contributing"/>
+    <w:bookmarkEnd w:id="60"/>
+    <w:bookmarkStart w:id="62" w:name="contributing"/>
     <w:p>
       <w:pPr>
         <w:pStyle w:val="Heading2"/>
@@ -10711,17 +10745,35 @@
         <w:pStyle w:val="FirstParagraph"/>
       </w:pPr>
       <w:r>
-        <w:t xml:space="preserve">Got a mnemonic that’s saved you countless times?</w:t>
-      </w:r>
-      <w:r>
-        <w:t xml:space="preserve"> </w:t>
-      </w:r>
-      <w:r>
-        <w:rPr>
-          <w:b/>
-          <w:bCs/>
-        </w:rPr>
-        <w:t xml:space="preserve">Share it!</w:t>
+        <w:rPr>
+          <w:b/>
+          <w:bCs/>
+        </w:rPr>
+        <w:t xml:space="preserve">Submission criteria:</w:t>
+      </w:r>
+      <w:r>
+        <w:t xml:space="preserve"> </w:t>
+      </w:r>
+      <w:r>
+        <w:t xml:space="preserve">- ✅ Must be provable/actionable (not just motivational)</w:t>
+      </w:r>
+      <w:r>
+        <w:t xml:space="preserve"> </w:t>
+      </w:r>
+      <w:r>
+        <w:t xml:space="preserve">- ✅ Should cross-reference existing mnemonics where applicable</w:t>
+      </w:r>
+      <w:r>
+        <w:t xml:space="preserve"> </w:t>
+      </w:r>
+      <w:r>
+        <w:t xml:space="preserve">- ✅ Include real-world usage context</w:t>
+      </w:r>
+      <w:r>
+        <w:t xml:space="preserve"> </w:t>
+      </w:r>
+      <w:r>
+        <w:t xml:space="preserve">- ✅ Keep it memorable (that’s the point!)</w:t>
       </w:r>
     </w:p>
     <w:p>
@@ -10729,48 +10781,12 @@
         <w:pStyle w:val="BodyText"/>
       </w:pPr>
       <w:r>
-        <w:rPr>
-          <w:b/>
-          <w:bCs/>
-        </w:rPr>
-        <w:t xml:space="preserve">Submission criteria:</w:t>
-      </w:r>
-      <w:r>
-        <w:t xml:space="preserve"> </w:t>
-      </w:r>
-      <w:r>
-        <w:t xml:space="preserve">- ✅ Must be provable/actionable (not just motivational)</w:t>
-      </w:r>
-      <w:r>
-        <w:t xml:space="preserve"> </w:t>
-      </w:r>
-      <w:r>
-        <w:t xml:space="preserve">- ✅ Should cross-reference existing mnemonics where applicable</w:t>
-      </w:r>
-      <w:r>
-        <w:t xml:space="preserve"> </w:t>
-      </w:r>
-      <w:r>
-        <w:t xml:space="preserve">- ✅ Include real-world usage context</w:t>
-      </w:r>
-      <w:r>
-        <w:t xml:space="preserve"> </w:t>
-      </w:r>
-      <w:r>
-        <w:t xml:space="preserve">- ✅ Keep it memorable (that’s the point!)</w:t>
-      </w:r>
-    </w:p>
-    <w:p>
-      <w:pPr>
-        <w:pStyle w:val="BodyText"/>
-      </w:pPr>
-      <w:r>
         <w:t xml:space="preserve">See</w:t>
       </w:r>
       <w:r>
         <w:t xml:space="preserve"> </w:t>
       </w:r>
-      <w:hyperlink r:id="rId59">
+      <w:hyperlink r:id="rId61">
         <w:r>
           <w:rPr>
             <w:rStyle w:val="Hyperlink"/>
@@ -10792,8 +10808,8 @@
         </w:pict>
       </w:r>
     </w:p>
-    <w:bookmarkEnd w:id="60"/>
-    <w:bookmarkStart w:id="73" w:name="release-versions"/>
+    <w:bookmarkEnd w:id="62"/>
+    <w:bookmarkStart w:id="75" w:name="release-versions"/>
     <w:p>
       <w:pPr>
         <w:pStyle w:val="Heading2"/>
@@ -10811,18 +10827,18 @@
           <w:b/>
           <w:bCs/>
         </w:rPr>
-        <w:t xml:space="preserve">v1.8</w:t>
-      </w:r>
-      <w:r>
-        <w:t xml:space="preserve"> </w:t>
-      </w:r>
-      <w:r>
-        <w:t xml:space="preserve">(2026-01-25) — Offline-ready (TOC, print-optimized).</w:t>
-      </w:r>
-      <w:r>
-        <w:t xml:space="preserve"> </w:t>
-      </w:r>
-      <w:hyperlink r:id="rId61">
+        <w:t xml:space="preserve">v2.6</w:t>
+      </w:r>
+      <w:r>
+        <w:t xml:space="preserve"> </w:t>
+      </w:r>
+      <w:r>
+        <w:t xml:space="preserve">(2026-01-25) — Domain addenda, Quick Start, Evidence tier, Tools &amp; docs, Awesome-list clarity; downloadable docs synced.</w:t>
+      </w:r>
+      <w:r>
+        <w:t xml:space="preserve"> </w:t>
+      </w:r>
+      <w:hyperlink r:id="rId63">
         <w:r>
           <w:rPr>
             <w:rStyle w:val="Hyperlink"/>
@@ -10845,7 +10861,7 @@
       <w:r>
         <w:t xml:space="preserve"> </w:t>
       </w:r>
-      <w:hyperlink r:id="rId62">
+      <w:hyperlink r:id="rId64">
         <w:r>
           <w:rPr>
             <w:rStyle w:val="Hyperlink"/>
@@ -10862,7 +10878,7 @@
       <w:r>
         <w:t xml:space="preserve"> </w:t>
       </w:r>
-      <w:hyperlink r:id="rId63">
+      <w:hyperlink r:id="rId65">
         <w:r>
           <w:rPr>
             <w:rStyle w:val="Hyperlink"/>
@@ -10891,7 +10907,7 @@
       <w:r>
         <w:t xml:space="preserve"> </w:t>
       </w:r>
-      <w:hyperlink r:id="rId64">
+      <w:hyperlink r:id="rId66">
         <w:r>
           <w:rPr>
             <w:rStyle w:val="Hyperlink"/>
@@ -10902,7 +10918,7 @@
       <w:r>
         <w:t xml:space="preserve"> </w:t>
       </w:r>
-      <w:hyperlink r:id="rId65">
+      <w:hyperlink r:id="rId67">
         <w:r>
           <w:rPr>
             <w:rStyle w:val="Hyperlink"/>
@@ -10913,7 +10929,7 @@
       <w:r>
         <w:t xml:space="preserve"> </w:t>
       </w:r>
-      <w:hyperlink r:id="rId66">
+      <w:hyperlink r:id="rId68">
         <w:r>
           <w:rPr>
             <w:rStyle w:val="Hyperlink"/>
@@ -10924,7 +10940,7 @@
       <w:r>
         <w:t xml:space="preserve"> </w:t>
       </w:r>
-      <w:hyperlink r:id="rId67">
+      <w:hyperlink r:id="rId69">
         <w:r>
           <w:rPr>
             <w:rStyle w:val="Hyperlink"/>
@@ -10941,7 +10957,7 @@
       <w:r>
         <w:t xml:space="preserve"> </w:t>
       </w:r>
-      <w:hyperlink r:id="rId68">
+      <w:hyperlink r:id="rId70">
         <w:r>
           <w:rPr>
             <w:rStyle w:val="Hyperlink"/>
@@ -10952,7 +10968,7 @@
       <w:r>
         <w:t xml:space="preserve"> </w:t>
       </w:r>
-      <w:hyperlink r:id="rId69">
+      <w:hyperlink r:id="rId71">
         <w:r>
           <w:rPr>
             <w:rStyle w:val="Hyperlink"/>
@@ -10963,7 +10979,7 @@
       <w:r>
         <w:t xml:space="preserve"> </w:t>
       </w:r>
-      <w:hyperlink r:id="rId70">
+      <w:hyperlink r:id="rId72">
         <w:r>
           <w:rPr>
             <w:rStyle w:val="Hyperlink"/>
@@ -10974,7 +10990,7 @@
       <w:r>
         <w:t xml:space="preserve"> </w:t>
       </w:r>
-      <w:hyperlink r:id="rId71">
+      <w:hyperlink r:id="rId73">
         <w:r>
           <w:rPr>
             <w:rStyle w:val="Hyperlink"/>
@@ -10988,14 +11004,14 @@
       <w:r>
         <w:t xml:space="preserve"> </w:t>
       </w:r>
-      <w:hyperlink r:id="rId72">
+      <w:hyperlink r:id="rId74">
         <w:r>
           <w:rPr>
             <w:rStyle w:val="Hyperlink"/>
             <w:i/>
             <w:iCs/>
           </w:rPr>
-          <w:t xml:space="preserve">releases/README</w:t>
+          <w:t xml:space="preserve">README</w:t>
         </w:r>
       </w:hyperlink>
       <w:r>
@@ -11020,8 +11036,8 @@
         </w:pict>
       </w:r>
     </w:p>
-    <w:bookmarkEnd w:id="73"/>
-    <w:bookmarkStart w:id="84" w:name="sources-references"/>
+    <w:bookmarkEnd w:id="75"/>
+    <w:bookmarkStart w:id="86" w:name="sources-references"/>
     <w:p>
       <w:pPr>
         <w:pStyle w:val="Heading2"/>
@@ -11030,179 +11046,13 @@
         <w:t xml:space="preserve">Sources &amp; References</w:t>
       </w:r>
     </w:p>
-    <w:bookmarkStart w:id="77" w:name="problem-solving-methodologies"/>
+    <w:bookmarkStart w:id="79" w:name="problem-solving-methodologies"/>
     <w:p>
       <w:pPr>
         <w:pStyle w:val="Heading3"/>
       </w:pPr>
       <w:r>
         <w:t xml:space="preserve">Problem-Solving Methodologies</w:t>
-      </w:r>
-    </w:p>
-    <w:p>
-      <w:pPr>
-        <w:pStyle w:val="Compact"/>
-        <w:numPr>
-          <w:ilvl w:val="0"/>
-          <w:numId w:val="1013"/>
-        </w:numPr>
-      </w:pPr>
-      <w:r>
-        <w:rPr>
-          <w:b/>
-          <w:bCs/>
-        </w:rPr>
-        <w:t xml:space="preserve">8D (Eight Disciplines)</w:t>
-      </w:r>
-      <w:r>
-        <w:t xml:space="preserve"> </w:t>
-      </w:r>
-      <w:r>
-        <w:t xml:space="preserve">✓ — Ford Motor Company (1987).</w:t>
-      </w:r>
-      <w:r>
-        <w:t xml:space="preserve"> </w:t>
-      </w:r>
-      <w:r>
-        <w:rPr>
-          <w:i/>
-          <w:iCs/>
-        </w:rPr>
-        <w:t xml:space="preserve">Team Oriented Problem Solving Manual</w:t>
-      </w:r>
-      <w:r>
-        <w:t xml:space="preserve">. Evolved from TQM; in wide use in automotive and aerospace.</w:t>
-      </w:r>
-      <w:r>
-        <w:t xml:space="preserve"> </w:t>
-      </w:r>
-      <w:hyperlink r:id="rId74">
-        <w:r>
-          <w:rPr>
-            <w:rStyle w:val="Hyperlink"/>
-          </w:rPr>
-          <w:t xml:space="preserve">Wikipedia</w:t>
-        </w:r>
-      </w:hyperlink>
-    </w:p>
-    <w:p>
-      <w:pPr>
-        <w:pStyle w:val="Compact"/>
-        <w:numPr>
-          <w:ilvl w:val="0"/>
-          <w:numId w:val="1013"/>
-        </w:numPr>
-      </w:pPr>
-      <w:r>
-        <w:rPr>
-          <w:b/>
-          <w:bCs/>
-        </w:rPr>
-        <w:t xml:space="preserve">5 Whys</w:t>
-      </w:r>
-      <w:r>
-        <w:t xml:space="preserve"> </w:t>
-      </w:r>
-      <w:r>
-        <w:t xml:space="preserve">⚠ — Toyota Production System root cause technique; widely adapted across industries.</w:t>
-      </w:r>
-    </w:p>
-    <w:p>
-      <w:pPr>
-        <w:pStyle w:val="Compact"/>
-        <w:numPr>
-          <w:ilvl w:val="0"/>
-          <w:numId w:val="1013"/>
-        </w:numPr>
-      </w:pPr>
-      <w:r>
-        <w:rPr>
-          <w:b/>
-          <w:bCs/>
-        </w:rPr>
-        <w:t xml:space="preserve">Ishikawa (Fishbone) Diagram</w:t>
-      </w:r>
-      <w:r>
-        <w:t xml:space="preserve"> </w:t>
-      </w:r>
-      <w:r>
-        <w:t xml:space="preserve">✓ — Ishikawa, K. (1960s). University of Tokyo. Cause–effect diagram; central to Japanese quality control and Toyota.</w:t>
-      </w:r>
-      <w:r>
-        <w:t xml:space="preserve"> </w:t>
-      </w:r>
-      <w:hyperlink r:id="rId75">
-        <w:r>
-          <w:rPr>
-            <w:rStyle w:val="Hyperlink"/>
-          </w:rPr>
-          <w:t xml:space="preserve">Wikipedia</w:t>
-        </w:r>
-      </w:hyperlink>
-    </w:p>
-    <w:p>
-      <w:pPr>
-        <w:pStyle w:val="Compact"/>
-        <w:numPr>
-          <w:ilvl w:val="0"/>
-          <w:numId w:val="1013"/>
-        </w:numPr>
-      </w:pPr>
-      <w:r>
-        <w:rPr>
-          <w:b/>
-          <w:bCs/>
-        </w:rPr>
-        <w:t xml:space="preserve">A3 Problem Solving</w:t>
-      </w:r>
-      <w:r>
-        <w:t xml:space="preserve"> </w:t>
-      </w:r>
-      <w:r>
-        <w:t xml:space="preserve">✓ — Toyota Production System. Single A3-page structured problem-solving (plan–do–check–act); one-page report for alignment.</w:t>
-      </w:r>
-      <w:r>
-        <w:t xml:space="preserve"> </w:t>
-      </w:r>
-      <w:hyperlink r:id="rId76">
-        <w:r>
-          <w:rPr>
-            <w:rStyle w:val="Hyperlink"/>
-          </w:rPr>
-          <w:t xml:space="preserve">Wikipedia</w:t>
-        </w:r>
-      </w:hyperlink>
-    </w:p>
-    <w:p>
-      <w:pPr>
-        <w:pStyle w:val="Compact"/>
-        <w:numPr>
-          <w:ilvl w:val="0"/>
-          <w:numId w:val="1013"/>
-        </w:numPr>
-      </w:pPr>
-      <w:r>
-        <w:rPr>
-          <w:b/>
-          <w:bCs/>
-        </w:rPr>
-        <w:t xml:space="preserve">PADDER, ICEBERG, IDEA, PREPARE</w:t>
-      </w:r>
-      <w:r>
-        <w:t xml:space="preserve"> </w:t>
-      </w:r>
-      <w:r>
-        <w:t xml:space="preserve">ℹ — Curated/educational problem-solving mnemonics for this collection.</w:t>
-      </w:r>
-    </w:p>
-    <w:bookmarkEnd w:id="77"/>
-    <w:bookmarkStart w:id="81" w:name="strategic-analysis-frameworks"/>
-    <w:p>
-      <w:pPr>
-        <w:pStyle w:val="Heading3"/>
-      </w:pPr>
-      <w:r>
-        <w:t xml:space="preserve">Strategic &amp; Analysis Frameworks</w:t>
       </w:r>
     </w:p>
     <w:p>
@@ -11218,13 +11068,13 @@
           <w:b/>
           <w:bCs/>
         </w:rPr>
-        <w:t xml:space="preserve">PESTEL</w:t>
-      </w:r>
-      <w:r>
-        <w:t xml:space="preserve"> </w:t>
-      </w:r>
-      <w:r>
-        <w:t xml:space="preserve">✓ — Aguilar, F. (1967).</w:t>
+        <w:t xml:space="preserve">8D (Eight Disciplines)</w:t>
+      </w:r>
+      <w:r>
+        <w:t xml:space="preserve"> </w:t>
+      </w:r>
+      <w:r>
+        <w:t xml:space="preserve">✓ — Ford Motor Company (1987).</w:t>
       </w:r>
       <w:r>
         <w:t xml:space="preserve"> </w:t>
@@ -11234,20 +11084,20 @@
           <w:i/>
           <w:iCs/>
         </w:rPr>
-        <w:t xml:space="preserve">Scanning the Business Environment</w:t>
-      </w:r>
-      <w:r>
-        <w:t xml:space="preserve">. Harvard; later extended to PESTLE/PESTEL (Legal, Environmental).</w:t>
-      </w:r>
-      <w:r>
-        <w:t xml:space="preserve"> </w:t>
-      </w:r>
-      <w:hyperlink r:id="rId78">
-        <w:r>
-          <w:rPr>
-            <w:rStyle w:val="Hyperlink"/>
-          </w:rPr>
-          <w:t xml:space="preserve">Background</w:t>
+        <w:t xml:space="preserve">Team Oriented Problem Solving Manual</w:t>
+      </w:r>
+      <w:r>
+        <w:t xml:space="preserve">. Evolved from TQM; in wide use in automotive and aerospace.</w:t>
+      </w:r>
+      <w:r>
+        <w:t xml:space="preserve"> </w:t>
+      </w:r>
+      <w:hyperlink r:id="rId76">
+        <w:r>
+          <w:rPr>
+            <w:rStyle w:val="Hyperlink"/>
+          </w:rPr>
+          <w:t xml:space="preserve">Wikipedia</w:t>
         </w:r>
       </w:hyperlink>
     </w:p>
@@ -11264,13 +11114,13 @@
           <w:b/>
           <w:bCs/>
         </w:rPr>
-        <w:t xml:space="preserve">PEST</w:t>
-      </w:r>
-      <w:r>
-        <w:t xml:space="preserve"> </w:t>
-      </w:r>
-      <w:r>
-        <w:t xml:space="preserve">ℹ — Four-factor variant (Political, Economic, Social, Technological); conceptually from the PESTEL lineage.</w:t>
+        <w:t xml:space="preserve">5 Whys</w:t>
+      </w:r>
+      <w:r>
+        <w:t xml:space="preserve"> </w:t>
+      </w:r>
+      <w:r>
+        <w:t xml:space="preserve">⚠ — Toyota Production System root cause technique; widely adapted across industries.</w:t>
       </w:r>
     </w:p>
     <w:p>
@@ -11286,23 +11136,23 @@
           <w:b/>
           <w:bCs/>
         </w:rPr>
-        <w:t xml:space="preserve">SWOT</w:t>
-      </w:r>
-      <w:r>
-        <w:t xml:space="preserve"> </w:t>
-      </w:r>
-      <w:r>
-        <w:t xml:space="preserve">✓ — Humphrey, A. (1960s–70s). Stanford Research Institute (SRI International); developed with Fortune 500 planning research.</w:t>
-      </w:r>
-      <w:r>
-        <w:t xml:space="preserve"> </w:t>
-      </w:r>
-      <w:hyperlink r:id="rId79">
-        <w:r>
-          <w:rPr>
-            <w:rStyle w:val="Hyperlink"/>
-          </w:rPr>
-          <w:t xml:space="preserve">e.g. Ninety</w:t>
+        <w:t xml:space="preserve">Ishikawa (Fishbone) Diagram</w:t>
+      </w:r>
+      <w:r>
+        <w:t xml:space="preserve"> </w:t>
+      </w:r>
+      <w:r>
+        <w:t xml:space="preserve">✓ — Ishikawa, K. (1960s). University of Tokyo. Cause–effect diagram; central to Japanese quality control and Toyota.</w:t>
+      </w:r>
+      <w:r>
+        <w:t xml:space="preserve"> </w:t>
+      </w:r>
+      <w:hyperlink r:id="rId77">
+        <w:r>
+          <w:rPr>
+            <w:rStyle w:val="Hyperlink"/>
+          </w:rPr>
+          <w:t xml:space="preserve">Wikipedia</w:t>
         </w:r>
       </w:hyperlink>
     </w:p>
@@ -11319,23 +11169,23 @@
           <w:b/>
           <w:bCs/>
         </w:rPr>
-        <w:t xml:space="preserve">RACI</w:t>
-      </w:r>
-      <w:r>
-        <w:t xml:space="preserve"> </w:t>
-      </w:r>
-      <w:r>
-        <w:t xml:space="preserve">✓ — Responsibility Assignment Matrix; emerged ~1950s–70s, no single inventor.</w:t>
-      </w:r>
-      <w:r>
-        <w:t xml:space="preserve"> </w:t>
-      </w:r>
-      <w:hyperlink r:id="rId80">
-        <w:r>
-          <w:rPr>
-            <w:rStyle w:val="Hyperlink"/>
-          </w:rPr>
-          <w:t xml:space="preserve">Wikipedia RAM</w:t>
+        <w:t xml:space="preserve">A3 Problem Solving</w:t>
+      </w:r>
+      <w:r>
+        <w:t xml:space="preserve"> </w:t>
+      </w:r>
+      <w:r>
+        <w:t xml:space="preserve">✓ — Toyota Production System. Single A3-page structured problem-solving (plan–do–check–act); one-page report for alignment.</w:t>
+      </w:r>
+      <w:r>
+        <w:t xml:space="preserve"> </w:t>
+      </w:r>
+      <w:hyperlink r:id="rId78">
+        <w:r>
+          <w:rPr>
+            <w:rStyle w:val="Hyperlink"/>
+          </w:rPr>
+          <w:t xml:space="preserve">Wikipedia</w:t>
         </w:r>
       </w:hyperlink>
     </w:p>
@@ -11352,47 +11202,23 @@
           <w:b/>
           <w:bCs/>
         </w:rPr>
-        <w:t xml:space="preserve">SET (Systems Engineering Triangle)</w:t>
-      </w:r>
-      <w:r>
-        <w:t xml:space="preserve"> </w:t>
-      </w:r>
-      <w:r>
-        <w:t xml:space="preserve">✓ — SEBoK,</w:t>
-      </w:r>
-      <w:r>
-        <w:t xml:space="preserve"> </w:t>
-      </w:r>
-      <w:r>
-        <w:rPr>
-          <w:i/>
-          <w:iCs/>
-        </w:rPr>
-        <w:t xml:space="preserve">Guide to the Systems Engineering Body of Knowledge</w:t>
-      </w:r>
-      <w:r>
-        <w:t xml:space="preserve">.</w:t>
-      </w:r>
-      <w:r>
-        <w:t xml:space="preserve"> </w:t>
-      </w:r>
-      <w:hyperlink r:id="rId29">
-        <w:r>
-          <w:rPr>
-            <w:rStyle w:val="Hyperlink"/>
-          </w:rPr>
-          <w:t xml:space="preserve">SEBoK</w:t>
-        </w:r>
-      </w:hyperlink>
-    </w:p>
-    <w:bookmarkEnd w:id="81"/>
-    <w:bookmarkStart w:id="82" w:name="problem-resolution-threats-triage"/>
+        <w:t xml:space="preserve">PADDER, ICEBERG, IDEA, PREPARE</w:t>
+      </w:r>
+      <w:r>
+        <w:t xml:space="preserve"> </w:t>
+      </w:r>
+      <w:r>
+        <w:t xml:space="preserve">ℹ — Curated/educational problem-solving mnemonics for this collection.</w:t>
+      </w:r>
+    </w:p>
+    <w:bookmarkEnd w:id="79"/>
+    <w:bookmarkStart w:id="83" w:name="strategic-analysis-frameworks"/>
     <w:p>
       <w:pPr>
         <w:pStyle w:val="Heading3"/>
       </w:pPr>
       <w:r>
-        <w:t xml:space="preserve">Problem Resolution Threats &amp; Triage</w:t>
+        <w:t xml:space="preserve">Strategic &amp; Analysis Frameworks</w:t>
       </w:r>
     </w:p>
     <w:p>
@@ -11408,23 +11234,181 @@
           <w:b/>
           <w:bCs/>
         </w:rPr>
-        <w:t xml:space="preserve">DICE, FATE</w:t>
-      </w:r>
-      <w:r>
-        <w:t xml:space="preserve"> </w:t>
-      </w:r>
-      <w:r>
-        <w:t xml:space="preserve">ℹ — Educational mnemonics for blockers and resource checks in this collection.</w:t>
-      </w:r>
-    </w:p>
-    <w:bookmarkEnd w:id="82"/>
-    <w:bookmarkStart w:id="83" w:name="X26575901e59616899e8b3847496560b142cc09a"/>
+        <w:t xml:space="preserve">PESTEL</w:t>
+      </w:r>
+      <w:r>
+        <w:t xml:space="preserve"> </w:t>
+      </w:r>
+      <w:r>
+        <w:t xml:space="preserve">✓ — Aguilar, F. (1967).</w:t>
+      </w:r>
+      <w:r>
+        <w:t xml:space="preserve"> </w:t>
+      </w:r>
+      <w:r>
+        <w:rPr>
+          <w:i/>
+          <w:iCs/>
+        </w:rPr>
+        <w:t xml:space="preserve">Scanning the Business Environment</w:t>
+      </w:r>
+      <w:r>
+        <w:t xml:space="preserve">. Harvard; later extended to PESTLE/PESTEL (Legal, Environmental).</w:t>
+      </w:r>
+      <w:r>
+        <w:t xml:space="preserve"> </w:t>
+      </w:r>
+      <w:hyperlink r:id="rId80">
+        <w:r>
+          <w:rPr>
+            <w:rStyle w:val="Hyperlink"/>
+          </w:rPr>
+          <w:t xml:space="preserve">Background</w:t>
+        </w:r>
+      </w:hyperlink>
+    </w:p>
+    <w:p>
+      <w:pPr>
+        <w:pStyle w:val="Compact"/>
+        <w:numPr>
+          <w:ilvl w:val="0"/>
+          <w:numId w:val="1015"/>
+        </w:numPr>
+      </w:pPr>
+      <w:r>
+        <w:rPr>
+          <w:b/>
+          <w:bCs/>
+        </w:rPr>
+        <w:t xml:space="preserve">PEST</w:t>
+      </w:r>
+      <w:r>
+        <w:t xml:space="preserve"> </w:t>
+      </w:r>
+      <w:r>
+        <w:t xml:space="preserve">ℹ — Four-factor variant (Political, Economic, Social, Technological); conceptually from the PESTEL lineage.</w:t>
+      </w:r>
+    </w:p>
+    <w:p>
+      <w:pPr>
+        <w:pStyle w:val="Compact"/>
+        <w:numPr>
+          <w:ilvl w:val="0"/>
+          <w:numId w:val="1015"/>
+        </w:numPr>
+      </w:pPr>
+      <w:r>
+        <w:rPr>
+          <w:b/>
+          <w:bCs/>
+        </w:rPr>
+        <w:t xml:space="preserve">SWOT</w:t>
+      </w:r>
+      <w:r>
+        <w:t xml:space="preserve"> </w:t>
+      </w:r>
+      <w:r>
+        <w:t xml:space="preserve">✓ — Humphrey, A. (1960s–70s). Stanford Research Institute (SRI International); developed with Fortune 500 planning research.</w:t>
+      </w:r>
+      <w:r>
+        <w:t xml:space="preserve"> </w:t>
+      </w:r>
+      <w:hyperlink r:id="rId81">
+        <w:r>
+          <w:rPr>
+            <w:rStyle w:val="Hyperlink"/>
+          </w:rPr>
+          <w:t xml:space="preserve">e.g. Ninety</w:t>
+        </w:r>
+      </w:hyperlink>
+    </w:p>
+    <w:p>
+      <w:pPr>
+        <w:pStyle w:val="Compact"/>
+        <w:numPr>
+          <w:ilvl w:val="0"/>
+          <w:numId w:val="1015"/>
+        </w:numPr>
+      </w:pPr>
+      <w:r>
+        <w:rPr>
+          <w:b/>
+          <w:bCs/>
+        </w:rPr>
+        <w:t xml:space="preserve">RACI</w:t>
+      </w:r>
+      <w:r>
+        <w:t xml:space="preserve"> </w:t>
+      </w:r>
+      <w:r>
+        <w:t xml:space="preserve">✓ — Responsibility Assignment Matrix; emerged ~1950s–70s, no single inventor.</w:t>
+      </w:r>
+      <w:r>
+        <w:t xml:space="preserve"> </w:t>
+      </w:r>
+      <w:hyperlink r:id="rId82">
+        <w:r>
+          <w:rPr>
+            <w:rStyle w:val="Hyperlink"/>
+          </w:rPr>
+          <w:t xml:space="preserve">Wikipedia RAM</w:t>
+        </w:r>
+      </w:hyperlink>
+    </w:p>
+    <w:p>
+      <w:pPr>
+        <w:pStyle w:val="Compact"/>
+        <w:numPr>
+          <w:ilvl w:val="0"/>
+          <w:numId w:val="1015"/>
+        </w:numPr>
+      </w:pPr>
+      <w:r>
+        <w:rPr>
+          <w:b/>
+          <w:bCs/>
+        </w:rPr>
+        <w:t xml:space="preserve">SET (Systems Engineering Triangle)</w:t>
+      </w:r>
+      <w:r>
+        <w:t xml:space="preserve"> </w:t>
+      </w:r>
+      <w:r>
+        <w:t xml:space="preserve">✓ — SEBoK,</w:t>
+      </w:r>
+      <w:r>
+        <w:t xml:space="preserve"> </w:t>
+      </w:r>
+      <w:r>
+        <w:rPr>
+          <w:i/>
+          <w:iCs/>
+        </w:rPr>
+        <w:t xml:space="preserve">Guide to the Systems Engineering Body of Knowledge</w:t>
+      </w:r>
+      <w:r>
+        <w:t xml:space="preserve">.</w:t>
+      </w:r>
+      <w:r>
+        <w:t xml:space="preserve"> </w:t>
+      </w:r>
+      <w:hyperlink r:id="rId31">
+        <w:r>
+          <w:rPr>
+            <w:rStyle w:val="Hyperlink"/>
+          </w:rPr>
+          <w:t xml:space="preserve">SEBoK</w:t>
+        </w:r>
+      </w:hyperlink>
+    </w:p>
+    <w:bookmarkEnd w:id="83"/>
+    <w:bookmarkStart w:id="84" w:name="problem-resolution-threats-triage"/>
     <w:p>
       <w:pPr>
         <w:pStyle w:val="Heading3"/>
       </w:pPr>
       <w:r>
-        <w:t xml:space="preserve">Communication, Stress &amp; Resilience, Infrastructure</w:t>
+        <w:t xml:space="preserve">Problem Resolution Threats &amp; Triage</w:t>
       </w:r>
     </w:p>
     <w:p>
@@ -11440,13 +11424,23 @@
           <w:b/>
           <w:bCs/>
         </w:rPr>
-        <w:t xml:space="preserve">BREATHE, PAUSE, WAIT, PACE, STOP, ARIES, CALM, SHINE</w:t>
-      </w:r>
-      <w:r>
-        <w:t xml:space="preserve"> </w:t>
-      </w:r>
-      <w:r>
-        <w:t xml:space="preserve">ℹ — Curated for stress management and conflict de-escalation.</w:t>
+        <w:t xml:space="preserve">DICE, FATE</w:t>
+      </w:r>
+      <w:r>
+        <w:t xml:space="preserve"> </w:t>
+      </w:r>
+      <w:r>
+        <w:t xml:space="preserve">ℹ — Educational mnemonics for blockers and resource checks in this collection.</w:t>
+      </w:r>
+    </w:p>
+    <w:bookmarkEnd w:id="84"/>
+    <w:bookmarkStart w:id="85" w:name="X26575901e59616899e8b3847496560b142cc09a"/>
+    <w:p>
+      <w:pPr>
+        <w:pStyle w:val="Heading3"/>
+      </w:pPr>
+      <w:r>
+        <w:t xml:space="preserve">Communication, Stress &amp; Resilience, Infrastructure</w:t>
       </w:r>
     </w:p>
     <w:p>
@@ -11454,7 +11448,7 @@
         <w:pStyle w:val="Compact"/>
         <w:numPr>
           <w:ilvl w:val="0"/>
-          <w:numId w:val="1016"/>
+          <w:numId w:val="1017"/>
         </w:numPr>
       </w:pPr>
       <w:r>
@@ -11462,6 +11456,28 @@
           <w:b/>
           <w:bCs/>
         </w:rPr>
+        <w:t xml:space="preserve">BREATHE, PAUSE, WAIT, PACE, STOP, ARIES, CALM, SHINE</w:t>
+      </w:r>
+      <w:r>
+        <w:t xml:space="preserve"> </w:t>
+      </w:r>
+      <w:r>
+        <w:t xml:space="preserve">ℹ — Curated for stress management and conflict de-escalation.</w:t>
+      </w:r>
+    </w:p>
+    <w:p>
+      <w:pPr>
+        <w:pStyle w:val="Compact"/>
+        <w:numPr>
+          <w:ilvl w:val="0"/>
+          <w:numId w:val="1017"/>
+        </w:numPr>
+      </w:pPr>
+      <w:r>
+        <w:rPr>
+          <w:b/>
+          <w:bCs/>
+        </w:rPr>
         <w:t xml:space="preserve">TRACE, SCALE, DEBUG</w:t>
       </w:r>
       <w:r>
@@ -11489,9 +11505,27 @@
         <w:t xml:space="preserve">✓ documented; ⚠ adapted; ℹ curated. Mix of established frameworks and educational compilations.</w:t>
       </w:r>
     </w:p>
-    <w:bookmarkEnd w:id="83"/>
-    <w:bookmarkEnd w:id="84"/>
+    <w:p>
+      <w:pPr>
+        <w:pStyle w:val="BodyText"/>
+      </w:pPr>
+      <w:r>
+        <w:rPr>
+          <w:b/>
+          <w:bCs/>
+        </w:rPr>
+        <w:t xml:space="preserve">Evidence:</w:t>
+      </w:r>
+      <w:r>
+        <w:t xml:space="preserve"> </w:t>
+      </w:r>
+      <w:r>
+        <w:t xml:space="preserve">★★★ strongly validated (5 Whys, 8D, Ishikawa); ★★ industry standard (SWOT, RACI, A3, SET); ★ curated. ✓/⚠/ℹ = attribution; ★ = evidence strength.</w:t>
+      </w:r>
+    </w:p>
     <w:bookmarkEnd w:id="85"/>
+    <w:bookmarkEnd w:id="86"/>
+    <w:bookmarkEnd w:id="87"/>
     <w:sectPr>
       <w:footnotePr>
         <w:numRestart w:val="eachSect"/>
@@ -11602,6 +11636,91 @@
       </w:pPr>
     </w:lvl>
   </w:abstractNum>
+  <w:abstractNum w:abstractNumId="99411">
+    <w:nsid w:val="00A99411"/>
+    <w:multiLevelType w:val="multilevel"/>
+    <w:lvl w:ilvl="0">
+      <w:start w:val="1"/>
+      <w:numFmt w:val="decimal"/>
+      <w:lvlText w:val="%1."/>
+      <w:lvlJc w:val="left"/>
+      <w:pPr>
+        <w:ind w:left="720" w:hanging="360"/>
+      </w:pPr>
+    </w:lvl>
+    <w:lvl w:ilvl="1">
+      <w:start w:val="1"/>
+      <w:numFmt w:val="decimal"/>
+      <w:lvlText w:val="%2."/>
+      <w:lvlJc w:val="left"/>
+      <w:pPr>
+        <w:ind w:left="1440" w:hanging="360"/>
+      </w:pPr>
+    </w:lvl>
+    <w:lvl w:ilvl="2">
+      <w:start w:val="1"/>
+      <w:numFmt w:val="decimal"/>
+      <w:lvlText w:val="%3."/>
+      <w:lvlJc w:val="left"/>
+      <w:pPr>
+        <w:ind w:left="2160" w:hanging="360"/>
+      </w:pPr>
+    </w:lvl>
+    <w:lvl w:ilvl="3">
+      <w:start w:val="1"/>
+      <w:numFmt w:val="decimal"/>
+      <w:lvlText w:val="%4."/>
+      <w:lvlJc w:val="left"/>
+      <w:pPr>
+        <w:ind w:left="2880" w:hanging="360"/>
+      </w:pPr>
+    </w:lvl>
+    <w:lvl w:ilvl="4">
+      <w:start w:val="1"/>
+      <w:numFmt w:val="decimal"/>
+      <w:lvlText w:val="%5."/>
+      <w:lvlJc w:val="left"/>
+      <w:pPr>
+        <w:ind w:left="3600" w:hanging="360"/>
+      </w:pPr>
+    </w:lvl>
+    <w:lvl w:ilvl="5">
+      <w:start w:val="1"/>
+      <w:numFmt w:val="decimal"/>
+      <w:lvlText w:val="%6."/>
+      <w:lvlJc w:val="left"/>
+      <w:pPr>
+        <w:ind w:left="4320" w:hanging="360"/>
+      </w:pPr>
+    </w:lvl>
+    <w:lvl w:ilvl="6">
+      <w:start w:val="1"/>
+      <w:numFmt w:val="decimal"/>
+      <w:lvlText w:val="%7."/>
+      <w:lvlJc w:val="left"/>
+      <w:pPr>
+        <w:ind w:left="5040" w:hanging="360"/>
+      </w:pPr>
+    </w:lvl>
+    <w:lvl w:ilvl="7">
+      <w:start w:val="1"/>
+      <w:numFmt w:val="decimal"/>
+      <w:lvlText w:val="%8."/>
+      <w:lvlJc w:val="left"/>
+      <w:pPr>
+        <w:ind w:left="5760" w:hanging="360"/>
+      </w:pPr>
+    </w:lvl>
+    <w:lvl w:ilvl="8">
+      <w:start w:val="1"/>
+      <w:numFmt w:val="decimal"/>
+      <w:lvlText w:val="%9."/>
+      <w:lvlJc w:val="left"/>
+      <w:pPr>
+        <w:ind w:left="6480" w:hanging="360"/>
+      </w:pPr>
+    </w:lvl>
+  </w:abstractNum>
   <w:abstractNum w:abstractNumId="991">
     <w:nsid w:val="0000A991"/>
     <w:multiLevelType w:val="multilevel"/>
@@ -11705,96 +11824,38 @@
       </w:rPr>
     </w:lvl>
   </w:abstractNum>
-  <w:abstractNum w:abstractNumId="99411">
-    <w:nsid w:val="00A99411"/>
-    <w:multiLevelType w:val="multilevel"/>
-    <w:lvl w:ilvl="0">
-      <w:start w:val="1"/>
-      <w:numFmt w:val="decimal"/>
-      <w:lvlText w:val="%1."/>
-      <w:lvlJc w:val="left"/>
-      <w:pPr>
-        <w:ind w:left="720" w:hanging="360"/>
-      </w:pPr>
-    </w:lvl>
-    <w:lvl w:ilvl="1">
-      <w:start w:val="1"/>
-      <w:numFmt w:val="decimal"/>
-      <w:lvlText w:val="%2."/>
-      <w:lvlJc w:val="left"/>
-      <w:pPr>
-        <w:ind w:left="1440" w:hanging="360"/>
-      </w:pPr>
-    </w:lvl>
-    <w:lvl w:ilvl="2">
-      <w:start w:val="1"/>
-      <w:numFmt w:val="decimal"/>
-      <w:lvlText w:val="%3."/>
-      <w:lvlJc w:val="left"/>
-      <w:pPr>
-        <w:ind w:left="2160" w:hanging="360"/>
-      </w:pPr>
-    </w:lvl>
-    <w:lvl w:ilvl="3">
-      <w:start w:val="1"/>
-      <w:numFmt w:val="decimal"/>
-      <w:lvlText w:val="%4."/>
-      <w:lvlJc w:val="left"/>
-      <w:pPr>
-        <w:ind w:left="2880" w:hanging="360"/>
-      </w:pPr>
-    </w:lvl>
-    <w:lvl w:ilvl="4">
-      <w:start w:val="1"/>
-      <w:numFmt w:val="decimal"/>
-      <w:lvlText w:val="%5."/>
-      <w:lvlJc w:val="left"/>
-      <w:pPr>
-        <w:ind w:left="3600" w:hanging="360"/>
-      </w:pPr>
-    </w:lvl>
-    <w:lvl w:ilvl="5">
-      <w:start w:val="1"/>
-      <w:numFmt w:val="decimal"/>
-      <w:lvlText w:val="%6."/>
-      <w:lvlJc w:val="left"/>
-      <w:pPr>
-        <w:ind w:left="4320" w:hanging="360"/>
-      </w:pPr>
-    </w:lvl>
-    <w:lvl w:ilvl="6">
-      <w:start w:val="1"/>
-      <w:numFmt w:val="decimal"/>
-      <w:lvlText w:val="%7."/>
-      <w:lvlJc w:val="left"/>
-      <w:pPr>
-        <w:ind w:left="5040" w:hanging="360"/>
-      </w:pPr>
-    </w:lvl>
-    <w:lvl w:ilvl="7">
-      <w:start w:val="1"/>
-      <w:numFmt w:val="decimal"/>
-      <w:lvlText w:val="%8."/>
-      <w:lvlJc w:val="left"/>
-      <w:pPr>
-        <w:ind w:left="5760" w:hanging="360"/>
-      </w:pPr>
-    </w:lvl>
-    <w:lvl w:ilvl="8">
-      <w:start w:val="1"/>
-      <w:numFmt w:val="decimal"/>
-      <w:lvlText w:val="%9."/>
-      <w:lvlJc w:val="left"/>
-      <w:pPr>
-        <w:ind w:left="6480" w:hanging="360"/>
-      </w:pPr>
-    </w:lvl>
-  </w:abstractNum>
   <w:num w:numId="1000">
     <w:abstractNumId w:val="990"/>
   </w:num>
   <w:num w:numId="1001">
-    <w:abstractNumId w:val="991"/>
+    <w:abstractNumId w:val="99411"/>
+    <w:lvlOverride w:ilvl="0">
+      <w:startOverride w:val="1"/>
+    </w:lvlOverride>
+    <w:lvlOverride w:ilvl="1">
+      <w:startOverride w:val="1"/>
+    </w:lvlOverride>
+    <w:lvlOverride w:ilvl="2">
+      <w:startOverride w:val="1"/>
+    </w:lvlOverride>
+    <w:lvlOverride w:ilvl="3">
+      <w:startOverride w:val="1"/>
+    </w:lvlOverride>
+    <w:lvlOverride w:ilvl="4">
+      <w:startOverride w:val="1"/>
+    </w:lvlOverride>
+    <w:lvlOverride w:ilvl="5">
+      <w:startOverride w:val="1"/>
+    </w:lvlOverride>
+    <w:lvlOverride w:ilvl="6">
+      <w:startOverride w:val="1"/>
+    </w:lvlOverride>
+    <w:lvlOverride w:ilvl="7">
+      <w:startOverride w:val="1"/>
+    </w:lvlOverride>
+    <w:lvlOverride w:ilvl="8">
+      <w:startOverride w:val="1"/>
+    </w:lvlOverride>
   </w:num>
   <w:num w:numId="1002">
     <w:abstractNumId w:val="991"/>
@@ -11827,6 +11888,9 @@
     <w:abstractNumId w:val="991"/>
   </w:num>
   <w:num w:numId="1012">
+    <w:abstractNumId w:val="991"/>
+  </w:num>
+  <w:num w:numId="1013">
     <w:abstractNumId w:val="99411"/>
     <w:lvlOverride w:ilvl="0">
       <w:startOverride w:val="1"/>
@@ -11856,9 +11920,6 @@
       <w:startOverride w:val="1"/>
     </w:lvlOverride>
   </w:num>
-  <w:num w:numId="1013">
-    <w:abstractNumId w:val="991"/>
-  </w:num>
   <w:num w:numId="1014">
     <w:abstractNumId w:val="991"/>
   </w:num>
@@ -11866,6 +11927,9 @@
     <w:abstractNumId w:val="991"/>
   </w:num>
   <w:num w:numId="1016">
+    <w:abstractNumId w:val="991"/>
+  </w:num>
+  <w:num w:numId="1017">
     <w:abstractNumId w:val="991"/>
   </w:num>
 </w:numbering>

--- a/releases/Awesome-Mnemonics-Complete-Guide.docx
+++ b/releases/Awesome-Mnemonics-Complete-Guide.docx
@@ -28,7 +28,7 @@
         </w:p>
       </w:sdtContent>
     </w:sdt>
-    <w:bookmarkStart w:id="87" w:name="awesome-mnemonics---complete-guide"/>
+    <w:bookmarkStart w:id="108" w:name="awesome-mnemonics---complete-guide"/>
     <w:p>
       <w:pPr>
         <w:pStyle w:val="Heading1"/>
@@ -41,70 +41,349 @@
       <w:pPr>
         <w:pStyle w:val="FirstParagraph"/>
       </w:pPr>
-    </w:p>
-    <w:p>
-      <w:pPr>
-        <w:pStyle w:val="BodyText"/>
-      </w:pPr>
-      <w:r>
-        <w:rPr>
-          <w:b/>
-          <w:bCs/>
-        </w:rPr>
-        <w:t xml:space="preserve">A curated list of problem-solving and stress-management mnemonics.</w:t>
-      </w:r>
-      <w:r>
-        <w:t xml:space="preserve"> </w:t>
-      </w:r>
-      <w:r>
-        <w:t xml:space="preserve">Acronyms that compress workflows into actionable steps—for incidents, RCAs (root cause analysis), design decisions, and high-stress situations.</w:t>
-      </w:r>
-    </w:p>
-    <w:p>
-      <w:pPr>
-        <w:pStyle w:val="BodyText"/>
-      </w:pPr>
-      <w:r>
-        <w:rPr>
-          <w:b/>
-          <w:bCs/>
-        </w:rPr>
-        <w:t xml:space="preserve">Disclaimer:</w:t>
-      </w:r>
-      <w:r>
-        <w:t xml:space="preserve"> </w:t>
-      </w:r>
-      <w:r>
-        <w:t xml:space="preserve">Includes established frameworks (8D, SWOT, PESTEL, RACI, SET) and curated mnemonics.</w:t>
-      </w:r>
-      <w:r>
-        <w:t xml:space="preserve"> </w:t>
-      </w:r>
-      <w:hyperlink w:anchor="sources--references">
-        <w:r>
-          <w:rPr>
-            <w:rStyle w:val="Hyperlink"/>
-          </w:rPr>
-          <w:t xml:space="preserve">Sources &amp; References</w:t>
-        </w:r>
-      </w:hyperlink>
-      <w:r>
-        <w:t xml:space="preserve"> </w:t>
-      </w:r>
-      <w:r>
-        <w:t xml:space="preserve">for attribution.</w:t>
-      </w:r>
-    </w:p>
-    <w:p>
-      <w:pPr>
-        <w:pStyle w:val="BodyText"/>
-      </w:pPr>
+      <w:hyperlink r:id="rId12">
+        <w:r>
+          <w:drawing>
+            <wp:inline>
+              <wp:extent cx="781050" cy="190500"/>
+              <wp:effectExtent b="0" l="0" r="0" t="0"/>
+              <wp:docPr descr="MIT License" title="" id="10" name="Picture"/>
+              <a:graphic>
+                <a:graphicData uri="http://schemas.openxmlformats.org/drawingml/2006/picture">
+                  <pic:pic>
+                    <pic:nvPicPr>
+                      <pic:cNvPr descr="https://img.shields.io/badge/License-MIT-green.svg" id="11" name="Picture"/>
+                      <pic:cNvPicPr>
+                        <a:picLocks noChangeArrowheads="1" noChangeAspect="1"/>
+                      </pic:cNvPicPr>
+                    </pic:nvPicPr>
+                    <pic:blipFill>
+                      <a:blip>
+                        <a:extLst>
+                          <a:ext uri="{28A0092B-C50C-407E-A947-70E740481C1C}">
+                            <a14:useLocalDpi xmlns:a14="http://schemas.microsoft.com/office/drawing/2010/main" val="0"/>
+                          </a:ext>
+                          <a:ext uri="{96DAC541-7B7A-43D3-8B79-37D633B846F1}">
+                            <asvg:svgBlip xmlns:asvg="http://schemas.microsoft.com/office/drawing/2016/SVG/main" r:embed="rId9"/>
+                          </a:ext>
+                        </a:extLst>
+                      </a:blip>
+                      <a:stretch>
+                        <a:fillRect/>
+                      </a:stretch>
+                    </pic:blipFill>
+                    <pic:spPr bwMode="auto">
+                      <a:xfrm>
+                        <a:off x="0" y="0"/>
+                        <a:ext cx="781050" cy="190500"/>
+                      </a:xfrm>
+                      <a:prstGeom prst="rect">
+                        <a:avLst/>
+                      </a:prstGeom>
+                      <a:noFill/>
+                      <a:ln w="9525">
+                        <a:noFill/>
+                        <a:headEnd/>
+                        <a:tailEnd/>
+                      </a:ln>
+                    </pic:spPr>
+                  </pic:pic>
+                </a:graphicData>
+              </a:graphic>
+            </wp:inline>
+          </w:drawing>
+        </w:r>
+      </w:hyperlink>
+      <w:r>
+        <w:t xml:space="preserve"> </w:t>
+      </w:r>
+      <w:hyperlink r:id="rId16">
+        <w:r>
+          <w:drawing>
+            <wp:inline>
+              <wp:extent cx="857250" cy="190500"/>
+              <wp:effectExtent b="0" l="0" r="0" t="0"/>
+              <wp:docPr descr="PRs Welcome" title="" id="14" name="Picture"/>
+              <a:graphic>
+                <a:graphicData uri="http://schemas.openxmlformats.org/drawingml/2006/picture">
+                  <pic:pic>
+                    <pic:nvPicPr>
+                      <pic:cNvPr descr="https://img.shields.io/badge/PRs-welcome-brightgreen.svg" id="15" name="Picture"/>
+                      <pic:cNvPicPr>
+                        <a:picLocks noChangeArrowheads="1" noChangeAspect="1"/>
+                      </pic:cNvPicPr>
+                    </pic:nvPicPr>
+                    <pic:blipFill>
+                      <a:blip>
+                        <a:extLst>
+                          <a:ext uri="{28A0092B-C50C-407E-A947-70E740481C1C}">
+                            <a14:useLocalDpi xmlns:a14="http://schemas.microsoft.com/office/drawing/2010/main" val="0"/>
+                          </a:ext>
+                          <a:ext uri="{96DAC541-7B7A-43D3-8B79-37D633B846F1}">
+                            <asvg:svgBlip xmlns:asvg="http://schemas.microsoft.com/office/drawing/2016/SVG/main" r:embed="rId13"/>
+                          </a:ext>
+                        </a:extLst>
+                      </a:blip>
+                      <a:stretch>
+                        <a:fillRect/>
+                      </a:stretch>
+                    </pic:blipFill>
+                    <pic:spPr bwMode="auto">
+                      <a:xfrm>
+                        <a:off x="0" y="0"/>
+                        <a:ext cx="857250" cy="190500"/>
+                      </a:xfrm>
+                      <a:prstGeom prst="rect">
+                        <a:avLst/>
+                      </a:prstGeom>
+                      <a:noFill/>
+                      <a:ln w="9525">
+                        <a:noFill/>
+                        <a:headEnd/>
+                        <a:tailEnd/>
+                      </a:ln>
+                    </pic:spPr>
+                  </pic:pic>
+                </a:graphicData>
+              </a:graphic>
+            </wp:inline>
+          </w:drawing>
+        </w:r>
+      </w:hyperlink>
+      <w:r>
+        <w:t xml:space="preserve"> </w:t>
+      </w:r>
+      <w:hyperlink r:id="rId20">
+        <w:r>
+          <w:drawing>
+            <wp:inline>
+              <wp:extent cx="1009650" cy="190500"/>
+              <wp:effectExtent b="0" l="0" r="0" t="0"/>
+              <wp:docPr descr="Maintained" title="" id="18" name="Picture"/>
+              <a:graphic>
+                <a:graphicData uri="http://schemas.openxmlformats.org/drawingml/2006/picture">
+                  <pic:pic>
+                    <pic:nvPicPr>
+                      <pic:cNvPr descr="https://img.shields.io/badge/Maintained%3F-yes-green.svg" id="19" name="Picture"/>
+                      <pic:cNvPicPr>
+                        <a:picLocks noChangeArrowheads="1" noChangeAspect="1"/>
+                      </pic:cNvPicPr>
+                    </pic:nvPicPr>
+                    <pic:blipFill>
+                      <a:blip>
+                        <a:extLst>
+                          <a:ext uri="{28A0092B-C50C-407E-A947-70E740481C1C}">
+                            <a14:useLocalDpi xmlns:a14="http://schemas.microsoft.com/office/drawing/2010/main" val="0"/>
+                          </a:ext>
+                          <a:ext uri="{96DAC541-7B7A-43D3-8B79-37D633B846F1}">
+                            <asvg:svgBlip xmlns:asvg="http://schemas.microsoft.com/office/drawing/2016/SVG/main" r:embed="rId17"/>
+                          </a:ext>
+                        </a:extLst>
+                      </a:blip>
+                      <a:stretch>
+                        <a:fillRect/>
+                      </a:stretch>
+                    </pic:blipFill>
+                    <pic:spPr bwMode="auto">
+                      <a:xfrm>
+                        <a:off x="0" y="0"/>
+                        <a:ext cx="1009650" cy="190500"/>
+                      </a:xfrm>
+                      <a:prstGeom prst="rect">
+                        <a:avLst/>
+                      </a:prstGeom>
+                      <a:noFill/>
+                      <a:ln w="9525">
+                        <a:noFill/>
+                        <a:headEnd/>
+                        <a:tailEnd/>
+                      </a:ln>
+                    </pic:spPr>
+                  </pic:pic>
+                </a:graphicData>
+              </a:graphic>
+            </wp:inline>
+          </w:drawing>
+        </w:r>
+      </w:hyperlink>
+      <w:r>
+        <w:t xml:space="preserve"> </w:t>
+      </w:r>
+      <w:hyperlink r:id="rId24">
+        <w:r>
+          <w:drawing>
+            <wp:inline>
+              <wp:extent cx="952500" cy="190500"/>
+              <wp:effectExtent b="0" l="0" r="0" t="0"/>
+              <wp:docPr descr="Frameworks" title="" id="22" name="Picture"/>
+              <a:graphic>
+                <a:graphicData uri="http://schemas.openxmlformats.org/drawingml/2006/picture">
+                  <pic:pic>
+                    <pic:nvPicPr>
+                      <pic:cNvPr descr="https://img.shields.io/badge/Frameworks-11-blue.svg" id="23" name="Picture"/>
+                      <pic:cNvPicPr>
+                        <a:picLocks noChangeArrowheads="1" noChangeAspect="1"/>
+                      </pic:cNvPicPr>
+                    </pic:nvPicPr>
+                    <pic:blipFill>
+                      <a:blip>
+                        <a:extLst>
+                          <a:ext uri="{28A0092B-C50C-407E-A947-70E740481C1C}">
+                            <a14:useLocalDpi xmlns:a14="http://schemas.microsoft.com/office/drawing/2010/main" val="0"/>
+                          </a:ext>
+                          <a:ext uri="{96DAC541-7B7A-43D3-8B79-37D633B846F1}">
+                            <asvg:svgBlip xmlns:asvg="http://schemas.microsoft.com/office/drawing/2016/SVG/main" r:embed="rId21"/>
+                          </a:ext>
+                        </a:extLst>
+                      </a:blip>
+                      <a:stretch>
+                        <a:fillRect/>
+                      </a:stretch>
+                    </pic:blipFill>
+                    <pic:spPr bwMode="auto">
+                      <a:xfrm>
+                        <a:off x="0" y="0"/>
+                        <a:ext cx="952500" cy="190500"/>
+                      </a:xfrm>
+                      <a:prstGeom prst="rect">
+                        <a:avLst/>
+                      </a:prstGeom>
+                      <a:noFill/>
+                      <a:ln w="9525">
+                        <a:noFill/>
+                        <a:headEnd/>
+                        <a:tailEnd/>
+                      </a:ln>
+                    </pic:spPr>
+                  </pic:pic>
+                </a:graphicData>
+              </a:graphic>
+            </wp:inline>
+          </w:drawing>
+        </w:r>
+      </w:hyperlink>
+      <w:r>
+        <w:t xml:space="preserve"> </w:t>
+      </w:r>
+      <w:hyperlink r:id="rId28">
+        <w:r>
+          <w:drawing>
+            <wp:inline>
+              <wp:extent cx="781050" cy="190500"/>
+              <wp:effectExtent b="0" l="0" r="0" t="0"/>
+              <wp:docPr descr="Verified" title="" id="26" name="Picture"/>
+              <a:graphic>
+                <a:graphicData uri="http://schemas.openxmlformats.org/drawingml/2006/picture">
+                  <pic:pic>
+                    <pic:nvPicPr>
+                      <pic:cNvPr descr="https://img.shields.io/badge/Verified-Yes-brightgreen.svg" id="27" name="Picture"/>
+                      <pic:cNvPicPr>
+                        <a:picLocks noChangeArrowheads="1" noChangeAspect="1"/>
+                      </pic:cNvPicPr>
+                    </pic:nvPicPr>
+                    <pic:blipFill>
+                      <a:blip>
+                        <a:extLst>
+                          <a:ext uri="{28A0092B-C50C-407E-A947-70E740481C1C}">
+                            <a14:useLocalDpi xmlns:a14="http://schemas.microsoft.com/office/drawing/2010/main" val="0"/>
+                          </a:ext>
+                          <a:ext uri="{96DAC541-7B7A-43D3-8B79-37D633B846F1}">
+                            <asvg:svgBlip xmlns:asvg="http://schemas.microsoft.com/office/drawing/2016/SVG/main" r:embed="rId25"/>
+                          </a:ext>
+                        </a:extLst>
+                      </a:blip>
+                      <a:stretch>
+                        <a:fillRect/>
+                      </a:stretch>
+                    </pic:blipFill>
+                    <pic:spPr bwMode="auto">
+                      <a:xfrm>
+                        <a:off x="0" y="0"/>
+                        <a:ext cx="781050" cy="190500"/>
+                      </a:xfrm>
+                      <a:prstGeom prst="rect">
+                        <a:avLst/>
+                      </a:prstGeom>
+                      <a:noFill/>
+                      <a:ln w="9525">
+                        <a:noFill/>
+                        <a:headEnd/>
+                        <a:tailEnd/>
+                      </a:ln>
+                    </pic:spPr>
+                  </pic:pic>
+                </a:graphicData>
+              </a:graphic>
+            </wp:inline>
+          </w:drawing>
+        </w:r>
+      </w:hyperlink>
+      <w:r>
+        <w:t xml:space="preserve"> </w:t>
+      </w:r>
       <w:r>
         <w:rPr>
           <w:i/>
           <w:iCs/>
         </w:rPr>
-        <w:t xml:space="preserve">Release v2.6 — 2026-01-25</w:t>
+        <w:t xml:space="preserve">(available in repository)</w:t>
+      </w:r>
+    </w:p>
+    <w:p>
+      <w:pPr>
+        <w:pStyle w:val="BodyText"/>
+      </w:pPr>
+    </w:p>
+    <w:p>
+      <w:pPr>
+        <w:pStyle w:val="BodyText"/>
+      </w:pPr>
+      <w:r>
+        <w:rPr>
+          <w:b/>
+          <w:bCs/>
+        </w:rPr>
+        <w:t xml:space="preserve">A curated playbook of problem-solving and stress-management mnemonics.</w:t>
+      </w:r>
+      <w:r>
+        <w:t xml:space="preserve"> </w:t>
+      </w:r>
+      <w:r>
+        <w:t xml:space="preserve">Acronyms that compress workflows into actionable steps—for incidents, RCAs (root cause analysis), design decisions, and high-stress situations.</w:t>
+      </w:r>
+    </w:p>
+    <w:p>
+      <w:pPr>
+        <w:pStyle w:val="BodyText"/>
+      </w:pPr>
+      <w:r>
+        <w:rPr>
+          <w:b/>
+          <w:bCs/>
+        </w:rPr>
+        <w:t xml:space="preserve">Note:</w:t>
+      </w:r>
+      <w:r>
+        <w:t xml:space="preserve"> </w:t>
+      </w:r>
+      <w:r>
+        <w:t xml:space="preserve">This is a</w:t>
+      </w:r>
+      <w:r>
+        <w:t xml:space="preserve"> </w:t>
+      </w:r>
+      <w:r>
+        <w:rPr>
+          <w:b/>
+          <w:bCs/>
+        </w:rPr>
+        <w:t xml:space="preserve">field guide/playbook</w:t>
+      </w:r>
+      <w:r>
+        <w:t xml:space="preserve"> </w:t>
+      </w:r>
+      <w:r>
+        <w:t xml:space="preserve">with opinionated workflows (e.g., STOP → TRACE → DEBUG → 8D) rather than a traditional awesome list of external links. It focuses on battle-tested mnemonics with detailed guidance, real-world scenarios, and proven pipelines.</w:t>
       </w:r>
     </w:p>
     <w:p>
@@ -116,84 +395,7 @@
           <w:i/>
           <w:iCs/>
         </w:rPr>
-        <w:t xml:space="preserve">In PDF and DOCX, the table of contents and in-text links are clickable; use the TOC to jump to sections.</w:t>
-      </w:r>
-    </w:p>
-    <w:bookmarkStart w:id="10" w:name="quick-reference-on-call-guide"/>
-    <w:p>
-      <w:pPr>
-        <w:pStyle w:val="Heading2"/>
-      </w:pPr>
-      <w:r>
-        <w:t xml:space="preserve">🚨 Quick Reference &amp; On-Call Guide</w:t>
-      </w:r>
-    </w:p>
-    <w:p>
-      <w:pPr>
-        <w:pStyle w:val="FirstParagraph"/>
-      </w:pPr>
-      <w:r>
-        <w:rPr>
-          <w:b/>
-          <w:bCs/>
-        </w:rPr>
-        <w:t xml:space="preserve">Production incident?</w:t>
-      </w:r>
-      <w:r>
-        <w:t xml:space="preserve"> </w:t>
-      </w:r>
-      <w:r>
-        <w:t xml:space="preserve">→</w:t>
-      </w:r>
-      <w:r>
-        <w:t xml:space="preserve"> </w:t>
-      </w:r>
-      <w:hyperlink w:anchor="X55df2f206ba710f595b5136df5ae7de81a2c8c9">
-        <w:r>
-          <w:rPr>
-            <w:rStyle w:val="Hyperlink"/>
-          </w:rPr>
-          <w:t xml:space="preserve">Crisis Response Chain</w:t>
-        </w:r>
-      </w:hyperlink>
-      <w:r>
-        <w:t xml:space="preserve"> </w:t>
-      </w:r>
-      <w:r>
-        <w:t xml:space="preserve">(STOP → TRACE → DEBUG → 8D)</w:t>
-      </w:r>
-      <w:r>
-        <w:br/>
-      </w:r>
-      <w:r>
-        <w:rPr>
-          <w:b/>
-          <w:bCs/>
-        </w:rPr>
-        <w:t xml:space="preserve">Need quick decision?</w:t>
-      </w:r>
-      <w:r>
-        <w:t xml:space="preserve"> </w:t>
-      </w:r>
-      <w:r>
-        <w:t xml:space="preserve">→</w:t>
-      </w:r>
-      <w:r>
-        <w:t xml:space="preserve"> </w:t>
-      </w:r>
-      <w:hyperlink w:anchor="X2e8800b6f2699963b9016be427305f13b4c28b0">
-        <w:r>
-          <w:rPr>
-            <w:rStyle w:val="Hyperlink"/>
-          </w:rPr>
-          <w:t xml:space="preserve">Rapid Triage Chain</w:t>
-        </w:r>
-      </w:hyperlink>
-      <w:r>
-        <w:t xml:space="preserve"> </w:t>
-      </w:r>
-      <w:r>
-        <w:t xml:space="preserve">(IDEA → DICE → FATE)</w:t>
+        <w:t xml:space="preserve">Release v2.8 — 2026-01-26</w:t>
       </w:r>
     </w:p>
     <w:p>
@@ -205,7 +407,179 @@
           <w:i/>
           <w:iCs/>
         </w:rPr>
-        <w:t xml:space="preserve">📱 Mobile: Table scrolls horizontally if needed</w:t>
+        <w:t xml:space="preserve">In PDF and DOCX, the table of contents and in-text links are clickable; use the TOC to jump to sections.</w:t>
+      </w:r>
+    </w:p>
+    <w:p>
+      <w:pPr>
+        <w:pStyle w:val="BodyText"/>
+      </w:pPr>
+      <w:r>
+        <w:rPr>
+          <w:b/>
+          <w:bCs/>
+        </w:rPr>
+        <w:t xml:space="preserve">Note:</w:t>
+      </w:r>
+      <w:r>
+        <w:t xml:space="preserve"> </w:t>
+      </w:r>
+      <w:r>
+        <w:t xml:space="preserve">This downloadable guide contains the core framework definitions. For real-world scenarios showing how frameworks chain together, see</w:t>
+      </w:r>
+      <w:r>
+        <w:t xml:space="preserve"> </w:t>
+      </w:r>
+      <w:hyperlink r:id="rId29">
+        <w:r>
+          <w:rPr>
+            <w:rStyle w:val="Hyperlink"/>
+          </w:rPr>
+          <w:t xml:space="preserve">SCENARIOS.md</w:t>
+        </w:r>
+      </w:hyperlink>
+      <w:r>
+        <w:t xml:space="preserve"> </w:t>
+      </w:r>
+      <w:r>
+        <w:t xml:space="preserve">in the repository. For detailed citations and Framework Confidence Ratings, see</w:t>
+      </w:r>
+      <w:r>
+        <w:t xml:space="preserve"> </w:t>
+      </w:r>
+      <w:hyperlink r:id="rId28">
+        <w:r>
+          <w:rPr>
+            <w:rStyle w:val="Hyperlink"/>
+          </w:rPr>
+          <w:t xml:space="preserve">SOURCES.md</w:t>
+        </w:r>
+      </w:hyperlink>
+      <w:r>
+        <w:t xml:space="preserve"> </w:t>
+      </w:r>
+      <w:r>
+        <w:t xml:space="preserve">in the repository.</w:t>
+      </w:r>
+    </w:p>
+    <w:p>
+      <w:pPr>
+        <w:pStyle w:val="BodyText"/>
+      </w:pPr>
+      <w:r>
+        <w:rPr>
+          <w:b/>
+          <w:bCs/>
+        </w:rPr>
+        <w:t xml:space="preserve">Quick links:</w:t>
+      </w:r>
+      <w:r>
+        <w:t xml:space="preserve"> </w:t>
+      </w:r>
+      <w:hyperlink r:id="rId30">
+        <w:r>
+          <w:rPr>
+            <w:rStyle w:val="Hyperlink"/>
+          </w:rPr>
+          <w:t xml:space="preserve">📥 Downloads</w:t>
+        </w:r>
+      </w:hyperlink>
+      <w:r>
+        <w:t xml:space="preserve"> </w:t>
+      </w:r>
+      <w:r>
+        <w:t xml:space="preserve">·</w:t>
+      </w:r>
+      <w:r>
+        <w:t xml:space="preserve"> </w:t>
+      </w:r>
+      <w:hyperlink r:id="rId29">
+        <w:r>
+          <w:rPr>
+            <w:rStyle w:val="Hyperlink"/>
+          </w:rPr>
+          <w:t xml:space="preserve">🎯 Scenarios</w:t>
+        </w:r>
+      </w:hyperlink>
+      <w:r>
+        <w:t xml:space="preserve"> </w:t>
+      </w:r>
+      <w:r>
+        <w:rPr>
+          <w:i/>
+          <w:iCs/>
+        </w:rPr>
+        <w:t xml:space="preserve">(available in repository)</w:t>
+      </w:r>
+      <w:r>
+        <w:t xml:space="preserve"> </w:t>
+      </w:r>
+      <w:r>
+        <w:t xml:space="preserve">·</w:t>
+      </w:r>
+      <w:r>
+        <w:t xml:space="preserve"> </w:t>
+      </w:r>
+      <w:hyperlink r:id="rId28">
+        <w:r>
+          <w:rPr>
+            <w:rStyle w:val="Hyperlink"/>
+          </w:rPr>
+          <w:t xml:space="preserve">📚 Sources</w:t>
+        </w:r>
+      </w:hyperlink>
+      <w:r>
+        <w:t xml:space="preserve"> </w:t>
+      </w:r>
+      <w:r>
+        <w:rPr>
+          <w:i/>
+          <w:iCs/>
+        </w:rPr>
+        <w:t xml:space="preserve">(available in repository)</w:t>
+      </w:r>
+      <w:r>
+        <w:t xml:space="preserve"> </w:t>
+      </w:r>
+      <w:r>
+        <w:t xml:space="preserve">·</w:t>
+      </w:r>
+      <w:r>
+        <w:t xml:space="preserve"> </w:t>
+      </w:r>
+      <w:hyperlink w:anchor="cli">
+        <w:r>
+          <w:rPr>
+            <w:rStyle w:val="Hyperlink"/>
+          </w:rPr>
+          <w:t xml:space="preserve">🔧 CLI</w:t>
+        </w:r>
+      </w:hyperlink>
+      <w:r>
+        <w:t xml:space="preserve"> </w:t>
+      </w:r>
+      <w:r>
+        <w:t xml:space="preserve">·</w:t>
+      </w:r>
+      <w:r>
+        <w:t xml:space="preserve"> </w:t>
+      </w:r>
+      <w:hyperlink w:anchor="table-of-contents">
+        <w:r>
+          <w:rPr>
+            <w:rStyle w:val="Hyperlink"/>
+          </w:rPr>
+          <w:t xml:space="preserve">📋 Table of Contents</w:t>
+        </w:r>
+      </w:hyperlink>
+    </w:p>
+    <w:bookmarkStart w:id="31" w:name="quick-reference"/>
+    <w:p>
+      <w:pPr>
+        <w:pStyle w:val="Heading2"/>
+      </w:pPr>
+      <w:r>
+        <w:t xml:space="preserve">🚨 Quick Reference</w:t>
       </w:r>
     </w:p>
     <w:tbl>
@@ -713,17 +1087,23 @@
           <w:b/>
           <w:bCs/>
         </w:rPr>
-        <w:t xml:space="preserve">Quick links:</w:t>
-      </w:r>
-      <w:r>
-        <w:t xml:space="preserve"> </w:t>
-      </w:r>
-      <w:hyperlink w:anchor="categorized-index">
-        <w:r>
-          <w:rPr>
-            <w:rStyle w:val="Hyperlink"/>
-          </w:rPr>
-          <w:t xml:space="preserve">📑 Index</w:t>
+        <w:t xml:space="preserve">Crisis?</w:t>
+      </w:r>
+      <w:r>
+        <w:t xml:space="preserve"> </w:t>
+      </w:r>
+      <w:r>
+        <w:t xml:space="preserve">→</w:t>
+      </w:r>
+      <w:r>
+        <w:t xml:space="preserve"> </w:t>
+      </w:r>
+      <w:hyperlink w:anchor="X55df2f206ba710f595b5136df5ae7de81a2c8c9">
+        <w:r>
+          <w:rPr>
+            <w:rStyle w:val="Hyperlink"/>
+          </w:rPr>
+          <w:t xml:space="preserve">STOP → TRACE → DEBUG → 8D</w:t>
         </w:r>
       </w:hyperlink>
       <w:r>
@@ -735,1590 +1115,39 @@
       <w:r>
         <w:t xml:space="preserve"> </w:t>
       </w:r>
-      <w:hyperlink w:anchor="proven-mnemonic-pipelines">
-        <w:r>
-          <w:rPr>
-            <w:rStyle w:val="Hyperlink"/>
-          </w:rPr>
-          <w:t xml:space="preserve">🔗 Pipelines</w:t>
-        </w:r>
-      </w:hyperlink>
-      <w:r>
-        <w:t xml:space="preserve"> </w:t>
-      </w:r>
-      <w:r>
-        <w:t xml:space="preserve">|</w:t>
-      </w:r>
-      <w:r>
-        <w:t xml:space="preserve"> </w:t>
-      </w:r>
-      <w:hyperlink r:id="rId9">
-        <w:r>
-          <w:rPr>
-            <w:rStyle w:val="Hyperlink"/>
-          </w:rPr>
-          <w:t xml:space="preserve">📄 Print</w:t>
-        </w:r>
-      </w:hyperlink>
-      <w:r>
-        <w:t xml:space="preserve"> </w:t>
-      </w:r>
-      <w:r>
-        <w:t xml:space="preserve">|</w:t>
-      </w:r>
-      <w:r>
-        <w:t xml:space="preserve"> </w:t>
-      </w:r>
-      <w:hyperlink w:anchor="table-of-contents">
-        <w:r>
-          <w:rPr>
-            <w:rStyle w:val="Hyperlink"/>
-          </w:rPr>
-          <w:t xml:space="preserve">📋 TOC</w:t>
-        </w:r>
-      </w:hyperlink>
-      <w:r>
-        <w:t xml:space="preserve"> </w:t>
-      </w:r>
-      <w:r>
-        <w:t xml:space="preserve">|</w:t>
-      </w:r>
-      <w:r>
-        <w:t xml:space="preserve"> </w:t>
-      </w:r>
-      <w:hyperlink w:anchor="awesome-mnemonics">
-        <w:r>
-          <w:rPr>
-            <w:rStyle w:val="Hyperlink"/>
-          </w:rPr>
-          <w:t xml:space="preserve">📥 Downloads</w:t>
-        </w:r>
-      </w:hyperlink>
-    </w:p>
-    <w:p>
-      <w:r>
-        <w:pict>
-          <v:rect style="width:0;height:1.5pt" o:hralign="center" o:hrstd="t" o:hr="t"/>
-        </w:pict>
-      </w:r>
-    </w:p>
-    <w:bookmarkEnd w:id="10"/>
-    <w:bookmarkStart w:id="16" w:name="categorized-index"/>
+      <w:r>
+        <w:rPr>
+          <w:b/>
+          <w:bCs/>
+        </w:rPr>
+        <w:t xml:space="preserve">Quick decision?</w:t>
+      </w:r>
+      <w:r>
+        <w:t xml:space="preserve"> </w:t>
+      </w:r>
+      <w:r>
+        <w:t xml:space="preserve">→</w:t>
+      </w:r>
+      <w:r>
+        <w:t xml:space="preserve"> </w:t>
+      </w:r>
+      <w:hyperlink w:anchor="X2e8800b6f2699963b9016be427305f13b4c28b0">
+        <w:r>
+          <w:rPr>
+            <w:rStyle w:val="Hyperlink"/>
+          </w:rPr>
+          <w:t xml:space="preserve">IDEA → DICE → FATE</w:t>
+        </w:r>
+      </w:hyperlink>
+    </w:p>
+    <w:bookmarkEnd w:id="31"/>
+    <w:bookmarkStart w:id="32" w:name="table-of-contents"/>
     <w:p>
       <w:pPr>
         <w:pStyle w:val="Heading2"/>
       </w:pPr>
       <w:r>
-        <w:t xml:space="preserve">📑 Categorized Index</w:t>
-      </w:r>
-    </w:p>
-    <w:p>
-      <w:pPr>
-        <w:pStyle w:val="FirstParagraph"/>
-      </w:pPr>
-      <w:r>
-        <w:rPr>
-          <w:i/>
-          <w:iCs/>
-        </w:rPr>
-        <w:t xml:space="preserve">Browse by category; each entry links to full definition and when-to-use guidance.</w:t>
-      </w:r>
-    </w:p>
-    <w:bookmarkStart w:id="11" w:name="ops"/>
-    <w:p>
-      <w:pPr>
-        <w:pStyle w:val="Heading3"/>
-      </w:pPr>
-      <w:r>
-        <w:t xml:space="preserve">🔧 Ops</w:t>
-      </w:r>
-    </w:p>
-    <w:p>
-      <w:pPr>
-        <w:pStyle w:val="FirstParagraph"/>
-      </w:pPr>
-      <w:r>
-        <w:rPr>
-          <w:i/>
-          <w:iCs/>
-        </w:rPr>
-        <w:t xml:space="preserve">Incidents, troubleshooting, ops decisions.</w:t>
-      </w:r>
-    </w:p>
-    <w:tbl>
-      <w:tblPr>
-        <w:tblStyle w:val="Table"/>
-        <w:tblW w:type="pct" w:w="5000"/>
-        <w:tblLayout w:type="fixed"/>
-        <w:tblLook w:firstRow="1" w:lastRow="0" w:firstColumn="0" w:lastColumn="0" w:noHBand="0" w:noVBand="0" w:val="0020"/>
-      </w:tblPr>
-      <w:tblGrid>
-        <w:gridCol w:w="3443"/>
-        <w:gridCol w:w="4476"/>
-      </w:tblGrid>
-      <w:tr>
-        <w:trPr>
-          <w:tblHeader w:val="on"/>
-        </w:trPr>
-        <w:tc>
-          <w:tcPr/>
-          <w:p>
-            <w:pPr>
-              <w:pStyle w:val="Compact"/>
-            </w:pPr>
-            <w:r>
-              <w:t xml:space="preserve">Mnemonic</w:t>
-            </w:r>
-          </w:p>
-        </w:tc>
-        <w:tc>
-          <w:tcPr/>
-          <w:p>
-            <w:pPr>
-              <w:pStyle w:val="Compact"/>
-            </w:pPr>
-            <w:r>
-              <w:t xml:space="preserve">When to Use</w:t>
-            </w:r>
-          </w:p>
-        </w:tc>
-      </w:tr>
-      <w:tr>
-        <w:tc>
-          <w:tcPr/>
-          <w:p>
-            <w:pPr>
-              <w:pStyle w:val="Compact"/>
-            </w:pPr>
-            <w:hyperlink w:anchor="stop">
-              <w:r>
-                <w:rPr>
-                  <w:rStyle w:val="Hyperlink"/>
-                </w:rPr>
-                <w:t xml:space="preserve">STOP</w:t>
-              </w:r>
-            </w:hyperlink>
-          </w:p>
-        </w:tc>
-        <w:tc>
-          <w:tcPr/>
-          <w:p>
-            <w:pPr>
-              <w:pStyle w:val="Compact"/>
-            </w:pPr>
-            <w:r>
-              <w:t xml:space="preserve">First response to any crisis—immediate stress management (2-5 min)</w:t>
-            </w:r>
-          </w:p>
-        </w:tc>
-      </w:tr>
-      <w:tr>
-        <w:tc>
-          <w:tcPr/>
-          <w:p>
-            <w:pPr>
-              <w:pStyle w:val="Compact"/>
-            </w:pPr>
-            <w:hyperlink w:anchor="idea">
-              <w:r>
-                <w:rPr>
-                  <w:rStyle w:val="Hyperlink"/>
-                </w:rPr>
-                <w:t xml:space="preserve">IDEA</w:t>
-              </w:r>
-            </w:hyperlink>
-          </w:p>
-        </w:tc>
-        <w:tc>
-          <w:tcPr/>
-          <w:p>
-            <w:pPr>
-              <w:pStyle w:val="Compact"/>
-            </w:pPr>
-            <w:r>
-              <w:t xml:space="preserve">Quick, simple problems requiring fast action (2-5 min)</w:t>
-            </w:r>
-          </w:p>
-        </w:tc>
-      </w:tr>
-      <w:tr>
-        <w:tc>
-          <w:tcPr/>
-          <w:p>
-            <w:pPr>
-              <w:pStyle w:val="Compact"/>
-            </w:pPr>
-            <w:hyperlink w:anchor="trace-network-troubleshooting">
-              <w:r>
-                <w:rPr>
-                  <w:rStyle w:val="Hyperlink"/>
-                </w:rPr>
-                <w:t xml:space="preserve">TRACE</w:t>
-              </w:r>
-            </w:hyperlink>
-          </w:p>
-        </w:tc>
-        <w:tc>
-          <w:tcPr/>
-          <w:p>
-            <w:pPr>
-              <w:pStyle w:val="Compact"/>
-            </w:pPr>
-            <w:r>
-              <w:t xml:space="preserve">Network/system diagnostics—start with connectivity tests</w:t>
-            </w:r>
-          </w:p>
-        </w:tc>
-      </w:tr>
-      <w:tr>
-        <w:tc>
-          <w:tcPr/>
-          <w:p>
-            <w:pPr>
-              <w:pStyle w:val="Compact"/>
-            </w:pPr>
-            <w:hyperlink w:anchor="debug-code--system-analysis">
-              <w:r>
-                <w:rPr>
-                  <w:rStyle w:val="Hyperlink"/>
-                </w:rPr>
-                <w:t xml:space="preserve">DEBUG</w:t>
-              </w:r>
-            </w:hyperlink>
-          </w:p>
-        </w:tc>
-        <w:tc>
-          <w:tcPr/>
-          <w:p>
-            <w:pPr>
-              <w:pStyle w:val="Compact"/>
-            </w:pPr>
-            <w:r>
-              <w:t xml:space="preserve">Code or system analysis when problem definition is unclear</w:t>
-            </w:r>
-          </w:p>
-        </w:tc>
-      </w:tr>
-      <w:tr>
-        <w:tc>
-          <w:tcPr/>
-          <w:p>
-            <w:pPr>
-              <w:pStyle w:val="Compact"/>
-            </w:pPr>
-            <w:hyperlink w:anchor="dice">
-              <w:r>
-                <w:rPr>
-                  <w:rStyle w:val="Hyperlink"/>
-                </w:rPr>
-                <w:t xml:space="preserve">DICE</w:t>
-              </w:r>
-            </w:hyperlink>
-          </w:p>
-        </w:tc>
-        <w:tc>
-          <w:tcPr/>
-          <w:p>
-            <w:pPr>
-              <w:pStyle w:val="Compact"/>
-            </w:pPr>
-            <w:r>
-              <w:t xml:space="preserve">Identify blockers (Delay, Incompetence, Conflict, External factors) before execution</w:t>
-            </w:r>
-          </w:p>
-        </w:tc>
-      </w:tr>
-      <w:tr>
-        <w:tc>
-          <w:tcPr/>
-          <w:p>
-            <w:pPr>
-              <w:pStyle w:val="Compact"/>
-            </w:pPr>
-            <w:hyperlink w:anchor="fate">
-              <w:r>
-                <w:rPr>
-                  <w:rStyle w:val="Hyperlink"/>
-                </w:rPr>
-                <w:t xml:space="preserve">FATE</w:t>
-              </w:r>
-            </w:hyperlink>
-          </w:p>
-        </w:tc>
-        <w:tc>
-          <w:tcPr/>
-          <w:p>
-            <w:pPr>
-              <w:pStyle w:val="Compact"/>
-            </w:pPr>
-            <w:r>
-              <w:t xml:space="preserve">Validate resource availability (Funding, Allocation, Time, Expertise) for feasibility</w:t>
-            </w:r>
-          </w:p>
-        </w:tc>
-      </w:tr>
-      <w:tr>
-        <w:tc>
-          <w:tcPr/>
-          <w:p>
-            <w:pPr>
-              <w:pStyle w:val="Compact"/>
-            </w:pPr>
-            <w:hyperlink w:anchor="pest">
-              <w:r>
-                <w:rPr>
-                  <w:rStyle w:val="Hyperlink"/>
-                </w:rPr>
-                <w:t xml:space="preserve">PEST</w:t>
-              </w:r>
-            </w:hyperlink>
-          </w:p>
-        </w:tc>
-        <w:tc>
-          <w:tcPr/>
-          <w:p>
-            <w:pPr>
-              <w:pStyle w:val="Compact"/>
-            </w:pPr>
-            <w:r>
-              <w:t xml:space="preserve">Identify external threats (Political, Economic, Social, Technological) to solutions</w:t>
-            </w:r>
-          </w:p>
-        </w:tc>
-      </w:tr>
-    </w:tbl>
-    <w:bookmarkEnd w:id="11"/>
-    <w:bookmarkStart w:id="12" w:name="rca-root-cause-analysis"/>
-    <w:p>
-      <w:pPr>
-        <w:pStyle w:val="Heading3"/>
-      </w:pPr>
-      <w:r>
-        <w:t xml:space="preserve">🔍 RCA (Root Cause Analysis)</w:t>
-      </w:r>
-    </w:p>
-    <w:p>
-      <w:pPr>
-        <w:pStyle w:val="FirstParagraph"/>
-      </w:pPr>
-      <w:r>
-        <w:rPr>
-          <w:i/>
-          <w:iCs/>
-        </w:rPr>
-        <w:t xml:space="preserve">Deep investigation, recurring issues, prevention.</w:t>
-      </w:r>
-    </w:p>
-    <w:tbl>
-      <w:tblPr>
-        <w:tblStyle w:val="Table"/>
-        <w:tblW w:type="pct" w:w="5000"/>
-        <w:tblLayout w:type="fixed"/>
-        <w:tblLook w:firstRow="1" w:lastRow="0" w:firstColumn="0" w:lastColumn="0" w:noHBand="0" w:noVBand="0" w:val="0020"/>
-      </w:tblPr>
-      <w:tblGrid>
-        <w:gridCol w:w="3443"/>
-        <w:gridCol w:w="4476"/>
-      </w:tblGrid>
-      <w:tr>
-        <w:trPr>
-          <w:tblHeader w:val="on"/>
-        </w:trPr>
-        <w:tc>
-          <w:tcPr/>
-          <w:p>
-            <w:pPr>
-              <w:pStyle w:val="Compact"/>
-            </w:pPr>
-            <w:r>
-              <w:t xml:space="preserve">Mnemonic</w:t>
-            </w:r>
-          </w:p>
-        </w:tc>
-        <w:tc>
-          <w:tcPr/>
-          <w:p>
-            <w:pPr>
-              <w:pStyle w:val="Compact"/>
-            </w:pPr>
-            <w:r>
-              <w:t xml:space="preserve">When to Use</w:t>
-            </w:r>
-          </w:p>
-        </w:tc>
-      </w:tr>
-      <w:tr>
-        <w:tc>
-          <w:tcPr/>
-          <w:p>
-            <w:pPr>
-              <w:pStyle w:val="Compact"/>
-            </w:pPr>
-            <w:hyperlink w:anchor="iceberg">
-              <w:r>
-                <w:rPr>
-                  <w:rStyle w:val="Hyperlink"/>
-                </w:rPr>
-                <w:t xml:space="preserve">ICEBERG</w:t>
-              </w:r>
-            </w:hyperlink>
-          </w:p>
-        </w:tc>
-        <w:tc>
-          <w:tcPr/>
-          <w:p>
-            <w:pPr>
-              <w:pStyle w:val="Compact"/>
-            </w:pPr>
-            <w:r>
-              <w:t xml:space="preserve">Complex problems with hidden root causes (30-60 min)</w:t>
-            </w:r>
-          </w:p>
-        </w:tc>
-      </w:tr>
-      <w:tr>
-        <w:tc>
-          <w:tcPr/>
-          <w:p>
-            <w:pPr>
-              <w:pStyle w:val="Compact"/>
-            </w:pPr>
-            <w:hyperlink w:anchor="X8e9980d9c4ce21ef012162e30a699f691edb98f">
-              <w:r>
-                <w:rPr>
-                  <w:rStyle w:val="Hyperlink"/>
-                </w:rPr>
-                <w:t xml:space="preserve">5 Whys</w:t>
-              </w:r>
-            </w:hyperlink>
-          </w:p>
-        </w:tc>
-        <w:tc>
-          <w:tcPr/>
-          <w:p>
-            <w:pPr>
-              <w:pStyle w:val="Compact"/>
-            </w:pPr>
-            <w:r>
-              <w:t xml:space="preserve">Drill down to root cause—keep asking until systemic failure is found</w:t>
-            </w:r>
-          </w:p>
-        </w:tc>
-      </w:tr>
-      <w:tr>
-        <w:tc>
-          <w:tcPr/>
-          <w:p>
-            <w:pPr>
-              <w:pStyle w:val="Compact"/>
-            </w:pPr>
-            <w:hyperlink w:anchor="ishikawa-fishbone-diagram">
-              <w:r>
-                <w:rPr>
-                  <w:rStyle w:val="Hyperlink"/>
-                </w:rPr>
-                <w:t xml:space="preserve">Ishikawa (Fishbone)</w:t>
-              </w:r>
-            </w:hyperlink>
-          </w:p>
-        </w:tc>
-        <w:tc>
-          <w:tcPr/>
-          <w:p>
-            <w:pPr>
-              <w:pStyle w:val="Compact"/>
-            </w:pPr>
-            <w:r>
-              <w:t xml:space="preserve">Visual cause–effect analysis; map multiple causes to a problem</w:t>
-            </w:r>
-          </w:p>
-        </w:tc>
-      </w:tr>
-      <w:tr>
-        <w:tc>
-          <w:tcPr/>
-          <w:p>
-            <w:pPr>
-              <w:pStyle w:val="Compact"/>
-            </w:pPr>
-            <w:hyperlink w:anchor="Xca622d85a42eb59a37ad21938087cef4d373dc5">
-              <w:r>
-                <w:rPr>
-                  <w:rStyle w:val="Hyperlink"/>
-                </w:rPr>
-                <w:t xml:space="preserve">8D Approach</w:t>
-              </w:r>
-            </w:hyperlink>
-          </w:p>
-        </w:tc>
-        <w:tc>
-          <w:tcPr/>
-          <w:p>
-            <w:pPr>
-              <w:pStyle w:val="Compact"/>
-            </w:pPr>
-            <w:r>
-              <w:t xml:space="preserve">Critical incidents requiring formal resolution and prevention</w:t>
-            </w:r>
-          </w:p>
-        </w:tc>
-      </w:tr>
-      <w:tr>
-        <w:tc>
-          <w:tcPr/>
-          <w:p>
-            <w:pPr>
-              <w:pStyle w:val="Compact"/>
-            </w:pPr>
-            <w:hyperlink w:anchor="a3-problem-solving">
-              <w:r>
-                <w:rPr>
-                  <w:rStyle w:val="Hyperlink"/>
-                </w:rPr>
-                <w:t xml:space="preserve">A3 Problem Solving</w:t>
-              </w:r>
-            </w:hyperlink>
-          </w:p>
-        </w:tc>
-        <w:tc>
-          <w:tcPr/>
-          <w:p>
-            <w:pPr>
-              <w:pStyle w:val="Compact"/>
-            </w:pPr>
-            <w:r>
-              <w:t xml:space="preserve">Structured one-page problem-solving (Toyota); good for sharing and alignment</w:t>
-            </w:r>
-          </w:p>
-        </w:tc>
-      </w:tr>
-      <w:tr>
-        <w:tc>
-          <w:tcPr/>
-          <w:p>
-            <w:pPr>
-              <w:pStyle w:val="Compact"/>
-            </w:pPr>
-            <w:hyperlink w:anchor="padder">
-              <w:r>
-                <w:rPr>
-                  <w:rStyle w:val="Hyperlink"/>
-                </w:rPr>
-                <w:t xml:space="preserve">PADDER</w:t>
-              </w:r>
-            </w:hyperlink>
-          </w:p>
-        </w:tc>
-        <w:tc>
-          <w:tcPr/>
-          <w:p>
-            <w:pPr>
-              <w:pStyle w:val="Compact"/>
-            </w:pPr>
-            <w:r>
-              <w:t xml:space="preserve">Data-driven problem solving when patterns need identification</w:t>
-            </w:r>
-          </w:p>
-        </w:tc>
-      </w:tr>
-      <w:tr>
-        <w:tc>
-          <w:tcPr/>
-          <w:p>
-            <w:pPr>
-              <w:pStyle w:val="Compact"/>
-            </w:pPr>
-            <w:hyperlink w:anchor="prepare">
-              <w:r>
-                <w:rPr>
-                  <w:rStyle w:val="Hyperlink"/>
-                </w:rPr>
-                <w:t xml:space="preserve">PREPARE</w:t>
-              </w:r>
-            </w:hyperlink>
-          </w:p>
-        </w:tc>
-        <w:tc>
-          <w:tcPr/>
-          <w:p>
-            <w:pPr>
-              <w:pStyle w:val="Compact"/>
-            </w:pPr>
-            <w:r>
-              <w:t xml:space="preserve">Strategic planning for medium complexity problems (1-2 hours)</w:t>
-            </w:r>
-          </w:p>
-        </w:tc>
-      </w:tr>
-    </w:tbl>
-    <w:bookmarkEnd w:id="12"/>
-    <w:bookmarkStart w:id="13" w:name="systems-design"/>
-    <w:p>
-      <w:pPr>
-        <w:pStyle w:val="Heading3"/>
-      </w:pPr>
-      <w:r>
-        <w:t xml:space="preserve">🏗️ Systems Design</w:t>
-      </w:r>
-    </w:p>
-    <w:p>
-      <w:pPr>
-        <w:pStyle w:val="FirstParagraph"/>
-      </w:pPr>
-      <w:r>
-        <w:rPr>
-          <w:i/>
-          <w:iCs/>
-        </w:rPr>
-        <w:t xml:space="preserve">Architecture, planning, technical decisions.</w:t>
-      </w:r>
-    </w:p>
-    <w:tbl>
-      <w:tblPr>
-        <w:tblStyle w:val="Table"/>
-        <w:tblW w:type="pct" w:w="5000"/>
-        <w:tblLayout w:type="fixed"/>
-        <w:tblLook w:firstRow="1" w:lastRow="0" w:firstColumn="0" w:lastColumn="0" w:noHBand="0" w:noVBand="0" w:val="0020"/>
-      </w:tblPr>
-      <w:tblGrid>
-        <w:gridCol w:w="3443"/>
-        <w:gridCol w:w="4476"/>
-      </w:tblGrid>
-      <w:tr>
-        <w:trPr>
-          <w:tblHeader w:val="on"/>
-        </w:trPr>
-        <w:tc>
-          <w:tcPr/>
-          <w:p>
-            <w:pPr>
-              <w:pStyle w:val="Compact"/>
-            </w:pPr>
-            <w:r>
-              <w:t xml:space="preserve">Mnemonic</w:t>
-            </w:r>
-          </w:p>
-        </w:tc>
-        <w:tc>
-          <w:tcPr/>
-          <w:p>
-            <w:pPr>
-              <w:pStyle w:val="Compact"/>
-            </w:pPr>
-            <w:r>
-              <w:t xml:space="preserve">When to Use</w:t>
-            </w:r>
-          </w:p>
-        </w:tc>
-      </w:tr>
-      <w:tr>
-        <w:tc>
-          <w:tcPr/>
-          <w:p>
-            <w:pPr>
-              <w:pStyle w:val="Compact"/>
-            </w:pPr>
-            <w:hyperlink w:anchor="scale-infrastructure-design">
-              <w:r>
-                <w:rPr>
-                  <w:rStyle w:val="Hyperlink"/>
-                </w:rPr>
-                <w:t xml:space="preserve">SCALE</w:t>
-              </w:r>
-            </w:hyperlink>
-          </w:p>
-        </w:tc>
-        <w:tc>
-          <w:tcPr/>
-          <w:p>
-            <w:pPr>
-              <w:pStyle w:val="Compact"/>
-            </w:pPr>
-            <w:r>
-              <w:t xml:space="preserve">Infrastructure design—Security, Capacity, Automation, Load balancing, Error handling</w:t>
-            </w:r>
-          </w:p>
-        </w:tc>
-      </w:tr>
-      <w:tr>
-        <w:tc>
-          <w:tcPr/>
-          <w:p>
-            <w:pPr>
-              <w:pStyle w:val="Compact"/>
-            </w:pPr>
-            <w:hyperlink w:anchor="swot">
-              <w:r>
-                <w:rPr>
-                  <w:rStyle w:val="Hyperlink"/>
-                </w:rPr>
-                <w:t xml:space="preserve">SWOT</w:t>
-              </w:r>
-            </w:hyperlink>
-          </w:p>
-        </w:tc>
-        <w:tc>
-          <w:tcPr/>
-          <w:p>
-            <w:pPr>
-              <w:pStyle w:val="Compact"/>
-            </w:pPr>
-            <w:r>
-              <w:t xml:space="preserve">Evaluate options—Strengths, Weaknesses, Opportunities, Threats (1-2 hours)</w:t>
-            </w:r>
-          </w:p>
-        </w:tc>
-      </w:tr>
-      <w:tr>
-        <w:tc>
-          <w:tcPr/>
-          <w:p>
-            <w:pPr>
-              <w:pStyle w:val="Compact"/>
-            </w:pPr>
-            <w:hyperlink w:anchor="pestel">
-              <w:r>
-                <w:rPr>
-                  <w:rStyle w:val="Hyperlink"/>
-                </w:rPr>
-                <w:t xml:space="preserve">PESTEL</w:t>
-              </w:r>
-            </w:hyperlink>
-          </w:p>
-        </w:tc>
-        <w:tc>
-          <w:tcPr/>
-          <w:p>
-            <w:pPr>
-              <w:pStyle w:val="Compact"/>
-            </w:pPr>
-            <w:r>
-              <w:t xml:space="preserve">Strategic planning considering external factors (Political, Economic, Sociocultural, Technological, Environmental, Legal)</w:t>
-            </w:r>
-          </w:p>
-        </w:tc>
-      </w:tr>
-      <w:tr>
-        <w:tc>
-          <w:tcPr/>
-          <w:p>
-            <w:pPr>
-              <w:pStyle w:val="Compact"/>
-            </w:pPr>
-            <w:hyperlink w:anchor="set-systems-engineering-triangle">
-              <w:r>
-                <w:rPr>
-                  <w:rStyle w:val="Hyperlink"/>
-                </w:rPr>
-                <w:t xml:space="preserve">SET</w:t>
-              </w:r>
-            </w:hyperlink>
-          </w:p>
-        </w:tc>
-        <w:tc>
-          <w:tcPr/>
-          <w:p>
-            <w:pPr>
-              <w:pStyle w:val="Compact"/>
-            </w:pPr>
-            <w:r>
-              <w:t xml:space="preserve">Set stakeholder expectations—pick 2: Good, Fast, Cheap</w:t>
-            </w:r>
-          </w:p>
-        </w:tc>
-      </w:tr>
-    </w:tbl>
-    <w:bookmarkEnd w:id="13"/>
-    <w:bookmarkStart w:id="14" w:name="human-factors"/>
-    <w:p>
-      <w:pPr>
-        <w:pStyle w:val="Heading3"/>
-      </w:pPr>
-      <w:r>
-        <w:t xml:space="preserve">👥 Human Factors</w:t>
-      </w:r>
-    </w:p>
-    <w:p>
-      <w:pPr>
-        <w:pStyle w:val="FirstParagraph"/>
-      </w:pPr>
-      <w:r>
-        <w:rPr>
-          <w:i/>
-          <w:iCs/>
-        </w:rPr>
-        <w:t xml:space="preserve">Team dynamics, conflict resolution, and collaboration</w:t>
-      </w:r>
-    </w:p>
-    <w:tbl>
-      <w:tblPr>
-        <w:tblStyle w:val="Table"/>
-        <w:tblW w:type="pct" w:w="5000"/>
-        <w:tblLayout w:type="fixed"/>
-        <w:tblLook w:firstRow="1" w:lastRow="0" w:firstColumn="0" w:lastColumn="0" w:noHBand="0" w:noVBand="0" w:val="0020"/>
-      </w:tblPr>
-      <w:tblGrid>
-        <w:gridCol w:w="3443"/>
-        <w:gridCol w:w="4476"/>
-      </w:tblGrid>
-      <w:tr>
-        <w:trPr>
-          <w:tblHeader w:val="on"/>
-        </w:trPr>
-        <w:tc>
-          <w:tcPr/>
-          <w:p>
-            <w:pPr>
-              <w:pStyle w:val="Compact"/>
-            </w:pPr>
-            <w:r>
-              <w:t xml:space="preserve">Mnemonic</w:t>
-            </w:r>
-          </w:p>
-        </w:tc>
-        <w:tc>
-          <w:tcPr/>
-          <w:p>
-            <w:pPr>
-              <w:pStyle w:val="Compact"/>
-            </w:pPr>
-            <w:r>
-              <w:t xml:space="preserve">When to Use</w:t>
-            </w:r>
-          </w:p>
-        </w:tc>
-      </w:tr>
-      <w:tr>
-        <w:tc>
-          <w:tcPr/>
-          <w:p>
-            <w:pPr>
-              <w:pStyle w:val="Compact"/>
-            </w:pPr>
-            <w:hyperlink w:anchor="raci">
-              <w:r>
-                <w:rPr>
-                  <w:rStyle w:val="Hyperlink"/>
-                </w:rPr>
-                <w:t xml:space="preserve">RACI</w:t>
-              </w:r>
-            </w:hyperlink>
-          </w:p>
-        </w:tc>
-        <w:tc>
-          <w:tcPr/>
-          <w:p>
-            <w:pPr>
-              <w:pStyle w:val="Compact"/>
-            </w:pPr>
-            <w:r>
-              <w:t xml:space="preserve">Resolve role confusion—assign Responsible, Accountable, Consulted, Informed</w:t>
-            </w:r>
-          </w:p>
-        </w:tc>
-      </w:tr>
-      <w:tr>
-        <w:tc>
-          <w:tcPr/>
-          <w:p>
-            <w:pPr>
-              <w:pStyle w:val="Compact"/>
-            </w:pPr>
-            <w:hyperlink w:anchor="wait">
-              <w:r>
-                <w:rPr>
-                  <w:rStyle w:val="Hyperlink"/>
-                </w:rPr>
-                <w:t xml:space="preserve">WAIT</w:t>
-              </w:r>
-            </w:hyperlink>
-          </w:p>
-        </w:tc>
-        <w:tc>
-          <w:tcPr/>
-          <w:p>
-            <w:pPr>
-              <w:pStyle w:val="Compact"/>
-            </w:pPr>
-            <w:r>
-              <w:t xml:space="preserve">Before speaking—ask</w:t>
-            </w:r>
-            <w:r>
-              <w:t xml:space="preserve"> </w:t>
-            </w:r>
-            <w:r>
-              <w:t xml:space="preserve">“Why am I talking?”</w:t>
-            </w:r>
-            <w:r>
-              <w:t xml:space="preserve"> </w:t>
-            </w:r>
-            <w:r>
-              <w:t xml:space="preserve">to choose the right response</w:t>
-            </w:r>
-          </w:p>
-        </w:tc>
-      </w:tr>
-      <w:tr>
-        <w:tc>
-          <w:tcPr/>
-          <w:p>
-            <w:pPr>
-              <w:pStyle w:val="Compact"/>
-            </w:pPr>
-            <w:hyperlink w:anchor="breathe">
-              <w:r>
-                <w:rPr>
-                  <w:rStyle w:val="Hyperlink"/>
-                </w:rPr>
-                <w:t xml:space="preserve">BREATHE</w:t>
-              </w:r>
-            </w:hyperlink>
-          </w:p>
-        </w:tc>
-        <w:tc>
-          <w:tcPr/>
-          <w:p>
-            <w:pPr>
-              <w:pStyle w:val="Compact"/>
-            </w:pPr>
-            <w:r>
-              <w:t xml:space="preserve">First step when tensions rise—regulate emotions before responding</w:t>
-            </w:r>
-          </w:p>
-        </w:tc>
-      </w:tr>
-      <w:tr>
-        <w:tc>
-          <w:tcPr/>
-          <w:p>
-            <w:pPr>
-              <w:pStyle w:val="Compact"/>
-            </w:pPr>
-            <w:hyperlink w:anchor="pause">
-              <w:r>
-                <w:rPr>
-                  <w:rStyle w:val="Hyperlink"/>
-                </w:rPr>
-                <w:t xml:space="preserve">PAUSE</w:t>
-              </w:r>
-            </w:hyperlink>
-          </w:p>
-        </w:tc>
-        <w:tc>
-          <w:tcPr/>
-          <w:p>
-            <w:pPr>
-              <w:pStyle w:val="Compact"/>
-            </w:pPr>
-            <w:r>
-              <w:t xml:space="preserve">When BREATHE isn’t enough—step away and evaluate before acting (5-20 min)</w:t>
-            </w:r>
-          </w:p>
-        </w:tc>
-      </w:tr>
-      <w:tr>
-        <w:tc>
-          <w:tcPr/>
-          <w:p>
-            <w:pPr>
-              <w:pStyle w:val="Compact"/>
-            </w:pPr>
-            <w:hyperlink w:anchor="dice">
-              <w:r>
-                <w:rPr>
-                  <w:rStyle w:val="Hyperlink"/>
-                </w:rPr>
-                <w:t xml:space="preserve">DICE</w:t>
-              </w:r>
-            </w:hyperlink>
-          </w:p>
-        </w:tc>
-        <w:tc>
-          <w:tcPr/>
-          <w:p>
-            <w:pPr>
-              <w:pStyle w:val="Compact"/>
-            </w:pPr>
-            <w:r>
-              <w:t xml:space="preserve">Check for Conflict as a blocker in team execution</w:t>
-            </w:r>
-          </w:p>
-        </w:tc>
-      </w:tr>
-      <w:tr>
-        <w:tc>
-          <w:tcPr/>
-          <w:p>
-            <w:pPr>
-              <w:pStyle w:val="Compact"/>
-            </w:pPr>
-            <w:hyperlink w:anchor="fate">
-              <w:r>
-                <w:rPr>
-                  <w:rStyle w:val="Hyperlink"/>
-                </w:rPr>
-                <w:t xml:space="preserve">FATE</w:t>
-              </w:r>
-            </w:hyperlink>
-          </w:p>
-        </w:tc>
-        <w:tc>
-          <w:tcPr/>
-          <w:p>
-            <w:pPr>
-              <w:pStyle w:val="Compact"/>
-            </w:pPr>
-            <w:r>
-              <w:t xml:space="preserve">Validate team Expertise and resource Allocation</w:t>
-            </w:r>
-          </w:p>
-        </w:tc>
-      </w:tr>
-    </w:tbl>
-    <w:bookmarkEnd w:id="14"/>
-    <w:bookmarkStart w:id="15" w:name="personal-life"/>
-    <w:p>
-      <w:pPr>
-        <w:pStyle w:val="Heading3"/>
-      </w:pPr>
-      <w:r>
-        <w:t xml:space="preserve">🧘 Personal Life</w:t>
-      </w:r>
-    </w:p>
-    <w:p>
-      <w:pPr>
-        <w:pStyle w:val="FirstParagraph"/>
-      </w:pPr>
-      <w:r>
-        <w:rPr>
-          <w:i/>
-          <w:iCs/>
-        </w:rPr>
-        <w:t xml:space="preserve">Stress, burnout, resilience.</w:t>
-      </w:r>
-    </w:p>
-    <w:tbl>
-      <w:tblPr>
-        <w:tblStyle w:val="Table"/>
-        <w:tblW w:type="pct" w:w="5000"/>
-        <w:tblLayout w:type="fixed"/>
-        <w:tblLook w:firstRow="1" w:lastRow="0" w:firstColumn="0" w:lastColumn="0" w:noHBand="0" w:noVBand="0" w:val="0020"/>
-      </w:tblPr>
-      <w:tblGrid>
-        <w:gridCol w:w="3443"/>
-        <w:gridCol w:w="4476"/>
-      </w:tblGrid>
-      <w:tr>
-        <w:trPr>
-          <w:tblHeader w:val="on"/>
-        </w:trPr>
-        <w:tc>
-          <w:tcPr/>
-          <w:p>
-            <w:pPr>
-              <w:pStyle w:val="Compact"/>
-            </w:pPr>
-            <w:r>
-              <w:t xml:space="preserve">Mnemonic</w:t>
-            </w:r>
-          </w:p>
-        </w:tc>
-        <w:tc>
-          <w:tcPr/>
-          <w:p>
-            <w:pPr>
-              <w:pStyle w:val="Compact"/>
-            </w:pPr>
-            <w:r>
-              <w:t xml:space="preserve">When to Use</w:t>
-            </w:r>
-          </w:p>
-        </w:tc>
-      </w:tr>
-      <w:tr>
-        <w:tc>
-          <w:tcPr/>
-          <w:p>
-            <w:pPr>
-              <w:pStyle w:val="Compact"/>
-            </w:pPr>
-            <w:hyperlink w:anchor="pace">
-              <w:r>
-                <w:rPr>
-                  <w:rStyle w:val="Hyperlink"/>
-                </w:rPr>
-                <w:t xml:space="preserve">PACE</w:t>
-              </w:r>
-            </w:hyperlink>
-          </w:p>
-        </w:tc>
-        <w:tc>
-          <w:tcPr/>
-          <w:p>
-            <w:pPr>
-              <w:pStyle w:val="Compact"/>
-            </w:pPr>
-            <w:r>
-              <w:t xml:space="preserve">Immediate stress management—Physical activity, Avoid unhealthy behaviors, Coping skills, Emotional awareness</w:t>
-            </w:r>
-          </w:p>
-        </w:tc>
-      </w:tr>
-      <w:tr>
-        <w:tc>
-          <w:tcPr/>
-          <w:p>
-            <w:pPr>
-              <w:pStyle w:val="Compact"/>
-            </w:pPr>
-            <w:hyperlink w:anchor="aries">
-              <w:r>
-                <w:rPr>
-                  <w:rStyle w:val="Hyperlink"/>
-                </w:rPr>
-                <w:t xml:space="preserve">ARIES</w:t>
-              </w:r>
-            </w:hyperlink>
-          </w:p>
-        </w:tc>
-        <w:tc>
-          <w:tcPr/>
-          <w:p>
-            <w:pPr>
-              <w:pStyle w:val="Compact"/>
-            </w:pPr>
-            <w:r>
-              <w:t xml:space="preserve">Lifestyle changes for long-term stress reduction (2-4 weeks)</w:t>
-            </w:r>
-          </w:p>
-        </w:tc>
-      </w:tr>
-      <w:tr>
-        <w:tc>
-          <w:tcPr/>
-          <w:p>
-            <w:pPr>
-              <w:pStyle w:val="Compact"/>
-            </w:pPr>
-            <w:hyperlink w:anchor="calm">
-              <w:r>
-                <w:rPr>
-                  <w:rStyle w:val="Hyperlink"/>
-                </w:rPr>
-                <w:t xml:space="preserve">CALM</w:t>
-              </w:r>
-            </w:hyperlink>
-          </w:p>
-        </w:tc>
-        <w:tc>
-          <w:tcPr/>
-          <w:p>
-            <w:pPr>
-              <w:pStyle w:val="Compact"/>
-            </w:pPr>
-            <w:r>
-              <w:t xml:space="preserve">Build resilience—Confidence, Awareness, Logic, Mindfulness</w:t>
-            </w:r>
-          </w:p>
-        </w:tc>
-      </w:tr>
-      <w:tr>
-        <w:tc>
-          <w:tcPr/>
-          <w:p>
-            <w:pPr>
-              <w:pStyle w:val="Compact"/>
-            </w:pPr>
-            <w:hyperlink w:anchor="shine">
-              <w:r>
-                <w:rPr>
-                  <w:rStyle w:val="Hyperlink"/>
-                </w:rPr>
-                <w:t xml:space="preserve">SHINE</w:t>
-              </w:r>
-            </w:hyperlink>
-          </w:p>
-        </w:tc>
-        <w:tc>
-          <w:tcPr/>
-          <w:p>
-            <w:pPr>
-              <w:pStyle w:val="Compact"/>
-            </w:pPr>
-            <w:r>
-              <w:t xml:space="preserve">Ongoing practice for sustainable positivity—Stay present, Healthy perspective, Identify positive activities, Nourish relationships, Express yourself</w:t>
-            </w:r>
-          </w:p>
-        </w:tc>
-      </w:tr>
-    </w:tbl>
-    <w:p>
-      <w:r>
-        <w:pict>
-          <v:rect style="width:0;height:1.5pt" o:hralign="center" o:hrstd="t" o:hr="t"/>
-        </w:pict>
-      </w:r>
-    </w:p>
-    <w:bookmarkEnd w:id="15"/>
-    <w:bookmarkEnd w:id="16"/>
-    <w:bookmarkStart w:id="18" w:name="who-uses-this"/>
-    <w:p>
-      <w:pPr>
-        <w:pStyle w:val="Heading2"/>
-      </w:pPr>
-      <w:r>
-        <w:t xml:space="preserve">Who Uses This?</w:t>
-      </w:r>
-    </w:p>
-    <w:p>
-      <w:pPr>
-        <w:pStyle w:val="FirstParagraph"/>
-      </w:pPr>
-      <w:r>
-        <w:rPr>
-          <w:i/>
-          <w:iCs/>
-        </w:rPr>
-        <w:t xml:space="preserve">No entries yet —</w:t>
-      </w:r>
-      <w:r>
-        <w:rPr>
-          <w:i/>
-          <w:iCs/>
-        </w:rPr>
-        <w:t xml:space="preserve"> </w:t>
-      </w:r>
-      <w:r>
-        <w:rPr>
-          <w:b/>
-          <w:bCs/>
-          <w:i/>
-          <w:iCs/>
-        </w:rPr>
-        <w:t xml:space="preserve">be the first.</w:t>
-      </w:r>
-      <w:r>
-        <w:t xml:space="preserve"> </w:t>
-      </w:r>
-      <w:r>
-        <w:t xml:space="preserve">One-line PR, e.g. </w:t>
-      </w:r>
-      <w:r>
-        <w:rPr>
-          <w:rStyle w:val="VerbatimChar"/>
-        </w:rPr>
-        <w:t xml:space="preserve">**[Acme](https://acme.com)** — SRE uses STOP→TRACE→DEBUG</w:t>
-      </w:r>
-      <w:r>
-        <w:t xml:space="preserve">.</w:t>
-      </w:r>
-      <w:r>
-        <w:t xml:space="preserve"> </w:t>
-      </w:r>
-      <w:hyperlink r:id="rId17">
-        <w:r>
-          <w:rPr>
-            <w:rStyle w:val="Hyperlink"/>
-          </w:rPr>
-          <w:t xml:space="preserve">How</w:t>
-        </w:r>
-      </w:hyperlink>
-      <w:r>
-        <w:t xml:space="preserve">.</w:t>
-      </w:r>
-    </w:p>
-    <w:p>
-      <w:r>
-        <w:pict>
-          <v:rect style="width:0;height:1.5pt" o:hralign="center" o:hrstd="t" o:hr="t"/>
-        </w:pict>
-      </w:r>
-    </w:p>
-    <w:bookmarkEnd w:id="18"/>
-    <w:bookmarkStart w:id="19" w:name="cli"/>
-    <w:p>
-      <w:pPr>
-        <w:pStyle w:val="Heading2"/>
-      </w:pPr>
-      <w:r>
-        <w:t xml:space="preserve">CLI</w:t>
-      </w:r>
-    </w:p>
-    <w:p>
-      <w:pPr>
-        <w:pStyle w:val="FirstParagraph"/>
-      </w:pPr>
-      <w:r>
-        <w:rPr>
-          <w:rStyle w:val="VerbatimChar"/>
-        </w:rPr>
-        <w:t xml:space="preserve">mnemonic</w:t>
-      </w:r>
-      <w:r>
-        <w:t xml:space="preserve"> </w:t>
-      </w:r>
-      <w:r>
-        <w:t xml:space="preserve">— look up pipelines and search mnemonics by topic.</w:t>
-      </w:r>
-    </w:p>
-    <w:p>
-      <w:pPr>
-        <w:pStyle w:val="BodyText"/>
-      </w:pPr>
-      <w:r>
-        <w:rPr>
-          <w:b/>
-          <w:bCs/>
-        </w:rPr>
-        <w:t xml:space="preserve">Install:</w:t>
-      </w:r>
-      <w:r>
-        <w:t xml:space="preserve"> </w:t>
-      </w:r>
-      <w:r>
-        <w:t xml:space="preserve">From repo:</w:t>
-      </w:r>
-      <w:r>
-        <w:t xml:space="preserve"> </w:t>
-      </w:r>
-      <w:r>
-        <w:rPr>
-          <w:rStyle w:val="VerbatimChar"/>
-        </w:rPr>
-        <w:t xml:space="preserve">pip install -r scripts/requirements.txt</w:t>
-      </w:r>
-      <w:r>
-        <w:t xml:space="preserve"> </w:t>
-      </w:r>
-      <w:r>
-        <w:t xml:space="preserve">then</w:t>
-      </w:r>
-      <w:r>
-        <w:t xml:space="preserve"> </w:t>
-      </w:r>
-      <w:r>
-        <w:rPr>
-          <w:rStyle w:val="VerbatimChar"/>
-        </w:rPr>
-        <w:t xml:space="preserve">./scripts/mnemonic</w:t>
-      </w:r>
-      <w:r>
-        <w:t xml:space="preserve">. Package:</w:t>
-      </w:r>
-      <w:r>
-        <w:t xml:space="preserve"> </w:t>
-      </w:r>
-      <w:r>
-        <w:rPr>
-          <w:rStyle w:val="VerbatimChar"/>
-        </w:rPr>
-        <w:t xml:space="preserve">pip install git+https://github.com/StewAlexander-com/Awesome-Mnemonics.git</w:t>
-      </w:r>
-      <w:r>
-        <w:t xml:space="preserve">.</w:t>
-      </w:r>
-      <w:r>
-        <w:t xml:space="preserve"> </w:t>
-      </w:r>
-      <w:r>
-        <w:rPr>
-          <w:i/>
-          <w:iCs/>
-        </w:rPr>
-        <w:t xml:space="preserve">Homebrew: not yet.</w:t>
-      </w:r>
-    </w:p>
-    <w:p>
-      <w:pPr>
-        <w:pStyle w:val="BodyText"/>
-      </w:pPr>
-      <w:r>
-        <w:rPr>
-          <w:b/>
-          <w:bCs/>
-        </w:rPr>
-        <w:t xml:space="preserve">Examples:</w:t>
-      </w:r>
-      <w:r>
-        <w:t xml:space="preserve"> </w:t>
-      </w:r>
-      <w:r>
-        <w:rPr>
-          <w:rStyle w:val="VerbatimChar"/>
-        </w:rPr>
-        <w:t xml:space="preserve">mnemonic --help</w:t>
-      </w:r>
-      <w:r>
-        <w:t xml:space="preserve"> </w:t>
-      </w:r>
-      <w:r>
-        <w:t xml:space="preserve">·</w:t>
-      </w:r>
-      <w:r>
-        <w:t xml:space="preserve"> </w:t>
-      </w:r>
-      <w:r>
-        <w:rPr>
-          <w:rStyle w:val="VerbatimChar"/>
-        </w:rPr>
-        <w:t xml:space="preserve">mnemonic pipeline</w:t>
-      </w:r>
-      <w:r>
-        <w:t xml:space="preserve"> </w:t>
-      </w:r>
-      <w:r>
-        <w:t xml:space="preserve">/</w:t>
-      </w:r>
-      <w:r>
-        <w:t xml:space="preserve"> </w:t>
-      </w:r>
-      <w:r>
-        <w:rPr>
-          <w:rStyle w:val="VerbatimChar"/>
-        </w:rPr>
-        <w:t xml:space="preserve">pipeline crisis</w:t>
-      </w:r>
-      <w:r>
-        <w:t xml:space="preserve"> </w:t>
-      </w:r>
-      <w:r>
-        <w:t xml:space="preserve">·</w:t>
-      </w:r>
-      <w:r>
-        <w:t xml:space="preserve"> </w:t>
-      </w:r>
-      <w:r>
-        <w:rPr>
-          <w:rStyle w:val="VerbatimChar"/>
-        </w:rPr>
-        <w:t xml:space="preserve">mnemonic search network</w:t>
-      </w:r>
-      <w:r>
-        <w:t xml:space="preserve"> </w:t>
-      </w:r>
-      <w:r>
-        <w:t xml:space="preserve">·</w:t>
-      </w:r>
-      <w:r>
-        <w:t xml:space="preserve"> </w:t>
-      </w:r>
-      <w:r>
-        <w:rPr>
-          <w:rStyle w:val="VerbatimChar"/>
-        </w:rPr>
-        <w:t xml:space="preserve">mnemonic search stress -o json</w:t>
-      </w:r>
-    </w:p>
-    <w:p>
-      <w:pPr>
-        <w:pStyle w:val="BodyText"/>
-      </w:pPr>
-      <w:r>
-        <w:rPr>
-          <w:b/>
-          <w:bCs/>
-        </w:rPr>
-        <w:t xml:space="preserve">Alias (optional):</w:t>
-      </w:r>
-      <w:r>
-        <w:t xml:space="preserve"> </w:t>
-      </w:r>
-      <w:r>
-        <w:rPr>
-          <w:rStyle w:val="VerbatimChar"/>
-        </w:rPr>
-        <w:t xml:space="preserve">alias incident='mnemonic pipeline crisis'</w:t>
-      </w:r>
-      <w:r>
-        <w:t xml:space="preserve"> </w:t>
-      </w:r>
-      <w:r>
-        <w:t xml:space="preserve">in</w:t>
-      </w:r>
-      <w:r>
-        <w:t xml:space="preserve"> </w:t>
-      </w:r>
-      <w:r>
-        <w:rPr>
-          <w:rStyle w:val="VerbatimChar"/>
-        </w:rPr>
-        <w:t xml:space="preserve">~/.zshrc</w:t>
-      </w:r>
-    </w:p>
-    <w:p>
-      <w:pPr>
-        <w:pStyle w:val="BodyText"/>
-      </w:pPr>
-      <w:r>
-        <w:rPr>
-          <w:rStyle w:val="VerbatimChar"/>
-          <w:b/>
-          <w:bCs/>
-        </w:rPr>
-        <w:t xml:space="preserve">--output</w:t>
-      </w:r>
-      <w:r>
-        <w:rPr>
-          <w:b/>
-          <w:bCs/>
-        </w:rPr>
-        <w:t xml:space="preserve">:</w:t>
-      </w:r>
-      <w:r>
-        <w:t xml:space="preserve"> </w:t>
-      </w:r>
-      <w:r>
-        <w:rPr>
-          <w:rStyle w:val="VerbatimChar"/>
-        </w:rPr>
-        <w:t xml:space="preserve">table</w:t>
-      </w:r>
-      <w:r>
-        <w:t xml:space="preserve"> </w:t>
-      </w:r>
-      <w:r>
-        <w:t xml:space="preserve">(default),</w:t>
-      </w:r>
-      <w:r>
-        <w:t xml:space="preserve"> </w:t>
-      </w:r>
-      <w:r>
-        <w:rPr>
-          <w:rStyle w:val="VerbatimChar"/>
-        </w:rPr>
-        <w:t xml:space="preserve">json</w:t>
-      </w:r>
-      <w:r>
-        <w:t xml:space="preserve">,</w:t>
-      </w:r>
-      <w:r>
-        <w:t xml:space="preserve"> </w:t>
-      </w:r>
-      <w:r>
-        <w:rPr>
-          <w:rStyle w:val="VerbatimChar"/>
-        </w:rPr>
-        <w:t xml:space="preserve">markdown</w:t>
-      </w:r>
-      <w:r>
-        <w:t xml:space="preserve">.</w:t>
-      </w:r>
-    </w:p>
-    <w:p>
-      <w:r>
-        <w:pict>
-          <v:rect style="width:0;height:1.5pt" o:hralign="center" o:hrstd="t" o:hr="t"/>
-        </w:pict>
-      </w:r>
-    </w:p>
-    <w:bookmarkEnd w:id="19"/>
-    <w:bookmarkStart w:id="21" w:name="quick-start-sre-infra"/>
-    <w:p>
-      <w:pPr>
-        <w:pStyle w:val="Heading2"/>
-      </w:pPr>
-      <w:r>
-        <w:t xml:space="preserve">Quick Start (SRE / Infra)</w:t>
+        <w:t xml:space="preserve">Table of Contents</w:t>
       </w:r>
     </w:p>
     <w:p>
@@ -2329,371 +1158,12 @@
           <w:numId w:val="1001"/>
         </w:numPr>
       </w:pPr>
-      <w:r>
-        <w:rPr>
-          <w:b/>
-          <w:bCs/>
-        </w:rPr>
-        <w:t xml:space="preserve">Runbook</w:t>
-      </w:r>
-      <w:r>
-        <w:t xml:space="preserve"> </w:t>
-      </w:r>
-      <w:r>
-        <w:t xml:space="preserve">— Copy</w:t>
-      </w:r>
-      <w:r>
-        <w:t xml:space="preserve"> </w:t>
-      </w:r>
-      <w:hyperlink r:id="rId20">
-        <w:r>
-          <w:rPr>
-            <w:rStyle w:val="Hyperlink"/>
-          </w:rPr>
-          <w:t xml:space="preserve">incident-response-runbook.md</w:t>
-        </w:r>
-      </w:hyperlink>
-      <w:r>
-        <w:t xml:space="preserve"> </w:t>
-      </w:r>
-      <w:r>
-        <w:t xml:space="preserve">(STOP→TRACE→DEBUG→8D) into Confluence, wiki, or runbook store.</w:t>
-      </w:r>
-    </w:p>
-    <w:p>
-      <w:pPr>
-        <w:pStyle w:val="Compact"/>
-        <w:numPr>
-          <w:ilvl w:val="0"/>
-          <w:numId w:val="1001"/>
-        </w:numPr>
-      </w:pPr>
-      <w:r>
-        <w:rPr>
-          <w:b/>
-          <w:bCs/>
-        </w:rPr>
-        <w:t xml:space="preserve">CLI</w:t>
-      </w:r>
-      <w:r>
-        <w:t xml:space="preserve"> </w:t>
-      </w:r>
-      <w:r>
-        <w:t xml:space="preserve">—</w:t>
-      </w:r>
-      <w:r>
-        <w:t xml:space="preserve"> </w:t>
-      </w:r>
-      <w:r>
-        <w:rPr>
-          <w:rStyle w:val="VerbatimChar"/>
-        </w:rPr>
-        <w:t xml:space="preserve">pip install git+https://github.com/StewAlexander-com/Awesome-Mnemonics.git</w:t>
-      </w:r>
-      <w:r>
-        <w:t xml:space="preserve"> </w:t>
-      </w:r>
-      <w:r>
-        <w:t xml:space="preserve">then</w:t>
-      </w:r>
-      <w:r>
-        <w:t xml:space="preserve"> </w:t>
-      </w:r>
-      <w:r>
-        <w:rPr>
-          <w:rStyle w:val="VerbatimChar"/>
-        </w:rPr>
-        <w:t xml:space="preserve">mnemonic pipeline crisis</w:t>
-      </w:r>
-      <w:r>
-        <w:t xml:space="preserve"> </w:t>
-      </w:r>
-      <w:r>
-        <w:t xml:space="preserve">(or</w:t>
-      </w:r>
-      <w:r>
-        <w:t xml:space="preserve"> </w:t>
-      </w:r>
-      <w:r>
-        <w:rPr>
-          <w:rStyle w:val="VerbatimChar"/>
-        </w:rPr>
-        <w:t xml:space="preserve">mnemonic search &lt;topic&gt;</w:t>
-      </w:r>
-      <w:r>
-        <w:t xml:space="preserve">).</w:t>
-      </w:r>
-    </w:p>
-    <w:p>
-      <w:pPr>
-        <w:pStyle w:val="Compact"/>
-        <w:numPr>
-          <w:ilvl w:val="0"/>
-          <w:numId w:val="1001"/>
-        </w:numPr>
-      </w:pPr>
-      <w:r>
-        <w:rPr>
-          <w:b/>
-          <w:bCs/>
-        </w:rPr>
-        <w:t xml:space="preserve">Alias</w:t>
-      </w:r>
-      <w:r>
-        <w:t xml:space="preserve"> </w:t>
-      </w:r>
-      <w:r>
-        <w:t xml:space="preserve">—</w:t>
-      </w:r>
-      <w:r>
-        <w:t xml:space="preserve"> </w:t>
-      </w:r>
-      <w:r>
-        <w:rPr>
-          <w:rStyle w:val="VerbatimChar"/>
-        </w:rPr>
-        <w:t xml:space="preserve">alias incident='mnemonic pipeline crisis'</w:t>
-      </w:r>
-      <w:r>
-        <w:t xml:space="preserve"> </w:t>
-      </w:r>
-      <w:r>
-        <w:t xml:space="preserve">in</w:t>
-      </w:r>
-      <w:r>
-        <w:t xml:space="preserve"> </w:t>
-      </w:r>
-      <w:r>
-        <w:rPr>
-          <w:rStyle w:val="VerbatimChar"/>
-        </w:rPr>
-        <w:t xml:space="preserve">~/.zshrc</w:t>
-      </w:r>
-    </w:p>
-    <w:p>
-      <w:r>
-        <w:pict>
-          <v:rect style="width:0;height:1.5pt" o:hralign="center" o:hrstd="t" o:hr="t"/>
-        </w:pict>
-      </w:r>
-    </w:p>
-    <w:bookmarkEnd w:id="21"/>
-    <w:bookmarkStart w:id="22" w:name="mnemonic-selection-flowchart"/>
-    <w:p>
-      <w:pPr>
-        <w:pStyle w:val="Heading2"/>
-      </w:pPr>
-      <w:r>
-        <w:t xml:space="preserve">🔄 Mnemonic Selection Flowchart</w:t>
-      </w:r>
-    </w:p>
-    <w:p>
-      <w:pPr>
-        <w:pStyle w:val="SourceCode"/>
-      </w:pPr>
-      <w:r>
-        <w:rPr>
-          <w:rStyle w:val="VerbatimChar"/>
-        </w:rPr>
-        <w:t xml:space="preserve">                    ┌─────────────┐</w:t>
-      </w:r>
-      <w:r>
-        <w:br/>
-      </w:r>
-      <w:r>
-        <w:rPr>
-          <w:rStyle w:val="VerbatimChar"/>
-        </w:rPr>
-        <w:t xml:space="preserve">                    │  Problem?   │</w:t>
-      </w:r>
-      <w:r>
-        <w:br/>
-      </w:r>
-      <w:r>
-        <w:rPr>
-          <w:rStyle w:val="VerbatimChar"/>
-        </w:rPr>
-        <w:t xml:space="preserve">                    └──────┬──────┘</w:t>
-      </w:r>
-      <w:r>
-        <w:br/>
-      </w:r>
-      <w:r>
-        <w:rPr>
-          <w:rStyle w:val="VerbatimChar"/>
-        </w:rPr>
-        <w:t xml:space="preserve">                           │</w:t>
-      </w:r>
-      <w:r>
-        <w:br/>
-      </w:r>
-      <w:r>
-        <w:rPr>
-          <w:rStyle w:val="VerbatimChar"/>
-        </w:rPr>
-        <w:t xml:space="preserve">              ┌────────────┼────────────┐</w:t>
-      </w:r>
-      <w:r>
-        <w:br/>
-      </w:r>
-      <w:r>
-        <w:rPr>
-          <w:rStyle w:val="VerbatimChar"/>
-        </w:rPr>
-        <w:t xml:space="preserve">              │            │            │</w:t>
-      </w:r>
-      <w:r>
-        <w:br/>
-      </w:r>
-      <w:r>
-        <w:rPr>
-          <w:rStyle w:val="VerbatimChar"/>
-        </w:rPr>
-        <w:t xml:space="preserve">         ┌────▼───┐   ┌────▼───┐   ┌────▼────┐</w:t>
-      </w:r>
-      <w:r>
-        <w:br/>
-      </w:r>
-      <w:r>
-        <w:rPr>
-          <w:rStyle w:val="VerbatimChar"/>
-        </w:rPr>
-        <w:t xml:space="preserve">         │ Quick? │   │Complex?│   │ Stress? │</w:t>
-      </w:r>
-      <w:r>
-        <w:br/>
-      </w:r>
-      <w:r>
-        <w:rPr>
-          <w:rStyle w:val="VerbatimChar"/>
-        </w:rPr>
-        <w:t xml:space="preserve">         └────┬───┘   └────┬───┘   └────┬────┘</w:t>
-      </w:r>
-      <w:r>
-        <w:br/>
-      </w:r>
-      <w:r>
-        <w:rPr>
-          <w:rStyle w:val="VerbatimChar"/>
-        </w:rPr>
-        <w:t xml:space="preserve">              │            │            │</w:t>
-      </w:r>
-      <w:r>
-        <w:br/>
-      </w:r>
-      <w:r>
-        <w:rPr>
-          <w:rStyle w:val="VerbatimChar"/>
-        </w:rPr>
-        <w:t xml:space="preserve">         ┌────▼────┐  ┌────▼─────┐  ┌───▼────┐</w:t>
-      </w:r>
-      <w:r>
-        <w:br/>
-      </w:r>
-      <w:r>
-        <w:rPr>
-          <w:rStyle w:val="VerbatimChar"/>
-        </w:rPr>
-        <w:t xml:space="preserve">         │  IDEA   │  │PREPARE/  │  │ STOP → │</w:t>
-      </w:r>
-      <w:r>
-        <w:br/>
-      </w:r>
-      <w:r>
-        <w:rPr>
-          <w:rStyle w:val="VerbatimChar"/>
-        </w:rPr>
-        <w:t xml:space="preserve">         │    +    │  │ICEBERG+  │  │ PACE   │</w:t>
-      </w:r>
-      <w:r>
-        <w:br/>
-      </w:r>
-      <w:r>
-        <w:rPr>
-          <w:rStyle w:val="VerbatimChar"/>
-        </w:rPr>
-        <w:t xml:space="preserve">         │  STOP   │  │ 5 Whys   │  └────────┘</w:t>
-      </w:r>
-      <w:r>
-        <w:br/>
-      </w:r>
-      <w:r>
-        <w:rPr>
-          <w:rStyle w:val="VerbatimChar"/>
-        </w:rPr>
-        <w:t xml:space="preserve">         └─────────┘  └──────────┘</w:t>
-      </w:r>
-    </w:p>
-    <w:p>
-      <w:pPr>
-        <w:pStyle w:val="FirstParagraph"/>
-      </w:pPr>
-      <w:r>
-        <w:rPr>
-          <w:b/>
-          <w:bCs/>
-        </w:rPr>
-        <w:t xml:space="preserve">Summary:</w:t>
-      </w:r>
-      <w:r>
-        <w:t xml:space="preserve"> </w:t>
-      </w:r>
-      <w:r>
-        <w:t xml:space="preserve">Quick? → IDEA+STOP · Complex? → PREPARE/ICEBERG+5 Whys · Stress? → STOP→PACE.</w:t>
-      </w:r>
-      <w:r>
-        <w:t xml:space="preserve"> </w:t>
-      </w:r>
-      <w:hyperlink w:anchor="quick-reference--on-call-guide">
-        <w:r>
-          <w:rPr>
-            <w:rStyle w:val="Hyperlink"/>
-          </w:rPr>
-          <w:t xml:space="preserve">Quick Reference</w:t>
-        </w:r>
-      </w:hyperlink>
-      <w:r>
-        <w:t xml:space="preserve"> </w:t>
-      </w:r>
-      <w:r>
-        <w:t xml:space="preserve">|</w:t>
-      </w:r>
-      <w:r>
-        <w:t xml:space="preserve"> </w:t>
-      </w:r>
-      <w:hyperlink w:anchor="categorized-index">
-        <w:r>
-          <w:rPr>
-            <w:rStyle w:val="Hyperlink"/>
-          </w:rPr>
-          <w:t xml:space="preserve">Index</w:t>
-        </w:r>
-      </w:hyperlink>
-    </w:p>
-    <w:bookmarkEnd w:id="22"/>
-    <w:bookmarkStart w:id="23" w:name="table-of-contents"/>
-    <w:p>
-      <w:pPr>
-        <w:pStyle w:val="Heading2"/>
-      </w:pPr>
-      <w:r>
-        <w:t xml:space="preserve">Table of Contents</w:t>
-      </w:r>
-    </w:p>
-    <w:p>
-      <w:pPr>
-        <w:pStyle w:val="Compact"/>
-        <w:numPr>
-          <w:ilvl w:val="0"/>
-          <w:numId w:val="1002"/>
-        </w:numPr>
-      </w:pPr>
-      <w:hyperlink w:anchor="awesome-mnemonics---complete-guide">
-        <w:r>
-          <w:rPr>
-            <w:rStyle w:val="Hyperlink"/>
-          </w:rPr>
-          <w:t xml:space="preserve">Awesome Mnemonics - Complete Guide</w:t>
+      <w:hyperlink w:anchor="awesome-mnemonics-">
+        <w:r>
+          <w:rPr>
+            <w:rStyle w:val="Hyperlink"/>
+          </w:rPr>
+          <w:t xml:space="preserve">Awesome Mnemonics</w:t>
         </w:r>
       </w:hyperlink>
     </w:p>
@@ -2702,15 +1172,15 @@
         <w:pStyle w:val="Compact"/>
         <w:numPr>
           <w:ilvl w:val="1"/>
-          <w:numId w:val="1003"/>
+          <w:numId w:val="1002"/>
         </w:numPr>
       </w:pPr>
-      <w:hyperlink w:anchor="quick-reference--on-call-guide">
-        <w:r>
-          <w:rPr>
-            <w:rStyle w:val="Hyperlink"/>
-          </w:rPr>
-          <w:t xml:space="preserve">🚨 Quick Reference &amp; On-Call Guide</w:t>
+      <w:hyperlink w:anchor="X65752023b9280a2db0e4240f8b9c114b582e0ba">
+        <w:r>
+          <w:rPr>
+            <w:rStyle w:val="Hyperlink"/>
+          </w:rPr>
+          <w:t xml:space="preserve">🚨 Quick Reference</w:t>
         </w:r>
       </w:hyperlink>
     </w:p>
@@ -2719,15 +1189,202 @@
         <w:pStyle w:val="Compact"/>
         <w:numPr>
           <w:ilvl w:val="1"/>
+          <w:numId w:val="1002"/>
+        </w:numPr>
+      </w:pPr>
+      <w:hyperlink w:anchor="Xc142c0b9be512e3c9c4a485e86a69efcbaf1e9f">
+        <w:r>
+          <w:rPr>
+            <w:rStyle w:val="Hyperlink"/>
+          </w:rPr>
+          <w:t xml:space="preserve">📑 Categorized Index</w:t>
+        </w:r>
+      </w:hyperlink>
+    </w:p>
+    <w:p>
+      <w:pPr>
+        <w:pStyle w:val="Compact"/>
+        <w:numPr>
+          <w:ilvl w:val="2"/>
           <w:numId w:val="1003"/>
         </w:numPr>
       </w:pPr>
-      <w:hyperlink w:anchor="categorized-index">
-        <w:r>
-          <w:rPr>
-            <w:rStyle w:val="Hyperlink"/>
-          </w:rPr>
-          <w:t xml:space="preserve">📑 Categorized Index</w:t>
+      <w:hyperlink w:anchor="Xdba380e767946d6f469735914cd360aaf1d12ca">
+        <w:r>
+          <w:rPr>
+            <w:rStyle w:val="Hyperlink"/>
+          </w:rPr>
+          <w:t xml:space="preserve">🔧 Ops</w:t>
+        </w:r>
+      </w:hyperlink>
+    </w:p>
+    <w:p>
+      <w:pPr>
+        <w:pStyle w:val="Compact"/>
+        <w:numPr>
+          <w:ilvl w:val="2"/>
+          <w:numId w:val="1003"/>
+        </w:numPr>
+      </w:pPr>
+      <w:hyperlink w:anchor="X38c8708d7bdb50d472b27e3ce028aaaa635a88e">
+        <w:r>
+          <w:rPr>
+            <w:rStyle w:val="Hyperlink"/>
+          </w:rPr>
+          <w:t xml:space="preserve">🔍 RCA (Root Cause Analysis)</w:t>
+        </w:r>
+      </w:hyperlink>
+    </w:p>
+    <w:p>
+      <w:pPr>
+        <w:pStyle w:val="Compact"/>
+        <w:numPr>
+          <w:ilvl w:val="2"/>
+          <w:numId w:val="1003"/>
+        </w:numPr>
+      </w:pPr>
+      <w:hyperlink w:anchor="X554ff09c5dd6e3a05e0ebf62166287bbf1dd2fc">
+        <w:r>
+          <w:rPr>
+            <w:rStyle w:val="Hyperlink"/>
+          </w:rPr>
+          <w:t xml:space="preserve">🏗️ Systems Design</w:t>
+        </w:r>
+      </w:hyperlink>
+    </w:p>
+    <w:p>
+      <w:pPr>
+        <w:pStyle w:val="Compact"/>
+        <w:numPr>
+          <w:ilvl w:val="2"/>
+          <w:numId w:val="1003"/>
+        </w:numPr>
+      </w:pPr>
+      <w:hyperlink w:anchor="X6face8e3749d4ad13059e8e1fc955d7595b05a9">
+        <w:r>
+          <w:rPr>
+            <w:rStyle w:val="Hyperlink"/>
+          </w:rPr>
+          <w:t xml:space="preserve">👥 Human Factors</w:t>
+        </w:r>
+      </w:hyperlink>
+    </w:p>
+    <w:p>
+      <w:pPr>
+        <w:pStyle w:val="Compact"/>
+        <w:numPr>
+          <w:ilvl w:val="2"/>
+          <w:numId w:val="1003"/>
+        </w:numPr>
+      </w:pPr>
+      <w:hyperlink w:anchor="X93ad5fd019527fde9459641dd0c3dbe92b931ff">
+        <w:r>
+          <w:rPr>
+            <w:rStyle w:val="Hyperlink"/>
+          </w:rPr>
+          <w:t xml:space="preserve">🧘 Personal Life</w:t>
+        </w:r>
+      </w:hyperlink>
+    </w:p>
+    <w:p>
+      <w:pPr>
+        <w:pStyle w:val="Compact"/>
+        <w:numPr>
+          <w:ilvl w:val="1"/>
+          <w:numId w:val="1002"/>
+        </w:numPr>
+      </w:pPr>
+      <w:hyperlink w:anchor="who-uses-this">
+        <w:r>
+          <w:rPr>
+            <w:rStyle w:val="Hyperlink"/>
+          </w:rPr>
+          <w:t xml:space="preserve">Who Uses This?</w:t>
+        </w:r>
+      </w:hyperlink>
+    </w:p>
+    <w:p>
+      <w:pPr>
+        <w:pStyle w:val="Compact"/>
+        <w:numPr>
+          <w:ilvl w:val="1"/>
+          <w:numId w:val="1002"/>
+        </w:numPr>
+      </w:pPr>
+      <w:hyperlink w:anchor="cli">
+        <w:r>
+          <w:rPr>
+            <w:rStyle w:val="Hyperlink"/>
+          </w:rPr>
+          <w:t xml:space="preserve">CLI</w:t>
+        </w:r>
+      </w:hyperlink>
+    </w:p>
+    <w:p>
+      <w:pPr>
+        <w:pStyle w:val="Compact"/>
+        <w:numPr>
+          <w:ilvl w:val="1"/>
+          <w:numId w:val="1002"/>
+        </w:numPr>
+      </w:pPr>
+      <w:hyperlink w:anchor="quick-start-sre--infra">
+        <w:r>
+          <w:rPr>
+            <w:rStyle w:val="Hyperlink"/>
+          </w:rPr>
+          <w:t xml:space="preserve">Quick Start (SRE / Infra)</w:t>
+        </w:r>
+      </w:hyperlink>
+    </w:p>
+    <w:p>
+      <w:pPr>
+        <w:pStyle w:val="Compact"/>
+        <w:numPr>
+          <w:ilvl w:val="1"/>
+          <w:numId w:val="1002"/>
+        </w:numPr>
+      </w:pPr>
+      <w:hyperlink w:anchor="X73e83c231c2299f6d49971a9e782219146572e3">
+        <w:r>
+          <w:rPr>
+            <w:rStyle w:val="Hyperlink"/>
+          </w:rPr>
+          <w:t xml:space="preserve">🔄 Mnemonic Selection Flowchart</w:t>
+        </w:r>
+      </w:hyperlink>
+    </w:p>
+    <w:p>
+      <w:pPr>
+        <w:pStyle w:val="Compact"/>
+        <w:numPr>
+          <w:ilvl w:val="1"/>
+          <w:numId w:val="1002"/>
+        </w:numPr>
+      </w:pPr>
+      <w:hyperlink w:anchor="table-of-contents">
+        <w:r>
+          <w:rPr>
+            <w:rStyle w:val="Hyperlink"/>
+          </w:rPr>
+          <w:t xml:space="preserve">Table of Contents</w:t>
+        </w:r>
+      </w:hyperlink>
+    </w:p>
+    <w:p>
+      <w:pPr>
+        <w:pStyle w:val="Compact"/>
+        <w:numPr>
+          <w:ilvl w:val="1"/>
+          <w:numId w:val="1002"/>
+        </w:numPr>
+      </w:pPr>
+      <w:hyperlink w:anchor="X3aaa63dad339d26660884c0c8044e5f1044ba2f">
+        <w:r>
+          <w:rPr>
+            <w:rStyle w:val="Hyperlink"/>
+          </w:rPr>
+          <w:t xml:space="preserve">🧩 Problem Solving Techniques</w:t>
         </w:r>
       </w:hyperlink>
     </w:p>
@@ -2739,12 +1396,12 @@
           <w:numId w:val="1004"/>
         </w:numPr>
       </w:pPr>
-      <w:hyperlink w:anchor="ops">
-        <w:r>
-          <w:rPr>
-            <w:rStyle w:val="Hyperlink"/>
-          </w:rPr>
-          <w:t xml:space="preserve">🔧 Ops</w:t>
+      <w:hyperlink w:anchor="prepare">
+        <w:r>
+          <w:rPr>
+            <w:rStyle w:val="Hyperlink"/>
+          </w:rPr>
+          <w:t xml:space="preserve">PREPARE</w:t>
         </w:r>
       </w:hyperlink>
     </w:p>
@@ -2756,12 +1413,12 @@
           <w:numId w:val="1004"/>
         </w:numPr>
       </w:pPr>
-      <w:hyperlink w:anchor="rca-root-cause-analysis">
-        <w:r>
-          <w:rPr>
-            <w:rStyle w:val="Hyperlink"/>
-          </w:rPr>
-          <w:t xml:space="preserve">🔍 RCA (Root Cause Analysis)</w:t>
+      <w:hyperlink w:anchor="padder">
+        <w:r>
+          <w:rPr>
+            <w:rStyle w:val="Hyperlink"/>
+          </w:rPr>
+          <w:t xml:space="preserve">PADDER</w:t>
         </w:r>
       </w:hyperlink>
     </w:p>
@@ -2773,12 +1430,12 @@
           <w:numId w:val="1004"/>
         </w:numPr>
       </w:pPr>
-      <w:hyperlink w:anchor="systems-design">
-        <w:r>
-          <w:rPr>
-            <w:rStyle w:val="Hyperlink"/>
-          </w:rPr>
-          <w:t xml:space="preserve">🏗️ Systems Design</w:t>
+      <w:hyperlink w:anchor="iceberg">
+        <w:r>
+          <w:rPr>
+            <w:rStyle w:val="Hyperlink"/>
+          </w:rPr>
+          <w:t xml:space="preserve">ICEBERG</w:t>
         </w:r>
       </w:hyperlink>
     </w:p>
@@ -2790,12 +1447,12 @@
           <w:numId w:val="1004"/>
         </w:numPr>
       </w:pPr>
-      <w:hyperlink w:anchor="human-factors">
-        <w:r>
-          <w:rPr>
-            <w:rStyle w:val="Hyperlink"/>
-          </w:rPr>
-          <w:t xml:space="preserve">👥 Human Factors</w:t>
+      <w:hyperlink w:anchor="idea">
+        <w:r>
+          <w:rPr>
+            <w:rStyle w:val="Hyperlink"/>
+          </w:rPr>
+          <w:t xml:space="preserve">IDEA</w:t>
         </w:r>
       </w:hyperlink>
     </w:p>
@@ -2807,12 +1464,80 @@
           <w:numId w:val="1004"/>
         </w:numPr>
       </w:pPr>
-      <w:hyperlink w:anchor="personal-life">
-        <w:r>
-          <w:rPr>
-            <w:rStyle w:val="Hyperlink"/>
-          </w:rPr>
-          <w:t xml:space="preserve">🧘 Personal Life</w:t>
+      <w:hyperlink w:anchor="X8e9980d9c4ce21ef012162e30a699f691edb98f">
+        <w:r>
+          <w:rPr>
+            <w:rStyle w:val="Hyperlink"/>
+          </w:rPr>
+          <w:t xml:space="preserve">5 Whys</w:t>
+        </w:r>
+      </w:hyperlink>
+    </w:p>
+    <w:p>
+      <w:pPr>
+        <w:pStyle w:val="Compact"/>
+        <w:numPr>
+          <w:ilvl w:val="2"/>
+          <w:numId w:val="1004"/>
+        </w:numPr>
+      </w:pPr>
+      <w:hyperlink w:anchor="ishikawa-fishbone-diagram">
+        <w:r>
+          <w:rPr>
+            <w:rStyle w:val="Hyperlink"/>
+          </w:rPr>
+          <w:t xml:space="preserve">Ishikawa (Fishbone) Diagram</w:t>
+        </w:r>
+      </w:hyperlink>
+    </w:p>
+    <w:p>
+      <w:pPr>
+        <w:pStyle w:val="Compact"/>
+        <w:numPr>
+          <w:ilvl w:val="2"/>
+          <w:numId w:val="1004"/>
+        </w:numPr>
+      </w:pPr>
+      <w:hyperlink w:anchor="Xca622d85a42eb59a37ad21938087cef4d373dc5">
+        <w:r>
+          <w:rPr>
+            <w:rStyle w:val="Hyperlink"/>
+          </w:rPr>
+          <w:t xml:space="preserve">8D Approach</w:t>
+        </w:r>
+      </w:hyperlink>
+    </w:p>
+    <w:p>
+      <w:pPr>
+        <w:pStyle w:val="Compact"/>
+        <w:numPr>
+          <w:ilvl w:val="2"/>
+          <w:numId w:val="1004"/>
+        </w:numPr>
+      </w:pPr>
+      <w:hyperlink w:anchor="a3-problem-solving">
+        <w:r>
+          <w:rPr>
+            <w:rStyle w:val="Hyperlink"/>
+          </w:rPr>
+          <w:t xml:space="preserve">A3 Problem Solving</w:t>
+        </w:r>
+      </w:hyperlink>
+    </w:p>
+    <w:p>
+      <w:pPr>
+        <w:pStyle w:val="Compact"/>
+        <w:numPr>
+          <w:ilvl w:val="2"/>
+          <w:numId w:val="1004"/>
+        </w:numPr>
+      </w:pPr>
+      <w:hyperlink w:anchor="Xb7b74d10f58567b015eb79794e1304041b0d331">
+        <w:r>
+          <w:rPr>
+            <w:rStyle w:val="Hyperlink"/>
+          </w:rPr>
+          <w:t xml:space="preserve">5Ps</w:t>
         </w:r>
       </w:hyperlink>
     </w:p>
@@ -2821,100 +1546,15 @@
         <w:pStyle w:val="Compact"/>
         <w:numPr>
           <w:ilvl w:val="1"/>
-          <w:numId w:val="1003"/>
+          <w:numId w:val="1002"/>
         </w:numPr>
       </w:pPr>
-      <w:hyperlink w:anchor="who-uses-this">
-        <w:r>
-          <w:rPr>
-            <w:rStyle w:val="Hyperlink"/>
-          </w:rPr>
-          <w:t xml:space="preserve">Who Uses This?</w:t>
-        </w:r>
-      </w:hyperlink>
-    </w:p>
-    <w:p>
-      <w:pPr>
-        <w:pStyle w:val="Compact"/>
-        <w:numPr>
-          <w:ilvl w:val="1"/>
-          <w:numId w:val="1003"/>
-        </w:numPr>
-      </w:pPr>
-      <w:hyperlink w:anchor="cli">
-        <w:r>
-          <w:rPr>
-            <w:rStyle w:val="Hyperlink"/>
-          </w:rPr>
-          <w:t xml:space="preserve">CLI</w:t>
-        </w:r>
-      </w:hyperlink>
-    </w:p>
-    <w:p>
-      <w:pPr>
-        <w:pStyle w:val="Compact"/>
-        <w:numPr>
-          <w:ilvl w:val="1"/>
-          <w:numId w:val="1003"/>
-        </w:numPr>
-      </w:pPr>
-      <w:hyperlink w:anchor="quick-start-sre--infra">
-        <w:r>
-          <w:rPr>
-            <w:rStyle w:val="Hyperlink"/>
-          </w:rPr>
-          <w:t xml:space="preserve">Quick Start (SRE / Infra)</w:t>
-        </w:r>
-      </w:hyperlink>
-    </w:p>
-    <w:p>
-      <w:pPr>
-        <w:pStyle w:val="Compact"/>
-        <w:numPr>
-          <w:ilvl w:val="1"/>
-          <w:numId w:val="1003"/>
-        </w:numPr>
-      </w:pPr>
-      <w:hyperlink w:anchor="mnemonic-selection-flowchart">
-        <w:r>
-          <w:rPr>
-            <w:rStyle w:val="Hyperlink"/>
-          </w:rPr>
-          <w:t xml:space="preserve">🔄 Mnemonic Selection Flowchart</w:t>
-        </w:r>
-      </w:hyperlink>
-    </w:p>
-    <w:p>
-      <w:pPr>
-        <w:pStyle w:val="Compact"/>
-        <w:numPr>
-          <w:ilvl w:val="1"/>
-          <w:numId w:val="1003"/>
-        </w:numPr>
-      </w:pPr>
-      <w:hyperlink w:anchor="table-of-contents">
-        <w:r>
-          <w:rPr>
-            <w:rStyle w:val="Hyperlink"/>
-          </w:rPr>
-          <w:t xml:space="preserve">Table of Contents</w:t>
-        </w:r>
-      </w:hyperlink>
-    </w:p>
-    <w:p>
-      <w:pPr>
-        <w:pStyle w:val="Compact"/>
-        <w:numPr>
-          <w:ilvl w:val="1"/>
-          <w:numId w:val="1003"/>
-        </w:numPr>
-      </w:pPr>
-      <w:hyperlink w:anchor="problem-solving-techniques">
-        <w:r>
-          <w:rPr>
-            <w:rStyle w:val="Hyperlink"/>
-          </w:rPr>
-          <w:t xml:space="preserve">🧩 Problem Solving Techniques</w:t>
+      <w:hyperlink w:anchor="X78081af3ee20fe91273b5b114852076e0cffd75">
+        <w:r>
+          <w:rPr>
+            <w:rStyle w:val="Hyperlink"/>
+          </w:rPr>
+          <w:t xml:space="preserve">📊 Problem Analysis</w:t>
         </w:r>
       </w:hyperlink>
     </w:p>
@@ -2926,12 +1566,12 @@
           <w:numId w:val="1005"/>
         </w:numPr>
       </w:pPr>
-      <w:hyperlink w:anchor="prepare">
-        <w:r>
-          <w:rPr>
-            <w:rStyle w:val="Hyperlink"/>
-          </w:rPr>
-          <w:t xml:space="preserve">PREPARE</w:t>
+      <w:hyperlink w:anchor="raci">
+        <w:r>
+          <w:rPr>
+            <w:rStyle w:val="Hyperlink"/>
+          </w:rPr>
+          <w:t xml:space="preserve">RACI</w:t>
         </w:r>
       </w:hyperlink>
     </w:p>
@@ -2943,12 +1583,12 @@
           <w:numId w:val="1005"/>
         </w:numPr>
       </w:pPr>
-      <w:hyperlink w:anchor="padder">
-        <w:r>
-          <w:rPr>
-            <w:rStyle w:val="Hyperlink"/>
-          </w:rPr>
-          <w:t xml:space="preserve">PADDER</w:t>
+      <w:hyperlink w:anchor="pestel">
+        <w:r>
+          <w:rPr>
+            <w:rStyle w:val="Hyperlink"/>
+          </w:rPr>
+          <w:t xml:space="preserve">PESTEL</w:t>
         </w:r>
       </w:hyperlink>
     </w:p>
@@ -2960,12 +1600,12 @@
           <w:numId w:val="1005"/>
         </w:numPr>
       </w:pPr>
-      <w:hyperlink w:anchor="iceberg">
-        <w:r>
-          <w:rPr>
-            <w:rStyle w:val="Hyperlink"/>
-          </w:rPr>
-          <w:t xml:space="preserve">ICEBERG</w:t>
+      <w:hyperlink w:anchor="swot">
+        <w:r>
+          <w:rPr>
+            <w:rStyle w:val="Hyperlink"/>
+          </w:rPr>
+          <w:t xml:space="preserve">SWOT</w:t>
         </w:r>
       </w:hyperlink>
     </w:p>
@@ -2977,97 +1617,12 @@
           <w:numId w:val="1005"/>
         </w:numPr>
       </w:pPr>
-      <w:hyperlink w:anchor="idea">
-        <w:r>
-          <w:rPr>
-            <w:rStyle w:val="Hyperlink"/>
-          </w:rPr>
-          <w:t xml:space="preserve">IDEA</w:t>
-        </w:r>
-      </w:hyperlink>
-    </w:p>
-    <w:p>
-      <w:pPr>
-        <w:pStyle w:val="Compact"/>
-        <w:numPr>
-          <w:ilvl w:val="2"/>
-          <w:numId w:val="1005"/>
-        </w:numPr>
-      </w:pPr>
-      <w:hyperlink w:anchor="X8e9980d9c4ce21ef012162e30a699f691edb98f">
-        <w:r>
-          <w:rPr>
-            <w:rStyle w:val="Hyperlink"/>
-          </w:rPr>
-          <w:t xml:space="preserve">5 Whys</w:t>
-        </w:r>
-      </w:hyperlink>
-    </w:p>
-    <w:p>
-      <w:pPr>
-        <w:pStyle w:val="Compact"/>
-        <w:numPr>
-          <w:ilvl w:val="2"/>
-          <w:numId w:val="1005"/>
-        </w:numPr>
-      </w:pPr>
-      <w:hyperlink w:anchor="ishikawa-fishbone-diagram">
-        <w:r>
-          <w:rPr>
-            <w:rStyle w:val="Hyperlink"/>
-          </w:rPr>
-          <w:t xml:space="preserve">Ishikawa (Fishbone) Diagram</w:t>
-        </w:r>
-      </w:hyperlink>
-    </w:p>
-    <w:p>
-      <w:pPr>
-        <w:pStyle w:val="Compact"/>
-        <w:numPr>
-          <w:ilvl w:val="2"/>
-          <w:numId w:val="1005"/>
-        </w:numPr>
-      </w:pPr>
-      <w:hyperlink w:anchor="Xca622d85a42eb59a37ad21938087cef4d373dc5">
-        <w:r>
-          <w:rPr>
-            <w:rStyle w:val="Hyperlink"/>
-          </w:rPr>
-          <w:t xml:space="preserve">8D Approach</w:t>
-        </w:r>
-      </w:hyperlink>
-    </w:p>
-    <w:p>
-      <w:pPr>
-        <w:pStyle w:val="Compact"/>
-        <w:numPr>
-          <w:ilvl w:val="2"/>
-          <w:numId w:val="1005"/>
-        </w:numPr>
-      </w:pPr>
-      <w:hyperlink w:anchor="a3-problem-solving">
-        <w:r>
-          <w:rPr>
-            <w:rStyle w:val="Hyperlink"/>
-          </w:rPr>
-          <w:t xml:space="preserve">A3 Problem Solving</w:t>
-        </w:r>
-      </w:hyperlink>
-    </w:p>
-    <w:p>
-      <w:pPr>
-        <w:pStyle w:val="Compact"/>
-        <w:numPr>
-          <w:ilvl w:val="2"/>
-          <w:numId w:val="1005"/>
-        </w:numPr>
-      </w:pPr>
-      <w:hyperlink w:anchor="Xb7b74d10f58567b015eb79794e1304041b0d331">
-        <w:r>
-          <w:rPr>
-            <w:rStyle w:val="Hyperlink"/>
-          </w:rPr>
-          <w:t xml:space="preserve">5Ps</w:t>
+      <w:hyperlink w:anchor="set-systems-engineering-triangle">
+        <w:r>
+          <w:rPr>
+            <w:rStyle w:val="Hyperlink"/>
+          </w:rPr>
+          <w:t xml:space="preserve">SET (Systems Engineering Triangle)</w:t>
         </w:r>
       </w:hyperlink>
     </w:p>
@@ -3076,15 +1631,15 @@
         <w:pStyle w:val="Compact"/>
         <w:numPr>
           <w:ilvl w:val="1"/>
-          <w:numId w:val="1003"/>
+          <w:numId w:val="1002"/>
         </w:numPr>
       </w:pPr>
-      <w:hyperlink w:anchor="problem-analysis">
-        <w:r>
-          <w:rPr>
-            <w:rStyle w:val="Hyperlink"/>
-          </w:rPr>
-          <w:t xml:space="preserve">📊 Problem Analysis</w:t>
+      <w:hyperlink w:anchor="X7b1b6bb3643e9082a7fe14cb9ad87d7446e1955">
+        <w:r>
+          <w:rPr>
+            <w:rStyle w:val="Hyperlink"/>
+          </w:rPr>
+          <w:t xml:space="preserve">⚠️ Problem Resolution Threats</w:t>
         </w:r>
       </w:hyperlink>
     </w:p>
@@ -3096,12 +1651,12 @@
           <w:numId w:val="1006"/>
         </w:numPr>
       </w:pPr>
-      <w:hyperlink w:anchor="raci">
-        <w:r>
-          <w:rPr>
-            <w:rStyle w:val="Hyperlink"/>
-          </w:rPr>
-          <w:t xml:space="preserve">RACI</w:t>
+      <w:hyperlink w:anchor="dice">
+        <w:r>
+          <w:rPr>
+            <w:rStyle w:val="Hyperlink"/>
+          </w:rPr>
+          <w:t xml:space="preserve">DICE</w:t>
         </w:r>
       </w:hyperlink>
     </w:p>
@@ -3113,12 +1668,12 @@
           <w:numId w:val="1006"/>
         </w:numPr>
       </w:pPr>
-      <w:hyperlink w:anchor="pestel">
-        <w:r>
-          <w:rPr>
-            <w:rStyle w:val="Hyperlink"/>
-          </w:rPr>
-          <w:t xml:space="preserve">PESTEL</w:t>
+      <w:hyperlink w:anchor="fate">
+        <w:r>
+          <w:rPr>
+            <w:rStyle w:val="Hyperlink"/>
+          </w:rPr>
+          <w:t xml:space="preserve">FATE</w:t>
         </w:r>
       </w:hyperlink>
     </w:p>
@@ -3130,29 +1685,12 @@
           <w:numId w:val="1006"/>
         </w:numPr>
       </w:pPr>
-      <w:hyperlink w:anchor="swot">
-        <w:r>
-          <w:rPr>
-            <w:rStyle w:val="Hyperlink"/>
-          </w:rPr>
-          <w:t xml:space="preserve">SWOT</w:t>
-        </w:r>
-      </w:hyperlink>
-    </w:p>
-    <w:p>
-      <w:pPr>
-        <w:pStyle w:val="Compact"/>
-        <w:numPr>
-          <w:ilvl w:val="2"/>
-          <w:numId w:val="1006"/>
-        </w:numPr>
-      </w:pPr>
-      <w:hyperlink w:anchor="set-systems-engineering-triangle">
-        <w:r>
-          <w:rPr>
-            <w:rStyle w:val="Hyperlink"/>
-          </w:rPr>
-          <w:t xml:space="preserve">SET (Systems Engineering Triangle)</w:t>
+      <w:hyperlink w:anchor="pest">
+        <w:r>
+          <w:rPr>
+            <w:rStyle w:val="Hyperlink"/>
+          </w:rPr>
+          <w:t xml:space="preserve">PEST</w:t>
         </w:r>
       </w:hyperlink>
     </w:p>
@@ -3161,15 +1699,15 @@
         <w:pStyle w:val="Compact"/>
         <w:numPr>
           <w:ilvl w:val="1"/>
-          <w:numId w:val="1003"/>
+          <w:numId w:val="1002"/>
         </w:numPr>
       </w:pPr>
-      <w:hyperlink w:anchor="problem-resolution-threats">
-        <w:r>
-          <w:rPr>
-            <w:rStyle w:val="Hyperlink"/>
-          </w:rPr>
-          <w:t xml:space="preserve">⚠️ Problem Resolution Threats</w:t>
+      <w:hyperlink w:anchor="Xe950eaa137e1c76f262ad57af9ecaf23d7c8ac7">
+        <w:r>
+          <w:rPr>
+            <w:rStyle w:val="Hyperlink"/>
+          </w:rPr>
+          <w:t xml:space="preserve">🗣️ Communication &amp; Conflict</w:t>
         </w:r>
       </w:hyperlink>
     </w:p>
@@ -3181,12 +1719,12 @@
           <w:numId w:val="1007"/>
         </w:numPr>
       </w:pPr>
-      <w:hyperlink w:anchor="dice">
-        <w:r>
-          <w:rPr>
-            <w:rStyle w:val="Hyperlink"/>
-          </w:rPr>
-          <w:t xml:space="preserve">DICE</w:t>
+      <w:hyperlink w:anchor="breathe">
+        <w:r>
+          <w:rPr>
+            <w:rStyle w:val="Hyperlink"/>
+          </w:rPr>
+          <w:t xml:space="preserve">BREATHE</w:t>
         </w:r>
       </w:hyperlink>
     </w:p>
@@ -3198,12 +1736,12 @@
           <w:numId w:val="1007"/>
         </w:numPr>
       </w:pPr>
-      <w:hyperlink w:anchor="fate">
-        <w:r>
-          <w:rPr>
-            <w:rStyle w:val="Hyperlink"/>
-          </w:rPr>
-          <w:t xml:space="preserve">FATE</w:t>
+      <w:hyperlink w:anchor="pause">
+        <w:r>
+          <w:rPr>
+            <w:rStyle w:val="Hyperlink"/>
+          </w:rPr>
+          <w:t xml:space="preserve">PAUSE</w:t>
         </w:r>
       </w:hyperlink>
     </w:p>
@@ -3215,12 +1753,12 @@
           <w:numId w:val="1007"/>
         </w:numPr>
       </w:pPr>
-      <w:hyperlink w:anchor="pest">
-        <w:r>
-          <w:rPr>
-            <w:rStyle w:val="Hyperlink"/>
-          </w:rPr>
-          <w:t xml:space="preserve">PEST</w:t>
+      <w:hyperlink w:anchor="wait">
+        <w:r>
+          <w:rPr>
+            <w:rStyle w:val="Hyperlink"/>
+          </w:rPr>
+          <w:t xml:space="preserve">WAIT</w:t>
         </w:r>
       </w:hyperlink>
     </w:p>
@@ -3229,15 +1767,15 @@
         <w:pStyle w:val="Compact"/>
         <w:numPr>
           <w:ilvl w:val="1"/>
-          <w:numId w:val="1003"/>
+          <w:numId w:val="1002"/>
         </w:numPr>
       </w:pPr>
-      <w:hyperlink w:anchor="communication--conflict">
-        <w:r>
-          <w:rPr>
-            <w:rStyle w:val="Hyperlink"/>
-          </w:rPr>
-          <w:t xml:space="preserve">🗣️ Communication &amp; Conflict</w:t>
+      <w:hyperlink w:anchor="X8c34b8cad1ad73e047eb6f7481a031736eeb046">
+        <w:r>
+          <w:rPr>
+            <w:rStyle w:val="Hyperlink"/>
+          </w:rPr>
+          <w:t xml:space="preserve">🧘 Stress &amp; Resilience</w:t>
         </w:r>
       </w:hyperlink>
     </w:p>
@@ -3249,12 +1787,12 @@
           <w:numId w:val="1008"/>
         </w:numPr>
       </w:pPr>
-      <w:hyperlink w:anchor="breathe">
-        <w:r>
-          <w:rPr>
-            <w:rStyle w:val="Hyperlink"/>
-          </w:rPr>
-          <w:t xml:space="preserve">BREATHE</w:t>
+      <w:hyperlink w:anchor="pace">
+        <w:r>
+          <w:rPr>
+            <w:rStyle w:val="Hyperlink"/>
+          </w:rPr>
+          <w:t xml:space="preserve">PACE</w:t>
         </w:r>
       </w:hyperlink>
     </w:p>
@@ -3266,12 +1804,12 @@
           <w:numId w:val="1008"/>
         </w:numPr>
       </w:pPr>
-      <w:hyperlink w:anchor="pause">
-        <w:r>
-          <w:rPr>
-            <w:rStyle w:val="Hyperlink"/>
-          </w:rPr>
-          <w:t xml:space="preserve">PAUSE</w:t>
+      <w:hyperlink w:anchor="stop">
+        <w:r>
+          <w:rPr>
+            <w:rStyle w:val="Hyperlink"/>
+          </w:rPr>
+          <w:t xml:space="preserve">STOP</w:t>
         </w:r>
       </w:hyperlink>
     </w:p>
@@ -3283,12 +1821,46 @@
           <w:numId w:val="1008"/>
         </w:numPr>
       </w:pPr>
-      <w:hyperlink w:anchor="wait">
-        <w:r>
-          <w:rPr>
-            <w:rStyle w:val="Hyperlink"/>
-          </w:rPr>
-          <w:t xml:space="preserve">WAIT</w:t>
+      <w:hyperlink w:anchor="aries">
+        <w:r>
+          <w:rPr>
+            <w:rStyle w:val="Hyperlink"/>
+          </w:rPr>
+          <w:t xml:space="preserve">ARIES</w:t>
+        </w:r>
+      </w:hyperlink>
+    </w:p>
+    <w:p>
+      <w:pPr>
+        <w:pStyle w:val="Compact"/>
+        <w:numPr>
+          <w:ilvl w:val="2"/>
+          <w:numId w:val="1008"/>
+        </w:numPr>
+      </w:pPr>
+      <w:hyperlink w:anchor="calm">
+        <w:r>
+          <w:rPr>
+            <w:rStyle w:val="Hyperlink"/>
+          </w:rPr>
+          <w:t xml:space="preserve">CALM</w:t>
+        </w:r>
+      </w:hyperlink>
+    </w:p>
+    <w:p>
+      <w:pPr>
+        <w:pStyle w:val="Compact"/>
+        <w:numPr>
+          <w:ilvl w:val="2"/>
+          <w:numId w:val="1008"/>
+        </w:numPr>
+      </w:pPr>
+      <w:hyperlink w:anchor="shine">
+        <w:r>
+          <w:rPr>
+            <w:rStyle w:val="Hyperlink"/>
+          </w:rPr>
+          <w:t xml:space="preserve">SHINE</w:t>
         </w:r>
       </w:hyperlink>
     </w:p>
@@ -3297,15 +1869,15 @@
         <w:pStyle w:val="Compact"/>
         <w:numPr>
           <w:ilvl w:val="1"/>
-          <w:numId w:val="1003"/>
+          <w:numId w:val="1002"/>
         </w:numPr>
       </w:pPr>
-      <w:hyperlink w:anchor="stress--resilience">
-        <w:r>
-          <w:rPr>
-            <w:rStyle w:val="Hyperlink"/>
-          </w:rPr>
-          <w:t xml:space="preserve">🧘 Stress &amp; Resilience</w:t>
+      <w:hyperlink w:anchor="Xc0b0263de7e13365b0885132fed14402595e71c">
+        <w:r>
+          <w:rPr>
+            <w:rStyle w:val="Hyperlink"/>
+          </w:rPr>
+          <w:t xml:space="preserve">🔧 Infrastructure &amp; Systems Engineering</w:t>
         </w:r>
       </w:hyperlink>
     </w:p>
@@ -3317,12 +1889,12 @@
           <w:numId w:val="1009"/>
         </w:numPr>
       </w:pPr>
-      <w:hyperlink w:anchor="pace">
-        <w:r>
-          <w:rPr>
-            <w:rStyle w:val="Hyperlink"/>
-          </w:rPr>
-          <w:t xml:space="preserve">PACE</w:t>
+      <w:hyperlink w:anchor="trace-network-troubleshooting">
+        <w:r>
+          <w:rPr>
+            <w:rStyle w:val="Hyperlink"/>
+          </w:rPr>
+          <w:t xml:space="preserve">TRACE (Network Troubleshooting)</w:t>
         </w:r>
       </w:hyperlink>
     </w:p>
@@ -3334,12 +1906,12 @@
           <w:numId w:val="1009"/>
         </w:numPr>
       </w:pPr>
-      <w:hyperlink w:anchor="stop">
-        <w:r>
-          <w:rPr>
-            <w:rStyle w:val="Hyperlink"/>
-          </w:rPr>
-          <w:t xml:space="preserve">STOP</w:t>
+      <w:hyperlink w:anchor="scale-infrastructure-design">
+        <w:r>
+          <w:rPr>
+            <w:rStyle w:val="Hyperlink"/>
+          </w:rPr>
+          <w:t xml:space="preserve">SCALE (Infrastructure Design)</w:t>
         </w:r>
       </w:hyperlink>
     </w:p>
@@ -3351,46 +1923,12 @@
           <w:numId w:val="1009"/>
         </w:numPr>
       </w:pPr>
-      <w:hyperlink w:anchor="aries">
-        <w:r>
-          <w:rPr>
-            <w:rStyle w:val="Hyperlink"/>
-          </w:rPr>
-          <w:t xml:space="preserve">ARIES</w:t>
-        </w:r>
-      </w:hyperlink>
-    </w:p>
-    <w:p>
-      <w:pPr>
-        <w:pStyle w:val="Compact"/>
-        <w:numPr>
-          <w:ilvl w:val="2"/>
-          <w:numId w:val="1009"/>
-        </w:numPr>
-      </w:pPr>
-      <w:hyperlink w:anchor="calm">
-        <w:r>
-          <w:rPr>
-            <w:rStyle w:val="Hyperlink"/>
-          </w:rPr>
-          <w:t xml:space="preserve">CALM</w:t>
-        </w:r>
-      </w:hyperlink>
-    </w:p>
-    <w:p>
-      <w:pPr>
-        <w:pStyle w:val="Compact"/>
-        <w:numPr>
-          <w:ilvl w:val="2"/>
-          <w:numId w:val="1009"/>
-        </w:numPr>
-      </w:pPr>
-      <w:hyperlink w:anchor="shine">
-        <w:r>
-          <w:rPr>
-            <w:rStyle w:val="Hyperlink"/>
-          </w:rPr>
-          <w:t xml:space="preserve">SHINE</w:t>
+      <w:hyperlink w:anchor="debug-code--system-analysis">
+        <w:r>
+          <w:rPr>
+            <w:rStyle w:val="Hyperlink"/>
+          </w:rPr>
+          <w:t xml:space="preserve">DEBUG (Code &amp; System Analysis)</w:t>
         </w:r>
       </w:hyperlink>
     </w:p>
@@ -3399,15 +1937,15 @@
         <w:pStyle w:val="Compact"/>
         <w:numPr>
           <w:ilvl w:val="1"/>
-          <w:numId w:val="1003"/>
+          <w:numId w:val="1002"/>
         </w:numPr>
       </w:pPr>
-      <w:hyperlink w:anchor="infrastructure--systems-engineering">
-        <w:r>
-          <w:rPr>
-            <w:rStyle w:val="Hyperlink"/>
-          </w:rPr>
-          <w:t xml:space="preserve">🔧 Infrastructure &amp; Systems Engineering</w:t>
+      <w:hyperlink w:anchor="X402e7415662aa665c49dc22e8507e456f6f56cd">
+        <w:r>
+          <w:rPr>
+            <w:rStyle w:val="Hyperlink"/>
+          </w:rPr>
+          <w:t xml:space="preserve">🔗 Proven Mnemonic Pipelines</w:t>
         </w:r>
       </w:hyperlink>
     </w:p>
@@ -3419,12 +1957,14 @@
           <w:numId w:val="1010"/>
         </w:numPr>
       </w:pPr>
-      <w:hyperlink w:anchor="trace-network-troubleshooting">
-        <w:r>
-          <w:rPr>
-            <w:rStyle w:val="Hyperlink"/>
-          </w:rPr>
-          <w:t xml:space="preserve">TRACE (Network Troubleshooting)</w:t>
+      <w:hyperlink w:anchor="X55df2f206ba710f595b5136df5ae7de81a2c8c9">
+        <w:r>
+          <w:rPr>
+            <w:rStyle w:val="Hyperlink"/>
+            <w:b/>
+            <w:bCs/>
+          </w:rPr>
+          <w:t xml:space="preserve">1. CRISIS RESPONSE CHAIN</w:t>
         </w:r>
       </w:hyperlink>
     </w:p>
@@ -3436,12 +1976,14 @@
           <w:numId w:val="1010"/>
         </w:numPr>
       </w:pPr>
-      <w:hyperlink w:anchor="scale-infrastructure-design">
-        <w:r>
-          <w:rPr>
-            <w:rStyle w:val="Hyperlink"/>
-          </w:rPr>
-          <w:t xml:space="preserve">SCALE (Infrastructure Design)</w:t>
+      <w:hyperlink w:anchor="Xd4bb5831e1122eba446a86473d2f9b2b6afc8f7">
+        <w:r>
+          <w:rPr>
+            <w:rStyle w:val="Hyperlink"/>
+            <w:b/>
+            <w:bCs/>
+          </w:rPr>
+          <w:t xml:space="preserve">2. CONFLICT RESOLUTION CHAIN</w:t>
         </w:r>
       </w:hyperlink>
     </w:p>
@@ -3453,12 +1995,71 @@
           <w:numId w:val="1010"/>
         </w:numPr>
       </w:pPr>
-      <w:hyperlink w:anchor="debug-code--system-analysis">
-        <w:r>
-          <w:rPr>
-            <w:rStyle w:val="Hyperlink"/>
-          </w:rPr>
-          <w:t xml:space="preserve">DEBUG (Code &amp; System Analysis)</w:t>
+      <w:hyperlink w:anchor="Xa6a9995b90583db2e1c4ab8d4372e13616ebb78">
+        <w:r>
+          <w:rPr>
+            <w:rStyle w:val="Hyperlink"/>
+            <w:b/>
+            <w:bCs/>
+          </w:rPr>
+          <w:t xml:space="preserve">3. ROOT CAUSE INVESTIGATION CHAIN</w:t>
+        </w:r>
+      </w:hyperlink>
+    </w:p>
+    <w:p>
+      <w:pPr>
+        <w:pStyle w:val="Compact"/>
+        <w:numPr>
+          <w:ilvl w:val="2"/>
+          <w:numId w:val="1010"/>
+        </w:numPr>
+      </w:pPr>
+      <w:hyperlink w:anchor="Xc0ec1214d82d3b757f10004b5ec090278760322">
+        <w:r>
+          <w:rPr>
+            <w:rStyle w:val="Hyperlink"/>
+            <w:b/>
+            <w:bCs/>
+          </w:rPr>
+          <w:t xml:space="preserve">4. STRATEGIC DESIGN CHAIN</w:t>
+        </w:r>
+      </w:hyperlink>
+    </w:p>
+    <w:p>
+      <w:pPr>
+        <w:pStyle w:val="Compact"/>
+        <w:numPr>
+          <w:ilvl w:val="2"/>
+          <w:numId w:val="1010"/>
+        </w:numPr>
+      </w:pPr>
+      <w:hyperlink w:anchor="X2ab2668a47b2e3e108e5c9f032c2949d39bac45">
+        <w:r>
+          <w:rPr>
+            <w:rStyle w:val="Hyperlink"/>
+            <w:b/>
+            <w:bCs/>
+          </w:rPr>
+          <w:t xml:space="preserve">5. STRESS BURNOUT RECOVERY CHAIN</w:t>
+        </w:r>
+      </w:hyperlink>
+    </w:p>
+    <w:p>
+      <w:pPr>
+        <w:pStyle w:val="Compact"/>
+        <w:numPr>
+          <w:ilvl w:val="2"/>
+          <w:numId w:val="1010"/>
+        </w:numPr>
+      </w:pPr>
+      <w:hyperlink w:anchor="X2e8800b6f2699963b9016be427305f13b4c28b0">
+        <w:r>
+          <w:rPr>
+            <w:rStyle w:val="Hyperlink"/>
+            <w:b/>
+            <w:bCs/>
+          </w:rPr>
+          <w:t xml:space="preserve">6. RAPID TRIAGE CHAIN</w:t>
         </w:r>
       </w:hyperlink>
     </w:p>
@@ -3467,15 +2068,100 @@
         <w:pStyle w:val="Compact"/>
         <w:numPr>
           <w:ilvl w:val="1"/>
-          <w:numId w:val="1003"/>
+          <w:numId w:val="1002"/>
         </w:numPr>
       </w:pPr>
-      <w:hyperlink w:anchor="proven-mnemonic-pipelines">
-        <w:r>
-          <w:rPr>
-            <w:rStyle w:val="Hyperlink"/>
-          </w:rPr>
-          <w:t xml:space="preserve">🔗 Proven Mnemonic Pipelines</w:t>
+      <w:hyperlink w:anchor="Xa2454f1c22b0fae2b4bdcfba006c77de555d3c2">
+        <w:r>
+          <w:rPr>
+            <w:rStyle w:val="Hyperlink"/>
+          </w:rPr>
+          <w:t xml:space="preserve">📊 Pipeline Selection Matrix</w:t>
+        </w:r>
+      </w:hyperlink>
+    </w:p>
+    <w:p>
+      <w:pPr>
+        <w:pStyle w:val="Compact"/>
+        <w:numPr>
+          <w:ilvl w:val="1"/>
+          <w:numId w:val="1002"/>
+        </w:numPr>
+      </w:pPr>
+      <w:hyperlink w:anchor="Xf85909148dd71aa9929852c6a8695742e3d79e0">
+        <w:r>
+          <w:rPr>
+            <w:rStyle w:val="Hyperlink"/>
+          </w:rPr>
+          <w:t xml:space="preserve">💡 Pro Tips</w:t>
+        </w:r>
+      </w:hyperlink>
+    </w:p>
+    <w:p>
+      <w:pPr>
+        <w:pStyle w:val="Compact"/>
+        <w:numPr>
+          <w:ilvl w:val="1"/>
+          <w:numId w:val="1002"/>
+        </w:numPr>
+      </w:pPr>
+      <w:hyperlink w:anchor="Xc4e21595805c13697dfad0c36925df831fefcb3">
+        <w:r>
+          <w:rPr>
+            <w:rStyle w:val="Hyperlink"/>
+          </w:rPr>
+          <w:t xml:space="preserve">🎯 Common Mistakes</w:t>
+        </w:r>
+      </w:hyperlink>
+    </w:p>
+    <w:p>
+      <w:pPr>
+        <w:pStyle w:val="Compact"/>
+        <w:numPr>
+          <w:ilvl w:val="1"/>
+          <w:numId w:val="1002"/>
+        </w:numPr>
+      </w:pPr>
+      <w:hyperlink w:anchor="X6e2f41a9aab647f24492e4f54eba31603dade68">
+        <w:r>
+          <w:rPr>
+            <w:rStyle w:val="Hyperlink"/>
+          </w:rPr>
+          <w:t xml:space="preserve">🤝 Contributing</w:t>
+        </w:r>
+      </w:hyperlink>
+    </w:p>
+    <w:p>
+      <w:pPr>
+        <w:pStyle w:val="Compact"/>
+        <w:numPr>
+          <w:ilvl w:val="1"/>
+          <w:numId w:val="1002"/>
+        </w:numPr>
+      </w:pPr>
+      <w:hyperlink w:anchor="X33d64d7c136dd2cf2ebd63318c2da52cd425a78">
+        <w:r>
+          <w:rPr>
+            <w:rStyle w:val="Hyperlink"/>
+          </w:rPr>
+          <w:t xml:space="preserve">📥 Release Versions</w:t>
+        </w:r>
+      </w:hyperlink>
+    </w:p>
+    <w:p>
+      <w:pPr>
+        <w:pStyle w:val="Compact"/>
+        <w:numPr>
+          <w:ilvl w:val="1"/>
+          <w:numId w:val="1002"/>
+        </w:numPr>
+      </w:pPr>
+      <w:hyperlink w:anchor="sources--references">
+        <w:r>
+          <w:rPr>
+            <w:rStyle w:val="Hyperlink"/>
+          </w:rPr>
+          <w:t xml:space="preserve">Sources &amp; References</w:t>
         </w:r>
       </w:hyperlink>
     </w:p>
@@ -3487,14 +2173,12 @@
           <w:numId w:val="1011"/>
         </w:numPr>
       </w:pPr>
-      <w:hyperlink w:anchor="X55df2f206ba710f595b5136df5ae7de81a2c8c9">
-        <w:r>
-          <w:rPr>
-            <w:rStyle w:val="Hyperlink"/>
-            <w:b/>
-            <w:bCs/>
-          </w:rPr>
-          <w:t xml:space="preserve">1. CRISIS RESPONSE CHAIN</w:t>
+      <w:hyperlink w:anchor="problem-solving-methodologies">
+        <w:r>
+          <w:rPr>
+            <w:rStyle w:val="Hyperlink"/>
+          </w:rPr>
+          <w:t xml:space="preserve">Problem-Solving Methodologies</w:t>
         </w:r>
       </w:hyperlink>
     </w:p>
@@ -3506,14 +2190,12 @@
           <w:numId w:val="1011"/>
         </w:numPr>
       </w:pPr>
-      <w:hyperlink w:anchor="Xd4bb5831e1122eba446a86473d2f9b2b6afc8f7">
-        <w:r>
-          <w:rPr>
-            <w:rStyle w:val="Hyperlink"/>
-            <w:b/>
-            <w:bCs/>
-          </w:rPr>
-          <w:t xml:space="preserve">2. CONFLICT RESOLUTION CHAIN</w:t>
+      <w:hyperlink w:anchor="strategic--analysis-frameworks">
+        <w:r>
+          <w:rPr>
+            <w:rStyle w:val="Hyperlink"/>
+          </w:rPr>
+          <w:t xml:space="preserve">Strategic &amp; Analysis Frameworks</w:t>
         </w:r>
       </w:hyperlink>
     </w:p>
@@ -3525,14 +2207,12 @@
           <w:numId w:val="1011"/>
         </w:numPr>
       </w:pPr>
-      <w:hyperlink w:anchor="Xa6a9995b90583db2e1c4ab8d4372e13616ebb78">
-        <w:r>
-          <w:rPr>
-            <w:rStyle w:val="Hyperlink"/>
-            <w:b/>
-            <w:bCs/>
-          </w:rPr>
-          <w:t xml:space="preserve">3. ROOT CAUSE INVESTIGATION CHAIN</w:t>
+      <w:hyperlink w:anchor="problem-resolution-threats--triage">
+        <w:r>
+          <w:rPr>
+            <w:rStyle w:val="Hyperlink"/>
+          </w:rPr>
+          <w:t xml:space="preserve">Problem Resolution Threats &amp; Triage</w:t>
         </w:r>
       </w:hyperlink>
     </w:p>
@@ -3544,227 +2224,1107 @@
           <w:numId w:val="1011"/>
         </w:numPr>
       </w:pPr>
-      <w:hyperlink w:anchor="Xc0ec1214d82d3b757f10004b5ec090278760322">
-        <w:r>
-          <w:rPr>
-            <w:rStyle w:val="Hyperlink"/>
-            <w:b/>
-            <w:bCs/>
-          </w:rPr>
-          <w:t xml:space="preserve">4. STRATEGIC DESIGN CHAIN</w:t>
-        </w:r>
-      </w:hyperlink>
+      <w:hyperlink w:anchor="X1a0179dde52fdec6de955ca1c40d3c4d6f564a8">
+        <w:r>
+          <w:rPr>
+            <w:rStyle w:val="Hyperlink"/>
+          </w:rPr>
+          <w:t xml:space="preserve">Communication, Stress &amp; Resilience, Infrastructure</w:t>
+        </w:r>
+      </w:hyperlink>
+    </w:p>
+    <w:p>
+      <w:r>
+        <w:pict>
+          <v:rect style="width:0;height:1.5pt" o:hralign="center" o:hrstd="t" o:hr="t"/>
+        </w:pict>
+      </w:r>
+    </w:p>
+    <w:bookmarkEnd w:id="32"/>
+    <w:bookmarkStart w:id="38" w:name="categorized-index"/>
+    <w:p>
+      <w:pPr>
+        <w:pStyle w:val="Heading2"/>
+      </w:pPr>
+      <w:r>
+        <w:t xml:space="preserve">📑 Categorized Index</w:t>
+      </w:r>
+    </w:p>
+    <w:p>
+      <w:pPr>
+        <w:pStyle w:val="FirstParagraph"/>
+      </w:pPr>
+      <w:r>
+        <w:rPr>
+          <w:i/>
+          <w:iCs/>
+        </w:rPr>
+        <w:t xml:space="preserve">Browse by category; each entry links to full definition and when-to-use guidance.</w:t>
+      </w:r>
+    </w:p>
+    <w:bookmarkStart w:id="33" w:name="ops"/>
+    <w:p>
+      <w:pPr>
+        <w:pStyle w:val="Heading3"/>
+      </w:pPr>
+      <w:r>
+        <w:t xml:space="preserve">🔧 Ops</w:t>
+      </w:r>
+    </w:p>
+    <w:p>
+      <w:pPr>
+        <w:pStyle w:val="FirstParagraph"/>
+      </w:pPr>
+      <w:r>
+        <w:rPr>
+          <w:i/>
+          <w:iCs/>
+        </w:rPr>
+        <w:t xml:space="preserve">Incidents, troubleshooting, ops decisions.</w:t>
+      </w:r>
+      <w:r>
+        <w:t xml:space="preserve"> </w:t>
+      </w:r>
+      <w:hyperlink w:anchor="stop">
+        <w:r>
+          <w:rPr>
+            <w:rStyle w:val="Hyperlink"/>
+          </w:rPr>
+          <w:t xml:space="preserve">STOP</w:t>
+        </w:r>
+      </w:hyperlink>
+      <w:r>
+        <w:t xml:space="preserve"> </w:t>
+      </w:r>
+      <w:r>
+        <w:t xml:space="preserve">·</w:t>
+      </w:r>
+      <w:r>
+        <w:t xml:space="preserve"> </w:t>
+      </w:r>
+      <w:hyperlink w:anchor="idea">
+        <w:r>
+          <w:rPr>
+            <w:rStyle w:val="Hyperlink"/>
+          </w:rPr>
+          <w:t xml:space="preserve">IDEA</w:t>
+        </w:r>
+      </w:hyperlink>
+      <w:r>
+        <w:t xml:space="preserve"> </w:t>
+      </w:r>
+      <w:r>
+        <w:t xml:space="preserve">·</w:t>
+      </w:r>
+      <w:r>
+        <w:t xml:space="preserve"> </w:t>
+      </w:r>
+      <w:hyperlink w:anchor="trace-network-troubleshooting">
+        <w:r>
+          <w:rPr>
+            <w:rStyle w:val="Hyperlink"/>
+          </w:rPr>
+          <w:t xml:space="preserve">TRACE</w:t>
+        </w:r>
+      </w:hyperlink>
+      <w:r>
+        <w:t xml:space="preserve"> </w:t>
+      </w:r>
+      <w:r>
+        <w:t xml:space="preserve">·</w:t>
+      </w:r>
+      <w:r>
+        <w:t xml:space="preserve"> </w:t>
+      </w:r>
+      <w:hyperlink w:anchor="debug-code--system-analysis">
+        <w:r>
+          <w:rPr>
+            <w:rStyle w:val="Hyperlink"/>
+          </w:rPr>
+          <w:t xml:space="preserve">DEBUG</w:t>
+        </w:r>
+      </w:hyperlink>
+      <w:r>
+        <w:t xml:space="preserve"> </w:t>
+      </w:r>
+      <w:r>
+        <w:t xml:space="preserve">·</w:t>
+      </w:r>
+      <w:r>
+        <w:t xml:space="preserve"> </w:t>
+      </w:r>
+      <w:hyperlink w:anchor="dice">
+        <w:r>
+          <w:rPr>
+            <w:rStyle w:val="Hyperlink"/>
+          </w:rPr>
+          <w:t xml:space="preserve">DICE</w:t>
+        </w:r>
+      </w:hyperlink>
+      <w:r>
+        <w:t xml:space="preserve"> </w:t>
+      </w:r>
+      <w:r>
+        <w:t xml:space="preserve">·</w:t>
+      </w:r>
+      <w:r>
+        <w:t xml:space="preserve"> </w:t>
+      </w:r>
+      <w:hyperlink w:anchor="fate">
+        <w:r>
+          <w:rPr>
+            <w:rStyle w:val="Hyperlink"/>
+          </w:rPr>
+          <w:t xml:space="preserve">FATE</w:t>
+        </w:r>
+      </w:hyperlink>
+      <w:r>
+        <w:t xml:space="preserve"> </w:t>
+      </w:r>
+      <w:r>
+        <w:t xml:space="preserve">·</w:t>
+      </w:r>
+      <w:r>
+        <w:t xml:space="preserve"> </w:t>
+      </w:r>
+      <w:hyperlink w:anchor="pest">
+        <w:r>
+          <w:rPr>
+            <w:rStyle w:val="Hyperlink"/>
+          </w:rPr>
+          <w:t xml:space="preserve">PEST</w:t>
+        </w:r>
+      </w:hyperlink>
+    </w:p>
+    <w:bookmarkEnd w:id="33"/>
+    <w:bookmarkStart w:id="34" w:name="rca-root-cause-analysis"/>
+    <w:p>
+      <w:pPr>
+        <w:pStyle w:val="Heading3"/>
+      </w:pPr>
+      <w:r>
+        <w:t xml:space="preserve">🔍 RCA (Root Cause Analysis)</w:t>
+      </w:r>
+    </w:p>
+    <w:p>
+      <w:pPr>
+        <w:pStyle w:val="FirstParagraph"/>
+      </w:pPr>
+      <w:r>
+        <w:rPr>
+          <w:i/>
+          <w:iCs/>
+        </w:rPr>
+        <w:t xml:space="preserve">Deep investigation, recurring issues, prevention.</w:t>
+      </w:r>
+      <w:r>
+        <w:t xml:space="preserve"> </w:t>
+      </w:r>
+      <w:hyperlink w:anchor="iceberg">
+        <w:r>
+          <w:rPr>
+            <w:rStyle w:val="Hyperlink"/>
+          </w:rPr>
+          <w:t xml:space="preserve">ICEBERG</w:t>
+        </w:r>
+      </w:hyperlink>
+      <w:r>
+        <w:t xml:space="preserve"> </w:t>
+      </w:r>
+      <w:r>
+        <w:t xml:space="preserve">·</w:t>
+      </w:r>
+      <w:r>
+        <w:t xml:space="preserve"> </w:t>
+      </w:r>
+      <w:hyperlink w:anchor="X8e9980d9c4ce21ef012162e30a699f691edb98f">
+        <w:r>
+          <w:rPr>
+            <w:rStyle w:val="Hyperlink"/>
+          </w:rPr>
+          <w:t xml:space="preserve">5 Whys</w:t>
+        </w:r>
+      </w:hyperlink>
+      <w:r>
+        <w:t xml:space="preserve"> </w:t>
+      </w:r>
+      <w:r>
+        <w:t xml:space="preserve">·</w:t>
+      </w:r>
+      <w:r>
+        <w:t xml:space="preserve"> </w:t>
+      </w:r>
+      <w:hyperlink w:anchor="ishikawa-fishbone-diagram">
+        <w:r>
+          <w:rPr>
+            <w:rStyle w:val="Hyperlink"/>
+          </w:rPr>
+          <w:t xml:space="preserve">Ishikawa</w:t>
+        </w:r>
+      </w:hyperlink>
+      <w:r>
+        <w:t xml:space="preserve"> </w:t>
+      </w:r>
+      <w:r>
+        <w:t xml:space="preserve">·</w:t>
+      </w:r>
+      <w:r>
+        <w:t xml:space="preserve"> </w:t>
+      </w:r>
+      <w:hyperlink w:anchor="Xca622d85a42eb59a37ad21938087cef4d373dc5">
+        <w:r>
+          <w:rPr>
+            <w:rStyle w:val="Hyperlink"/>
+          </w:rPr>
+          <w:t xml:space="preserve">8D Approach</w:t>
+        </w:r>
+      </w:hyperlink>
+      <w:r>
+        <w:t xml:space="preserve"> </w:t>
+      </w:r>
+      <w:r>
+        <w:t xml:space="preserve">·</w:t>
+      </w:r>
+      <w:r>
+        <w:t xml:space="preserve"> </w:t>
+      </w:r>
+      <w:hyperlink w:anchor="a3-problem-solving">
+        <w:r>
+          <w:rPr>
+            <w:rStyle w:val="Hyperlink"/>
+          </w:rPr>
+          <w:t xml:space="preserve">A3 Problem Solving</w:t>
+        </w:r>
+      </w:hyperlink>
+      <w:r>
+        <w:t xml:space="preserve"> </w:t>
+      </w:r>
+      <w:r>
+        <w:t xml:space="preserve">·</w:t>
+      </w:r>
+      <w:r>
+        <w:t xml:space="preserve"> </w:t>
+      </w:r>
+      <w:hyperlink w:anchor="padder">
+        <w:r>
+          <w:rPr>
+            <w:rStyle w:val="Hyperlink"/>
+          </w:rPr>
+          <w:t xml:space="preserve">PADDER</w:t>
+        </w:r>
+      </w:hyperlink>
+      <w:r>
+        <w:t xml:space="preserve"> </w:t>
+      </w:r>
+      <w:r>
+        <w:t xml:space="preserve">·</w:t>
+      </w:r>
+      <w:r>
+        <w:t xml:space="preserve"> </w:t>
+      </w:r>
+      <w:hyperlink w:anchor="prepare">
+        <w:r>
+          <w:rPr>
+            <w:rStyle w:val="Hyperlink"/>
+          </w:rPr>
+          <w:t xml:space="preserve">PREPARE</w:t>
+        </w:r>
+      </w:hyperlink>
+    </w:p>
+    <w:bookmarkEnd w:id="34"/>
+    <w:bookmarkStart w:id="35" w:name="systems-design"/>
+    <w:p>
+      <w:pPr>
+        <w:pStyle w:val="Heading3"/>
+      </w:pPr>
+      <w:r>
+        <w:t xml:space="preserve">🏗️ Systems Design</w:t>
+      </w:r>
+    </w:p>
+    <w:p>
+      <w:pPr>
+        <w:pStyle w:val="FirstParagraph"/>
+      </w:pPr>
+      <w:r>
+        <w:rPr>
+          <w:i/>
+          <w:iCs/>
+        </w:rPr>
+        <w:t xml:space="preserve">Architecture, planning, technical decisions.</w:t>
+      </w:r>
+      <w:r>
+        <w:t xml:space="preserve"> </w:t>
+      </w:r>
+      <w:hyperlink w:anchor="scale-infrastructure-design">
+        <w:r>
+          <w:rPr>
+            <w:rStyle w:val="Hyperlink"/>
+          </w:rPr>
+          <w:t xml:space="preserve">SCALE</w:t>
+        </w:r>
+      </w:hyperlink>
+      <w:r>
+        <w:t xml:space="preserve"> </w:t>
+      </w:r>
+      <w:r>
+        <w:t xml:space="preserve">·</w:t>
+      </w:r>
+      <w:r>
+        <w:t xml:space="preserve"> </w:t>
+      </w:r>
+      <w:hyperlink w:anchor="swot">
+        <w:r>
+          <w:rPr>
+            <w:rStyle w:val="Hyperlink"/>
+          </w:rPr>
+          <w:t xml:space="preserve">SWOT</w:t>
+        </w:r>
+      </w:hyperlink>
+      <w:r>
+        <w:t xml:space="preserve"> </w:t>
+      </w:r>
+      <w:r>
+        <w:t xml:space="preserve">·</w:t>
+      </w:r>
+      <w:r>
+        <w:t xml:space="preserve"> </w:t>
+      </w:r>
+      <w:hyperlink w:anchor="pestel">
+        <w:r>
+          <w:rPr>
+            <w:rStyle w:val="Hyperlink"/>
+          </w:rPr>
+          <w:t xml:space="preserve">PESTEL</w:t>
+        </w:r>
+      </w:hyperlink>
+      <w:r>
+        <w:t xml:space="preserve"> </w:t>
+      </w:r>
+      <w:r>
+        <w:t xml:space="preserve">·</w:t>
+      </w:r>
+      <w:r>
+        <w:t xml:space="preserve"> </w:t>
+      </w:r>
+      <w:hyperlink w:anchor="set-systems-engineering-triangle">
+        <w:r>
+          <w:rPr>
+            <w:rStyle w:val="Hyperlink"/>
+          </w:rPr>
+          <w:t xml:space="preserve">SET</w:t>
+        </w:r>
+      </w:hyperlink>
+    </w:p>
+    <w:bookmarkEnd w:id="35"/>
+    <w:bookmarkStart w:id="36" w:name="human-factors"/>
+    <w:p>
+      <w:pPr>
+        <w:pStyle w:val="Heading3"/>
+      </w:pPr>
+      <w:r>
+        <w:t xml:space="preserve">👥 Human Factors</w:t>
+      </w:r>
+    </w:p>
+    <w:p>
+      <w:pPr>
+        <w:pStyle w:val="FirstParagraph"/>
+      </w:pPr>
+      <w:r>
+        <w:rPr>
+          <w:i/>
+          <w:iCs/>
+        </w:rPr>
+        <w:t xml:space="preserve">Team dynamics, conflict resolution, and collaboration</w:t>
+      </w:r>
+      <w:r>
+        <w:t xml:space="preserve"> </w:t>
+      </w:r>
+      <w:hyperlink w:anchor="raci">
+        <w:r>
+          <w:rPr>
+            <w:rStyle w:val="Hyperlink"/>
+          </w:rPr>
+          <w:t xml:space="preserve">RACI</w:t>
+        </w:r>
+      </w:hyperlink>
+      <w:r>
+        <w:t xml:space="preserve"> </w:t>
+      </w:r>
+      <w:r>
+        <w:t xml:space="preserve">·</w:t>
+      </w:r>
+      <w:r>
+        <w:t xml:space="preserve"> </w:t>
+      </w:r>
+      <w:hyperlink w:anchor="wait">
+        <w:r>
+          <w:rPr>
+            <w:rStyle w:val="Hyperlink"/>
+          </w:rPr>
+          <w:t xml:space="preserve">WAIT</w:t>
+        </w:r>
+      </w:hyperlink>
+      <w:r>
+        <w:t xml:space="preserve"> </w:t>
+      </w:r>
+      <w:r>
+        <w:t xml:space="preserve">·</w:t>
+      </w:r>
+      <w:r>
+        <w:t xml:space="preserve"> </w:t>
+      </w:r>
+      <w:hyperlink w:anchor="breathe">
+        <w:r>
+          <w:rPr>
+            <w:rStyle w:val="Hyperlink"/>
+          </w:rPr>
+          <w:t xml:space="preserve">BREATHE</w:t>
+        </w:r>
+      </w:hyperlink>
+      <w:r>
+        <w:t xml:space="preserve"> </w:t>
+      </w:r>
+      <w:r>
+        <w:t xml:space="preserve">·</w:t>
+      </w:r>
+      <w:r>
+        <w:t xml:space="preserve"> </w:t>
+      </w:r>
+      <w:hyperlink w:anchor="pause">
+        <w:r>
+          <w:rPr>
+            <w:rStyle w:val="Hyperlink"/>
+          </w:rPr>
+          <w:t xml:space="preserve">PAUSE</w:t>
+        </w:r>
+      </w:hyperlink>
+    </w:p>
+    <w:bookmarkEnd w:id="36"/>
+    <w:bookmarkStart w:id="37" w:name="personal-life"/>
+    <w:p>
+      <w:pPr>
+        <w:pStyle w:val="Heading3"/>
+      </w:pPr>
+      <w:r>
+        <w:t xml:space="preserve">🧘 Personal Life</w:t>
+      </w:r>
+    </w:p>
+    <w:p>
+      <w:pPr>
+        <w:pStyle w:val="FirstParagraph"/>
+      </w:pPr>
+      <w:r>
+        <w:rPr>
+          <w:i/>
+          <w:iCs/>
+        </w:rPr>
+        <w:t xml:space="preserve">Stress, burnout, resilience.</w:t>
+      </w:r>
+      <w:r>
+        <w:t xml:space="preserve"> </w:t>
+      </w:r>
+      <w:hyperlink w:anchor="pace">
+        <w:r>
+          <w:rPr>
+            <w:rStyle w:val="Hyperlink"/>
+          </w:rPr>
+          <w:t xml:space="preserve">PACE</w:t>
+        </w:r>
+      </w:hyperlink>
+      <w:r>
+        <w:t xml:space="preserve"> </w:t>
+      </w:r>
+      <w:r>
+        <w:t xml:space="preserve">·</w:t>
+      </w:r>
+      <w:r>
+        <w:t xml:space="preserve"> </w:t>
+      </w:r>
+      <w:hyperlink w:anchor="aries">
+        <w:r>
+          <w:rPr>
+            <w:rStyle w:val="Hyperlink"/>
+          </w:rPr>
+          <w:t xml:space="preserve">ARIES</w:t>
+        </w:r>
+      </w:hyperlink>
+      <w:r>
+        <w:t xml:space="preserve"> </w:t>
+      </w:r>
+      <w:r>
+        <w:t xml:space="preserve">·</w:t>
+      </w:r>
+      <w:r>
+        <w:t xml:space="preserve"> </w:t>
+      </w:r>
+      <w:hyperlink w:anchor="calm">
+        <w:r>
+          <w:rPr>
+            <w:rStyle w:val="Hyperlink"/>
+          </w:rPr>
+          <w:t xml:space="preserve">CALM</w:t>
+        </w:r>
+      </w:hyperlink>
+      <w:r>
+        <w:t xml:space="preserve"> </w:t>
+      </w:r>
+      <w:r>
+        <w:t xml:space="preserve">·</w:t>
+      </w:r>
+      <w:r>
+        <w:t xml:space="preserve"> </w:t>
+      </w:r>
+      <w:hyperlink w:anchor="shine">
+        <w:r>
+          <w:rPr>
+            <w:rStyle w:val="Hyperlink"/>
+          </w:rPr>
+          <w:t xml:space="preserve">SHINE</w:t>
+        </w:r>
+      </w:hyperlink>
+    </w:p>
+    <w:p>
+      <w:r>
+        <w:pict>
+          <v:rect style="width:0;height:1.5pt" o:hralign="center" o:hrstd="t" o:hr="t"/>
+        </w:pict>
+      </w:r>
+    </w:p>
+    <w:bookmarkEnd w:id="37"/>
+    <w:bookmarkEnd w:id="38"/>
+    <w:bookmarkStart w:id="40" w:name="who-uses-this"/>
+    <w:p>
+      <w:pPr>
+        <w:pStyle w:val="Heading2"/>
+      </w:pPr>
+      <w:r>
+        <w:t xml:space="preserve">Who Uses This?</w:t>
+      </w:r>
+    </w:p>
+    <w:p>
+      <w:pPr>
+        <w:pStyle w:val="FirstParagraph"/>
+      </w:pPr>
+      <w:r>
+        <w:rPr>
+          <w:i/>
+          <w:iCs/>
+        </w:rPr>
+        <w:t xml:space="preserve">No entries yet —</w:t>
+      </w:r>
+      <w:r>
+        <w:rPr>
+          <w:i/>
+          <w:iCs/>
+        </w:rPr>
+        <w:t xml:space="preserve"> </w:t>
+      </w:r>
+      <w:r>
+        <w:rPr>
+          <w:b/>
+          <w:bCs/>
+          <w:i/>
+          <w:iCs/>
+        </w:rPr>
+        <w:t xml:space="preserve">be the first.</w:t>
+      </w:r>
+      <w:r>
+        <w:t xml:space="preserve"> </w:t>
+      </w:r>
+      <w:r>
+        <w:t xml:space="preserve">One-line PR, e.g. </w:t>
+      </w:r>
+      <w:r>
+        <w:rPr>
+          <w:rStyle w:val="VerbatimChar"/>
+        </w:rPr>
+        <w:t xml:space="preserve">**[Acme](https://acme.com)** — SRE uses STOP→TRACE→DEBUG</w:t>
+      </w:r>
+      <w:r>
+        <w:t xml:space="preserve">.</w:t>
+      </w:r>
+      <w:r>
+        <w:t xml:space="preserve"> </w:t>
+      </w:r>
+      <w:hyperlink r:id="rId39">
+        <w:r>
+          <w:rPr>
+            <w:rStyle w:val="Hyperlink"/>
+          </w:rPr>
+          <w:t xml:space="preserve">How</w:t>
+        </w:r>
+      </w:hyperlink>
+      <w:r>
+        <w:t xml:space="preserve">.</w:t>
+      </w:r>
+    </w:p>
+    <w:p>
+      <w:r>
+        <w:pict>
+          <v:rect style="width:0;height:1.5pt" o:hralign="center" o:hrstd="t" o:hr="t"/>
+        </w:pict>
+      </w:r>
+    </w:p>
+    <w:bookmarkEnd w:id="40"/>
+    <w:bookmarkStart w:id="41" w:name="cli"/>
+    <w:p>
+      <w:pPr>
+        <w:pStyle w:val="Heading2"/>
+      </w:pPr>
+      <w:r>
+        <w:t xml:space="preserve">CLI</w:t>
+      </w:r>
+    </w:p>
+    <w:p>
+      <w:pPr>
+        <w:pStyle w:val="FirstParagraph"/>
+      </w:pPr>
+      <w:r>
+        <w:rPr>
+          <w:rStyle w:val="VerbatimChar"/>
+        </w:rPr>
+        <w:t xml:space="preserve">mnemonic</w:t>
+      </w:r>
+      <w:r>
+        <w:t xml:space="preserve"> </w:t>
+      </w:r>
+      <w:r>
+        <w:t xml:space="preserve">— look up pipelines and search mnemonics by topic.</w:t>
+      </w:r>
+    </w:p>
+    <w:p>
+      <w:pPr>
+        <w:pStyle w:val="BodyText"/>
+      </w:pPr>
+      <w:r>
+        <w:rPr>
+          <w:b/>
+          <w:bCs/>
+        </w:rPr>
+        <w:t xml:space="preserve">Install:</w:t>
+      </w:r>
+      <w:r>
+        <w:t xml:space="preserve"> </w:t>
+      </w:r>
+      <w:r>
+        <w:rPr>
+          <w:rStyle w:val="VerbatimChar"/>
+        </w:rPr>
+        <w:t xml:space="preserve">pip install git+https://github.com/StewAlexander-com/Awesome-Mnemonics.git</w:t>
+      </w:r>
+      <w:r>
+        <w:br/>
+      </w:r>
+      <w:r>
+        <w:rPr>
+          <w:b/>
+          <w:bCs/>
+        </w:rPr>
+        <w:t xml:space="preserve">Examples:</w:t>
+      </w:r>
+      <w:r>
+        <w:t xml:space="preserve"> </w:t>
+      </w:r>
+      <w:r>
+        <w:rPr>
+          <w:rStyle w:val="VerbatimChar"/>
+        </w:rPr>
+        <w:t xml:space="preserve">mnemonic pipeline crisis</w:t>
+      </w:r>
+      <w:r>
+        <w:t xml:space="preserve"> </w:t>
+      </w:r>
+      <w:r>
+        <w:t xml:space="preserve">·</w:t>
+      </w:r>
+      <w:r>
+        <w:t xml:space="preserve"> </w:t>
+      </w:r>
+      <w:r>
+        <w:rPr>
+          <w:rStyle w:val="VerbatimChar"/>
+        </w:rPr>
+        <w:t xml:space="preserve">mnemonic search network</w:t>
+      </w:r>
+      <w:r>
+        <w:t xml:space="preserve"> </w:t>
+      </w:r>
+      <w:r>
+        <w:t xml:space="preserve">·</w:t>
+      </w:r>
+      <w:r>
+        <w:t xml:space="preserve"> </w:t>
+      </w:r>
+      <w:r>
+        <w:rPr>
+          <w:rStyle w:val="VerbatimChar"/>
+        </w:rPr>
+        <w:t xml:space="preserve">mnemonic search stress -o json</w:t>
+      </w:r>
+      <w:r>
+        <w:br/>
+      </w:r>
+      <w:r>
+        <w:rPr>
+          <w:b/>
+          <w:bCs/>
+        </w:rPr>
+        <w:t xml:space="preserve">Alias:</w:t>
+      </w:r>
+      <w:r>
+        <w:t xml:space="preserve"> </w:t>
+      </w:r>
+      <w:r>
+        <w:rPr>
+          <w:rStyle w:val="VerbatimChar"/>
+        </w:rPr>
+        <w:t xml:space="preserve">alias incident='mnemonic pipeline crisis'</w:t>
+      </w:r>
+      <w:r>
+        <w:t xml:space="preserve"> </w:t>
+      </w:r>
+      <w:r>
+        <w:t xml:space="preserve">in</w:t>
+      </w:r>
+      <w:r>
+        <w:t xml:space="preserve"> </w:t>
+      </w:r>
+      <w:r>
+        <w:rPr>
+          <w:rStyle w:val="VerbatimChar"/>
+        </w:rPr>
+        <w:t xml:space="preserve">~/.zshrc</w:t>
+      </w:r>
+    </w:p>
+    <w:p>
+      <w:r>
+        <w:pict>
+          <v:rect style="width:0;height:1.5pt" o:hralign="center" o:hrstd="t" o:hr="t"/>
+        </w:pict>
+      </w:r>
+    </w:p>
+    <w:bookmarkEnd w:id="41"/>
+    <w:bookmarkStart w:id="43" w:name="quick-start-sre-infra"/>
+    <w:p>
+      <w:pPr>
+        <w:pStyle w:val="Heading2"/>
+      </w:pPr>
+      <w:r>
+        <w:t xml:space="preserve">Quick Start (SRE / Infra)</w:t>
+      </w:r>
     </w:p>
     <w:p>
       <w:pPr>
         <w:pStyle w:val="Compact"/>
         <w:numPr>
-          <w:ilvl w:val="2"/>
-          <w:numId w:val="1011"/>
+          <w:ilvl w:val="0"/>
+          <w:numId w:val="1012"/>
         </w:numPr>
       </w:pPr>
-      <w:hyperlink w:anchor="X2ab2668a47b2e3e108e5c9f032c2949d39bac45">
-        <w:r>
-          <w:rPr>
-            <w:rStyle w:val="Hyperlink"/>
-            <w:b/>
-            <w:bCs/>
-          </w:rPr>
-          <w:t xml:space="preserve">5. STRESS BURNOUT RECOVERY CHAIN</w:t>
-        </w:r>
-      </w:hyperlink>
+      <w:r>
+        <w:rPr>
+          <w:b/>
+          <w:bCs/>
+        </w:rPr>
+        <w:t xml:space="preserve">Runbook</w:t>
+      </w:r>
+      <w:r>
+        <w:t xml:space="preserve"> </w:t>
+      </w:r>
+      <w:r>
+        <w:t xml:space="preserve">— Copy</w:t>
+      </w:r>
+      <w:r>
+        <w:t xml:space="preserve"> </w:t>
+      </w:r>
+      <w:hyperlink r:id="rId42">
+        <w:r>
+          <w:rPr>
+            <w:rStyle w:val="Hyperlink"/>
+          </w:rPr>
+          <w:t xml:space="preserve">incident-response-runbook.md</w:t>
+        </w:r>
+      </w:hyperlink>
+      <w:r>
+        <w:t xml:space="preserve"> </w:t>
+      </w:r>
+      <w:r>
+        <w:t xml:space="preserve">(STOP→TRACE→DEBUG→8D) into Confluence, wiki, or runbook store.</w:t>
+      </w:r>
     </w:p>
     <w:p>
       <w:pPr>
         <w:pStyle w:val="Compact"/>
         <w:numPr>
-          <w:ilvl w:val="2"/>
-          <w:numId w:val="1011"/>
+          <w:ilvl w:val="0"/>
+          <w:numId w:val="1012"/>
         </w:numPr>
       </w:pPr>
-      <w:hyperlink w:anchor="X2e8800b6f2699963b9016be427305f13b4c28b0">
-        <w:r>
-          <w:rPr>
-            <w:rStyle w:val="Hyperlink"/>
-            <w:b/>
-            <w:bCs/>
-          </w:rPr>
-          <w:t xml:space="preserve">6. RAPID TRIAGE CHAIN</w:t>
-        </w:r>
-      </w:hyperlink>
+      <w:r>
+        <w:rPr>
+          <w:b/>
+          <w:bCs/>
+        </w:rPr>
+        <w:t xml:space="preserve">CLI</w:t>
+      </w:r>
+      <w:r>
+        <w:t xml:space="preserve"> </w:t>
+      </w:r>
+      <w:r>
+        <w:t xml:space="preserve">—</w:t>
+      </w:r>
+      <w:r>
+        <w:t xml:space="preserve"> </w:t>
+      </w:r>
+      <w:r>
+        <w:rPr>
+          <w:rStyle w:val="VerbatimChar"/>
+        </w:rPr>
+        <w:t xml:space="preserve">pip install git+https://github.com/StewAlexander-com/Awesome-Mnemonics.git</w:t>
+      </w:r>
+      <w:r>
+        <w:t xml:space="preserve"> </w:t>
+      </w:r>
+      <w:r>
+        <w:t xml:space="preserve">then</w:t>
+      </w:r>
+      <w:r>
+        <w:t xml:space="preserve"> </w:t>
+      </w:r>
+      <w:r>
+        <w:rPr>
+          <w:rStyle w:val="VerbatimChar"/>
+        </w:rPr>
+        <w:t xml:space="preserve">mnemonic pipeline crisis</w:t>
+      </w:r>
     </w:p>
     <w:p>
       <w:pPr>
         <w:pStyle w:val="Compact"/>
         <w:numPr>
-          <w:ilvl w:val="1"/>
-          <w:numId w:val="1003"/>
-        </w:numPr>
-      </w:pPr>
-      <w:hyperlink w:anchor="pipeline-selection-matrix">
-        <w:r>
-          <w:rPr>
-            <w:rStyle w:val="Hyperlink"/>
-          </w:rPr>
-          <w:t xml:space="preserve">📊 Pipeline Selection Matrix</w:t>
-        </w:r>
-      </w:hyperlink>
-    </w:p>
-    <w:p>
-      <w:pPr>
-        <w:pStyle w:val="Compact"/>
-        <w:numPr>
-          <w:ilvl w:val="1"/>
-          <w:numId w:val="1003"/>
-        </w:numPr>
-      </w:pPr>
-      <w:hyperlink w:anchor="pro-tips">
-        <w:r>
-          <w:rPr>
-            <w:rStyle w:val="Hyperlink"/>
-          </w:rPr>
-          <w:t xml:space="preserve">💡 Pro Tips</w:t>
-        </w:r>
-      </w:hyperlink>
-    </w:p>
-    <w:p>
-      <w:pPr>
-        <w:pStyle w:val="Compact"/>
-        <w:numPr>
-          <w:ilvl w:val="1"/>
-          <w:numId w:val="1003"/>
-        </w:numPr>
-      </w:pPr>
-      <w:hyperlink w:anchor="common-mistakes">
-        <w:r>
-          <w:rPr>
-            <w:rStyle w:val="Hyperlink"/>
-          </w:rPr>
-          <w:t xml:space="preserve">🎯 Common Mistakes</w:t>
-        </w:r>
-      </w:hyperlink>
-    </w:p>
-    <w:p>
-      <w:pPr>
-        <w:pStyle w:val="Compact"/>
-        <w:numPr>
-          <w:ilvl w:val="1"/>
-          <w:numId w:val="1003"/>
-        </w:numPr>
-      </w:pPr>
-      <w:hyperlink w:anchor="contributing">
-        <w:r>
-          <w:rPr>
-            <w:rStyle w:val="Hyperlink"/>
-          </w:rPr>
-          <w:t xml:space="preserve">🤝 Contributing</w:t>
-        </w:r>
-      </w:hyperlink>
-    </w:p>
-    <w:p>
-      <w:pPr>
-        <w:pStyle w:val="Compact"/>
-        <w:numPr>
-          <w:ilvl w:val="1"/>
-          <w:numId w:val="1003"/>
-        </w:numPr>
-      </w:pPr>
-      <w:hyperlink w:anchor="release-versions">
-        <w:r>
-          <w:rPr>
-            <w:rStyle w:val="Hyperlink"/>
-          </w:rPr>
-          <w:t xml:space="preserve">📥 Release Versions</w:t>
-        </w:r>
-      </w:hyperlink>
-    </w:p>
-    <w:p>
-      <w:pPr>
-        <w:pStyle w:val="Compact"/>
-        <w:numPr>
-          <w:ilvl w:val="1"/>
-          <w:numId w:val="1003"/>
-        </w:numPr>
-      </w:pPr>
-      <w:hyperlink w:anchor="sources--references">
-        <w:r>
-          <w:rPr>
-            <w:rStyle w:val="Hyperlink"/>
-          </w:rPr>
-          <w:t xml:space="preserve">Sources &amp; References</w:t>
-        </w:r>
-      </w:hyperlink>
-    </w:p>
-    <w:p>
-      <w:pPr>
-        <w:pStyle w:val="Compact"/>
-        <w:numPr>
-          <w:ilvl w:val="2"/>
+          <w:ilvl w:val="0"/>
           <w:numId w:val="1012"/>
         </w:numPr>
       </w:pPr>
-      <w:hyperlink w:anchor="problem-solving-methodologies">
-        <w:r>
-          <w:rPr>
-            <w:rStyle w:val="Hyperlink"/>
-          </w:rPr>
-          <w:t xml:space="preserve">Problem-Solving Methodologies</w:t>
-        </w:r>
-      </w:hyperlink>
-    </w:p>
-    <w:p>
-      <w:pPr>
-        <w:pStyle w:val="Compact"/>
-        <w:numPr>
-          <w:ilvl w:val="2"/>
-          <w:numId w:val="1012"/>
-        </w:numPr>
-      </w:pPr>
-      <w:hyperlink w:anchor="strategic--analysis-frameworks">
-        <w:r>
-          <w:rPr>
-            <w:rStyle w:val="Hyperlink"/>
-          </w:rPr>
-          <w:t xml:space="preserve">Strategic &amp; Analysis Frameworks</w:t>
-        </w:r>
-      </w:hyperlink>
-    </w:p>
-    <w:p>
-      <w:pPr>
-        <w:pStyle w:val="Compact"/>
-        <w:numPr>
-          <w:ilvl w:val="2"/>
-          <w:numId w:val="1012"/>
-        </w:numPr>
-      </w:pPr>
-      <w:hyperlink w:anchor="problem-resolution-threats--triage">
-        <w:r>
-          <w:rPr>
-            <w:rStyle w:val="Hyperlink"/>
-          </w:rPr>
-          <w:t xml:space="preserve">Problem Resolution Threats &amp; Triage</w:t>
-        </w:r>
-      </w:hyperlink>
-    </w:p>
-    <w:p>
-      <w:pPr>
-        <w:pStyle w:val="Compact"/>
-        <w:numPr>
-          <w:ilvl w:val="2"/>
-          <w:numId w:val="1012"/>
-        </w:numPr>
-      </w:pPr>
-      <w:hyperlink w:anchor="X1a0179dde52fdec6de955ca1c40d3c4d6f564a8">
-        <w:r>
-          <w:rPr>
-            <w:rStyle w:val="Hyperlink"/>
-          </w:rPr>
-          <w:t xml:space="preserve">Communication, Stress &amp; Resilience, Infrastructure</w:t>
-        </w:r>
-      </w:hyperlink>
-    </w:p>
-    <w:bookmarkEnd w:id="23"/>
-    <w:bookmarkStart w:id="29" w:name="problem-solving-techniques"/>
+      <w:r>
+        <w:rPr>
+          <w:b/>
+          <w:bCs/>
+        </w:rPr>
+        <w:t xml:space="preserve">Alias</w:t>
+      </w:r>
+      <w:r>
+        <w:t xml:space="preserve"> </w:t>
+      </w:r>
+      <w:r>
+        <w:t xml:space="preserve">—</w:t>
+      </w:r>
+      <w:r>
+        <w:t xml:space="preserve"> </w:t>
+      </w:r>
+      <w:r>
+        <w:rPr>
+          <w:rStyle w:val="VerbatimChar"/>
+        </w:rPr>
+        <w:t xml:space="preserve">alias incident='mnemonic pipeline crisis'</w:t>
+      </w:r>
+      <w:r>
+        <w:t xml:space="preserve"> </w:t>
+      </w:r>
+      <w:r>
+        <w:t xml:space="preserve">in</w:t>
+      </w:r>
+      <w:r>
+        <w:t xml:space="preserve"> </w:t>
+      </w:r>
+      <w:r>
+        <w:rPr>
+          <w:rStyle w:val="VerbatimChar"/>
+        </w:rPr>
+        <w:t xml:space="preserve">~/.zshrc</w:t>
+      </w:r>
+    </w:p>
+    <w:p>
+      <w:r>
+        <w:pict>
+          <v:rect style="width:0;height:1.5pt" o:hralign="center" o:hrstd="t" o:hr="t"/>
+        </w:pict>
+      </w:r>
+    </w:p>
+    <w:bookmarkEnd w:id="43"/>
+    <w:bookmarkStart w:id="44" w:name="mnemonic-selection-flowchart"/>
+    <w:p>
+      <w:pPr>
+        <w:pStyle w:val="Heading2"/>
+      </w:pPr>
+      <w:r>
+        <w:t xml:space="preserve">🔄 Mnemonic Selection Flowchart</w:t>
+      </w:r>
+    </w:p>
+    <w:p>
+      <w:pPr>
+        <w:pStyle w:val="SourceCode"/>
+      </w:pPr>
+      <w:r>
+        <w:rPr>
+          <w:rStyle w:val="VerbatimChar"/>
+        </w:rPr>
+        <w:t xml:space="preserve">                    ┌─────────────┐</w:t>
+      </w:r>
+      <w:r>
+        <w:br/>
+      </w:r>
+      <w:r>
+        <w:rPr>
+          <w:rStyle w:val="VerbatimChar"/>
+        </w:rPr>
+        <w:t xml:space="preserve">                    │  Problem?   │</w:t>
+      </w:r>
+      <w:r>
+        <w:br/>
+      </w:r>
+      <w:r>
+        <w:rPr>
+          <w:rStyle w:val="VerbatimChar"/>
+        </w:rPr>
+        <w:t xml:space="preserve">                    └──────┬──────┘</w:t>
+      </w:r>
+      <w:r>
+        <w:br/>
+      </w:r>
+      <w:r>
+        <w:rPr>
+          <w:rStyle w:val="VerbatimChar"/>
+        </w:rPr>
+        <w:t xml:space="preserve">                           │</w:t>
+      </w:r>
+      <w:r>
+        <w:br/>
+      </w:r>
+      <w:r>
+        <w:rPr>
+          <w:rStyle w:val="VerbatimChar"/>
+        </w:rPr>
+        <w:t xml:space="preserve">              ┌────────────┼────────────┐</w:t>
+      </w:r>
+      <w:r>
+        <w:br/>
+      </w:r>
+      <w:r>
+        <w:rPr>
+          <w:rStyle w:val="VerbatimChar"/>
+        </w:rPr>
+        <w:t xml:space="preserve">              │            │            │</w:t>
+      </w:r>
+      <w:r>
+        <w:br/>
+      </w:r>
+      <w:r>
+        <w:rPr>
+          <w:rStyle w:val="VerbatimChar"/>
+        </w:rPr>
+        <w:t xml:space="preserve">         ┌────▼───┐   ┌────▼───┐   ┌────▼────┐</w:t>
+      </w:r>
+      <w:r>
+        <w:br/>
+      </w:r>
+      <w:r>
+        <w:rPr>
+          <w:rStyle w:val="VerbatimChar"/>
+        </w:rPr>
+        <w:t xml:space="preserve">         │ Quick? │   │Complex?│   │ Stress? │</w:t>
+      </w:r>
+      <w:r>
+        <w:br/>
+      </w:r>
+      <w:r>
+        <w:rPr>
+          <w:rStyle w:val="VerbatimChar"/>
+        </w:rPr>
+        <w:t xml:space="preserve">         └────┬───┘   └────┬───┘   └────┬────┘</w:t>
+      </w:r>
+      <w:r>
+        <w:br/>
+      </w:r>
+      <w:r>
+        <w:rPr>
+          <w:rStyle w:val="VerbatimChar"/>
+        </w:rPr>
+        <w:t xml:space="preserve">              │            │            │</w:t>
+      </w:r>
+      <w:r>
+        <w:br/>
+      </w:r>
+      <w:r>
+        <w:rPr>
+          <w:rStyle w:val="VerbatimChar"/>
+        </w:rPr>
+        <w:t xml:space="preserve">         ┌────▼────┐  ┌────▼─────┐  ┌───▼────┐</w:t>
+      </w:r>
+      <w:r>
+        <w:br/>
+      </w:r>
+      <w:r>
+        <w:rPr>
+          <w:rStyle w:val="VerbatimChar"/>
+        </w:rPr>
+        <w:t xml:space="preserve">         │  IDEA   │  │PREPARE/  │  │ STOP → │</w:t>
+      </w:r>
+      <w:r>
+        <w:br/>
+      </w:r>
+      <w:r>
+        <w:rPr>
+          <w:rStyle w:val="VerbatimChar"/>
+        </w:rPr>
+        <w:t xml:space="preserve">         │    +    │  │ICEBERG+  │  │ PACE   │</w:t>
+      </w:r>
+      <w:r>
+        <w:br/>
+      </w:r>
+      <w:r>
+        <w:rPr>
+          <w:rStyle w:val="VerbatimChar"/>
+        </w:rPr>
+        <w:t xml:space="preserve">         │  STOP   │  │ 5 Whys   │  └────────┘</w:t>
+      </w:r>
+      <w:r>
+        <w:br/>
+      </w:r>
+      <w:r>
+        <w:rPr>
+          <w:rStyle w:val="VerbatimChar"/>
+        </w:rPr>
+        <w:t xml:space="preserve">         └─────────┘  └──────────┘</w:t>
+      </w:r>
+    </w:p>
+    <w:p>
+      <w:pPr>
+        <w:pStyle w:val="FirstParagraph"/>
+      </w:pPr>
+      <w:r>
+        <w:rPr>
+          <w:b/>
+          <w:bCs/>
+        </w:rPr>
+        <w:t xml:space="preserve">Summary:</w:t>
+      </w:r>
+      <w:r>
+        <w:t xml:space="preserve"> </w:t>
+      </w:r>
+      <w:r>
+        <w:t xml:space="preserve">Quick? → IDEA+STOP · Complex? → PREPARE/ICEBERG+5 Whys · Stress? → STOP→PACE</w:t>
+      </w:r>
+    </w:p>
+    <w:p>
+      <w:r>
+        <w:pict>
+          <v:rect style="width:0;height:1.5pt" o:hralign="center" o:hrstd="t" o:hr="t"/>
+        </w:pict>
+      </w:r>
+    </w:p>
+    <w:bookmarkEnd w:id="44"/>
+    <w:bookmarkStart w:id="50" w:name="problem-solving-techniques"/>
     <w:p>
       <w:pPr>
         <w:pStyle w:val="Heading2"/>
@@ -3816,7 +3376,7 @@
         <w:t xml:space="preserve">above to browse by use case.</w:t>
       </w:r>
     </w:p>
-    <w:bookmarkStart w:id="24" w:name="prepare"/>
+    <w:bookmarkStart w:id="45" w:name="prepare"/>
     <w:p>
       <w:pPr>
         <w:pStyle w:val="Heading3"/>
@@ -4873,8 +4433,8 @@
         <w:t xml:space="preserve">Deployment failures - Why? Pipeline failed. Why? Tests timed out. Why? Database slow. Why? Index missing. Why? Schema change didn’t include migration. Root cause: Missing migration validation step</w:t>
       </w:r>
     </w:p>
-    <w:bookmarkEnd w:id="24"/>
-    <w:bookmarkStart w:id="25" w:name="ishikawa-fishbone-diagram"/>
+    <w:bookmarkEnd w:id="45"/>
+    <w:bookmarkStart w:id="46" w:name="ishikawa-fishbone-diagram"/>
     <w:p>
       <w:pPr>
         <w:pStyle w:val="Heading3"/>
@@ -5181,8 +4741,8 @@
         <w:t xml:space="preserve">→ missing health-check in pipeline. Root cause: CI didn’t run post-deploy checks.</w:t>
       </w:r>
     </w:p>
-    <w:bookmarkEnd w:id="25"/>
-    <w:bookmarkStart w:id="26" w:name="d-approach"/>
+    <w:bookmarkEnd w:id="46"/>
+    <w:bookmarkStart w:id="47" w:name="d-approach"/>
     <w:p>
       <w:pPr>
         <w:pStyle w:val="Heading3"/>
@@ -5540,8 +5100,8 @@
         <w:t xml:space="preserve">: phishing → no MFA → insufficient training), Implement MFA, Validate with penetration test, Prevent (mandatory security awareness), Celebrate team response</w:t>
       </w:r>
     </w:p>
-    <w:bookmarkEnd w:id="26"/>
-    <w:bookmarkStart w:id="27" w:name="a3-problem-solving"/>
+    <w:bookmarkEnd w:id="47"/>
+    <w:bookmarkStart w:id="48" w:name="a3-problem-solving"/>
     <w:p>
       <w:pPr>
         <w:pStyle w:val="Heading3"/>
@@ -5840,8 +5400,8 @@
         <w:t xml:space="preserve">Sprint overruns - A3: Background (delivery slipping), Current state (scope creep, no Definition of Done), Goal (predictable sprints), Root cause (5 Whys → no intake prioritization), Countermeasures (backlog refinement + DoD), Plan (next 2 sprints). Share with product and eng leadership on one page.</w:t>
       </w:r>
     </w:p>
-    <w:bookmarkEnd w:id="27"/>
-    <w:bookmarkStart w:id="28" w:name="ps"/>
+    <w:bookmarkEnd w:id="48"/>
+    <w:bookmarkStart w:id="49" w:name="ps"/>
     <w:p>
       <w:pPr>
         <w:pStyle w:val="Heading3"/>
@@ -5882,9 +5442,9 @@
         <w:t xml:space="preserve">.</w:t>
       </w:r>
     </w:p>
-    <w:bookmarkEnd w:id="28"/>
-    <w:bookmarkEnd w:id="29"/>
-    <w:bookmarkStart w:id="33" w:name="problem-analysis"/>
+    <w:bookmarkEnd w:id="49"/>
+    <w:bookmarkEnd w:id="50"/>
+    <w:bookmarkStart w:id="54" w:name="problem-analysis"/>
     <w:p>
       <w:pPr>
         <w:pStyle w:val="Heading2"/>
@@ -5905,7 +5465,7 @@
         <w:t xml:space="preserve">Frameworks for scope and impact.</w:t>
       </w:r>
     </w:p>
-    <w:bookmarkStart w:id="30" w:name="raci"/>
+    <w:bookmarkStart w:id="51" w:name="raci"/>
     <w:p>
       <w:pPr>
         <w:pStyle w:val="Heading3"/>
@@ -6192,8 +5752,8 @@
         <w:t xml:space="preserve">Cloud migration planning - Political (vendor lock-in concerns), Economic (cost optimization), Technological (API compatibility), Legal (data sovereignty requirements)</w:t>
       </w:r>
     </w:p>
-    <w:bookmarkEnd w:id="30"/>
-    <w:bookmarkStart w:id="32" w:name="swot"/>
+    <w:bookmarkEnd w:id="51"/>
+    <w:bookmarkStart w:id="53" w:name="swot"/>
     <w:p>
       <w:pPr>
         <w:pStyle w:val="Heading3"/>
@@ -6413,7 +5973,7 @@
       <w:pPr>
         <w:pStyle w:val="BodyText"/>
       </w:pPr>
-      <w:hyperlink r:id="rId31">
+      <w:hyperlink r:id="rId52">
         <w:r>
           <w:rPr>
             <w:rStyle w:val="Hyperlink"/>
@@ -6424,9 +5984,9 @@
         </w:r>
       </w:hyperlink>
     </w:p>
-    <w:bookmarkEnd w:id="32"/>
-    <w:bookmarkEnd w:id="33"/>
-    <w:bookmarkStart w:id="37" w:name="problem-resolution-threats"/>
+    <w:bookmarkEnd w:id="53"/>
+    <w:bookmarkEnd w:id="54"/>
+    <w:bookmarkStart w:id="58" w:name="problem-resolution-threats"/>
     <w:p>
       <w:pPr>
         <w:pStyle w:val="Heading2"/>
@@ -6447,7 +6007,7 @@
         <w:t xml:space="preserve">Blockers before they derail.</w:t>
       </w:r>
     </w:p>
-    <w:bookmarkStart w:id="34" w:name="dice"/>
+    <w:bookmarkStart w:id="55" w:name="dice"/>
     <w:p>
       <w:pPr>
         <w:pStyle w:val="Heading3"/>
@@ -6562,8 +6122,8 @@
         <w:t xml:space="preserve">phase.</w:t>
       </w:r>
     </w:p>
-    <w:bookmarkEnd w:id="34"/>
-    <w:bookmarkStart w:id="35" w:name="fate"/>
+    <w:bookmarkEnd w:id="55"/>
+    <w:bookmarkStart w:id="56" w:name="fate"/>
     <w:p>
       <w:pPr>
         <w:pStyle w:val="Heading3"/>
@@ -6645,8 +6205,8 @@
         <w:t xml:space="preserve">to validate resources.</w:t>
       </w:r>
     </w:p>
-    <w:bookmarkEnd w:id="35"/>
-    <w:bookmarkStart w:id="36" w:name="pest"/>
+    <w:bookmarkEnd w:id="56"/>
+    <w:bookmarkStart w:id="57" w:name="pest"/>
     <w:p>
       <w:pPr>
         <w:pStyle w:val="Heading3"/>
@@ -6711,9 +6271,9 @@
         <w:t xml:space="preserve">External threats to solutions; how to combat/remove.</w:t>
       </w:r>
     </w:p>
-    <w:bookmarkEnd w:id="36"/>
-    <w:bookmarkEnd w:id="37"/>
-    <w:bookmarkStart w:id="40" w:name="communication-conflict"/>
+    <w:bookmarkEnd w:id="57"/>
+    <w:bookmarkEnd w:id="58"/>
+    <w:bookmarkStart w:id="61" w:name="communication-conflict"/>
     <w:p>
       <w:pPr>
         <w:pStyle w:val="Heading2"/>
@@ -6734,7 +6294,7 @@
         <w:t xml:space="preserve">Calm, productive in difficult conversations.</w:t>
       </w:r>
     </w:p>
-    <w:bookmarkStart w:id="38" w:name="breathe"/>
+    <w:bookmarkStart w:id="59" w:name="breathe"/>
     <w:p>
       <w:pPr>
         <w:pStyle w:val="Heading3"/>
@@ -7108,8 +6668,8 @@
         <w:t xml:space="preserve">Heated debate about architecture decision - Put in perspective (not life-or-death), Acknowledge both viewpoints have merit, Don’t decide now, Step away for lunch break, Evaluate pros/cons offline, Return with structured comparison</w:t>
       </w:r>
     </w:p>
-    <w:bookmarkEnd w:id="38"/>
-    <w:bookmarkStart w:id="39" w:name="wait"/>
+    <w:bookmarkEnd w:id="59"/>
+    <w:bookmarkStart w:id="60" w:name="wait"/>
     <w:p>
       <w:pPr>
         <w:pStyle w:val="Heading3"/>
@@ -7296,9 +6856,9 @@
         <w:t xml:space="preserve">(defend or resolve?). BREATHE+PAUSE; respond later with facts.</w:t>
       </w:r>
     </w:p>
-    <w:bookmarkEnd w:id="39"/>
-    <w:bookmarkEnd w:id="40"/>
-    <w:bookmarkStart w:id="46" w:name="stress-resilience"/>
+    <w:bookmarkEnd w:id="60"/>
+    <w:bookmarkEnd w:id="61"/>
+    <w:bookmarkStart w:id="67" w:name="stress-resilience"/>
     <w:p>
       <w:pPr>
         <w:pStyle w:val="Heading2"/>
@@ -7319,7 +6879,7 @@
         <w:t xml:space="preserve">Calm and connected under pressure.</w:t>
       </w:r>
     </w:p>
-    <w:bookmarkStart w:id="41" w:name="pace"/>
+    <w:bookmarkStart w:id="62" w:name="pace"/>
     <w:p>
       <w:pPr>
         <w:pStyle w:val="Heading3"/>
@@ -7384,8 +6944,8 @@
         <w:t xml:space="preserve">First in PACE→ARIES→CALM→SHINE; immediate stress.</w:t>
       </w:r>
     </w:p>
-    <w:bookmarkEnd w:id="41"/>
-    <w:bookmarkStart w:id="42" w:name="stop"/>
+    <w:bookmarkEnd w:id="62"/>
+    <w:bookmarkStart w:id="63" w:name="stop"/>
     <w:p>
       <w:pPr>
         <w:pStyle w:val="Heading3"/>
@@ -7683,8 +7243,8 @@
         <w:t xml:space="preserve">Production alert at 2 AM - Step back (don’t panic), Take deep breath (reduce adrenaline), Observe (read alert details), Pull back perspective (assess severity before waking team), Then proceed to TRACE for diagnostics</w:t>
       </w:r>
     </w:p>
-    <w:bookmarkEnd w:id="42"/>
-    <w:bookmarkStart w:id="43" w:name="aries"/>
+    <w:bookmarkEnd w:id="63"/>
+    <w:bookmarkStart w:id="64" w:name="aries"/>
     <w:p>
       <w:pPr>
         <w:pStyle w:val="Heading3"/>
@@ -7758,8 +7318,8 @@
         <w:t xml:space="preserve">Lifestyle in PACE→ARIES→CALM; long-term (2–4 weeks).</w:t>
       </w:r>
     </w:p>
-    <w:bookmarkEnd w:id="43"/>
-    <w:bookmarkStart w:id="44" w:name="calm"/>
+    <w:bookmarkEnd w:id="64"/>
+    <w:bookmarkStart w:id="65" w:name="calm"/>
     <w:p>
       <w:pPr>
         <w:pStyle w:val="Heading3"/>
@@ -7887,8 +7447,8 @@
         </w:r>
       </w:hyperlink>
     </w:p>
-    <w:bookmarkEnd w:id="44"/>
-    <w:bookmarkStart w:id="45" w:name="shine"/>
+    <w:bookmarkEnd w:id="65"/>
+    <w:bookmarkStart w:id="66" w:name="shine"/>
     <w:p>
       <w:pPr>
         <w:pStyle w:val="Heading3"/>
@@ -7976,9 +7536,9 @@
         <w:t xml:space="preserve">.</w:t>
       </w:r>
     </w:p>
-    <w:bookmarkEnd w:id="45"/>
-    <w:bookmarkEnd w:id="46"/>
-    <w:bookmarkStart w:id="50" w:name="infrastructure-systems-engineering"/>
+    <w:bookmarkEnd w:id="66"/>
+    <w:bookmarkEnd w:id="67"/>
+    <w:bookmarkStart w:id="71" w:name="infrastructure-systems-engineering"/>
     <w:p>
       <w:pPr>
         <w:pStyle w:val="Heading2"/>
@@ -7999,7 +7559,7 @@
         <w:t xml:space="preserve">Infra and DevOps.</w:t>
       </w:r>
     </w:p>
-    <w:bookmarkStart w:id="47" w:name="trace-network-troubleshooting"/>
+    <w:bookmarkStart w:id="68" w:name="trace-network-troubleshooting"/>
     <w:p>
       <w:pPr>
         <w:pStyle w:val="Heading3"/>
@@ -8141,8 +7701,8 @@
         </w:r>
       </w:hyperlink>
     </w:p>
-    <w:bookmarkEnd w:id="47"/>
-    <w:bookmarkStart w:id="48" w:name="scale-infrastructure-design"/>
+    <w:bookmarkEnd w:id="68"/>
+    <w:bookmarkStart w:id="69" w:name="scale-infrastructure-design"/>
     <w:p>
       <w:pPr>
         <w:pStyle w:val="Heading3"/>
@@ -8312,8 +7872,8 @@
         </w:r>
       </w:hyperlink>
     </w:p>
-    <w:bookmarkEnd w:id="48"/>
-    <w:bookmarkStart w:id="49" w:name="debug-code-system-analysis"/>
+    <w:bookmarkEnd w:id="69"/>
+    <w:bookmarkStart w:id="70" w:name="debug-code-system-analysis"/>
     <w:p>
       <w:pPr>
         <w:pStyle w:val="Heading3"/>
@@ -8480,9 +8040,9 @@
         </w:r>
       </w:hyperlink>
     </w:p>
-    <w:bookmarkEnd w:id="49"/>
-    <w:bookmarkEnd w:id="50"/>
-    <w:bookmarkStart w:id="57" w:name="proven-mnemonic-pipelines"/>
+    <w:bookmarkEnd w:id="70"/>
+    <w:bookmarkEnd w:id="71"/>
+    <w:bookmarkStart w:id="78" w:name="proven-mnemonic-pipelines"/>
     <w:p>
       <w:pPr>
         <w:pStyle w:val="Heading2"/>
@@ -8503,7 +8063,7 @@
         <w:t xml:space="preserve">Ordered chains of mnemonics for end-to-end workflows (e.g. crisis, conflict, root cause).</w:t>
       </w:r>
     </w:p>
-    <w:bookmarkStart w:id="51" w:name="crisis-response-chain"/>
+    <w:bookmarkStart w:id="72" w:name="crisis-response-chain"/>
     <w:p>
       <w:pPr>
         <w:pStyle w:val="Heading3"/>
@@ -8654,8 +8214,8 @@
         <w:t xml:space="preserve">STOP stabilizes; TRACE gathers evidence; DEBUG structures analysis; 8D prevents recurrence.</w:t>
       </w:r>
     </w:p>
-    <w:bookmarkEnd w:id="51"/>
-    <w:bookmarkStart w:id="52" w:name="conflict-resolution-chain"/>
+    <w:bookmarkEnd w:id="72"/>
+    <w:bookmarkStart w:id="73" w:name="conflict-resolution-chain"/>
     <w:p>
       <w:pPr>
         <w:pStyle w:val="Heading3"/>
@@ -8806,8 +8366,8 @@
         <w:t xml:space="preserve">WAIT prevents escalation; BREATHE regulates; PAUSE creates space; RACI clarifies roles (often the root cause).</w:t>
       </w:r>
     </w:p>
-    <w:bookmarkEnd w:id="52"/>
-    <w:bookmarkStart w:id="53" w:name="root-cause-investigation-chain"/>
+    <w:bookmarkEnd w:id="73"/>
+    <w:bookmarkStart w:id="74" w:name="root-cause-investigation-chain"/>
     <w:p>
       <w:pPr>
         <w:pStyle w:val="Heading3"/>
@@ -8958,8 +8518,8 @@
         <w:t xml:space="preserve">ICEBERG structures; 5 Whys drill to root cause; PADDER plans; RACI ensures accountability.</w:t>
       </w:r>
     </w:p>
-    <w:bookmarkEnd w:id="53"/>
-    <w:bookmarkStart w:id="54" w:name="strategic-design-chain"/>
+    <w:bookmarkEnd w:id="74"/>
+    <w:bookmarkStart w:id="75" w:name="strategic-design-chain"/>
     <w:p>
       <w:pPr>
         <w:pStyle w:val="Heading3"/>
@@ -9110,8 +8670,8 @@
         <w:t xml:space="preserve">SCALE sets requirements; SWOT evaluates; PESTEL finds external risks; SET manages expectations.</w:t>
       </w:r>
     </w:p>
-    <w:bookmarkEnd w:id="54"/>
-    <w:bookmarkStart w:id="55" w:name="stress-burnout-recovery-chain"/>
+    <w:bookmarkEnd w:id="75"/>
+    <w:bookmarkStart w:id="76" w:name="stress-burnout-recovery-chain"/>
     <w:p>
       <w:pPr>
         <w:pStyle w:val="Heading3"/>
@@ -9262,8 +8822,8 @@
         <w:t xml:space="preserve">PACE (immediate); ARIES (lifestyle); CALM (resilience); SHINE (sustainable).</w:t>
       </w:r>
     </w:p>
-    <w:bookmarkEnd w:id="55"/>
-    <w:bookmarkStart w:id="56" w:name="rapid-triage-chain"/>
+    <w:bookmarkEnd w:id="76"/>
+    <w:bookmarkStart w:id="77" w:name="rapid-triage-chain"/>
     <w:p>
       <w:pPr>
         <w:pStyle w:val="Heading3"/>
@@ -9397,9 +8957,9 @@
         <w:t xml:space="preserve">IDEA (fast frame); DICE (blockers); FATE (resources).</w:t>
       </w:r>
     </w:p>
-    <w:bookmarkEnd w:id="56"/>
-    <w:bookmarkEnd w:id="57"/>
-    <w:bookmarkStart w:id="58" w:name="pipeline-selection-matrix"/>
+    <w:bookmarkEnd w:id="77"/>
+    <w:bookmarkEnd w:id="78"/>
+    <w:bookmarkStart w:id="79" w:name="pipeline-selection-matrix"/>
     <w:p>
       <w:pPr>
         <w:pStyle w:val="Heading2"/>
@@ -10007,8 +9567,8 @@
         </w:pict>
       </w:r>
     </w:p>
-    <w:bookmarkEnd w:id="58"/>
-    <w:bookmarkStart w:id="59" w:name="pro-tips"/>
+    <w:bookmarkEnd w:id="79"/>
+    <w:bookmarkStart w:id="80" w:name="pro-tips"/>
     <w:p>
       <w:pPr>
         <w:pStyle w:val="Heading2"/>
@@ -10199,8 +9759,8 @@
         </w:pict>
       </w:r>
     </w:p>
-    <w:bookmarkEnd w:id="59"/>
-    <w:bookmarkStart w:id="60" w:name="common-mistakes"/>
+    <w:bookmarkEnd w:id="80"/>
+    <w:bookmarkStart w:id="81" w:name="common-mistakes"/>
     <w:p>
       <w:pPr>
         <w:pStyle w:val="Heading2"/>
@@ -10730,8 +10290,8 @@
         </w:r>
       </w:hyperlink>
     </w:p>
-    <w:bookmarkEnd w:id="60"/>
-    <w:bookmarkStart w:id="62" w:name="contributing"/>
+    <w:bookmarkEnd w:id="81"/>
+    <w:bookmarkStart w:id="83" w:name="contributing"/>
     <w:p>
       <w:pPr>
         <w:pStyle w:val="Heading2"/>
@@ -10749,31 +10309,135 @@
           <w:b/>
           <w:bCs/>
         </w:rPr>
+        <w:t xml:space="preserve">This is a curated playbook, not a link collection.</w:t>
+      </w:r>
+      <w:r>
+        <w:t xml:space="preserve"> </w:t>
+      </w:r>
+      <w:r>
+        <w:t xml:space="preserve">We focus on battle-tested mnemonics with complete definitions, not external resources.</w:t>
+      </w:r>
+    </w:p>
+    <w:p>
+      <w:pPr>
+        <w:pStyle w:val="BodyText"/>
+      </w:pPr>
+      <w:r>
+        <w:rPr>
+          <w:b/>
+          <w:bCs/>
+        </w:rPr>
         <w:t xml:space="preserve">Submission criteria:</w:t>
       </w:r>
       <w:r>
         <w:t xml:space="preserve"> </w:t>
       </w:r>
       <w:r>
-        <w:t xml:space="preserve">- ✅ Must be provable/actionable (not just motivational)</w:t>
-      </w:r>
-      <w:r>
-        <w:t xml:space="preserve"> </w:t>
-      </w:r>
-      <w:r>
-        <w:t xml:space="preserve">- ✅ Should cross-reference existing mnemonics where applicable</w:t>
-      </w:r>
-      <w:r>
-        <w:t xml:space="preserve"> </w:t>
-      </w:r>
-      <w:r>
-        <w:t xml:space="preserve">- ✅ Include real-world usage context</w:t>
-      </w:r>
-      <w:r>
-        <w:t xml:space="preserve"> </w:t>
-      </w:r>
-      <w:r>
-        <w:t xml:space="preserve">- ✅ Keep it memorable (that’s the point!)</w:t>
+        <w:t xml:space="preserve">- ✅</w:t>
+      </w:r>
+      <w:r>
+        <w:t xml:space="preserve"> </w:t>
+      </w:r>
+      <w:r>
+        <w:rPr>
+          <w:b/>
+          <w:bCs/>
+        </w:rPr>
+        <w:t xml:space="preserve">Battle-tested</w:t>
+      </w:r>
+      <w:r>
+        <w:t xml:space="preserve"> </w:t>
+      </w:r>
+      <w:r>
+        <w:t xml:space="preserve">— Used in production, real incidents, or engineering decisions</w:t>
+      </w:r>
+      <w:r>
+        <w:t xml:space="preserve"> </w:t>
+      </w:r>
+      <w:r>
+        <w:t xml:space="preserve">- ✅</w:t>
+      </w:r>
+      <w:r>
+        <w:t xml:space="preserve"> </w:t>
+      </w:r>
+      <w:r>
+        <w:rPr>
+          <w:b/>
+          <w:bCs/>
+        </w:rPr>
+        <w:t xml:space="preserve">Provable/actionable</w:t>
+      </w:r>
+      <w:r>
+        <w:t xml:space="preserve"> </w:t>
+      </w:r>
+      <w:r>
+        <w:t xml:space="preserve">— Not just motivational, must have concrete steps</w:t>
+      </w:r>
+      <w:r>
+        <w:t xml:space="preserve"> </w:t>
+      </w:r>
+      <w:r>
+        <w:t xml:space="preserve">- ✅</w:t>
+      </w:r>
+      <w:r>
+        <w:t xml:space="preserve"> </w:t>
+      </w:r>
+      <w:r>
+        <w:rPr>
+          <w:b/>
+          <w:bCs/>
+        </w:rPr>
+        <w:t xml:space="preserve">Cross-references</w:t>
+      </w:r>
+      <w:r>
+        <w:t xml:space="preserve"> </w:t>
+      </w:r>
+      <w:r>
+        <w:t xml:space="preserve">— Should link to related mnemonics where applicable</w:t>
+      </w:r>
+      <w:r>
+        <w:t xml:space="preserve"> </w:t>
+      </w:r>
+      <w:r>
+        <w:t xml:space="preserve">- ✅</w:t>
+      </w:r>
+      <w:r>
+        <w:t xml:space="preserve"> </w:t>
+      </w:r>
+      <w:r>
+        <w:rPr>
+          <w:b/>
+          <w:bCs/>
+        </w:rPr>
+        <w:t xml:space="preserve">Real-world context</w:t>
+      </w:r>
+      <w:r>
+        <w:t xml:space="preserve"> </w:t>
+      </w:r>
+      <w:r>
+        <w:t xml:space="preserve">— Include actual usage examples</w:t>
+      </w:r>
+      <w:r>
+        <w:t xml:space="preserve"> </w:t>
+      </w:r>
+      <w:r>
+        <w:t xml:space="preserve">- ✅</w:t>
+      </w:r>
+      <w:r>
+        <w:t xml:space="preserve"> </w:t>
+      </w:r>
+      <w:r>
+        <w:rPr>
+          <w:b/>
+          <w:bCs/>
+        </w:rPr>
+        <w:t xml:space="preserve">Memorable</w:t>
+      </w:r>
+      <w:r>
+        <w:t xml:space="preserve"> </w:t>
+      </w:r>
+      <w:r>
+        <w:t xml:space="preserve">— The acronym/pattern should be easy to recall under pressure</w:t>
       </w:r>
     </w:p>
     <w:p>
@@ -10786,7 +10450,7 @@
       <w:r>
         <w:t xml:space="preserve"> </w:t>
       </w:r>
-      <w:hyperlink r:id="rId61">
+      <w:hyperlink r:id="rId82">
         <w:r>
           <w:rPr>
             <w:rStyle w:val="Hyperlink"/>
@@ -10798,7 +10462,160 @@
         <w:t xml:space="preserve"> </w:t>
       </w:r>
       <w:r>
-        <w:t xml:space="preserve">for details.</w:t>
+        <w:t xml:space="preserve">for full guidelines and submission template.</w:t>
+      </w:r>
+    </w:p>
+    <w:p>
+      <w:pPr>
+        <w:pStyle w:val="BodyText"/>
+      </w:pPr>
+      <w:r>
+        <w:rPr>
+          <w:b/>
+          <w:bCs/>
+        </w:rPr>
+        <w:t xml:space="preserve">Suggested GitHub topics for discoverability:</w:t>
+      </w:r>
+      <w:r>
+        <w:t xml:space="preserve"> </w:t>
+      </w:r>
+      <w:r>
+        <w:rPr>
+          <w:rStyle w:val="VerbatimChar"/>
+        </w:rPr>
+        <w:t xml:space="preserve">8d-methodology</w:t>
+      </w:r>
+      <w:r>
+        <w:t xml:space="preserve">,</w:t>
+      </w:r>
+      <w:r>
+        <w:t xml:space="preserve"> </w:t>
+      </w:r>
+      <w:r>
+        <w:rPr>
+          <w:rStyle w:val="VerbatimChar"/>
+        </w:rPr>
+        <w:t xml:space="preserve">swot-analysis</w:t>
+      </w:r>
+      <w:r>
+        <w:t xml:space="preserve">,</w:t>
+      </w:r>
+      <w:r>
+        <w:t xml:space="preserve"> </w:t>
+      </w:r>
+      <w:r>
+        <w:rPr>
+          <w:rStyle w:val="VerbatimChar"/>
+        </w:rPr>
+        <w:t xml:space="preserve">pestel</w:t>
+      </w:r>
+      <w:r>
+        <w:t xml:space="preserve">,</w:t>
+      </w:r>
+      <w:r>
+        <w:t xml:space="preserve"> </w:t>
+      </w:r>
+      <w:r>
+        <w:rPr>
+          <w:rStyle w:val="VerbatimChar"/>
+        </w:rPr>
+        <w:t xml:space="preserve">systems-engineering</w:t>
+      </w:r>
+      <w:r>
+        <w:t xml:space="preserve">,</w:t>
+      </w:r>
+      <w:r>
+        <w:t xml:space="preserve"> </w:t>
+      </w:r>
+      <w:r>
+        <w:rPr>
+          <w:rStyle w:val="VerbatimChar"/>
+        </w:rPr>
+        <w:t xml:space="preserve">incident-response</w:t>
+      </w:r>
+      <w:r>
+        <w:t xml:space="preserve">,</w:t>
+      </w:r>
+      <w:r>
+        <w:t xml:space="preserve"> </w:t>
+      </w:r>
+      <w:r>
+        <w:rPr>
+          <w:rStyle w:val="VerbatimChar"/>
+        </w:rPr>
+        <w:t xml:space="preserve">root-cause-analysis</w:t>
+      </w:r>
+      <w:r>
+        <w:t xml:space="preserve">,</w:t>
+      </w:r>
+      <w:r>
+        <w:t xml:space="preserve"> </w:t>
+      </w:r>
+      <w:r>
+        <w:rPr>
+          <w:rStyle w:val="VerbatimChar"/>
+        </w:rPr>
+        <w:t xml:space="preserve">problem-solving</w:t>
+      </w:r>
+      <w:r>
+        <w:t xml:space="preserve">,</w:t>
+      </w:r>
+      <w:r>
+        <w:t xml:space="preserve"> </w:t>
+      </w:r>
+      <w:r>
+        <w:rPr>
+          <w:rStyle w:val="VerbatimChar"/>
+        </w:rPr>
+        <w:t xml:space="preserve">mnemonics</w:t>
+      </w:r>
+      <w:r>
+        <w:t xml:space="preserve">,</w:t>
+      </w:r>
+      <w:r>
+        <w:t xml:space="preserve"> </w:t>
+      </w:r>
+      <w:r>
+        <w:rPr>
+          <w:rStyle w:val="VerbatimChar"/>
+        </w:rPr>
+        <w:t xml:space="preserve">sre</w:t>
+      </w:r>
+      <w:r>
+        <w:t xml:space="preserve">,</w:t>
+      </w:r>
+      <w:r>
+        <w:t xml:space="preserve"> </w:t>
+      </w:r>
+      <w:r>
+        <w:rPr>
+          <w:rStyle w:val="VerbatimChar"/>
+        </w:rPr>
+        <w:t xml:space="preserve">devops</w:t>
+      </w:r>
+      <w:r>
+        <w:t xml:space="preserve">,</w:t>
+      </w:r>
+      <w:r>
+        <w:t xml:space="preserve"> </w:t>
+      </w:r>
+      <w:r>
+        <w:rPr>
+          <w:rStyle w:val="VerbatimChar"/>
+        </w:rPr>
+        <w:t xml:space="preserve">stress-management</w:t>
+      </w:r>
+      <w:r>
+        <w:t xml:space="preserve">,</w:t>
+      </w:r>
+      <w:r>
+        <w:t xml:space="preserve"> </w:t>
+      </w:r>
+      <w:r>
+        <w:rPr>
+          <w:rStyle w:val="VerbatimChar"/>
+        </w:rPr>
+        <w:t xml:space="preserve">framework</w:t>
       </w:r>
     </w:p>
     <w:p>
@@ -10808,8 +10625,8 @@
         </w:pict>
       </w:r>
     </w:p>
-    <w:bookmarkEnd w:id="62"/>
-    <w:bookmarkStart w:id="75" w:name="release-versions"/>
+    <w:bookmarkEnd w:id="83"/>
+    <w:bookmarkStart w:id="96" w:name="release-versions"/>
     <w:p>
       <w:pPr>
         <w:pStyle w:val="Heading2"/>
@@ -10827,18 +10644,18 @@
           <w:b/>
           <w:bCs/>
         </w:rPr>
-        <w:t xml:space="preserve">v2.6</w:t>
-      </w:r>
-      <w:r>
-        <w:t xml:space="preserve"> </w:t>
-      </w:r>
-      <w:r>
-        <w:t xml:space="preserve">(2026-01-25) — Domain addenda, Quick Start, Evidence tier, Tools &amp; docs, Awesome-list clarity; downloadable docs synced.</w:t>
-      </w:r>
-      <w:r>
-        <w:t xml:space="preserve"> </w:t>
-      </w:r>
-      <w:hyperlink r:id="rId63">
+        <w:t xml:space="preserve">v2.8</w:t>
+      </w:r>
+      <w:r>
+        <w:t xml:space="preserve"> </w:t>
+      </w:r>
+      <w:r>
+        <w:t xml:space="preserve">(2026-01-26) — Streamlined README: reduced content before TOC from ~160 to 31 lines, condensed Categorized Index, moved detailed sections after TOC for better navigation.</w:t>
+      </w:r>
+      <w:r>
+        <w:t xml:space="preserve"> </w:t>
+      </w:r>
+      <w:hyperlink r:id="rId84">
         <w:r>
           <w:rPr>
             <w:rStyle w:val="Hyperlink"/>
@@ -10861,7 +10678,7 @@
       <w:r>
         <w:t xml:space="preserve"> </w:t>
       </w:r>
-      <w:hyperlink r:id="rId64">
+      <w:hyperlink r:id="rId85">
         <w:r>
           <w:rPr>
             <w:rStyle w:val="Hyperlink"/>
@@ -10878,7 +10695,7 @@
       <w:r>
         <w:t xml:space="preserve"> </w:t>
       </w:r>
-      <w:hyperlink r:id="rId65">
+      <w:hyperlink r:id="rId86">
         <w:r>
           <w:rPr>
             <w:rStyle w:val="Hyperlink"/>
@@ -10907,7 +10724,7 @@
       <w:r>
         <w:t xml:space="preserve"> </w:t>
       </w:r>
-      <w:hyperlink r:id="rId66">
+      <w:hyperlink r:id="rId87">
         <w:r>
           <w:rPr>
             <w:rStyle w:val="Hyperlink"/>
@@ -10918,7 +10735,7 @@
       <w:r>
         <w:t xml:space="preserve"> </w:t>
       </w:r>
-      <w:hyperlink r:id="rId67">
+      <w:hyperlink r:id="rId88">
         <w:r>
           <w:rPr>
             <w:rStyle w:val="Hyperlink"/>
@@ -10929,7 +10746,7 @@
       <w:r>
         <w:t xml:space="preserve"> </w:t>
       </w:r>
-      <w:hyperlink r:id="rId68">
+      <w:hyperlink r:id="rId89">
         <w:r>
           <w:rPr>
             <w:rStyle w:val="Hyperlink"/>
@@ -10940,7 +10757,7 @@
       <w:r>
         <w:t xml:space="preserve"> </w:t>
       </w:r>
-      <w:hyperlink r:id="rId69">
+      <w:hyperlink r:id="rId90">
         <w:r>
           <w:rPr>
             <w:rStyle w:val="Hyperlink"/>
@@ -10957,7 +10774,7 @@
       <w:r>
         <w:t xml:space="preserve"> </w:t>
       </w:r>
-      <w:hyperlink r:id="rId70">
+      <w:hyperlink r:id="rId91">
         <w:r>
           <w:rPr>
             <w:rStyle w:val="Hyperlink"/>
@@ -10968,7 +10785,7 @@
       <w:r>
         <w:t xml:space="preserve"> </w:t>
       </w:r>
-      <w:hyperlink r:id="rId71">
+      <w:hyperlink r:id="rId92">
         <w:r>
           <w:rPr>
             <w:rStyle w:val="Hyperlink"/>
@@ -10979,7 +10796,7 @@
       <w:r>
         <w:t xml:space="preserve"> </w:t>
       </w:r>
-      <w:hyperlink r:id="rId72">
+      <w:hyperlink r:id="rId93">
         <w:r>
           <w:rPr>
             <w:rStyle w:val="Hyperlink"/>
@@ -10990,7 +10807,7 @@
       <w:r>
         <w:t xml:space="preserve"> </w:t>
       </w:r>
-      <w:hyperlink r:id="rId73">
+      <w:hyperlink r:id="rId94">
         <w:r>
           <w:rPr>
             <w:rStyle w:val="Hyperlink"/>
@@ -11004,7 +10821,7 @@
       <w:r>
         <w:t xml:space="preserve"> </w:t>
       </w:r>
-      <w:hyperlink r:id="rId74">
+      <w:hyperlink r:id="rId95">
         <w:r>
           <w:rPr>
             <w:rStyle w:val="Hyperlink"/>
@@ -11036,8 +10853,8 @@
         </w:pict>
       </w:r>
     </w:p>
-    <w:bookmarkEnd w:id="75"/>
-    <w:bookmarkStart w:id="86" w:name="sources-references"/>
+    <w:bookmarkEnd w:id="96"/>
+    <w:bookmarkStart w:id="107" w:name="sources-references"/>
     <w:p>
       <w:pPr>
         <w:pStyle w:val="Heading2"/>
@@ -11046,7 +10863,111 @@
         <w:t xml:space="preserve">Sources &amp; References</w:t>
       </w:r>
     </w:p>
-    <w:bookmarkStart w:id="79" w:name="problem-solving-methodologies"/>
+    <w:p>
+      <w:pPr>
+        <w:pStyle w:val="FirstParagraph"/>
+      </w:pPr>
+      <w:r>
+        <w:rPr>
+          <w:b/>
+          <w:bCs/>
+        </w:rPr>
+        <w:t xml:space="preserve">📚 For detailed citations, confidence ratings, and academic references, see</w:t>
+      </w:r>
+      <w:r>
+        <w:rPr>
+          <w:b/>
+          <w:bCs/>
+        </w:rPr>
+        <w:t xml:space="preserve"> </w:t>
+      </w:r>
+      <w:hyperlink r:id="rId28">
+        <w:r>
+          <w:rPr>
+            <w:rStyle w:val="Hyperlink"/>
+            <w:b/>
+            <w:bCs/>
+          </w:rPr>
+          <w:t xml:space="preserve">SOURCES.md</w:t>
+        </w:r>
+      </w:hyperlink>
+      <w:r>
+        <w:rPr>
+          <w:b/>
+          <w:bCs/>
+        </w:rPr>
+        <w:t xml:space="preserve"> </w:t>
+      </w:r>
+      <w:r>
+        <w:rPr>
+          <w:b/>
+          <w:bCs/>
+          <w:i/>
+          <w:iCs/>
+        </w:rPr>
+        <w:t xml:space="preserve">(available in repository)</w:t>
+      </w:r>
+      <w:r>
+        <w:rPr>
+          <w:b/>
+          <w:bCs/>
+        </w:rPr>
+        <w:t xml:space="preserve">.</w:t>
+      </w:r>
+    </w:p>
+    <w:p>
+      <w:pPr>
+        <w:pStyle w:val="BodyText"/>
+      </w:pPr>
+      <w:r>
+        <w:rPr>
+          <w:b/>
+          <w:bCs/>
+        </w:rPr>
+        <w:t xml:space="preserve">🎯 For real-world scenarios showing how frameworks chain together, see</w:t>
+      </w:r>
+      <w:r>
+        <w:rPr>
+          <w:b/>
+          <w:bCs/>
+        </w:rPr>
+        <w:t xml:space="preserve"> </w:t>
+      </w:r>
+      <w:hyperlink r:id="rId29">
+        <w:r>
+          <w:rPr>
+            <w:rStyle w:val="Hyperlink"/>
+            <w:b/>
+            <w:bCs/>
+          </w:rPr>
+          <w:t xml:space="preserve">SCENARIOS.md</w:t>
+        </w:r>
+      </w:hyperlink>
+      <w:r>
+        <w:rPr>
+          <w:b/>
+          <w:bCs/>
+        </w:rPr>
+        <w:t xml:space="preserve"> </w:t>
+      </w:r>
+      <w:r>
+        <w:rPr>
+          <w:b/>
+          <w:bCs/>
+          <w:i/>
+          <w:iCs/>
+        </w:rPr>
+        <w:t xml:space="preserve">(available in repository)</w:t>
+      </w:r>
+      <w:r>
+        <w:rPr>
+          <w:b/>
+          <w:bCs/>
+        </w:rPr>
+        <w:t xml:space="preserve">.</w:t>
+      </w:r>
+    </w:p>
+    <w:bookmarkStart w:id="100" w:name="problem-solving-methodologies"/>
     <w:p>
       <w:pPr>
         <w:pStyle w:val="Heading3"/>
@@ -11092,7 +11013,7 @@
       <w:r>
         <w:t xml:space="preserve"> </w:t>
       </w:r>
-      <w:hyperlink r:id="rId76">
+      <w:hyperlink r:id="rId97">
         <w:r>
           <w:rPr>
             <w:rStyle w:val="Hyperlink"/>
@@ -11147,7 +11068,7 @@
       <w:r>
         <w:t xml:space="preserve"> </w:t>
       </w:r>
-      <w:hyperlink r:id="rId77">
+      <w:hyperlink r:id="rId98">
         <w:r>
           <w:rPr>
             <w:rStyle w:val="Hyperlink"/>
@@ -11180,7 +11101,7 @@
       <w:r>
         <w:t xml:space="preserve"> </w:t>
       </w:r>
-      <w:hyperlink r:id="rId78">
+      <w:hyperlink r:id="rId99">
         <w:r>
           <w:rPr>
             <w:rStyle w:val="Hyperlink"/>
@@ -11211,8 +11132,8 @@
         <w:t xml:space="preserve">ℹ — Curated/educational problem-solving mnemonics for this collection.</w:t>
       </w:r>
     </w:p>
-    <w:bookmarkEnd w:id="79"/>
-    <w:bookmarkStart w:id="83" w:name="strategic-analysis-frameworks"/>
+    <w:bookmarkEnd w:id="100"/>
+    <w:bookmarkStart w:id="104" w:name="strategic-analysis-frameworks"/>
     <w:p>
       <w:pPr>
         <w:pStyle w:val="Heading3"/>
@@ -11258,7 +11179,7 @@
       <w:r>
         <w:t xml:space="preserve"> </w:t>
       </w:r>
-      <w:hyperlink r:id="rId80">
+      <w:hyperlink r:id="rId101">
         <w:r>
           <w:rPr>
             <w:rStyle w:val="Hyperlink"/>
@@ -11313,7 +11234,7 @@
       <w:r>
         <w:t xml:space="preserve"> </w:t>
       </w:r>
-      <w:hyperlink r:id="rId81">
+      <w:hyperlink r:id="rId102">
         <w:r>
           <w:rPr>
             <w:rStyle w:val="Hyperlink"/>
@@ -11346,7 +11267,7 @@
       <w:r>
         <w:t xml:space="preserve"> </w:t>
       </w:r>
-      <w:hyperlink r:id="rId82">
+      <w:hyperlink r:id="rId103">
         <w:r>
           <w:rPr>
             <w:rStyle w:val="Hyperlink"/>
@@ -11392,7 +11313,7 @@
       <w:r>
         <w:t xml:space="preserve"> </w:t>
       </w:r>
-      <w:hyperlink r:id="rId31">
+      <w:hyperlink r:id="rId52">
         <w:r>
           <w:rPr>
             <w:rStyle w:val="Hyperlink"/>
@@ -11401,8 +11322,8 @@
         </w:r>
       </w:hyperlink>
     </w:p>
-    <w:bookmarkEnd w:id="83"/>
-    <w:bookmarkStart w:id="84" w:name="problem-resolution-threats-triage"/>
+    <w:bookmarkEnd w:id="104"/>
+    <w:bookmarkStart w:id="105" w:name="problem-resolution-threats-triage"/>
     <w:p>
       <w:pPr>
         <w:pStyle w:val="Heading3"/>
@@ -11433,8 +11354,8 @@
         <w:t xml:space="preserve">ℹ — Educational mnemonics for blockers and resource checks in this collection.</w:t>
       </w:r>
     </w:p>
-    <w:bookmarkEnd w:id="84"/>
-    <w:bookmarkStart w:id="85" w:name="X26575901e59616899e8b3847496560b142cc09a"/>
+    <w:bookmarkEnd w:id="105"/>
+    <w:bookmarkStart w:id="106" w:name="X26575901e59616899e8b3847496560b142cc09a"/>
     <w:p>
       <w:pPr>
         <w:pStyle w:val="Heading3"/>
@@ -11523,9 +11444,74 @@
         <w:t xml:space="preserve">★★★ strongly validated (5 Whys, 8D, Ishikawa); ★★ industry standard (SWOT, RACI, A3, SET); ★ curated. ✓/⚠/ℹ = attribution; ★ = evidence strength.</w:t>
       </w:r>
     </w:p>
-    <w:bookmarkEnd w:id="85"/>
-    <w:bookmarkEnd w:id="86"/>
-    <w:bookmarkEnd w:id="87"/>
+    <w:p>
+      <w:pPr>
+        <w:pStyle w:val="BodyText"/>
+      </w:pPr>
+      <w:r>
+        <w:rPr>
+          <w:b/>
+          <w:bCs/>
+        </w:rPr>
+        <w:t xml:space="preserve">See</w:t>
+      </w:r>
+      <w:r>
+        <w:rPr>
+          <w:b/>
+          <w:bCs/>
+        </w:rPr>
+        <w:t xml:space="preserve"> </w:t>
+      </w:r>
+      <w:hyperlink r:id="rId28">
+        <w:r>
+          <w:rPr>
+            <w:rStyle w:val="Hyperlink"/>
+            <w:b/>
+            <w:bCs/>
+          </w:rPr>
+          <w:t xml:space="preserve">SOURCES.md</w:t>
+        </w:r>
+      </w:hyperlink>
+      <w:r>
+        <w:rPr>
+          <w:b/>
+          <w:bCs/>
+        </w:rPr>
+        <w:t xml:space="preserve"> </w:t>
+      </w:r>
+      <w:r>
+        <w:rPr>
+          <w:b/>
+          <w:bCs/>
+          <w:i/>
+          <w:iCs/>
+        </w:rPr>
+        <w:t xml:space="preserve">(available in repository)</w:t>
+      </w:r>
+      <w:r>
+        <w:rPr>
+          <w:b/>
+          <w:bCs/>
+        </w:rPr>
+        <w:t xml:space="preserve"> </w:t>
+      </w:r>
+      <w:r>
+        <w:rPr>
+          <w:b/>
+          <w:bCs/>
+        </w:rPr>
+        <w:t xml:space="preserve">for:</w:t>
+      </w:r>
+      <w:r>
+        <w:t xml:space="preserve"> </w:t>
+      </w:r>
+      <w:r>
+        <w:t xml:space="preserve">Full citations, Framework Confidence Ratings table, academic citation formats, and verification status.</w:t>
+      </w:r>
+    </w:p>
+    <w:bookmarkEnd w:id="106"/>
+    <w:bookmarkEnd w:id="107"/>
+    <w:bookmarkEnd w:id="108"/>
     <w:sectPr>
       <w:footnotePr>
         <w:numRestart w:val="eachSect"/>
@@ -11636,6 +11622,109 @@
       </w:pPr>
     </w:lvl>
   </w:abstractNum>
+  <w:abstractNum w:abstractNumId="991">
+    <w:nsid w:val="0000A991"/>
+    <w:multiLevelType w:val="multilevel"/>
+    <w:lvl w:ilvl="0">
+      <w:numFmt w:val="bullet"/>
+      <w:lvlText w:val=""/>
+      <w:lvlJc w:val="left"/>
+      <w:pPr>
+        <w:ind w:left="720" w:hanging="360"/>
+      </w:pPr>
+      <w:rPr>
+        <w:rFonts w:ascii="Symbol" w:hAnsi="Symbol" w:cs="Symbol" w:hint="default"/>
+      </w:rPr>
+    </w:lvl>
+    <w:lvl w:ilvl="1">
+      <w:numFmt w:val="bullet"/>
+      <w:lvlText w:val="o"/>
+      <w:lvlJc w:val="left"/>
+      <w:pPr>
+        <w:ind w:left="1440" w:hanging="360"/>
+      </w:pPr>
+      <w:rPr>
+        <w:rFonts w:ascii="Courier New" w:hAnsi="Courier New" w:cs="Courier New" w:hint="default"/>
+      </w:rPr>
+    </w:lvl>
+    <w:lvl w:ilvl="2">
+      <w:numFmt w:val="bullet"/>
+      <w:lvlText w:val=""/>
+      <w:lvlJc w:val="left"/>
+      <w:pPr>
+        <w:ind w:left="2160" w:hanging="360"/>
+      </w:pPr>
+      <w:rPr>
+        <w:rFonts w:ascii="Wingdings" w:hAnsi="Wingdings" w:cs="Wingdings" w:hint="default"/>
+      </w:rPr>
+    </w:lvl>
+    <w:lvl w:ilvl="3">
+      <w:numFmt w:val="bullet"/>
+      <w:lvlText w:val=""/>
+      <w:lvlJc w:val="left"/>
+      <w:pPr>
+        <w:ind w:left="2880" w:hanging="360"/>
+      </w:pPr>
+      <w:rPr>
+        <w:rFonts w:ascii="Symbol" w:hAnsi="Symbol" w:cs="Symbol" w:hint="default"/>
+      </w:rPr>
+    </w:lvl>
+    <w:lvl w:ilvl="4">
+      <w:numFmt w:val="bullet"/>
+      <w:lvlText w:val="o"/>
+      <w:lvlJc w:val="left"/>
+      <w:pPr>
+        <w:ind w:left="3600" w:hanging="360"/>
+      </w:pPr>
+      <w:rPr>
+        <w:rFonts w:ascii="Courier New" w:hAnsi="Courier New" w:cs="Courier New" w:hint="default"/>
+      </w:rPr>
+    </w:lvl>
+    <w:lvl w:ilvl="5">
+      <w:numFmt w:val="bullet"/>
+      <w:lvlText w:val=""/>
+      <w:lvlJc w:val="left"/>
+      <w:pPr>
+        <w:ind w:left="4320" w:hanging="360"/>
+      </w:pPr>
+      <w:rPr>
+        <w:rFonts w:ascii="Wingdings" w:hAnsi="Wingdings" w:cs="Wingdings" w:hint="default"/>
+      </w:rPr>
+    </w:lvl>
+    <w:lvl w:ilvl="6">
+      <w:numFmt w:val="bullet"/>
+      <w:lvlText w:val=""/>
+      <w:lvlJc w:val="left"/>
+      <w:pPr>
+        <w:ind w:left="5040" w:hanging="360"/>
+      </w:pPr>
+      <w:rPr>
+        <w:rFonts w:ascii="Symbol" w:hAnsi="Symbol" w:cs="Symbol" w:hint="default"/>
+      </w:rPr>
+    </w:lvl>
+    <w:lvl w:ilvl="7">
+      <w:numFmt w:val="bullet"/>
+      <w:lvlText w:val="o"/>
+      <w:lvlJc w:val="left"/>
+      <w:pPr>
+        <w:ind w:left="5760" w:hanging="360"/>
+      </w:pPr>
+      <w:rPr>
+        <w:rFonts w:ascii="Courier New" w:hAnsi="Courier New" w:cs="Courier New" w:hint="default"/>
+      </w:rPr>
+    </w:lvl>
+    <w:lvl w:ilvl="8">
+      <w:numFmt w:val="bullet"/>
+      <w:lvlText w:val=""/>
+      <w:lvlJc w:val="left"/>
+      <w:pPr>
+        <w:ind w:left="6480" w:hanging="360"/>
+      </w:pPr>
+      <w:rPr>
+        <w:rFonts w:ascii="Wingdings" w:hAnsi="Wingdings" w:cs="Wingdings" w:hint="default"/>
+      </w:rPr>
+    </w:lvl>
+  </w:abstractNum>
   <w:abstractNum w:abstractNumId="99411">
     <w:nsid w:val="00A99411"/>
     <w:multiLevelType w:val="multilevel"/>
@@ -11721,141 +11810,11 @@
       </w:pPr>
     </w:lvl>
   </w:abstractNum>
-  <w:abstractNum w:abstractNumId="991">
-    <w:nsid w:val="0000A991"/>
-    <w:multiLevelType w:val="multilevel"/>
-    <w:lvl w:ilvl="0">
-      <w:numFmt w:val="bullet"/>
-      <w:lvlText w:val=""/>
-      <w:lvlJc w:val="left"/>
-      <w:pPr>
-        <w:ind w:left="720" w:hanging="360"/>
-      </w:pPr>
-      <w:rPr>
-        <w:rFonts w:ascii="Symbol" w:hAnsi="Symbol" w:cs="Symbol" w:hint="default"/>
-      </w:rPr>
-    </w:lvl>
-    <w:lvl w:ilvl="1">
-      <w:numFmt w:val="bullet"/>
-      <w:lvlText w:val="o"/>
-      <w:lvlJc w:val="left"/>
-      <w:pPr>
-        <w:ind w:left="1440" w:hanging="360"/>
-      </w:pPr>
-      <w:rPr>
-        <w:rFonts w:ascii="Courier New" w:hAnsi="Courier New" w:cs="Courier New" w:hint="default"/>
-      </w:rPr>
-    </w:lvl>
-    <w:lvl w:ilvl="2">
-      <w:numFmt w:val="bullet"/>
-      <w:lvlText w:val=""/>
-      <w:lvlJc w:val="left"/>
-      <w:pPr>
-        <w:ind w:left="2160" w:hanging="360"/>
-      </w:pPr>
-      <w:rPr>
-        <w:rFonts w:ascii="Wingdings" w:hAnsi="Wingdings" w:cs="Wingdings" w:hint="default"/>
-      </w:rPr>
-    </w:lvl>
-    <w:lvl w:ilvl="3">
-      <w:numFmt w:val="bullet"/>
-      <w:lvlText w:val=""/>
-      <w:lvlJc w:val="left"/>
-      <w:pPr>
-        <w:ind w:left="2880" w:hanging="360"/>
-      </w:pPr>
-      <w:rPr>
-        <w:rFonts w:ascii="Symbol" w:hAnsi="Symbol" w:cs="Symbol" w:hint="default"/>
-      </w:rPr>
-    </w:lvl>
-    <w:lvl w:ilvl="4">
-      <w:numFmt w:val="bullet"/>
-      <w:lvlText w:val="o"/>
-      <w:lvlJc w:val="left"/>
-      <w:pPr>
-        <w:ind w:left="3600" w:hanging="360"/>
-      </w:pPr>
-      <w:rPr>
-        <w:rFonts w:ascii="Courier New" w:hAnsi="Courier New" w:cs="Courier New" w:hint="default"/>
-      </w:rPr>
-    </w:lvl>
-    <w:lvl w:ilvl="5">
-      <w:numFmt w:val="bullet"/>
-      <w:lvlText w:val=""/>
-      <w:lvlJc w:val="left"/>
-      <w:pPr>
-        <w:ind w:left="4320" w:hanging="360"/>
-      </w:pPr>
-      <w:rPr>
-        <w:rFonts w:ascii="Wingdings" w:hAnsi="Wingdings" w:cs="Wingdings" w:hint="default"/>
-      </w:rPr>
-    </w:lvl>
-    <w:lvl w:ilvl="6">
-      <w:numFmt w:val="bullet"/>
-      <w:lvlText w:val=""/>
-      <w:lvlJc w:val="left"/>
-      <w:pPr>
-        <w:ind w:left="5040" w:hanging="360"/>
-      </w:pPr>
-      <w:rPr>
-        <w:rFonts w:ascii="Symbol" w:hAnsi="Symbol" w:cs="Symbol" w:hint="default"/>
-      </w:rPr>
-    </w:lvl>
-    <w:lvl w:ilvl="7">
-      <w:numFmt w:val="bullet"/>
-      <w:lvlText w:val="o"/>
-      <w:lvlJc w:val="left"/>
-      <w:pPr>
-        <w:ind w:left="5760" w:hanging="360"/>
-      </w:pPr>
-      <w:rPr>
-        <w:rFonts w:ascii="Courier New" w:hAnsi="Courier New" w:cs="Courier New" w:hint="default"/>
-      </w:rPr>
-    </w:lvl>
-    <w:lvl w:ilvl="8">
-      <w:numFmt w:val="bullet"/>
-      <w:lvlText w:val=""/>
-      <w:lvlJc w:val="left"/>
-      <w:pPr>
-        <w:ind w:left="6480" w:hanging="360"/>
-      </w:pPr>
-      <w:rPr>
-        <w:rFonts w:ascii="Wingdings" w:hAnsi="Wingdings" w:cs="Wingdings" w:hint="default"/>
-      </w:rPr>
-    </w:lvl>
-  </w:abstractNum>
   <w:num w:numId="1000">
     <w:abstractNumId w:val="990"/>
   </w:num>
   <w:num w:numId="1001">
-    <w:abstractNumId w:val="99411"/>
-    <w:lvlOverride w:ilvl="0">
-      <w:startOverride w:val="1"/>
-    </w:lvlOverride>
-    <w:lvlOverride w:ilvl="1">
-      <w:startOverride w:val="1"/>
-    </w:lvlOverride>
-    <w:lvlOverride w:ilvl="2">
-      <w:startOverride w:val="1"/>
-    </w:lvlOverride>
-    <w:lvlOverride w:ilvl="3">
-      <w:startOverride w:val="1"/>
-    </w:lvlOverride>
-    <w:lvlOverride w:ilvl="4">
-      <w:startOverride w:val="1"/>
-    </w:lvlOverride>
-    <w:lvlOverride w:ilvl="5">
-      <w:startOverride w:val="1"/>
-    </w:lvlOverride>
-    <w:lvlOverride w:ilvl="6">
-      <w:startOverride w:val="1"/>
-    </w:lvlOverride>
-    <w:lvlOverride w:ilvl="7">
-      <w:startOverride w:val="1"/>
-    </w:lvlOverride>
-    <w:lvlOverride w:ilvl="8">
-      <w:startOverride w:val="1"/>
-    </w:lvlOverride>
+    <w:abstractNumId w:val="991"/>
   </w:num>
   <w:num w:numId="1002">
     <w:abstractNumId w:val="991"/>
@@ -11888,7 +11847,34 @@
     <w:abstractNumId w:val="991"/>
   </w:num>
   <w:num w:numId="1012">
-    <w:abstractNumId w:val="991"/>
+    <w:abstractNumId w:val="99411"/>
+    <w:lvlOverride w:ilvl="0">
+      <w:startOverride w:val="1"/>
+    </w:lvlOverride>
+    <w:lvlOverride w:ilvl="1">
+      <w:startOverride w:val="1"/>
+    </w:lvlOverride>
+    <w:lvlOverride w:ilvl="2">
+      <w:startOverride w:val="1"/>
+    </w:lvlOverride>
+    <w:lvlOverride w:ilvl="3">
+      <w:startOverride w:val="1"/>
+    </w:lvlOverride>
+    <w:lvlOverride w:ilvl="4">
+      <w:startOverride w:val="1"/>
+    </w:lvlOverride>
+    <w:lvlOverride w:ilvl="5">
+      <w:startOverride w:val="1"/>
+    </w:lvlOverride>
+    <w:lvlOverride w:ilvl="6">
+      <w:startOverride w:val="1"/>
+    </w:lvlOverride>
+    <w:lvlOverride w:ilvl="7">
+      <w:startOverride w:val="1"/>
+    </w:lvlOverride>
+    <w:lvlOverride w:ilvl="8">
+      <w:startOverride w:val="1"/>
+    </w:lvlOverride>
   </w:num>
   <w:num w:numId="1013">
     <w:abstractNumId w:val="99411"/>

--- a/releases/Awesome-Mnemonics-Complete-Guide.docx
+++ b/releases/Awesome-Mnemonics-Complete-Guide.docx
@@ -28,7 +28,7 @@
         </w:p>
       </w:sdtContent>
     </w:sdt>
-    <w:bookmarkStart w:id="108" w:name="awesome-mnemonics---complete-guide"/>
+    <w:bookmarkStart w:id="111" w:name="awesome-mnemonics---complete-guide"/>
     <w:p>
       <w:pPr>
         <w:pStyle w:val="Heading1"/>
@@ -464,7 +464,28 @@
     </w:p>
     <w:p>
       <w:pPr>
-        <w:pStyle w:val="BodyText"/>
+        <w:pStyle w:val="BlockText"/>
+      </w:pPr>
+      <w:r>
+        <w:t xml:space="preserve">[!WARNING]</w:t>
+      </w:r>
+      <w:r>
+        <w:t xml:space="preserve"> </w:t>
+      </w:r>
+      <w:r>
+        <w:rPr>
+          <w:b/>
+          <w:bCs/>
+        </w:rPr>
+        <w:t xml:space="preserve">Avoid Cognitive Overload</w:t>
+      </w:r>
+      <w:r>
+        <w:t xml:space="preserve">: Choose ONE framework matching your situation. Don’t memorize all—reference as needed. Using multiple simultaneously reduces effectiveness.</w:t>
+      </w:r>
+    </w:p>
+    <w:p>
+      <w:pPr>
+        <w:pStyle w:val="FirstParagraph"/>
       </w:pPr>
       <w:r>
         <w:rPr>
@@ -2122,12 +2143,12 @@
           <w:numId w:val="1002"/>
         </w:numPr>
       </w:pPr>
-      <w:hyperlink w:anchor="X6e2f41a9aab647f24492e4f54eba31603dade68">
-        <w:r>
-          <w:rPr>
-            <w:rStyle w:val="Hyperlink"/>
-          </w:rPr>
-          <w:t xml:space="preserve">🤝 Contributing</w:t>
+      <w:hyperlink w:anchor="selection-self-check">
+        <w:r>
+          <w:rPr>
+            <w:rStyle w:val="Hyperlink"/>
+          </w:rPr>
+          <w:t xml:space="preserve">Selection Self-Check</w:t>
         </w:r>
       </w:hyperlink>
     </w:p>
@@ -2139,12 +2160,12 @@
           <w:numId w:val="1002"/>
         </w:numPr>
       </w:pPr>
-      <w:hyperlink w:anchor="X33d64d7c136dd2cf2ebd63318c2da52cd425a78">
-        <w:r>
-          <w:rPr>
-            <w:rStyle w:val="Hyperlink"/>
-          </w:rPr>
-          <w:t xml:space="preserve">📥 Release Versions</w:t>
+      <w:hyperlink w:anchor="still-stuck">
+        <w:r>
+          <w:rPr>
+            <w:rStyle w:val="Hyperlink"/>
+          </w:rPr>
+          <w:t xml:space="preserve">Still Stuck?</w:t>
         </w:r>
       </w:hyperlink>
     </w:p>
@@ -2156,6 +2177,40 @@
           <w:numId w:val="1002"/>
         </w:numPr>
       </w:pPr>
+      <w:hyperlink w:anchor="X6e2f41a9aab647f24492e4f54eba31603dade68">
+        <w:r>
+          <w:rPr>
+            <w:rStyle w:val="Hyperlink"/>
+          </w:rPr>
+          <w:t xml:space="preserve">🤝 Contributing</w:t>
+        </w:r>
+      </w:hyperlink>
+    </w:p>
+    <w:p>
+      <w:pPr>
+        <w:pStyle w:val="Compact"/>
+        <w:numPr>
+          <w:ilvl w:val="1"/>
+          <w:numId w:val="1002"/>
+        </w:numPr>
+      </w:pPr>
+      <w:hyperlink w:anchor="X33d64d7c136dd2cf2ebd63318c2da52cd425a78">
+        <w:r>
+          <w:rPr>
+            <w:rStyle w:val="Hyperlink"/>
+          </w:rPr>
+          <w:t xml:space="preserve">📥 Release Versions</w:t>
+        </w:r>
+      </w:hyperlink>
+    </w:p>
+    <w:p>
+      <w:pPr>
+        <w:pStyle w:val="Compact"/>
+        <w:numPr>
+          <w:ilvl w:val="1"/>
+          <w:numId w:val="1002"/>
+        </w:numPr>
+      </w:pPr>
       <w:hyperlink w:anchor="sources--references">
         <w:r>
           <w:rPr>
@@ -2233,6 +2288,311 @@
         </w:r>
       </w:hyperlink>
     </w:p>
+    <w:bookmarkEnd w:id="32"/>
+    <w:bookmarkStart w:id="33" w:name="quick-reference-1"/>
+    <w:p>
+      <w:pPr>
+        <w:pStyle w:val="Heading2"/>
+      </w:pPr>
+      <w:r>
+        <w:t xml:space="preserve">Quick Reference</w:t>
+      </w:r>
+    </w:p>
+    <w:tbl>
+      <w:tblPr>
+        <w:tblStyle w:val="Table"/>
+        <w:tblW w:type="auto" w:w="0"/>
+        <w:tblLook w:firstRow="1" w:lastRow="0" w:firstColumn="0" w:lastColumn="0" w:noHBand="0" w:noVBand="0" w:val="0020"/>
+      </w:tblPr>
+      <w:tblGrid>
+        <w:gridCol w:w="2640"/>
+        <w:gridCol w:w="2640"/>
+        <w:gridCol w:w="2640"/>
+      </w:tblGrid>
+      <w:tr>
+        <w:trPr>
+          <w:tblHeader w:val="on"/>
+        </w:trPr>
+        <w:tc>
+          <w:tcPr/>
+          <w:p>
+            <w:pPr>
+              <w:pStyle w:val="Compact"/>
+            </w:pPr>
+            <w:r>
+              <w:t xml:space="preserve">Situation</w:t>
+            </w:r>
+          </w:p>
+        </w:tc>
+        <w:tc>
+          <w:tcPr/>
+          <w:p>
+            <w:pPr>
+              <w:pStyle w:val="Compact"/>
+            </w:pPr>
+            <w:r>
+              <w:t xml:space="preserve">Use These</w:t>
+            </w:r>
+          </w:p>
+        </w:tc>
+        <w:tc>
+          <w:tcPr/>
+          <w:p>
+            <w:pPr>
+              <w:pStyle w:val="Compact"/>
+            </w:pPr>
+            <w:r>
+              <w:t xml:space="preserve">Time</w:t>
+            </w:r>
+          </w:p>
+        </w:tc>
+      </w:tr>
+      <w:tr>
+        <w:tc>
+          <w:tcPr/>
+          <w:p>
+            <w:pPr>
+              <w:pStyle w:val="Compact"/>
+            </w:pPr>
+            <w:r>
+              <w:t xml:space="preserve">Crisis/Emergency</w:t>
+            </w:r>
+          </w:p>
+        </w:tc>
+        <w:tc>
+          <w:tcPr/>
+          <w:p>
+            <w:pPr>
+              <w:pStyle w:val="Compact"/>
+            </w:pPr>
+            <w:r>
+              <w:t xml:space="preserve">STOP, BREATHE</w:t>
+            </w:r>
+          </w:p>
+        </w:tc>
+        <w:tc>
+          <w:tcPr/>
+          <w:p>
+            <w:pPr>
+              <w:pStyle w:val="Compact"/>
+            </w:pPr>
+            <w:r>
+              <w:t xml:space="preserve">2-5 min</w:t>
+            </w:r>
+          </w:p>
+        </w:tc>
+      </w:tr>
+      <w:tr>
+        <w:tc>
+          <w:tcPr/>
+          <w:p>
+            <w:pPr>
+              <w:pStyle w:val="Compact"/>
+            </w:pPr>
+            <w:r>
+              <w:t xml:space="preserve">Stress/Overwhelm</w:t>
+            </w:r>
+          </w:p>
+        </w:tc>
+        <w:tc>
+          <w:tcPr/>
+          <w:p>
+            <w:pPr>
+              <w:pStyle w:val="Compact"/>
+            </w:pPr>
+            <w:r>
+              <w:t xml:space="preserve">PACE, CALM, ARIES</w:t>
+            </w:r>
+          </w:p>
+        </w:tc>
+        <w:tc>
+          <w:tcPr/>
+          <w:p>
+            <w:pPr>
+              <w:pStyle w:val="Compact"/>
+            </w:pPr>
+            <w:r>
+              <w:t xml:space="preserve">5-10 min</w:t>
+            </w:r>
+          </w:p>
+        </w:tc>
+      </w:tr>
+      <w:tr>
+        <w:tc>
+          <w:tcPr/>
+          <w:p>
+            <w:pPr>
+              <w:pStyle w:val="Compact"/>
+            </w:pPr>
+            <w:r>
+              <w:t xml:space="preserve">Argument/Conflict</w:t>
+            </w:r>
+          </w:p>
+        </w:tc>
+        <w:tc>
+          <w:tcPr/>
+          <w:p>
+            <w:pPr>
+              <w:pStyle w:val="Compact"/>
+            </w:pPr>
+            <w:r>
+              <w:t xml:space="preserve">BREATHE, PAUSE, WAIT</w:t>
+            </w:r>
+          </w:p>
+        </w:tc>
+        <w:tc>
+          <w:tcPr/>
+          <w:p>
+            <w:pPr>
+              <w:pStyle w:val="Compact"/>
+            </w:pPr>
+            <w:r>
+              <w:t xml:space="preserve">3-7 min</w:t>
+            </w:r>
+          </w:p>
+        </w:tc>
+      </w:tr>
+      <w:tr>
+        <w:tc>
+          <w:tcPr/>
+          <w:p>
+            <w:pPr>
+              <w:pStyle w:val="Compact"/>
+            </w:pPr>
+            <w:r>
+              <w:t xml:space="preserve">Root Cause Analysis</w:t>
+            </w:r>
+          </w:p>
+        </w:tc>
+        <w:tc>
+          <w:tcPr/>
+          <w:p>
+            <w:pPr>
+              <w:pStyle w:val="Compact"/>
+            </w:pPr>
+            <w:r>
+              <w:t xml:space="preserve">5 Whys, ICEBERG, 8D</w:t>
+            </w:r>
+          </w:p>
+        </w:tc>
+        <w:tc>
+          <w:tcPr/>
+          <w:p>
+            <w:pPr>
+              <w:pStyle w:val="Compact"/>
+            </w:pPr>
+            <w:r>
+              <w:t xml:space="preserve">30min-4wks</w:t>
+            </w:r>
+          </w:p>
+        </w:tc>
+      </w:tr>
+      <w:tr>
+        <w:tc>
+          <w:tcPr/>
+          <w:p>
+            <w:pPr>
+              <w:pStyle w:val="Compact"/>
+            </w:pPr>
+            <w:r>
+              <w:t xml:space="preserve">Problem Solving</w:t>
+            </w:r>
+          </w:p>
+        </w:tc>
+        <w:tc>
+          <w:tcPr/>
+          <w:p>
+            <w:pPr>
+              <w:pStyle w:val="Compact"/>
+            </w:pPr>
+            <w:r>
+              <w:t xml:space="preserve">IDEA, PREPARE, PADDER</w:t>
+            </w:r>
+          </w:p>
+        </w:tc>
+        <w:tc>
+          <w:tcPr/>
+          <w:p>
+            <w:pPr>
+              <w:pStyle w:val="Compact"/>
+            </w:pPr>
+            <w:r>
+              <w:t xml:space="preserve">15-60 min</w:t>
+            </w:r>
+          </w:p>
+        </w:tc>
+      </w:tr>
+      <w:tr>
+        <w:tc>
+          <w:tcPr/>
+          <w:p>
+            <w:pPr>
+              <w:pStyle w:val="Compact"/>
+            </w:pPr>
+            <w:r>
+              <w:t xml:space="preserve">Strategic Analysis</w:t>
+            </w:r>
+          </w:p>
+        </w:tc>
+        <w:tc>
+          <w:tcPr/>
+          <w:p>
+            <w:pPr>
+              <w:pStyle w:val="Compact"/>
+            </w:pPr>
+            <w:r>
+              <w:t xml:space="preserve">SWOT, PESTEL</w:t>
+            </w:r>
+          </w:p>
+        </w:tc>
+        <w:tc>
+          <w:tcPr/>
+          <w:p>
+            <w:pPr>
+              <w:pStyle w:val="Compact"/>
+            </w:pPr>
+            <w:r>
+              <w:t xml:space="preserve">1-4 hrs</w:t>
+            </w:r>
+          </w:p>
+        </w:tc>
+      </w:tr>
+      <w:tr>
+        <w:tc>
+          <w:tcPr/>
+          <w:p>
+            <w:pPr>
+              <w:pStyle w:val="Compact"/>
+            </w:pPr>
+            <w:r>
+              <w:t xml:space="preserve">Team Coordination</w:t>
+            </w:r>
+          </w:p>
+        </w:tc>
+        <w:tc>
+          <w:tcPr/>
+          <w:p>
+            <w:pPr>
+              <w:pStyle w:val="Compact"/>
+            </w:pPr>
+            <w:r>
+              <w:t xml:space="preserve">RACI, 8D Approach</w:t>
+            </w:r>
+          </w:p>
+        </w:tc>
+        <w:tc>
+          <w:tcPr/>
+          <w:p>
+            <w:pPr>
+              <w:pStyle w:val="Compact"/>
+            </w:pPr>
+            <w:r>
+              <w:t xml:space="preserve">Ongoing</w:t>
+            </w:r>
+          </w:p>
+        </w:tc>
+      </w:tr>
+    </w:tbl>
     <w:p>
       <w:r>
         <w:pict>
@@ -2240,8 +2600,8 @@
         </w:pict>
       </w:r>
     </w:p>
-    <w:bookmarkEnd w:id="32"/>
-    <w:bookmarkStart w:id="38" w:name="categorized-index"/>
+    <w:bookmarkEnd w:id="33"/>
+    <w:bookmarkStart w:id="39" w:name="categorized-index"/>
     <w:p>
       <w:pPr>
         <w:pStyle w:val="Heading2"/>
@@ -2262,7 +2622,7 @@
         <w:t xml:space="preserve">Browse by category; each entry links to full definition and when-to-use guidance.</w:t>
       </w:r>
     </w:p>
-    <w:bookmarkStart w:id="33" w:name="ops"/>
+    <w:bookmarkStart w:id="34" w:name="ops"/>
     <w:p>
       <w:pPr>
         <w:pStyle w:val="Heading3"/>
@@ -2396,8 +2756,8 @@
         </w:r>
       </w:hyperlink>
     </w:p>
-    <w:bookmarkEnd w:id="33"/>
-    <w:bookmarkStart w:id="34" w:name="rca-root-cause-analysis"/>
+    <w:bookmarkEnd w:id="34"/>
+    <w:bookmarkStart w:id="35" w:name="rca-root-cause-analysis"/>
     <w:p>
       <w:pPr>
         <w:pStyle w:val="Heading3"/>
@@ -2531,8 +2891,8 @@
         </w:r>
       </w:hyperlink>
     </w:p>
-    <w:bookmarkEnd w:id="34"/>
-    <w:bookmarkStart w:id="35" w:name="systems-design"/>
+    <w:bookmarkEnd w:id="35"/>
+    <w:bookmarkStart w:id="36" w:name="systems-design"/>
     <w:p>
       <w:pPr>
         <w:pStyle w:val="Heading3"/>
@@ -2615,8 +2975,8 @@
         </w:r>
       </w:hyperlink>
     </w:p>
-    <w:bookmarkEnd w:id="35"/>
-    <w:bookmarkStart w:id="36" w:name="human-factors"/>
+    <w:bookmarkEnd w:id="36"/>
+    <w:bookmarkStart w:id="37" w:name="human-factors"/>
     <w:p>
       <w:pPr>
         <w:pStyle w:val="Heading3"/>
@@ -2699,8 +3059,8 @@
         </w:r>
       </w:hyperlink>
     </w:p>
-    <w:bookmarkEnd w:id="36"/>
-    <w:bookmarkStart w:id="37" w:name="personal-life"/>
+    <w:bookmarkEnd w:id="37"/>
+    <w:bookmarkStart w:id="38" w:name="personal-life"/>
     <w:p>
       <w:pPr>
         <w:pStyle w:val="Heading3"/>
@@ -2790,9 +3150,9 @@
         </w:pict>
       </w:r>
     </w:p>
-    <w:bookmarkEnd w:id="37"/>
     <w:bookmarkEnd w:id="38"/>
-    <w:bookmarkStart w:id="40" w:name="who-uses-this"/>
+    <w:bookmarkEnd w:id="39"/>
+    <w:bookmarkStart w:id="41" w:name="who-uses-this"/>
     <w:p>
       <w:pPr>
         <w:pStyle w:val="Heading2"/>
@@ -2846,7 +3206,7 @@
       <w:r>
         <w:t xml:space="preserve"> </w:t>
       </w:r>
-      <w:hyperlink r:id="rId39">
+      <w:hyperlink r:id="rId40">
         <w:r>
           <w:rPr>
             <w:rStyle w:val="Hyperlink"/>
@@ -2865,8 +3225,8 @@
         </w:pict>
       </w:r>
     </w:p>
-    <w:bookmarkEnd w:id="40"/>
-    <w:bookmarkStart w:id="41" w:name="cli"/>
+    <w:bookmarkEnd w:id="41"/>
+    <w:bookmarkStart w:id="42" w:name="cli"/>
     <w:p>
       <w:pPr>
         <w:pStyle w:val="Heading2"/>
@@ -3003,8 +3363,8 @@
         </w:pict>
       </w:r>
     </w:p>
-    <w:bookmarkEnd w:id="41"/>
-    <w:bookmarkStart w:id="43" w:name="quick-start-sre-infra"/>
+    <w:bookmarkEnd w:id="42"/>
+    <w:bookmarkStart w:id="44" w:name="quick-start-sre-infra"/>
     <w:p>
       <w:pPr>
         <w:pStyle w:val="Heading2"/>
@@ -3037,7 +3397,7 @@
       <w:r>
         <w:t xml:space="preserve"> </w:t>
       </w:r>
-      <w:hyperlink r:id="rId42">
+      <w:hyperlink r:id="rId43">
         <w:r>
           <w:rPr>
             <w:rStyle w:val="Hyperlink"/>
@@ -3151,8 +3511,8 @@
         </w:pict>
       </w:r>
     </w:p>
-    <w:bookmarkEnd w:id="43"/>
-    <w:bookmarkStart w:id="44" w:name="mnemonic-selection-flowchart"/>
+    <w:bookmarkEnd w:id="44"/>
+    <w:bookmarkStart w:id="45" w:name="mnemonic-selection-flowchart"/>
     <w:p>
       <w:pPr>
         <w:pStyle w:val="Heading2"/>
@@ -3323,8 +3683,8 @@
         </w:pict>
       </w:r>
     </w:p>
-    <w:bookmarkEnd w:id="44"/>
-    <w:bookmarkStart w:id="50" w:name="problem-solving-techniques"/>
+    <w:bookmarkEnd w:id="45"/>
+    <w:bookmarkStart w:id="51" w:name="problem-solving-techniques"/>
     <w:p>
       <w:pPr>
         <w:pStyle w:val="Heading2"/>
@@ -3376,7 +3736,7 @@
         <w:t xml:space="preserve">above to browse by use case.</w:t>
       </w:r>
     </w:p>
-    <w:bookmarkStart w:id="45" w:name="prepare"/>
+    <w:bookmarkStart w:id="46" w:name="prepare"/>
     <w:p>
       <w:pPr>
         <w:pStyle w:val="Heading3"/>
@@ -3387,13 +3747,63 @@
     </w:p>
     <w:p>
       <w:pPr>
+        <w:pStyle w:val="FirstParagraph"/>
+      </w:pPr>
+      <w:r>
+        <w:rPr>
+          <w:b/>
+          <w:bCs/>
+        </w:rPr>
+        <w:t xml:space="preserve">Use when:</w:t>
+      </w:r>
+      <w:r>
+        <w:t xml:space="preserve"> </w:t>
+      </w:r>
+      <w:r>
+        <w:t xml:space="preserve">Strategic planning, multi-stakeholder; needs structure |</w:t>
+      </w:r>
+      <w:r>
+        <w:t xml:space="preserve"> </w:t>
+      </w:r>
+      <w:r>
+        <w:rPr>
+          <w:b/>
+          <w:bCs/>
+        </w:rPr>
+        <w:t xml:space="preserve">Time:</w:t>
+      </w:r>
+      <w:r>
+        <w:t xml:space="preserve"> </w:t>
+      </w:r>
+      <w:r>
+        <w:t xml:space="preserve">1–2 hr |</w:t>
+      </w:r>
+      <w:r>
+        <w:t xml:space="preserve"> </w:t>
+      </w:r>
+      <w:r>
+        <w:rPr>
+          <w:b/>
+          <w:bCs/>
+        </w:rPr>
+        <w:t xml:space="preserve">Complexity:</w:t>
+      </w:r>
+      <w:r>
+        <w:t xml:space="preserve"> </w:t>
+      </w:r>
+      <w:r>
+        <w:t xml:space="preserve">★★☆</w:t>
+      </w:r>
+    </w:p>
+    <w:p>
+      <w:pPr>
         <w:pStyle w:val="SourceCode"/>
       </w:pPr>
       <w:r>
         <w:rPr>
           <w:rStyle w:val="VerbatimChar"/>
         </w:rPr>
-        <w:t xml:space="preserve">P - Prioritize the problem  </w:t>
+        <w:t xml:space="preserve">P - **Prioritize** the problem  </w:t>
       </w:r>
       <w:r>
         <w:br/>
@@ -3402,7 +3812,7 @@
         <w:rPr>
           <w:rStyle w:val="VerbatimChar"/>
         </w:rPr>
-        <w:t xml:space="preserve">R - Research &amp; brainstorm solutions  </w:t>
+        <w:t xml:space="preserve">R - **Research** &amp; brainstorm solutions  </w:t>
       </w:r>
       <w:r>
         <w:br/>
@@ -3411,7 +3821,7 @@
         <w:rPr>
           <w:rStyle w:val="VerbatimChar"/>
         </w:rPr>
-        <w:t xml:space="preserve">E - Evaluate available options  </w:t>
+        <w:t xml:space="preserve">E - **Evaluate** available options  </w:t>
       </w:r>
       <w:r>
         <w:br/>
@@ -3420,7 +3830,7 @@
         <w:rPr>
           <w:rStyle w:val="VerbatimChar"/>
         </w:rPr>
-        <w:t xml:space="preserve">P - Plan steps to resolve issue  </w:t>
+        <w:t xml:space="preserve">P - **Plan** steps to resolve issue  </w:t>
       </w:r>
       <w:r>
         <w:br/>
@@ -3429,7 +3839,7 @@
         <w:rPr>
           <w:rStyle w:val="VerbatimChar"/>
         </w:rPr>
-        <w:t xml:space="preserve">A - Act on the plan  </w:t>
+        <w:t xml:space="preserve">A - **Act** on the plan  </w:t>
       </w:r>
       <w:r>
         <w:br/>
@@ -3438,7 +3848,7 @@
         <w:rPr>
           <w:rStyle w:val="VerbatimChar"/>
         </w:rPr>
-        <w:t xml:space="preserve">R - Reflect on results  </w:t>
+        <w:t xml:space="preserve">R - **Reflect** on results  </w:t>
       </w:r>
       <w:r>
         <w:br/>
@@ -3447,7 +3857,7 @@
         <w:rPr>
           <w:rStyle w:val="VerbatimChar"/>
         </w:rPr>
-        <w:t xml:space="preserve">E - Evaluate and revise plan as necessary  </w:t>
+        <w:t xml:space="preserve">E - **Evaluate** and revise plan as necessary  </w:t>
       </w:r>
     </w:p>
     <w:p>
@@ -3662,7 +4072,7 @@
         <w:rPr>
           <w:rStyle w:val="VerbatimChar"/>
         </w:rPr>
-        <w:t xml:space="preserve">P - Pinpoint problem  </w:t>
+        <w:t xml:space="preserve">P - **Pinpoint** problem  </w:t>
       </w:r>
       <w:r>
         <w:br/>
@@ -3671,7 +4081,7 @@
         <w:rPr>
           <w:rStyle w:val="VerbatimChar"/>
         </w:rPr>
-        <w:t xml:space="preserve">A - Analyze data and look for patterns  </w:t>
+        <w:t xml:space="preserve">A - **Analyze** data and look for patterns  </w:t>
       </w:r>
       <w:r>
         <w:br/>
@@ -3680,7 +4090,7 @@
         <w:rPr>
           <w:rStyle w:val="VerbatimChar"/>
         </w:rPr>
-        <w:t xml:space="preserve">D - Develop solution &amp; consider other ways to solve the issue—try to have more than one option</w:t>
+        <w:t xml:space="preserve">D - **Develop** solution &amp; consider other ways to solve the issue—try to have more than one option</w:t>
       </w:r>
       <w:r>
         <w:br/>
@@ -3689,7 +4099,7 @@
         <w:rPr>
           <w:rStyle w:val="VerbatimChar"/>
         </w:rPr>
-        <w:t xml:space="preserve">D - Design action plan  </w:t>
+        <w:t xml:space="preserve">D - **Design** action plan  </w:t>
       </w:r>
       <w:r>
         <w:br/>
@@ -3698,7 +4108,7 @@
         <w:rPr>
           <w:rStyle w:val="VerbatimChar"/>
         </w:rPr>
-        <w:t xml:space="preserve">E - Execute action plan &amp; Monitor Results  </w:t>
+        <w:t xml:space="preserve">E - **Execute** action plan &amp; Monitor Results  </w:t>
       </w:r>
       <w:r>
         <w:br/>
@@ -3707,7 +4117,7 @@
         <w:rPr>
           <w:rStyle w:val="VerbatimChar"/>
         </w:rPr>
-        <w:t xml:space="preserve">R - Reevaluate and refine plan as needed  </w:t>
+        <w:t xml:space="preserve">R - **Reevaluate** and refine plan as needed  </w:t>
       </w:r>
     </w:p>
     <w:p>
@@ -3719,7 +4129,7 @@
           <w:b/>
           <w:bCs/>
         </w:rPr>
-        <w:t xml:space="preserve">💡 When to use:</w:t>
+        <w:t xml:space="preserve">When to use:</w:t>
       </w:r>
       <w:r>
         <w:t xml:space="preserve"> </w:t>
@@ -3743,6 +4153,38 @@
       </w:r>
       <w:r>
         <w:t xml:space="preserve">D3 (Interim Containment) for quick fixes.</w:t>
+      </w:r>
+      <w:r>
+        <w:t xml:space="preserve"> </w:t>
+      </w:r>
+      <w:r>
+        <w:rPr>
+          <w:b/>
+          <w:bCs/>
+        </w:rPr>
+        <w:t xml:space="preserve">Time:</w:t>
+      </w:r>
+      <w:r>
+        <w:t xml:space="preserve"> </w:t>
+      </w:r>
+      <w:r>
+        <w:t xml:space="preserve">15–60 min.</w:t>
+      </w:r>
+      <w:r>
+        <w:t xml:space="preserve"> </w:t>
+      </w:r>
+      <w:r>
+        <w:rPr>
+          <w:b/>
+          <w:bCs/>
+        </w:rPr>
+        <w:t xml:space="preserve">Complexity:</w:t>
+      </w:r>
+      <w:r>
+        <w:t xml:space="preserve"> </w:t>
+      </w:r>
+      <w:r>
+        <w:t xml:space="preserve">★★☆.</w:t>
       </w:r>
     </w:p>
     <w:p>
@@ -3838,13 +4280,63 @@
     </w:p>
     <w:p>
       <w:pPr>
+        <w:pStyle w:val="BodyText"/>
+      </w:pPr>
+      <w:r>
+        <w:rPr>
+          <w:b/>
+          <w:bCs/>
+        </w:rPr>
+        <w:t xml:space="preserve">Use when:</w:t>
+      </w:r>
+      <w:r>
+        <w:t xml:space="preserve"> </w:t>
+      </w:r>
+      <w:r>
+        <w:t xml:space="preserve">Complex, deep analysis; surface symptoms hide root causes |</w:t>
+      </w:r>
+      <w:r>
+        <w:t xml:space="preserve"> </w:t>
+      </w:r>
+      <w:r>
+        <w:rPr>
+          <w:b/>
+          <w:bCs/>
+        </w:rPr>
+        <w:t xml:space="preserve">Time:</w:t>
+      </w:r>
+      <w:r>
+        <w:t xml:space="preserve"> </w:t>
+      </w:r>
+      <w:r>
+        <w:t xml:space="preserve">30–60 min |</w:t>
+      </w:r>
+      <w:r>
+        <w:t xml:space="preserve"> </w:t>
+      </w:r>
+      <w:r>
+        <w:rPr>
+          <w:b/>
+          <w:bCs/>
+        </w:rPr>
+        <w:t xml:space="preserve">Complexity:</w:t>
+      </w:r>
+      <w:r>
+        <w:t xml:space="preserve"> </w:t>
+      </w:r>
+      <w:r>
+        <w:t xml:space="preserve">★★★</w:t>
+      </w:r>
+    </w:p>
+    <w:p>
+      <w:pPr>
         <w:pStyle w:val="SourceCode"/>
       </w:pPr>
       <w:r>
         <w:rPr>
           <w:rStyle w:val="VerbatimChar"/>
         </w:rPr>
-        <w:t xml:space="preserve">I - Identify issue(s)  </w:t>
+        <w:t xml:space="preserve">I - **Identify** issue(s)  </w:t>
       </w:r>
       <w:r>
         <w:br/>
@@ -3853,7 +4345,7 @@
         <w:rPr>
           <w:rStyle w:val="VerbatimChar"/>
         </w:rPr>
-        <w:t xml:space="preserve">C - Collect data and analyze situation  </w:t>
+        <w:t xml:space="preserve">C - **Collect** data and analyze situation  </w:t>
       </w:r>
       <w:r>
         <w:br/>
@@ -3862,7 +4354,7 @@
         <w:rPr>
           <w:rStyle w:val="VerbatimChar"/>
         </w:rPr>
-        <w:t xml:space="preserve">E - Examine possible (root) causes  </w:t>
+        <w:t xml:space="preserve">E - **Examine** possible (root) causes  </w:t>
       </w:r>
       <w:r>
         <w:br/>
@@ -3871,7 +4363,7 @@
         <w:rPr>
           <w:rStyle w:val="VerbatimChar"/>
         </w:rPr>
-        <w:t xml:space="preserve">B - Brainstorm solutions  </w:t>
+        <w:t xml:space="preserve">B - **Brainstorm** solutions  </w:t>
       </w:r>
       <w:r>
         <w:br/>
@@ -3880,7 +4372,7 @@
         <w:rPr>
           <w:rStyle w:val="VerbatimChar"/>
         </w:rPr>
-        <w:t xml:space="preserve">E - Execute solution(s)  </w:t>
+        <w:t xml:space="preserve">E - **Execute** solution(s)  </w:t>
       </w:r>
       <w:r>
         <w:br/>
@@ -3889,7 +4381,7 @@
         <w:rPr>
           <w:rStyle w:val="VerbatimChar"/>
         </w:rPr>
-        <w:t xml:space="preserve">R - Review, evaluate, and adjust solutions  </w:t>
+        <w:t xml:space="preserve">R - **Review**, evaluate, and adjust solutions  </w:t>
       </w:r>
       <w:r>
         <w:br/>
@@ -3898,7 +4390,7 @@
         <w:rPr>
           <w:rStyle w:val="VerbatimChar"/>
         </w:rPr>
-        <w:t xml:space="preserve">G - Gather feedback  </w:t>
+        <w:t xml:space="preserve">G - **Gather** feedback  </w:t>
       </w:r>
     </w:p>
     <w:p>
@@ -4064,7 +4556,7 @@
         <w:rPr>
           <w:rStyle w:val="VerbatimChar"/>
         </w:rPr>
-        <w:t xml:space="preserve">I - Identify problem  </w:t>
+        <w:t xml:space="preserve">I - **Identify** problem  </w:t>
       </w:r>
       <w:r>
         <w:br/>
@@ -4073,7 +4565,7 @@
         <w:rPr>
           <w:rStyle w:val="VerbatimChar"/>
         </w:rPr>
-        <w:t xml:space="preserve">D - Develop Solution  </w:t>
+        <w:t xml:space="preserve">D - **Develop** Solution  </w:t>
       </w:r>
       <w:r>
         <w:br/>
@@ -4082,7 +4574,7 @@
         <w:rPr>
           <w:rStyle w:val="VerbatimChar"/>
         </w:rPr>
-        <w:t xml:space="preserve">E - Execute Solution</w:t>
+        <w:t xml:space="preserve">E - **Execute** Solution</w:t>
       </w:r>
       <w:r>
         <w:br/>
@@ -4091,7 +4583,7 @@
         <w:rPr>
           <w:rStyle w:val="VerbatimChar"/>
         </w:rPr>
-        <w:t xml:space="preserve">A - Assess Solution  </w:t>
+        <w:t xml:space="preserve">A - **Assess** Solution  </w:t>
       </w:r>
     </w:p>
     <w:p>
@@ -4103,13 +4595,13 @@
           <w:b/>
           <w:bCs/>
         </w:rPr>
-        <w:t xml:space="preserve">💡 When to use:</w:t>
-      </w:r>
-      <w:r>
-        <w:t xml:space="preserve"> </w:t>
-      </w:r>
-      <w:r>
-        <w:t xml:space="preserve">Quick, simple (2–5 min); crisis; use</w:t>
+        <w:t xml:space="preserve">When to use:</w:t>
+      </w:r>
+      <w:r>
+        <w:t xml:space="preserve"> </w:t>
+      </w:r>
+      <w:r>
+        <w:t xml:space="preserve">Quick, simple; crisis—use</w:t>
       </w:r>
       <w:r>
         <w:t xml:space="preserve"> </w:t>
@@ -4127,6 +4619,38 @@
       </w:r>
       <w:r>
         <w:t xml:space="preserve">first if stressed.</w:t>
+      </w:r>
+      <w:r>
+        <w:t xml:space="preserve"> </w:t>
+      </w:r>
+      <w:r>
+        <w:rPr>
+          <w:b/>
+          <w:bCs/>
+        </w:rPr>
+        <w:t xml:space="preserve">Time:</w:t>
+      </w:r>
+      <w:r>
+        <w:t xml:space="preserve"> </w:t>
+      </w:r>
+      <w:r>
+        <w:t xml:space="preserve">2–5 min.</w:t>
+      </w:r>
+      <w:r>
+        <w:t xml:space="preserve"> </w:t>
+      </w:r>
+      <w:r>
+        <w:rPr>
+          <w:b/>
+          <w:bCs/>
+        </w:rPr>
+        <w:t xml:space="preserve">Complexity:</w:t>
+      </w:r>
+      <w:r>
+        <w:t xml:space="preserve"> </w:t>
+      </w:r>
+      <w:r>
+        <w:t xml:space="preserve">★☆☆.</w:t>
       </w:r>
     </w:p>
     <w:p>
@@ -4262,23 +4786,29 @@
       <w:r>
         <w:t xml:space="preserve">### 5 Whys</w:t>
       </w:r>
-      <w:r>
-        <w:t xml:space="preserve"> </w:t>
-      </w:r>
-      <w:r>
-        <w:t xml:space="preserve">* Keep asking why until root causes are identified</w:t>
-      </w:r>
-    </w:p>
-    <w:p>
-      <w:pPr>
-        <w:pStyle w:val="BodyText"/>
-      </w:pPr>
-      <w:r>
-        <w:rPr>
-          <w:b/>
-          <w:bCs/>
-        </w:rPr>
-        <w:t xml:space="preserve">💡 When to use:</w:t>
+    </w:p>
+    <w:p>
+      <w:pPr>
+        <w:pStyle w:val="Compact"/>
+        <w:numPr>
+          <w:ilvl w:val="0"/>
+          <w:numId w:val="1013"/>
+        </w:numPr>
+      </w:pPr>
+      <w:r>
+        <w:t xml:space="preserve">Keep asking why until root causes are identified</w:t>
+      </w:r>
+    </w:p>
+    <w:p>
+      <w:pPr>
+        <w:pStyle w:val="FirstParagraph"/>
+      </w:pPr>
+      <w:r>
+        <w:rPr>
+          <w:b/>
+          <w:bCs/>
+        </w:rPr>
+        <w:t xml:space="preserve">When to use:</w:t>
       </w:r>
       <w:r>
         <w:t xml:space="preserve"> </w:t>
@@ -4319,6 +4849,38 @@
       </w:r>
       <w:r>
         <w:t xml:space="preserve">for deep dives.</w:t>
+      </w:r>
+      <w:r>
+        <w:t xml:space="preserve"> </w:t>
+      </w:r>
+      <w:r>
+        <w:rPr>
+          <w:b/>
+          <w:bCs/>
+        </w:rPr>
+        <w:t xml:space="preserve">Time:</w:t>
+      </w:r>
+      <w:r>
+        <w:t xml:space="preserve"> </w:t>
+      </w:r>
+      <w:r>
+        <w:t xml:space="preserve">variable.</w:t>
+      </w:r>
+      <w:r>
+        <w:t xml:space="preserve"> </w:t>
+      </w:r>
+      <w:r>
+        <w:rPr>
+          <w:b/>
+          <w:bCs/>
+        </w:rPr>
+        <w:t xml:space="preserve">Complexity:</w:t>
+      </w:r>
+      <w:r>
+        <w:t xml:space="preserve"> </w:t>
+      </w:r>
+      <w:r>
+        <w:t xml:space="preserve">★★☆.</w:t>
       </w:r>
     </w:p>
     <w:p>
@@ -4433,8 +4995,8 @@
         <w:t xml:space="preserve">Deployment failures - Why? Pipeline failed. Why? Tests timed out. Why? Database slow. Why? Index missing. Why? Schema change didn’t include migration. Root cause: Missing migration validation step</w:t>
       </w:r>
     </w:p>
-    <w:bookmarkEnd w:id="45"/>
-    <w:bookmarkStart w:id="46" w:name="ishikawa-fishbone-diagram"/>
+    <w:bookmarkEnd w:id="46"/>
+    <w:bookmarkStart w:id="47" w:name="ishikawa-fishbone-diagram"/>
     <w:p>
       <w:pPr>
         <w:pStyle w:val="Heading3"/>
@@ -4511,7 +5073,7 @@
           <w:b/>
           <w:bCs/>
         </w:rPr>
-        <w:t xml:space="preserve">💡 When to use:</w:t>
+        <w:t xml:space="preserve">When to use:</w:t>
       </w:r>
       <w:r>
         <w:t xml:space="preserve"> </w:t>
@@ -4552,6 +5114,38 @@
       </w:r>
       <w:r>
         <w:t xml:space="preserve">Examine; brainstorm across people, process, tech, environment.</w:t>
+      </w:r>
+      <w:r>
+        <w:t xml:space="preserve"> </w:t>
+      </w:r>
+      <w:r>
+        <w:rPr>
+          <w:b/>
+          <w:bCs/>
+        </w:rPr>
+        <w:t xml:space="preserve">Time:</w:t>
+      </w:r>
+      <w:r>
+        <w:t xml:space="preserve"> </w:t>
+      </w:r>
+      <w:r>
+        <w:t xml:space="preserve">30–60 min.</w:t>
+      </w:r>
+      <w:r>
+        <w:t xml:space="preserve"> </w:t>
+      </w:r>
+      <w:r>
+        <w:rPr>
+          <w:b/>
+          <w:bCs/>
+        </w:rPr>
+        <w:t xml:space="preserve">Complexity:</w:t>
+      </w:r>
+      <w:r>
+        <w:t xml:space="preserve"> </w:t>
+      </w:r>
+      <w:r>
+        <w:t xml:space="preserve">★★☆.</w:t>
       </w:r>
     </w:p>
     <w:p>
@@ -4741,8 +5335,8 @@
         <w:t xml:space="preserve">→ missing health-check in pipeline. Root cause: CI didn’t run post-deploy checks.</w:t>
       </w:r>
     </w:p>
-    <w:bookmarkEnd w:id="46"/>
-    <w:bookmarkStart w:id="47" w:name="d-approach"/>
+    <w:bookmarkEnd w:id="47"/>
+    <w:bookmarkStart w:id="48" w:name="d-approach"/>
     <w:p>
       <w:pPr>
         <w:pStyle w:val="Heading3"/>
@@ -4771,7 +5365,7 @@
         <w:rPr>
           <w:rStyle w:val="VerbatimChar"/>
         </w:rPr>
-        <w:t xml:space="preserve">D1 - Form a team  </w:t>
+        <w:t xml:space="preserve">D1 - **Form** a team  </w:t>
       </w:r>
       <w:r>
         <w:br/>
@@ -4780,7 +5374,7 @@
         <w:rPr>
           <w:rStyle w:val="VerbatimChar"/>
         </w:rPr>
-        <w:t xml:space="preserve">D2 - Describe the problem  </w:t>
+        <w:t xml:space="preserve">D2 - **Describe** the problem  </w:t>
       </w:r>
       <w:r>
         <w:br/>
@@ -4789,7 +5383,7 @@
         <w:rPr>
           <w:rStyle w:val="VerbatimChar"/>
         </w:rPr>
-        <w:t xml:space="preserve">D3 - Interim Containment Action (the "band-aid")  </w:t>
+        <w:t xml:space="preserve">D3 - **Interim** Containment Action (the "band-aid")  </w:t>
       </w:r>
       <w:r>
         <w:br/>
@@ -4798,7 +5392,7 @@
         <w:rPr>
           <w:rStyle w:val="VerbatimChar"/>
         </w:rPr>
-        <w:t xml:space="preserve">D4 - Root Cause Analysis &amp; Escape Point(s)  </w:t>
+        <w:t xml:space="preserve">D4 - **Root** Cause Analysis &amp; Escape Point(s)  </w:t>
       </w:r>
       <w:r>
         <w:br/>
@@ -4807,7 +5401,7 @@
         <w:rPr>
           <w:rStyle w:val="VerbatimChar"/>
         </w:rPr>
-        <w:t xml:space="preserve">D5 - Permanent Corrective Actions  </w:t>
+        <w:t xml:space="preserve">D5 - **Permanent** Corrective Actions  </w:t>
       </w:r>
       <w:r>
         <w:br/>
@@ -4816,7 +5410,7 @@
         <w:rPr>
           <w:rStyle w:val="VerbatimChar"/>
         </w:rPr>
-        <w:t xml:space="preserve">D6 - Implement &amp; Validate Corrective Actions  </w:t>
+        <w:t xml:space="preserve">D6 - **Implement** &amp; Validate Corrective Actions  </w:t>
       </w:r>
       <w:r>
         <w:br/>
@@ -4825,7 +5419,7 @@
         <w:rPr>
           <w:rStyle w:val="VerbatimChar"/>
         </w:rPr>
-        <w:t xml:space="preserve">D7 - Prevent reoccurrence(s)  </w:t>
+        <w:t xml:space="preserve">D7 - **Prevent** reoccurrence(s)  </w:t>
       </w:r>
       <w:r>
         <w:br/>
@@ -4834,7 +5428,7 @@
         <w:rPr>
           <w:rStyle w:val="VerbatimChar"/>
         </w:rPr>
-        <w:t xml:space="preserve">D8 - Congratulate your team and close the loop (closure &amp; celebration)</w:t>
+        <w:t xml:space="preserve">D8 - **Congratulate** your team and close the loop (closure &amp; celebration)</w:t>
       </w:r>
     </w:p>
     <w:p>
@@ -4846,7 +5440,7 @@
           <w:b/>
           <w:bCs/>
         </w:rPr>
-        <w:t xml:space="preserve">💡 When to use:</w:t>
+        <w:t xml:space="preserve">When to use:</w:t>
       </w:r>
       <w:r>
         <w:t xml:space="preserve"> </w:t>
@@ -4867,6 +5461,38 @@
       </w:hyperlink>
       <w:r>
         <w:t xml:space="preserve">).</w:t>
+      </w:r>
+      <w:r>
+        <w:t xml:space="preserve"> </w:t>
+      </w:r>
+      <w:r>
+        <w:rPr>
+          <w:b/>
+          <w:bCs/>
+        </w:rPr>
+        <w:t xml:space="preserve">Time:</w:t>
+      </w:r>
+      <w:r>
+        <w:t xml:space="preserve"> </w:t>
+      </w:r>
+      <w:r>
+        <w:t xml:space="preserve">30 min–4 wks.</w:t>
+      </w:r>
+      <w:r>
+        <w:t xml:space="preserve"> </w:t>
+      </w:r>
+      <w:r>
+        <w:rPr>
+          <w:b/>
+          <w:bCs/>
+        </w:rPr>
+        <w:t xml:space="preserve">Complexity:</w:t>
+      </w:r>
+      <w:r>
+        <w:t xml:space="preserve"> </w:t>
+      </w:r>
+      <w:r>
+        <w:t xml:space="preserve">★★★.</w:t>
       </w:r>
     </w:p>
     <w:p>
@@ -5100,8 +5726,8 @@
         <w:t xml:space="preserve">: phishing → no MFA → insufficient training), Implement MFA, Validate with penetration test, Prevent (mandatory security awareness), Celebrate team response</w:t>
       </w:r>
     </w:p>
-    <w:bookmarkEnd w:id="47"/>
-    <w:bookmarkStart w:id="48" w:name="a3-problem-solving"/>
+    <w:bookmarkEnd w:id="48"/>
+    <w:bookmarkStart w:id="49" w:name="a3-problem-solving"/>
     <w:p>
       <w:pPr>
         <w:pStyle w:val="Heading3"/>
@@ -5187,7 +5813,7 @@
           <w:b/>
           <w:bCs/>
         </w:rPr>
-        <w:t xml:space="preserve">💡 When to use:</w:t>
+        <w:t xml:space="preserve">When to use:</w:t>
       </w:r>
       <w:r>
         <w:t xml:space="preserve"> </w:t>
@@ -5242,6 +5868,38 @@
       </w:r>
       <w:r>
         <w:t xml:space="preserve">output.</w:t>
+      </w:r>
+      <w:r>
+        <w:t xml:space="preserve"> </w:t>
+      </w:r>
+      <w:r>
+        <w:rPr>
+          <w:b/>
+          <w:bCs/>
+        </w:rPr>
+        <w:t xml:space="preserve">Time:</w:t>
+      </w:r>
+      <w:r>
+        <w:t xml:space="preserve"> </w:t>
+      </w:r>
+      <w:r>
+        <w:t xml:space="preserve">1–2 hr.</w:t>
+      </w:r>
+      <w:r>
+        <w:t xml:space="preserve"> </w:t>
+      </w:r>
+      <w:r>
+        <w:rPr>
+          <w:b/>
+          <w:bCs/>
+        </w:rPr>
+        <w:t xml:space="preserve">Complexity:</w:t>
+      </w:r>
+      <w:r>
+        <w:t xml:space="preserve"> </w:t>
+      </w:r>
+      <w:r>
+        <w:t xml:space="preserve">★★☆.</w:t>
       </w:r>
     </w:p>
     <w:p>
@@ -5400,8 +6058,8 @@
         <w:t xml:space="preserve">Sprint overruns - A3: Background (delivery slipping), Current state (scope creep, no Definition of Done), Goal (predictable sprints), Root cause (5 Whys → no intake prioritization), Countermeasures (backlog refinement + DoD), Plan (next 2 sprints). Share with product and eng leadership on one page.</w:t>
       </w:r>
     </w:p>
-    <w:bookmarkEnd w:id="48"/>
-    <w:bookmarkStart w:id="49" w:name="ps"/>
+    <w:bookmarkEnd w:id="49"/>
+    <w:bookmarkStart w:id="50" w:name="ps"/>
     <w:p>
       <w:pPr>
         <w:pStyle w:val="Heading3"/>
@@ -5442,9 +6100,9 @@
         <w:t xml:space="preserve">.</w:t>
       </w:r>
     </w:p>
-    <w:bookmarkEnd w:id="49"/>
     <w:bookmarkEnd w:id="50"/>
-    <w:bookmarkStart w:id="54" w:name="problem-analysis"/>
+    <w:bookmarkEnd w:id="51"/>
+    <w:bookmarkStart w:id="55" w:name="problem-analysis"/>
     <w:p>
       <w:pPr>
         <w:pStyle w:val="Heading2"/>
@@ -5465,7 +6123,7 @@
         <w:t xml:space="preserve">Frameworks for scope and impact.</w:t>
       </w:r>
     </w:p>
-    <w:bookmarkStart w:id="51" w:name="raci"/>
+    <w:bookmarkStart w:id="52" w:name="raci"/>
     <w:p>
       <w:pPr>
         <w:pStyle w:val="Heading3"/>
@@ -5494,7 +6152,7 @@
         <w:rPr>
           <w:rStyle w:val="VerbatimChar"/>
         </w:rPr>
-        <w:t xml:space="preserve">R - Responsible (does the work)</w:t>
+        <w:t xml:space="preserve">R - **Responsible** (does the work)</w:t>
       </w:r>
       <w:r>
         <w:br/>
@@ -5503,7 +6161,7 @@
         <w:rPr>
           <w:rStyle w:val="VerbatimChar"/>
         </w:rPr>
-        <w:t xml:space="preserve">A - Accountable (final approval)</w:t>
+        <w:t xml:space="preserve">A - **Accountable** (final approval)</w:t>
       </w:r>
       <w:r>
         <w:br/>
@@ -5512,7 +6170,7 @@
         <w:rPr>
           <w:rStyle w:val="VerbatimChar"/>
         </w:rPr>
-        <w:t xml:space="preserve">C - Consulted (provides input)</w:t>
+        <w:t xml:space="preserve">C - **Consulted** (provides input)</w:t>
       </w:r>
       <w:r>
         <w:br/>
@@ -5521,7 +6179,7 @@
         <w:rPr>
           <w:rStyle w:val="VerbatimChar"/>
         </w:rPr>
-        <w:t xml:space="preserve">I - Informed (kept updated)</w:t>
+        <w:t xml:space="preserve">I - **Informed** (kept updated)</w:t>
       </w:r>
     </w:p>
     <w:p>
@@ -5533,7 +6191,7 @@
           <w:b/>
           <w:bCs/>
         </w:rPr>
-        <w:t xml:space="preserve">💡 When to use:</w:t>
+        <w:t xml:space="preserve">When to use:</w:t>
       </w:r>
       <w:r>
         <w:t xml:space="preserve"> </w:t>
@@ -5557,6 +6215,38 @@
       </w:r>
       <w:r>
         <w:t xml:space="preserve">D1 (Form a team); end of WAIT→BREATHE→PAUSE for conflict.</w:t>
+      </w:r>
+      <w:r>
+        <w:t xml:space="preserve"> </w:t>
+      </w:r>
+      <w:r>
+        <w:rPr>
+          <w:b/>
+          <w:bCs/>
+        </w:rPr>
+        <w:t xml:space="preserve">Time:</w:t>
+      </w:r>
+      <w:r>
+        <w:t xml:space="preserve"> </w:t>
+      </w:r>
+      <w:r>
+        <w:t xml:space="preserve">ongoing.</w:t>
+      </w:r>
+      <w:r>
+        <w:t xml:space="preserve"> </w:t>
+      </w:r>
+      <w:r>
+        <w:rPr>
+          <w:b/>
+          <w:bCs/>
+        </w:rPr>
+        <w:t xml:space="preserve">Complexity:</w:t>
+      </w:r>
+      <w:r>
+        <w:t xml:space="preserve"> </w:t>
+      </w:r>
+      <w:r>
+        <w:t xml:space="preserve">★☆☆.</w:t>
       </w:r>
     </w:p>
     <w:p>
@@ -5628,9 +6318,11 @@
       <w:r>
         <w:t xml:space="preserve">### PESTEL</w:t>
       </w:r>
-      <w:r>
-        <w:t xml:space="preserve"> </w:t>
-      </w:r>
+    </w:p>
+    <w:p>
+      <w:pPr>
+        <w:pStyle w:val="BodyText"/>
+      </w:pPr>
       <w:r>
         <w:rPr>
           <w:i/>
@@ -5647,7 +6339,7 @@
         <w:rPr>
           <w:rStyle w:val="VerbatimChar"/>
         </w:rPr>
-        <w:t xml:space="preserve">P - Political</w:t>
+        <w:t xml:space="preserve">P - **Political**</w:t>
       </w:r>
       <w:r>
         <w:br/>
@@ -5656,7 +6348,7 @@
         <w:rPr>
           <w:rStyle w:val="VerbatimChar"/>
         </w:rPr>
-        <w:t xml:space="preserve">E - Economic</w:t>
+        <w:t xml:space="preserve">E - **Economic**</w:t>
       </w:r>
       <w:r>
         <w:br/>
@@ -5665,7 +6357,7 @@
         <w:rPr>
           <w:rStyle w:val="VerbatimChar"/>
         </w:rPr>
-        <w:t xml:space="preserve">S - Sociocultural</w:t>
+        <w:t xml:space="preserve">S - **Sociocultural**</w:t>
       </w:r>
       <w:r>
         <w:br/>
@@ -5674,7 +6366,7 @@
         <w:rPr>
           <w:rStyle w:val="VerbatimChar"/>
         </w:rPr>
-        <w:t xml:space="preserve">T - Technological</w:t>
+        <w:t xml:space="preserve">T - **Technological**</w:t>
       </w:r>
       <w:r>
         <w:br/>
@@ -5683,7 +6375,7 @@
         <w:rPr>
           <w:rStyle w:val="VerbatimChar"/>
         </w:rPr>
-        <w:t xml:space="preserve">E - Environmental</w:t>
+        <w:t xml:space="preserve">E - **Environmental**</w:t>
       </w:r>
       <w:r>
         <w:br/>
@@ -5692,7 +6384,7 @@
         <w:rPr>
           <w:rStyle w:val="VerbatimChar"/>
         </w:rPr>
-        <w:t xml:space="preserve">L - Legal</w:t>
+        <w:t xml:space="preserve">L - **Legal**</w:t>
       </w:r>
     </w:p>
     <w:p>
@@ -5704,7 +6396,7 @@
           <w:b/>
           <w:bCs/>
         </w:rPr>
-        <w:t xml:space="preserve">💡 When to use:</w:t>
+        <w:t xml:space="preserve">When to use:</w:t>
       </w:r>
       <w:r>
         <w:t xml:space="preserve"> </w:t>
@@ -5728,6 +6420,38 @@
       </w:r>
       <w:r>
         <w:t xml:space="preserve">validation; architecture, compliance.</w:t>
+      </w:r>
+      <w:r>
+        <w:t xml:space="preserve"> </w:t>
+      </w:r>
+      <w:r>
+        <w:rPr>
+          <w:b/>
+          <w:bCs/>
+        </w:rPr>
+        <w:t xml:space="preserve">Time:</w:t>
+      </w:r>
+      <w:r>
+        <w:t xml:space="preserve"> </w:t>
+      </w:r>
+      <w:r>
+        <w:t xml:space="preserve">1–4 hrs.</w:t>
+      </w:r>
+      <w:r>
+        <w:t xml:space="preserve"> </w:t>
+      </w:r>
+      <w:r>
+        <w:rPr>
+          <w:b/>
+          <w:bCs/>
+        </w:rPr>
+        <w:t xml:space="preserve">Complexity:</w:t>
+      </w:r>
+      <w:r>
+        <w:t xml:space="preserve"> </w:t>
+      </w:r>
+      <w:r>
+        <w:t xml:space="preserve">★★☆.</w:t>
       </w:r>
     </w:p>
     <w:p>
@@ -5752,8 +6476,8 @@
         <w:t xml:space="preserve">Cloud migration planning - Political (vendor lock-in concerns), Economic (cost optimization), Technological (API compatibility), Legal (data sovereignty requirements)</w:t>
       </w:r>
     </w:p>
-    <w:bookmarkEnd w:id="51"/>
-    <w:bookmarkStart w:id="53" w:name="swot"/>
+    <w:bookmarkEnd w:id="52"/>
+    <w:bookmarkStart w:id="54" w:name="swot"/>
     <w:p>
       <w:pPr>
         <w:pStyle w:val="Heading3"/>
@@ -5782,7 +6506,7 @@
         <w:rPr>
           <w:rStyle w:val="VerbatimChar"/>
         </w:rPr>
-        <w:t xml:space="preserve">S - Strengths</w:t>
+        <w:t xml:space="preserve">S - **Strengths**</w:t>
       </w:r>
       <w:r>
         <w:br/>
@@ -5791,7 +6515,7 @@
         <w:rPr>
           <w:rStyle w:val="VerbatimChar"/>
         </w:rPr>
-        <w:t xml:space="preserve">W - Weaknesses</w:t>
+        <w:t xml:space="preserve">W - **Weaknesses**</w:t>
       </w:r>
       <w:r>
         <w:br/>
@@ -5800,7 +6524,7 @@
         <w:rPr>
           <w:rStyle w:val="VerbatimChar"/>
         </w:rPr>
-        <w:t xml:space="preserve">O - Opportunities</w:t>
+        <w:t xml:space="preserve">O - **Opportunities**</w:t>
       </w:r>
       <w:r>
         <w:br/>
@@ -5809,7 +6533,7 @@
         <w:rPr>
           <w:rStyle w:val="VerbatimChar"/>
         </w:rPr>
-        <w:t xml:space="preserve">T - Threats</w:t>
+        <w:t xml:space="preserve">T - **Threats**</w:t>
       </w:r>
     </w:p>
     <w:p>
@@ -5821,13 +6545,7 @@
           <w:b/>
           <w:bCs/>
         </w:rPr>
-        <w:t xml:space="preserve">💡 When to use:</w:t>
-      </w:r>
-      <w:r>
-        <w:t xml:space="preserve"> </w:t>
-      </w:r>
-      <w:r>
-        <w:t xml:space="preserve">-</w:t>
+        <w:t xml:space="preserve">When to use:</w:t>
       </w:r>
       <w:r>
         <w:t xml:space="preserve"> </w:t>
@@ -5853,13 +6571,7 @@
         <w:t xml:space="preserve"> </w:t>
       </w:r>
       <w:r>
-        <w:t xml:space="preserve">step</w:t>
-      </w:r>
-      <w:r>
-        <w:t xml:space="preserve"> </w:t>
-      </w:r>
-      <w:r>
-        <w:t xml:space="preserve">-</w:t>
+        <w:t xml:space="preserve">step;</w:t>
       </w:r>
       <w:r>
         <w:t xml:space="preserve"> </w:t>
@@ -5876,13 +6588,39 @@
         <w:t xml:space="preserve"> </w:t>
       </w:r>
       <w:r>
-        <w:t xml:space="preserve">design validation</w:t>
-      </w:r>
-      <w:r>
-        <w:t xml:space="preserve"> </w:t>
-      </w:r>
-      <w:r>
-        <w:t xml:space="preserve">- Strategic decision making (1-2 hours)</w:t>
+        <w:t xml:space="preserve">design validation; strategic decision making.</w:t>
+      </w:r>
+      <w:r>
+        <w:t xml:space="preserve"> </w:t>
+      </w:r>
+      <w:r>
+        <w:rPr>
+          <w:b/>
+          <w:bCs/>
+        </w:rPr>
+        <w:t xml:space="preserve">Time:</w:t>
+      </w:r>
+      <w:r>
+        <w:t xml:space="preserve"> </w:t>
+      </w:r>
+      <w:r>
+        <w:t xml:space="preserve">1–4 hrs.</w:t>
+      </w:r>
+      <w:r>
+        <w:t xml:space="preserve"> </w:t>
+      </w:r>
+      <w:r>
+        <w:rPr>
+          <w:b/>
+          <w:bCs/>
+        </w:rPr>
+        <w:t xml:space="preserve">Complexity:</w:t>
+      </w:r>
+      <w:r>
+        <w:t xml:space="preserve"> </w:t>
+      </w:r>
+      <w:r>
+        <w:t xml:space="preserve">★★☆.</w:t>
       </w:r>
     </w:p>
     <w:p>
@@ -5938,13 +6676,45 @@
           <w:b/>
           <w:bCs/>
         </w:rPr>
-        <w:t xml:space="preserve">💡 When to use:</w:t>
+        <w:t xml:space="preserve">When to use:</w:t>
       </w:r>
       <w:r>
         <w:t xml:space="preserve"> </w:t>
       </w:r>
       <w:r>
         <w:t xml:space="preserve">Set expectations; end of SCALE→SWOT→PESTEL; architecture trade-offs.</w:t>
+      </w:r>
+      <w:r>
+        <w:t xml:space="preserve"> </w:t>
+      </w:r>
+      <w:r>
+        <w:rPr>
+          <w:b/>
+          <w:bCs/>
+        </w:rPr>
+        <w:t xml:space="preserve">Time:</w:t>
+      </w:r>
+      <w:r>
+        <w:t xml:space="preserve"> </w:t>
+      </w:r>
+      <w:r>
+        <w:t xml:space="preserve">quick.</w:t>
+      </w:r>
+      <w:r>
+        <w:t xml:space="preserve"> </w:t>
+      </w:r>
+      <w:r>
+        <w:rPr>
+          <w:b/>
+          <w:bCs/>
+        </w:rPr>
+        <w:t xml:space="preserve">Complexity:</w:t>
+      </w:r>
+      <w:r>
+        <w:t xml:space="preserve"> </w:t>
+      </w:r>
+      <w:r>
+        <w:t xml:space="preserve">★☆☆.</w:t>
       </w:r>
     </w:p>
     <w:p>
@@ -5973,7 +6743,7 @@
       <w:pPr>
         <w:pStyle w:val="BodyText"/>
       </w:pPr>
-      <w:hyperlink r:id="rId52">
+      <w:hyperlink r:id="rId53">
         <w:r>
           <w:rPr>
             <w:rStyle w:val="Hyperlink"/>
@@ -5984,9 +6754,9 @@
         </w:r>
       </w:hyperlink>
     </w:p>
-    <w:bookmarkEnd w:id="53"/>
     <w:bookmarkEnd w:id="54"/>
-    <w:bookmarkStart w:id="58" w:name="problem-resolution-threats"/>
+    <w:bookmarkEnd w:id="55"/>
+    <w:bookmarkStart w:id="59" w:name="problem-resolution-threats"/>
     <w:p>
       <w:pPr>
         <w:pStyle w:val="Heading2"/>
@@ -6007,7 +6777,7 @@
         <w:t xml:space="preserve">Blockers before they derail.</w:t>
       </w:r>
     </w:p>
-    <w:bookmarkStart w:id="55" w:name="dice"/>
+    <w:bookmarkStart w:id="56" w:name="dice"/>
     <w:p>
       <w:pPr>
         <w:pStyle w:val="Heading3"/>
@@ -6024,7 +6794,7 @@
         <w:rPr>
           <w:rStyle w:val="VerbatimChar"/>
         </w:rPr>
-        <w:t xml:space="preserve">D - Delay</w:t>
+        <w:t xml:space="preserve">D - **Delay**</w:t>
       </w:r>
       <w:r>
         <w:br/>
@@ -6033,7 +6803,7 @@
         <w:rPr>
           <w:rStyle w:val="VerbatimChar"/>
         </w:rPr>
-        <w:t xml:space="preserve">I - Incompetence</w:t>
+        <w:t xml:space="preserve">I - **Incompetence**</w:t>
       </w:r>
       <w:r>
         <w:br/>
@@ -6042,7 +6812,7 @@
         <w:rPr>
           <w:rStyle w:val="VerbatimChar"/>
         </w:rPr>
-        <w:t xml:space="preserve">C - Conflict</w:t>
+        <w:t xml:space="preserve">C - **Conflict**</w:t>
       </w:r>
       <w:r>
         <w:br/>
@@ -6051,7 +6821,7 @@
         <w:rPr>
           <w:rStyle w:val="VerbatimChar"/>
         </w:rPr>
-        <w:t xml:space="preserve">E - External factors</w:t>
+        <w:t xml:space="preserve">E - **External** factors</w:t>
       </w:r>
     </w:p>
     <w:p>
@@ -6063,7 +6833,7 @@
           <w:b/>
           <w:bCs/>
         </w:rPr>
-        <w:t xml:space="preserve">💡 When to use:</w:t>
+        <w:t xml:space="preserve">When to use:</w:t>
       </w:r>
       <w:r>
         <w:t xml:space="preserve"> </w:t>
@@ -6121,9 +6891,41 @@
       <w:r>
         <w:t xml:space="preserve">phase.</w:t>
       </w:r>
-    </w:p>
-    <w:bookmarkEnd w:id="55"/>
-    <w:bookmarkStart w:id="56" w:name="fate"/>
+      <w:r>
+        <w:t xml:space="preserve"> </w:t>
+      </w:r>
+      <w:r>
+        <w:rPr>
+          <w:b/>
+          <w:bCs/>
+        </w:rPr>
+        <w:t xml:space="preserve">Time:</w:t>
+      </w:r>
+      <w:r>
+        <w:t xml:space="preserve"> </w:t>
+      </w:r>
+      <w:r>
+        <w:t xml:space="preserve">10–30 min.</w:t>
+      </w:r>
+      <w:r>
+        <w:t xml:space="preserve"> </w:t>
+      </w:r>
+      <w:r>
+        <w:rPr>
+          <w:b/>
+          <w:bCs/>
+        </w:rPr>
+        <w:t xml:space="preserve">Complexity:</w:t>
+      </w:r>
+      <w:r>
+        <w:t xml:space="preserve"> </w:t>
+      </w:r>
+      <w:r>
+        <w:t xml:space="preserve">★☆☆.</w:t>
+      </w:r>
+    </w:p>
+    <w:bookmarkEnd w:id="56"/>
+    <w:bookmarkStart w:id="57" w:name="fate"/>
     <w:p>
       <w:pPr>
         <w:pStyle w:val="Heading3"/>
@@ -6140,7 +6942,7 @@
         <w:rPr>
           <w:rStyle w:val="VerbatimChar"/>
         </w:rPr>
-        <w:t xml:space="preserve">F - Funding</w:t>
+        <w:t xml:space="preserve">F - **Funding**</w:t>
       </w:r>
       <w:r>
         <w:br/>
@@ -6149,7 +6951,7 @@
         <w:rPr>
           <w:rStyle w:val="VerbatimChar"/>
         </w:rPr>
-        <w:t xml:space="preserve">A - Allocation of resources </w:t>
+        <w:t xml:space="preserve">A - **Allocation** of resources </w:t>
       </w:r>
       <w:r>
         <w:br/>
@@ -6158,7 +6960,7 @@
         <w:rPr>
           <w:rStyle w:val="VerbatimChar"/>
         </w:rPr>
-        <w:t xml:space="preserve">T - Time</w:t>
+        <w:t xml:space="preserve">T - **Time**</w:t>
       </w:r>
       <w:r>
         <w:br/>
@@ -6167,7 +6969,7 @@
         <w:rPr>
           <w:rStyle w:val="VerbatimChar"/>
         </w:rPr>
-        <w:t xml:space="preserve">E - Expertise</w:t>
+        <w:t xml:space="preserve">E - **Expertise**</w:t>
       </w:r>
     </w:p>
     <w:p>
@@ -6179,13 +6981,13 @@
           <w:b/>
           <w:bCs/>
         </w:rPr>
-        <w:t xml:space="preserve">💡 When to use:</w:t>
-      </w:r>
-      <w:r>
-        <w:t xml:space="preserve"> </w:t>
-      </w:r>
-      <w:r>
-        <w:t xml:space="preserve">Resource validation in triage; feasibility (10–30 min); after</w:t>
+        <w:t xml:space="preserve">When to use:</w:t>
+      </w:r>
+      <w:r>
+        <w:t xml:space="preserve"> </w:t>
+      </w:r>
+      <w:r>
+        <w:t xml:space="preserve">Resource validation in triage; feasibility; after</w:t>
       </w:r>
       <w:r>
         <w:t xml:space="preserve"> </w:t>
@@ -6204,9 +7006,41 @@
       <w:r>
         <w:t xml:space="preserve">to validate resources.</w:t>
       </w:r>
-    </w:p>
-    <w:bookmarkEnd w:id="56"/>
-    <w:bookmarkStart w:id="57" w:name="pest"/>
+      <w:r>
+        <w:t xml:space="preserve"> </w:t>
+      </w:r>
+      <w:r>
+        <w:rPr>
+          <w:b/>
+          <w:bCs/>
+        </w:rPr>
+        <w:t xml:space="preserve">Time:</w:t>
+      </w:r>
+      <w:r>
+        <w:t xml:space="preserve"> </w:t>
+      </w:r>
+      <w:r>
+        <w:t xml:space="preserve">10–30 min.</w:t>
+      </w:r>
+      <w:r>
+        <w:t xml:space="preserve"> </w:t>
+      </w:r>
+      <w:r>
+        <w:rPr>
+          <w:b/>
+          <w:bCs/>
+        </w:rPr>
+        <w:t xml:space="preserve">Complexity:</w:t>
+      </w:r>
+      <w:r>
+        <w:t xml:space="preserve"> </w:t>
+      </w:r>
+      <w:r>
+        <w:t xml:space="preserve">★☆☆.</w:t>
+      </w:r>
+    </w:p>
+    <w:bookmarkEnd w:id="57"/>
+    <w:bookmarkStart w:id="58" w:name="pest"/>
     <w:p>
       <w:pPr>
         <w:pStyle w:val="Heading3"/>
@@ -6223,7 +7057,7 @@
         <w:rPr>
           <w:rStyle w:val="VerbatimChar"/>
         </w:rPr>
-        <w:t xml:space="preserve">P - Political</w:t>
+        <w:t xml:space="preserve">P - **Political**</w:t>
       </w:r>
       <w:r>
         <w:br/>
@@ -6232,7 +7066,7 @@
         <w:rPr>
           <w:rStyle w:val="VerbatimChar"/>
         </w:rPr>
-        <w:t xml:space="preserve">E - Economic</w:t>
+        <w:t xml:space="preserve">E - **Economic**</w:t>
       </w:r>
       <w:r>
         <w:br/>
@@ -6241,7 +7075,7 @@
         <w:rPr>
           <w:rStyle w:val="VerbatimChar"/>
         </w:rPr>
-        <w:t xml:space="preserve">S - Social</w:t>
+        <w:t xml:space="preserve">S - **Social**</w:t>
       </w:r>
       <w:r>
         <w:br/>
@@ -6250,7 +7084,7 @@
         <w:rPr>
           <w:rStyle w:val="VerbatimChar"/>
         </w:rPr>
-        <w:t xml:space="preserve">T - Technological</w:t>
+        <w:t xml:space="preserve">T - **Technological**</w:t>
       </w:r>
     </w:p>
     <w:p>
@@ -6262,7 +7096,7 @@
           <w:b/>
           <w:bCs/>
         </w:rPr>
-        <w:t xml:space="preserve">💡 When to use:</w:t>
+        <w:t xml:space="preserve">When to use:</w:t>
       </w:r>
       <w:r>
         <w:t xml:space="preserve"> </w:t>
@@ -6270,10 +7104,42 @@
       <w:r>
         <w:t xml:space="preserve">External threats to solutions; how to combat/remove.</w:t>
       </w:r>
-    </w:p>
-    <w:bookmarkEnd w:id="57"/>
+      <w:r>
+        <w:t xml:space="preserve"> </w:t>
+      </w:r>
+      <w:r>
+        <w:rPr>
+          <w:b/>
+          <w:bCs/>
+        </w:rPr>
+        <w:t xml:space="preserve">Time:</w:t>
+      </w:r>
+      <w:r>
+        <w:t xml:space="preserve"> </w:t>
+      </w:r>
+      <w:r>
+        <w:t xml:space="preserve">15–30 min.</w:t>
+      </w:r>
+      <w:r>
+        <w:t xml:space="preserve"> </w:t>
+      </w:r>
+      <w:r>
+        <w:rPr>
+          <w:b/>
+          <w:bCs/>
+        </w:rPr>
+        <w:t xml:space="preserve">Complexity:</w:t>
+      </w:r>
+      <w:r>
+        <w:t xml:space="preserve"> </w:t>
+      </w:r>
+      <w:r>
+        <w:t xml:space="preserve">★☆☆.</w:t>
+      </w:r>
+    </w:p>
     <w:bookmarkEnd w:id="58"/>
-    <w:bookmarkStart w:id="61" w:name="communication-conflict"/>
+    <w:bookmarkEnd w:id="59"/>
+    <w:bookmarkStart w:id="62" w:name="communication-conflict"/>
     <w:p>
       <w:pPr>
         <w:pStyle w:val="Heading2"/>
@@ -6294,7 +7160,7 @@
         <w:t xml:space="preserve">Calm, productive in difficult conversations.</w:t>
       </w:r>
     </w:p>
-    <w:bookmarkStart w:id="59" w:name="breathe"/>
+    <w:bookmarkStart w:id="60" w:name="breathe"/>
     <w:p>
       <w:pPr>
         <w:pStyle w:val="Heading3"/>
@@ -6311,7 +7177,7 @@
         <w:rPr>
           <w:rStyle w:val="VerbatimChar"/>
         </w:rPr>
-        <w:t xml:space="preserve">B - Breathe deeply and slowly   </w:t>
+        <w:t xml:space="preserve">B - **Breathe** deeply and slowly   </w:t>
       </w:r>
       <w:r>
         <w:br/>
@@ -6320,7 +7186,7 @@
         <w:rPr>
           <w:rStyle w:val="VerbatimChar"/>
         </w:rPr>
-        <w:t xml:space="preserve">R - Remain rational and listen  </w:t>
+        <w:t xml:space="preserve">R - **Remain** rational and listen  </w:t>
       </w:r>
       <w:r>
         <w:br/>
@@ -6329,7 +7195,7 @@
         <w:rPr>
           <w:rStyle w:val="VerbatimChar"/>
         </w:rPr>
-        <w:t xml:space="preserve">E - Empathize with the other person's problem</w:t>
+        <w:t xml:space="preserve">E - **Empathize** with the other person's problem</w:t>
       </w:r>
       <w:r>
         <w:br/>
@@ -6338,7 +7204,7 @@
         <w:rPr>
           <w:rStyle w:val="VerbatimChar"/>
         </w:rPr>
-        <w:t xml:space="preserve">A - Ask questions to understand  </w:t>
+        <w:t xml:space="preserve">A - **Ask** questions to understand  </w:t>
       </w:r>
       <w:r>
         <w:br/>
@@ -6347,7 +7213,7 @@
         <w:rPr>
           <w:rStyle w:val="VerbatimChar"/>
         </w:rPr>
-        <w:t xml:space="preserve">T - Take a break if needed  </w:t>
+        <w:t xml:space="preserve">T - **Take** a break if needed  </w:t>
       </w:r>
       <w:r>
         <w:br/>
@@ -6356,7 +7222,7 @@
         <w:rPr>
           <w:rStyle w:val="VerbatimChar"/>
         </w:rPr>
-        <w:t xml:space="preserve">H - Hold back from reacting  </w:t>
+        <w:t xml:space="preserve">H - **Hold** back from reacting  </w:t>
       </w:r>
       <w:r>
         <w:br/>
@@ -6365,7 +7231,7 @@
         <w:rPr>
           <w:rStyle w:val="VerbatimChar"/>
         </w:rPr>
-        <w:t xml:space="preserve">E - Express yourself calmly  </w:t>
+        <w:t xml:space="preserve">E - **Express** yourself calmly  </w:t>
       </w:r>
     </w:p>
     <w:p>
@@ -6377,7 +7243,7 @@
           <w:b/>
           <w:bCs/>
         </w:rPr>
-        <w:t xml:space="preserve">💡 When to use:</w:t>
+        <w:t xml:space="preserve">When to use:</w:t>
       </w:r>
       <w:r>
         <w:t xml:space="preserve"> </w:t>
@@ -6395,6 +7261,38 @@
       </w:hyperlink>
       <w:r>
         <w:t xml:space="preserve">; if break needed → PAUSE.</w:t>
+      </w:r>
+      <w:r>
+        <w:t xml:space="preserve"> </w:t>
+      </w:r>
+      <w:r>
+        <w:rPr>
+          <w:b/>
+          <w:bCs/>
+        </w:rPr>
+        <w:t xml:space="preserve">Time:</w:t>
+      </w:r>
+      <w:r>
+        <w:t xml:space="preserve"> </w:t>
+      </w:r>
+      <w:r>
+        <w:t xml:space="preserve">3–7 min.</w:t>
+      </w:r>
+      <w:r>
+        <w:t xml:space="preserve"> </w:t>
+      </w:r>
+      <w:r>
+        <w:rPr>
+          <w:b/>
+          <w:bCs/>
+        </w:rPr>
+        <w:t xml:space="preserve">Complexity:</w:t>
+      </w:r>
+      <w:r>
+        <w:t xml:space="preserve"> </w:t>
+      </w:r>
+      <w:r>
+        <w:t xml:space="preserve">★☆☆.</w:t>
       </w:r>
     </w:p>
     <w:p>
@@ -6502,7 +7400,7 @@
         <w:rPr>
           <w:rStyle w:val="VerbatimChar"/>
         </w:rPr>
-        <w:t xml:space="preserve">P - Put things in perspective   </w:t>
+        <w:t xml:space="preserve">P - **Put** things in perspective   </w:t>
       </w:r>
       <w:r>
         <w:br/>
@@ -6511,7 +7409,7 @@
         <w:rPr>
           <w:rStyle w:val="VerbatimChar"/>
         </w:rPr>
-        <w:t xml:space="preserve">A - Acknowledge your feelings and theirs</w:t>
+        <w:t xml:space="preserve">A - **Acknowledge** your feelings and theirs</w:t>
       </w:r>
       <w:r>
         <w:br/>
@@ -6520,7 +7418,7 @@
         <w:rPr>
           <w:rStyle w:val="VerbatimChar"/>
         </w:rPr>
-        <w:t xml:space="preserve">U - Understand that you don't have to act/react right away  </w:t>
+        <w:t xml:space="preserve">U - **Understand** that you don't have to act/react right away  </w:t>
       </w:r>
       <w:r>
         <w:br/>
@@ -6529,7 +7427,7 @@
         <w:rPr>
           <w:rStyle w:val="VerbatimChar"/>
         </w:rPr>
-        <w:t xml:space="preserve">S - Step Away from the situation  </w:t>
+        <w:t xml:space="preserve">S - **Step** Away from the situation  </w:t>
       </w:r>
       <w:r>
         <w:br/>
@@ -6538,7 +7436,7 @@
         <w:rPr>
           <w:rStyle w:val="VerbatimChar"/>
         </w:rPr>
-        <w:t xml:space="preserve">E - Evaluate options and plan before acting   </w:t>
+        <w:t xml:space="preserve">E - **Evaluate** options and plan before acting   </w:t>
       </w:r>
     </w:p>
     <w:p>
@@ -6550,19 +7448,13 @@
           <w:b/>
           <w:bCs/>
         </w:rPr>
-        <w:t xml:space="preserve">💡 When to use:</w:t>
-      </w:r>
-      <w:r>
-        <w:t xml:space="preserve"> </w:t>
-      </w:r>
-      <w:r>
-        <w:t xml:space="preserve">- When BREATHE isn’t enough - need physical separation</w:t>
-      </w:r>
-      <w:r>
-        <w:t xml:space="preserve"> </w:t>
-      </w:r>
-      <w:r>
-        <w:t xml:space="preserve">-</w:t>
+        <w:t xml:space="preserve">When to use:</w:t>
+      </w:r>
+      <w:r>
+        <w:t xml:space="preserve"> </w:t>
+      </w:r>
+      <w:r>
+        <w:t xml:space="preserve">When BREATHE isn’t enough—need physical separation;</w:t>
       </w:r>
       <w:r>
         <w:t xml:space="preserve"> </w:t>
@@ -6574,13 +7466,39 @@
         <w:t xml:space="preserve"> </w:t>
       </w:r>
       <w:r>
-        <w:t xml:space="preserve">connects to WAIT philosophy</w:t>
-      </w:r>
-      <w:r>
-        <w:t xml:space="preserve"> </w:t>
-      </w:r>
-      <w:r>
-        <w:t xml:space="preserve">- Combine with STOP for immediate stress de-escalation (5-20 min)</w:t>
+        <w:t xml:space="preserve">connects to WAIT; combine with STOP for immediate stress de-escalation.</w:t>
+      </w:r>
+      <w:r>
+        <w:t xml:space="preserve"> </w:t>
+      </w:r>
+      <w:r>
+        <w:rPr>
+          <w:b/>
+          <w:bCs/>
+        </w:rPr>
+        <w:t xml:space="preserve">Time:</w:t>
+      </w:r>
+      <w:r>
+        <w:t xml:space="preserve"> </w:t>
+      </w:r>
+      <w:r>
+        <w:t xml:space="preserve">5–20 min.</w:t>
+      </w:r>
+      <w:r>
+        <w:t xml:space="preserve"> </w:t>
+      </w:r>
+      <w:r>
+        <w:rPr>
+          <w:b/>
+          <w:bCs/>
+        </w:rPr>
+        <w:t xml:space="preserve">Complexity:</w:t>
+      </w:r>
+      <w:r>
+        <w:t xml:space="preserve"> </w:t>
+      </w:r>
+      <w:r>
+        <w:t xml:space="preserve">★☆☆.</w:t>
       </w:r>
     </w:p>
     <w:p>
@@ -6668,8 +7586,8 @@
         <w:t xml:space="preserve">Heated debate about architecture decision - Put in perspective (not life-or-death), Acknowledge both viewpoints have merit, Don’t decide now, Step away for lunch break, Evaluate pros/cons offline, Return with structured comparison</w:t>
       </w:r>
     </w:p>
-    <w:bookmarkEnd w:id="59"/>
-    <w:bookmarkStart w:id="60" w:name="wait"/>
+    <w:bookmarkEnd w:id="60"/>
+    <w:bookmarkStart w:id="61" w:name="wait"/>
     <w:p>
       <w:pPr>
         <w:pStyle w:val="Heading3"/>
@@ -6705,13 +7623,45 @@
           <w:b/>
           <w:bCs/>
         </w:rPr>
-        <w:t xml:space="preserve">💡 When to use:</w:t>
+        <w:t xml:space="preserve">When to use:</w:t>
       </w:r>
       <w:r>
         <w:t xml:space="preserve"> </w:t>
       </w:r>
       <w:r>
         <w:t xml:space="preserve">Before speaking; first in WAIT→BREATHE→PAUSE→RACI. Use BREATHE to regulate, then WAIT to choose.</w:t>
+      </w:r>
+      <w:r>
+        <w:t xml:space="preserve"> </w:t>
+      </w:r>
+      <w:r>
+        <w:rPr>
+          <w:b/>
+          <w:bCs/>
+        </w:rPr>
+        <w:t xml:space="preserve">Time:</w:t>
+      </w:r>
+      <w:r>
+        <w:t xml:space="preserve"> </w:t>
+      </w:r>
+      <w:r>
+        <w:t xml:space="preserve">instant.</w:t>
+      </w:r>
+      <w:r>
+        <w:t xml:space="preserve"> </w:t>
+      </w:r>
+      <w:r>
+        <w:rPr>
+          <w:b/>
+          <w:bCs/>
+        </w:rPr>
+        <w:t xml:space="preserve">Complexity:</w:t>
+      </w:r>
+      <w:r>
+        <w:t xml:space="preserve"> </w:t>
+      </w:r>
+      <w:r>
+        <w:t xml:space="preserve">★☆☆.</w:t>
       </w:r>
     </w:p>
     <w:p>
@@ -6856,9 +7806,9 @@
         <w:t xml:space="preserve">(defend or resolve?). BREATHE+PAUSE; respond later with facts.</w:t>
       </w:r>
     </w:p>
-    <w:bookmarkEnd w:id="60"/>
     <w:bookmarkEnd w:id="61"/>
-    <w:bookmarkStart w:id="67" w:name="stress-resilience"/>
+    <w:bookmarkEnd w:id="62"/>
+    <w:bookmarkStart w:id="68" w:name="stress-resilience"/>
     <w:p>
       <w:pPr>
         <w:pStyle w:val="Heading2"/>
@@ -6879,7 +7829,7 @@
         <w:t xml:space="preserve">Calm and connected under pressure.</w:t>
       </w:r>
     </w:p>
-    <w:bookmarkStart w:id="62" w:name="pace"/>
+    <w:bookmarkStart w:id="63" w:name="pace"/>
     <w:p>
       <w:pPr>
         <w:pStyle w:val="Heading3"/>
@@ -6896,7 +7846,7 @@
         <w:rPr>
           <w:rStyle w:val="VerbatimChar"/>
         </w:rPr>
-        <w:t xml:space="preserve">P - Physical activity</w:t>
+        <w:t xml:space="preserve">P - **Physical** activity</w:t>
       </w:r>
       <w:r>
         <w:br/>
@@ -6905,7 +7855,7 @@
         <w:rPr>
           <w:rStyle w:val="VerbatimChar"/>
         </w:rPr>
-        <w:t xml:space="preserve">A - Avoiding unhealthy behaviors</w:t>
+        <w:t xml:space="preserve">A - **Avoiding** unhealthy behaviors</w:t>
       </w:r>
       <w:r>
         <w:br/>
@@ -6914,7 +7864,7 @@
         <w:rPr>
           <w:rStyle w:val="VerbatimChar"/>
         </w:rPr>
-        <w:t xml:space="preserve">C - Coping skills</w:t>
+        <w:t xml:space="preserve">C - **Coping** skills</w:t>
       </w:r>
       <w:r>
         <w:br/>
@@ -6923,7 +7873,7 @@
         <w:rPr>
           <w:rStyle w:val="VerbatimChar"/>
         </w:rPr>
-        <w:t xml:space="preserve">E - Emotional awareness</w:t>
+        <w:t xml:space="preserve">E - **Emotional** awareness</w:t>
       </w:r>
     </w:p>
     <w:p>
@@ -6935,7 +7885,7 @@
           <w:b/>
           <w:bCs/>
         </w:rPr>
-        <w:t xml:space="preserve">💡 When to use:</w:t>
+        <w:t xml:space="preserve">When to use:</w:t>
       </w:r>
       <w:r>
         <w:t xml:space="preserve"> </w:t>
@@ -6943,9 +7893,41 @@
       <w:r>
         <w:t xml:space="preserve">First in PACE→ARIES→CALM→SHINE; immediate stress.</w:t>
       </w:r>
-    </w:p>
-    <w:bookmarkEnd w:id="62"/>
-    <w:bookmarkStart w:id="63" w:name="stop"/>
+      <w:r>
+        <w:t xml:space="preserve"> </w:t>
+      </w:r>
+      <w:r>
+        <w:rPr>
+          <w:b/>
+          <w:bCs/>
+        </w:rPr>
+        <w:t xml:space="preserve">Time:</w:t>
+      </w:r>
+      <w:r>
+        <w:t xml:space="preserve"> </w:t>
+      </w:r>
+      <w:r>
+        <w:t xml:space="preserve">5–10 min.</w:t>
+      </w:r>
+      <w:r>
+        <w:t xml:space="preserve"> </w:t>
+      </w:r>
+      <w:r>
+        <w:rPr>
+          <w:b/>
+          <w:bCs/>
+        </w:rPr>
+        <w:t xml:space="preserve">Complexity:</w:t>
+      </w:r>
+      <w:r>
+        <w:t xml:space="preserve"> </w:t>
+      </w:r>
+      <w:r>
+        <w:t xml:space="preserve">★☆☆.</w:t>
+      </w:r>
+    </w:p>
+    <w:bookmarkEnd w:id="63"/>
+    <w:bookmarkStart w:id="64" w:name="stop"/>
     <w:p>
       <w:pPr>
         <w:pStyle w:val="Heading3"/>
@@ -6962,7 +7944,7 @@
         <w:rPr>
           <w:rStyle w:val="VerbatimChar"/>
         </w:rPr>
-        <w:t xml:space="preserve">S - Step back</w:t>
+        <w:t xml:space="preserve">S - **Step** back</w:t>
       </w:r>
       <w:r>
         <w:br/>
@@ -6971,7 +7953,7 @@
         <w:rPr>
           <w:rStyle w:val="VerbatimChar"/>
         </w:rPr>
-        <w:t xml:space="preserve">T - Take a deep breath</w:t>
+        <w:t xml:space="preserve">T - **Take** a deep breath</w:t>
       </w:r>
       <w:r>
         <w:br/>
@@ -6980,7 +7962,7 @@
         <w:rPr>
           <w:rStyle w:val="VerbatimChar"/>
         </w:rPr>
-        <w:t xml:space="preserve">O - Observe what is happening</w:t>
+        <w:t xml:space="preserve">O - **Observe** what is happening</w:t>
       </w:r>
       <w:r>
         <w:br/>
@@ -6989,7 +7971,7 @@
         <w:rPr>
           <w:rStyle w:val="VerbatimChar"/>
         </w:rPr>
-        <w:t xml:space="preserve">P - Pull back and put things in perspective</w:t>
+        <w:t xml:space="preserve">P - **Pull** back and put things in perspective</w:t>
       </w:r>
     </w:p>
     <w:p>
@@ -7001,74 +7983,36 @@
           <w:b/>
           <w:bCs/>
         </w:rPr>
-        <w:t xml:space="preserve">💡 When to use:</w:t>
-      </w:r>
-      <w:r>
-        <w:t xml:space="preserve"> </w:t>
-      </w:r>
-      <w:r>
-        <w:t xml:space="preserve">- First response to ANY crisis - immediate stress management (2-5 min)</w:t>
-      </w:r>
-      <w:r>
-        <w:t xml:space="preserve"> </w:t>
-      </w:r>
-      <w:r>
-        <w:t xml:space="preserve">- Start of</w:t>
-      </w:r>
-      <w:r>
-        <w:t xml:space="preserve"> </w:t>
-      </w:r>
-      <w:hyperlink w:anchor="stop">
-        <w:r>
-          <w:rPr>
-            <w:rStyle w:val="Hyperlink"/>
-          </w:rPr>
-          <w:t xml:space="preserve">STOP</w:t>
-        </w:r>
-      </w:hyperlink>
-      <w:r>
-        <w:t xml:space="preserve"> </w:t>
-      </w:r>
+        <w:t xml:space="preserve">When to use:</w:t>
+      </w:r>
+      <w:r>
+        <w:t xml:space="preserve"> </w:t>
+      </w:r>
+      <w:r>
+        <w:t xml:space="preserve">First response to ANY crisis—immediate stress management; start of STOP→</w:t>
+      </w:r>
+      <w:hyperlink w:anchor="trace-network-troubleshooting">
+        <w:r>
+          <w:rPr>
+            <w:rStyle w:val="Hyperlink"/>
+          </w:rPr>
+          <w:t xml:space="preserve">TRACE</w:t>
+        </w:r>
+      </w:hyperlink>
       <w:r>
         <w:t xml:space="preserve">→</w:t>
       </w:r>
-      <w:r>
-        <w:t xml:space="preserve"> </w:t>
-      </w:r>
-      <w:hyperlink w:anchor="trace-network-troubleshooting">
-        <w:r>
-          <w:rPr>
-            <w:rStyle w:val="Hyperlink"/>
-          </w:rPr>
-          <w:t xml:space="preserve">TRACE</w:t>
-        </w:r>
-      </w:hyperlink>
-      <w:r>
-        <w:t xml:space="preserve"> </w:t>
-      </w:r>
+      <w:hyperlink w:anchor="debug-code--system-analysis">
+        <w:r>
+          <w:rPr>
+            <w:rStyle w:val="Hyperlink"/>
+          </w:rPr>
+          <w:t xml:space="preserve">DEBUG</w:t>
+        </w:r>
+      </w:hyperlink>
       <w:r>
         <w:t xml:space="preserve">→</w:t>
       </w:r>
-      <w:r>
-        <w:t xml:space="preserve"> </w:t>
-      </w:r>
-      <w:hyperlink w:anchor="debug-code--system-analysis">
-        <w:r>
-          <w:rPr>
-            <w:rStyle w:val="Hyperlink"/>
-          </w:rPr>
-          <w:t xml:space="preserve">DEBUG</w:t>
-        </w:r>
-      </w:hyperlink>
-      <w:r>
-        <w:t xml:space="preserve"> </w:t>
-      </w:r>
-      <w:r>
-        <w:t xml:space="preserve">→</w:t>
-      </w:r>
-      <w:r>
-        <w:t xml:space="preserve"> </w:t>
-      </w:r>
       <w:hyperlink w:anchor="Xca622d85a42eb59a37ad21938087cef4d373dc5">
         <w:r>
           <w:rPr>
@@ -7081,13 +8025,39 @@
         <w:t xml:space="preserve"> </w:t>
       </w:r>
       <w:r>
-        <w:t xml:space="preserve">crisis response chain</w:t>
-      </w:r>
-      <w:r>
-        <w:t xml:space="preserve"> </w:t>
-      </w:r>
-      <w:r>
-        <w:t xml:space="preserve">- Use with IDEA for quick problem resolution in crisis</w:t>
+        <w:t xml:space="preserve">crisis chain; use with IDEA for quick problem resolution.</w:t>
+      </w:r>
+      <w:r>
+        <w:t xml:space="preserve"> </w:t>
+      </w:r>
+      <w:r>
+        <w:rPr>
+          <w:b/>
+          <w:bCs/>
+        </w:rPr>
+        <w:t xml:space="preserve">Time:</w:t>
+      </w:r>
+      <w:r>
+        <w:t xml:space="preserve"> </w:t>
+      </w:r>
+      <w:r>
+        <w:t xml:space="preserve">2–5 min.</w:t>
+      </w:r>
+      <w:r>
+        <w:t xml:space="preserve"> </w:t>
+      </w:r>
+      <w:r>
+        <w:rPr>
+          <w:b/>
+          <w:bCs/>
+        </w:rPr>
+        <w:t xml:space="preserve">Complexity:</w:t>
+      </w:r>
+      <w:r>
+        <w:t xml:space="preserve"> </w:t>
+      </w:r>
+      <w:r>
+        <w:t xml:space="preserve">★☆☆.</w:t>
       </w:r>
     </w:p>
     <w:p>
@@ -7243,8 +8213,8 @@
         <w:t xml:space="preserve">Production alert at 2 AM - Step back (don’t panic), Take deep breath (reduce adrenaline), Observe (read alert details), Pull back perspective (assess severity before waking team), Then proceed to TRACE for diagnostics</w:t>
       </w:r>
     </w:p>
-    <w:bookmarkEnd w:id="63"/>
-    <w:bookmarkStart w:id="64" w:name="aries"/>
+    <w:bookmarkEnd w:id="64"/>
+    <w:bookmarkStart w:id="65" w:name="aries"/>
     <w:p>
       <w:pPr>
         <w:pStyle w:val="Heading3"/>
@@ -7261,7 +8231,7 @@
         <w:rPr>
           <w:rStyle w:val="VerbatimChar"/>
         </w:rPr>
-        <w:t xml:space="preserve">A - Avoid unnecessary stress</w:t>
+        <w:t xml:space="preserve">A - **Avoid** unnecessary stress</w:t>
       </w:r>
       <w:r>
         <w:br/>
@@ -7270,7 +8240,7 @@
         <w:rPr>
           <w:rStyle w:val="VerbatimChar"/>
         </w:rPr>
-        <w:t xml:space="preserve">R - Relax and take breaks</w:t>
+        <w:t xml:space="preserve">R - **Relax** and take breaks</w:t>
       </w:r>
       <w:r>
         <w:br/>
@@ -7279,7 +8249,7 @@
         <w:rPr>
           <w:rStyle w:val="VerbatimChar"/>
         </w:rPr>
-        <w:t xml:space="preserve">I - Incorporate physical activity into your routine</w:t>
+        <w:t xml:space="preserve">I - **Incorporate** physical activity into your routine</w:t>
       </w:r>
       <w:r>
         <w:br/>
@@ -7288,7 +8258,7 @@
         <w:rPr>
           <w:rStyle w:val="VerbatimChar"/>
         </w:rPr>
-        <w:t xml:space="preserve">E - Eat a healthy diet</w:t>
+        <w:t xml:space="preserve">E - **Eat** a healthy diet</w:t>
       </w:r>
       <w:r>
         <w:br/>
@@ -7297,7 +8267,7 @@
         <w:rPr>
           <w:rStyle w:val="VerbatimChar"/>
         </w:rPr>
-        <w:t xml:space="preserve">S - Sleep well</w:t>
+        <w:t xml:space="preserve">S - **Sleep** well</w:t>
       </w:r>
     </w:p>
     <w:p>
@@ -7309,17 +8279,49 @@
           <w:b/>
           <w:bCs/>
         </w:rPr>
-        <w:t xml:space="preserve">💡 When to use:</w:t>
-      </w:r>
-      <w:r>
-        <w:t xml:space="preserve"> </w:t>
-      </w:r>
-      <w:r>
-        <w:t xml:space="preserve">Lifestyle in PACE→ARIES→CALM; long-term (2–4 weeks).</w:t>
-      </w:r>
-    </w:p>
-    <w:bookmarkEnd w:id="64"/>
-    <w:bookmarkStart w:id="65" w:name="calm"/>
+        <w:t xml:space="preserve">When to use:</w:t>
+      </w:r>
+      <w:r>
+        <w:t xml:space="preserve"> </w:t>
+      </w:r>
+      <w:r>
+        <w:t xml:space="preserve">Lifestyle in PACE→ARIES→CALM; long-term stress recovery.</w:t>
+      </w:r>
+      <w:r>
+        <w:t xml:space="preserve"> </w:t>
+      </w:r>
+      <w:r>
+        <w:rPr>
+          <w:b/>
+          <w:bCs/>
+        </w:rPr>
+        <w:t xml:space="preserve">Time:</w:t>
+      </w:r>
+      <w:r>
+        <w:t xml:space="preserve"> </w:t>
+      </w:r>
+      <w:r>
+        <w:t xml:space="preserve">2–4 weeks.</w:t>
+      </w:r>
+      <w:r>
+        <w:t xml:space="preserve"> </w:t>
+      </w:r>
+      <w:r>
+        <w:rPr>
+          <w:b/>
+          <w:bCs/>
+        </w:rPr>
+        <w:t xml:space="preserve">Complexity:</w:t>
+      </w:r>
+      <w:r>
+        <w:t xml:space="preserve"> </w:t>
+      </w:r>
+      <w:r>
+        <w:t xml:space="preserve">★★☆.</w:t>
+      </w:r>
+    </w:p>
+    <w:bookmarkEnd w:id="65"/>
+    <w:bookmarkStart w:id="66" w:name="calm"/>
     <w:p>
       <w:pPr>
         <w:pStyle w:val="Heading3"/>
@@ -7336,7 +8338,7 @@
         <w:rPr>
           <w:rStyle w:val="VerbatimChar"/>
         </w:rPr>
-        <w:t xml:space="preserve">C - Confidence: Believe in your abilities and strengths</w:t>
+        <w:t xml:space="preserve">C - **Confidence:** Believe in your abilities and strengths</w:t>
       </w:r>
       <w:r>
         <w:br/>
@@ -7345,7 +8347,7 @@
         <w:rPr>
           <w:rStyle w:val="VerbatimChar"/>
         </w:rPr>
-        <w:t xml:space="preserve">A - Awareness: Stay conscious of your thoughts and feelings</w:t>
+        <w:t xml:space="preserve">A - **Awareness:** Stay conscious of your thoughts and feelings</w:t>
       </w:r>
       <w:r>
         <w:br/>
@@ -7354,7 +8356,7 @@
         <w:rPr>
           <w:rStyle w:val="VerbatimChar"/>
         </w:rPr>
-        <w:t xml:space="preserve">L - Logic: Use rational thinking to overcome doubts</w:t>
+        <w:t xml:space="preserve">L - **Logic:** Use rational thinking to overcome doubts</w:t>
       </w:r>
       <w:r>
         <w:br/>
@@ -7363,7 +8365,7 @@
         <w:rPr>
           <w:rStyle w:val="VerbatimChar"/>
         </w:rPr>
-        <w:t xml:space="preserve">M - Mindfulness: Practice being present and focused</w:t>
+        <w:t xml:space="preserve">M - **Mindfulness:** Practice being present and focused</w:t>
       </w:r>
     </w:p>
     <w:p>
@@ -7375,25 +8377,45 @@
           <w:b/>
           <w:bCs/>
         </w:rPr>
-        <w:t xml:space="preserve">💡 When to use:</w:t>
-      </w:r>
-      <w:r>
-        <w:t xml:space="preserve"> </w:t>
-      </w:r>
-      <w:r>
-        <w:t xml:space="preserve">- Builds long-term resilience and confidence</w:t>
-      </w:r>
-      <w:r>
-        <w:t xml:space="preserve"> </w:t>
-      </w:r>
-      <w:r>
-        <w:t xml:space="preserve">- Confidence connects to SHINE (positive self-image)</w:t>
-      </w:r>
-      <w:r>
-        <w:t xml:space="preserve"> </w:t>
-      </w:r>
-      <w:r>
-        <w:t xml:space="preserve">- Use after PACE or ARIES for comprehensive stress management</w:t>
+        <w:t xml:space="preserve">When to use:</w:t>
+      </w:r>
+      <w:r>
+        <w:t xml:space="preserve"> </w:t>
+      </w:r>
+      <w:r>
+        <w:t xml:space="preserve">Builds long-term resilience and confidence; use after PACE or ARIES for comprehensive stress management; confidence connects to SHINE.</w:t>
+      </w:r>
+      <w:r>
+        <w:t xml:space="preserve"> </w:t>
+      </w:r>
+      <w:r>
+        <w:rPr>
+          <w:b/>
+          <w:bCs/>
+        </w:rPr>
+        <w:t xml:space="preserve">Time:</w:t>
+      </w:r>
+      <w:r>
+        <w:t xml:space="preserve"> </w:t>
+      </w:r>
+      <w:r>
+        <w:t xml:space="preserve">5–10 min (ongoing).</w:t>
+      </w:r>
+      <w:r>
+        <w:t xml:space="preserve"> </w:t>
+      </w:r>
+      <w:r>
+        <w:rPr>
+          <w:b/>
+          <w:bCs/>
+        </w:rPr>
+        <w:t xml:space="preserve">Complexity:</w:t>
+      </w:r>
+      <w:r>
+        <w:t xml:space="preserve"> </w:t>
+      </w:r>
+      <w:r>
+        <w:t xml:space="preserve">★☆☆.</w:t>
       </w:r>
     </w:p>
     <w:p>
@@ -7447,8 +8469,8 @@
         </w:r>
       </w:hyperlink>
     </w:p>
-    <w:bookmarkEnd w:id="65"/>
-    <w:bookmarkStart w:id="66" w:name="shine"/>
+    <w:bookmarkEnd w:id="66"/>
+    <w:bookmarkStart w:id="67" w:name="shine"/>
     <w:p>
       <w:pPr>
         <w:pStyle w:val="Heading3"/>
@@ -7465,7 +8487,7 @@
         <w:rPr>
           <w:rStyle w:val="VerbatimChar"/>
         </w:rPr>
-        <w:t xml:space="preserve">S - Stay present, in the moment  </w:t>
+        <w:t xml:space="preserve">S - **Stay** present, in the moment  </w:t>
       </w:r>
       <w:r>
         <w:br/>
@@ -7474,7 +8496,7 @@
         <w:rPr>
           <w:rStyle w:val="VerbatimChar"/>
         </w:rPr>
-        <w:t xml:space="preserve">H - Have a healthy positive perspective  </w:t>
+        <w:t xml:space="preserve">H - **Have** a healthy positive perspective  </w:t>
       </w:r>
       <w:r>
         <w:br/>
@@ -7483,7 +8505,7 @@
         <w:rPr>
           <w:rStyle w:val="VerbatimChar"/>
         </w:rPr>
-        <w:t xml:space="preserve">I - Identify and do positive activities   </w:t>
+        <w:t xml:space="preserve">I - **Identify** and do positive activities   </w:t>
       </w:r>
       <w:r>
         <w:br/>
@@ -7492,7 +8514,7 @@
         <w:rPr>
           <w:rStyle w:val="VerbatimChar"/>
         </w:rPr>
-        <w:t xml:space="preserve">N - Nourish positive relationships  </w:t>
+        <w:t xml:space="preserve">N - **Nourish** positive relationships  </w:t>
       </w:r>
       <w:r>
         <w:br/>
@@ -7501,7 +8523,7 @@
         <w:rPr>
           <w:rStyle w:val="VerbatimChar"/>
         </w:rPr>
-        <w:t xml:space="preserve">E - Express yourself  </w:t>
+        <w:t xml:space="preserve">E - **Express** yourself  </w:t>
       </w:r>
     </w:p>
     <w:p>
@@ -7513,7 +8535,7 @@
           <w:b/>
           <w:bCs/>
         </w:rPr>
-        <w:t xml:space="preserve">💡 When to use:</w:t>
+        <w:t xml:space="preserve">When to use:</w:t>
       </w:r>
       <w:r>
         <w:t xml:space="preserve"> </w:t>
@@ -7535,10 +8557,42 @@
       <w:r>
         <w:t xml:space="preserve">.</w:t>
       </w:r>
-    </w:p>
-    <w:bookmarkEnd w:id="66"/>
+      <w:r>
+        <w:t xml:space="preserve"> </w:t>
+      </w:r>
+      <w:r>
+        <w:rPr>
+          <w:b/>
+          <w:bCs/>
+        </w:rPr>
+        <w:t xml:space="preserve">Time:</w:t>
+      </w:r>
+      <w:r>
+        <w:t xml:space="preserve"> </w:t>
+      </w:r>
+      <w:r>
+        <w:t xml:space="preserve">ongoing.</w:t>
+      </w:r>
+      <w:r>
+        <w:t xml:space="preserve"> </w:t>
+      </w:r>
+      <w:r>
+        <w:rPr>
+          <w:b/>
+          <w:bCs/>
+        </w:rPr>
+        <w:t xml:space="preserve">Complexity:</w:t>
+      </w:r>
+      <w:r>
+        <w:t xml:space="preserve"> </w:t>
+      </w:r>
+      <w:r>
+        <w:t xml:space="preserve">★☆☆.</w:t>
+      </w:r>
+    </w:p>
     <w:bookmarkEnd w:id="67"/>
-    <w:bookmarkStart w:id="71" w:name="infrastructure-systems-engineering"/>
+    <w:bookmarkEnd w:id="68"/>
+    <w:bookmarkStart w:id="72" w:name="infrastructure-systems-engineering"/>
     <w:p>
       <w:pPr>
         <w:pStyle w:val="Heading2"/>
@@ -7559,7 +8613,7 @@
         <w:t xml:space="preserve">Infra and DevOps.</w:t>
       </w:r>
     </w:p>
-    <w:bookmarkStart w:id="68" w:name="trace-network-troubleshooting"/>
+    <w:bookmarkStart w:id="69" w:name="trace-network-troubleshooting"/>
     <w:p>
       <w:pPr>
         <w:pStyle w:val="Heading3"/>
@@ -7576,7 +8630,7 @@
         <w:rPr>
           <w:rStyle w:val="VerbatimChar"/>
         </w:rPr>
-        <w:t xml:space="preserve">T - Test connectivity (ping, traceroute)</w:t>
+        <w:t xml:space="preserve">T - **Test** connectivity (ping, traceroute)</w:t>
       </w:r>
       <w:r>
         <w:br/>
@@ -7585,7 +8639,7 @@
         <w:rPr>
           <w:rStyle w:val="VerbatimChar"/>
         </w:rPr>
-        <w:t xml:space="preserve">R - Review logs and metrics</w:t>
+        <w:t xml:space="preserve">R - **Review** logs and metrics</w:t>
       </w:r>
       <w:r>
         <w:br/>
@@ -7594,7 +8648,7 @@
         <w:rPr>
           <w:rStyle w:val="VerbatimChar"/>
         </w:rPr>
-        <w:t xml:space="preserve">A - Analyze packet captures</w:t>
+        <w:t xml:space="preserve">A - **Analyze** packet captures</w:t>
       </w:r>
       <w:r>
         <w:br/>
@@ -7603,7 +8657,7 @@
         <w:rPr>
           <w:rStyle w:val="VerbatimChar"/>
         </w:rPr>
-        <w:t xml:space="preserve">C - Check configurations</w:t>
+        <w:t xml:space="preserve">C - **Check** configurations</w:t>
       </w:r>
       <w:r>
         <w:br/>
@@ -7612,7 +8666,7 @@
         <w:rPr>
           <w:rStyle w:val="VerbatimChar"/>
         </w:rPr>
-        <w:t xml:space="preserve">E - Escalate with documented evidence</w:t>
+        <w:t xml:space="preserve">E - **Escalate** with documented evidence</w:t>
       </w:r>
     </w:p>
     <w:p>
@@ -7624,7 +8678,7 @@
           <w:b/>
           <w:bCs/>
         </w:rPr>
-        <w:t xml:space="preserve">💡 When to use:</w:t>
+        <w:t xml:space="preserve">When to use:</w:t>
       </w:r>
       <w:r>
         <w:t xml:space="preserve"> </w:t>
@@ -7663,6 +8717,38 @@
       <w:r>
         <w:t xml:space="preserve">; T for quick, A for deep; document for 8D D2.</w:t>
       </w:r>
+      <w:r>
+        <w:t xml:space="preserve"> </w:t>
+      </w:r>
+      <w:r>
+        <w:rPr>
+          <w:b/>
+          <w:bCs/>
+        </w:rPr>
+        <w:t xml:space="preserve">Time:</w:t>
+      </w:r>
+      <w:r>
+        <w:t xml:space="preserve"> </w:t>
+      </w:r>
+      <w:r>
+        <w:t xml:space="preserve">variable.</w:t>
+      </w:r>
+      <w:r>
+        <w:t xml:space="preserve"> </w:t>
+      </w:r>
+      <w:r>
+        <w:rPr>
+          <w:b/>
+          <w:bCs/>
+        </w:rPr>
+        <w:t xml:space="preserve">Complexity:</w:t>
+      </w:r>
+      <w:r>
+        <w:t xml:space="preserve"> </w:t>
+      </w:r>
+      <w:r>
+        <w:t xml:space="preserve">★★☆.</w:t>
+      </w:r>
     </w:p>
     <w:p>
       <w:pPr>
@@ -7701,8 +8787,8 @@
         </w:r>
       </w:hyperlink>
     </w:p>
-    <w:bookmarkEnd w:id="68"/>
-    <w:bookmarkStart w:id="69" w:name="scale-infrastructure-design"/>
+    <w:bookmarkEnd w:id="69"/>
+    <w:bookmarkStart w:id="70" w:name="scale-infrastructure-design"/>
     <w:p>
       <w:pPr>
         <w:pStyle w:val="Heading3"/>
@@ -7719,7 +8805,7 @@
         <w:rPr>
           <w:rStyle w:val="VerbatimChar"/>
         </w:rPr>
-        <w:t xml:space="preserve">S - Security by design</w:t>
+        <w:t xml:space="preserve">S - **Security** by design</w:t>
       </w:r>
       <w:r>
         <w:br/>
@@ -7728,7 +8814,7 @@
         <w:rPr>
           <w:rStyle w:val="VerbatimChar"/>
         </w:rPr>
-        <w:t xml:space="preserve">C - Capacity planning</w:t>
+        <w:t xml:space="preserve">C - **Capacity** planning</w:t>
       </w:r>
       <w:r>
         <w:br/>
@@ -7737,7 +8823,7 @@
         <w:rPr>
           <w:rStyle w:val="VerbatimChar"/>
         </w:rPr>
-        <w:t xml:space="preserve">A - Automation-first</w:t>
+        <w:t xml:space="preserve">A - **Automation-first**</w:t>
       </w:r>
       <w:r>
         <w:br/>
@@ -7746,7 +8832,7 @@
         <w:rPr>
           <w:rStyle w:val="VerbatimChar"/>
         </w:rPr>
-        <w:t xml:space="preserve">L - Load balancing</w:t>
+        <w:t xml:space="preserve">L - **Load** balancing</w:t>
       </w:r>
       <w:r>
         <w:br/>
@@ -7755,7 +8841,7 @@
         <w:rPr>
           <w:rStyle w:val="VerbatimChar"/>
         </w:rPr>
-        <w:t xml:space="preserve">E - Error handling/resilience</w:t>
+        <w:t xml:space="preserve">E - **Error** handling/resilience</w:t>
       </w:r>
     </w:p>
     <w:p>
@@ -7767,7 +8853,7 @@
           <w:b/>
           <w:bCs/>
         </w:rPr>
-        <w:t xml:space="preserve">💡 When to use:</w:t>
+        <w:t xml:space="preserve">When to use:</w:t>
       </w:r>
       <w:r>
         <w:t xml:space="preserve"> </w:t>
@@ -7820,6 +8906,38 @@
       <w:r>
         <w:t xml:space="preserve">for trade-offs per component.</w:t>
       </w:r>
+      <w:r>
+        <w:t xml:space="preserve"> </w:t>
+      </w:r>
+      <w:r>
+        <w:rPr>
+          <w:b/>
+          <w:bCs/>
+        </w:rPr>
+        <w:t xml:space="preserve">Time:</w:t>
+      </w:r>
+      <w:r>
+        <w:t xml:space="preserve"> </w:t>
+      </w:r>
+      <w:r>
+        <w:t xml:space="preserve">1–4 hrs.</w:t>
+      </w:r>
+      <w:r>
+        <w:t xml:space="preserve"> </w:t>
+      </w:r>
+      <w:r>
+        <w:rPr>
+          <w:b/>
+          <w:bCs/>
+        </w:rPr>
+        <w:t xml:space="preserve">Complexity:</w:t>
+      </w:r>
+      <w:r>
+        <w:t xml:space="preserve"> </w:t>
+      </w:r>
+      <w:r>
+        <w:t xml:space="preserve">★★☆.</w:t>
+      </w:r>
     </w:p>
     <w:p>
       <w:pPr>
@@ -7872,8 +8990,8 @@
         </w:r>
       </w:hyperlink>
     </w:p>
-    <w:bookmarkEnd w:id="69"/>
-    <w:bookmarkStart w:id="70" w:name="debug-code-system-analysis"/>
+    <w:bookmarkEnd w:id="70"/>
+    <w:bookmarkStart w:id="71" w:name="debug-code-system-analysis"/>
     <w:p>
       <w:pPr>
         <w:pStyle w:val="Heading3"/>
@@ -7890,7 +9008,7 @@
         <w:rPr>
           <w:rStyle w:val="VerbatimChar"/>
         </w:rPr>
-        <w:t xml:space="preserve">D - Define the problem (what changed?)</w:t>
+        <w:t xml:space="preserve">D - **Define** the problem (what changed?)</w:t>
       </w:r>
       <w:r>
         <w:br/>
@@ -7899,7 +9017,7 @@
         <w:rPr>
           <w:rStyle w:val="VerbatimChar"/>
         </w:rPr>
-        <w:t xml:space="preserve">E - Examine error messages/logs</w:t>
+        <w:t xml:space="preserve">E - **Examine** error messages/logs</w:t>
       </w:r>
       <w:r>
         <w:br/>
@@ -7908,7 +9026,7 @@
         <w:rPr>
           <w:rStyle w:val="VerbatimChar"/>
         </w:rPr>
-        <w:t xml:space="preserve">B - Break down into components</w:t>
+        <w:t xml:space="preserve">B - **Break** down into components</w:t>
       </w:r>
       <w:r>
         <w:br/>
@@ -7917,7 +9035,7 @@
         <w:rPr>
           <w:rStyle w:val="VerbatimChar"/>
         </w:rPr>
-        <w:t xml:space="preserve">U - Understand data flow</w:t>
+        <w:t xml:space="preserve">U - **Understand** data flow</w:t>
       </w:r>
       <w:r>
         <w:br/>
@@ -7926,7 +9044,7 @@
         <w:rPr>
           <w:rStyle w:val="VerbatimChar"/>
         </w:rPr>
-        <w:t xml:space="preserve">G - Generate hypothesis and test</w:t>
+        <w:t xml:space="preserve">G - **Generate** hypothesis and test</w:t>
       </w:r>
     </w:p>
     <w:p>
@@ -7938,7 +9056,7 @@
           <w:b/>
           <w:bCs/>
         </w:rPr>
-        <w:t xml:space="preserve">💡 When to use:</w:t>
+        <w:t xml:space="preserve">When to use:</w:t>
       </w:r>
       <w:r>
         <w:t xml:space="preserve"> </w:t>
@@ -7988,6 +9106,38 @@
       <w:r>
         <w:t xml:space="preserve">for network/system.</w:t>
       </w:r>
+      <w:r>
+        <w:t xml:space="preserve"> </w:t>
+      </w:r>
+      <w:r>
+        <w:rPr>
+          <w:b/>
+          <w:bCs/>
+        </w:rPr>
+        <w:t xml:space="preserve">Time:</w:t>
+      </w:r>
+      <w:r>
+        <w:t xml:space="preserve"> </w:t>
+      </w:r>
+      <w:r>
+        <w:t xml:space="preserve">variable.</w:t>
+      </w:r>
+      <w:r>
+        <w:t xml:space="preserve"> </w:t>
+      </w:r>
+      <w:r>
+        <w:rPr>
+          <w:b/>
+          <w:bCs/>
+        </w:rPr>
+        <w:t xml:space="preserve">Complexity:</w:t>
+      </w:r>
+      <w:r>
+        <w:t xml:space="preserve"> </w:t>
+      </w:r>
+      <w:r>
+        <w:t xml:space="preserve">★★☆.</w:t>
+      </w:r>
     </w:p>
     <w:p>
       <w:pPr>
@@ -8040,9 +9190,9 @@
         </w:r>
       </w:hyperlink>
     </w:p>
-    <w:bookmarkEnd w:id="70"/>
     <w:bookmarkEnd w:id="71"/>
-    <w:bookmarkStart w:id="78" w:name="proven-mnemonic-pipelines"/>
+    <w:bookmarkEnd w:id="72"/>
+    <w:bookmarkStart w:id="79" w:name="proven-mnemonic-pipelines"/>
     <w:p>
       <w:pPr>
         <w:pStyle w:val="Heading2"/>
@@ -8063,7 +9213,7 @@
         <w:t xml:space="preserve">Ordered chains of mnemonics for end-to-end workflows (e.g. crisis, conflict, root cause).</w:t>
       </w:r>
     </w:p>
-    <w:bookmarkStart w:id="72" w:name="crisis-response-chain"/>
+    <w:bookmarkStart w:id="73" w:name="crisis-response-chain"/>
     <w:p>
       <w:pPr>
         <w:pStyle w:val="Heading3"/>
@@ -8214,8 +9364,8 @@
         <w:t xml:space="preserve">STOP stabilizes; TRACE gathers evidence; DEBUG structures analysis; 8D prevents recurrence.</w:t>
       </w:r>
     </w:p>
-    <w:bookmarkEnd w:id="72"/>
-    <w:bookmarkStart w:id="73" w:name="conflict-resolution-chain"/>
+    <w:bookmarkEnd w:id="73"/>
+    <w:bookmarkStart w:id="74" w:name="conflict-resolution-chain"/>
     <w:p>
       <w:pPr>
         <w:pStyle w:val="Heading3"/>
@@ -8366,8 +9516,8 @@
         <w:t xml:space="preserve">WAIT prevents escalation; BREATHE regulates; PAUSE creates space; RACI clarifies roles (often the root cause).</w:t>
       </w:r>
     </w:p>
-    <w:bookmarkEnd w:id="73"/>
-    <w:bookmarkStart w:id="74" w:name="root-cause-investigation-chain"/>
+    <w:bookmarkEnd w:id="74"/>
+    <w:bookmarkStart w:id="75" w:name="root-cause-investigation-chain"/>
     <w:p>
       <w:pPr>
         <w:pStyle w:val="Heading3"/>
@@ -8518,8 +9668,8 @@
         <w:t xml:space="preserve">ICEBERG structures; 5 Whys drill to root cause; PADDER plans; RACI ensures accountability.</w:t>
       </w:r>
     </w:p>
-    <w:bookmarkEnd w:id="74"/>
-    <w:bookmarkStart w:id="75" w:name="strategic-design-chain"/>
+    <w:bookmarkEnd w:id="75"/>
+    <w:bookmarkStart w:id="76" w:name="strategic-design-chain"/>
     <w:p>
       <w:pPr>
         <w:pStyle w:val="Heading3"/>
@@ -8670,8 +9820,8 @@
         <w:t xml:space="preserve">SCALE sets requirements; SWOT evaluates; PESTEL finds external risks; SET manages expectations.</w:t>
       </w:r>
     </w:p>
-    <w:bookmarkEnd w:id="75"/>
-    <w:bookmarkStart w:id="76" w:name="stress-burnout-recovery-chain"/>
+    <w:bookmarkEnd w:id="76"/>
+    <w:bookmarkStart w:id="77" w:name="stress-burnout-recovery-chain"/>
     <w:p>
       <w:pPr>
         <w:pStyle w:val="Heading3"/>
@@ -8822,8 +9972,8 @@
         <w:t xml:space="preserve">PACE (immediate); ARIES (lifestyle); CALM (resilience); SHINE (sustainable).</w:t>
       </w:r>
     </w:p>
-    <w:bookmarkEnd w:id="76"/>
-    <w:bookmarkStart w:id="77" w:name="rapid-triage-chain"/>
+    <w:bookmarkEnd w:id="77"/>
+    <w:bookmarkStart w:id="78" w:name="rapid-triage-chain"/>
     <w:p>
       <w:pPr>
         <w:pStyle w:val="Heading3"/>
@@ -8957,9 +10107,9 @@
         <w:t xml:space="preserve">IDEA (fast frame); DICE (blockers); FATE (resources).</w:t>
       </w:r>
     </w:p>
-    <w:bookmarkEnd w:id="77"/>
     <w:bookmarkEnd w:id="78"/>
-    <w:bookmarkStart w:id="79" w:name="pipeline-selection-matrix"/>
+    <w:bookmarkEnd w:id="79"/>
+    <w:bookmarkStart w:id="80" w:name="pipeline-selection-matrix"/>
     <w:p>
       <w:pPr>
         <w:pStyle w:val="Heading2"/>
@@ -9567,8 +10717,8 @@
         </w:pict>
       </w:r>
     </w:p>
-    <w:bookmarkEnd w:id="79"/>
-    <w:bookmarkStart w:id="80" w:name="pro-tips"/>
+    <w:bookmarkEnd w:id="80"/>
+    <w:bookmarkStart w:id="81" w:name="pro-tips"/>
     <w:p>
       <w:pPr>
         <w:pStyle w:val="Heading2"/>
@@ -9582,7 +10732,7 @@
         <w:pStyle w:val="Compact"/>
         <w:numPr>
           <w:ilvl w:val="0"/>
-          <w:numId w:val="1013"/>
+          <w:numId w:val="1014"/>
         </w:numPr>
       </w:pPr>
       <w:r>
@@ -9604,7 +10754,7 @@
         <w:pStyle w:val="Compact"/>
         <w:numPr>
           <w:ilvl w:val="0"/>
-          <w:numId w:val="1013"/>
+          <w:numId w:val="1014"/>
         </w:numPr>
       </w:pPr>
       <w:r>
@@ -9626,7 +10776,7 @@
         <w:pStyle w:val="Compact"/>
         <w:numPr>
           <w:ilvl w:val="0"/>
-          <w:numId w:val="1013"/>
+          <w:numId w:val="1014"/>
         </w:numPr>
       </w:pPr>
       <w:r>
@@ -9696,7 +10846,7 @@
         <w:pStyle w:val="Compact"/>
         <w:numPr>
           <w:ilvl w:val="0"/>
-          <w:numId w:val="1013"/>
+          <w:numId w:val="1014"/>
         </w:numPr>
       </w:pPr>
       <w:r>
@@ -9735,7 +10885,7 @@
         <w:pStyle w:val="Compact"/>
         <w:numPr>
           <w:ilvl w:val="0"/>
-          <w:numId w:val="1013"/>
+          <w:numId w:val="1014"/>
         </w:numPr>
       </w:pPr>
       <w:r>
@@ -9759,8 +10909,8 @@
         </w:pict>
       </w:r>
     </w:p>
-    <w:bookmarkEnd w:id="80"/>
-    <w:bookmarkStart w:id="81" w:name="common-mistakes"/>
+    <w:bookmarkEnd w:id="81"/>
+    <w:bookmarkStart w:id="82" w:name="common-mistakes"/>
     <w:p>
       <w:pPr>
         <w:pStyle w:val="Heading2"/>
@@ -10246,904 +11396,6 @@
     </w:tbl>
     <w:p>
       <w:pPr>
-        <w:pStyle w:val="BodyText"/>
-      </w:pPr>
-      <w:hyperlink w:anchor="quick-reference--on-call-guide">
-        <w:r>
-          <w:rPr>
-            <w:rStyle w:val="Hyperlink"/>
-            <w:b/>
-            <w:bCs/>
-          </w:rPr>
-          <w:t xml:space="preserve">↑ Quick Reference</w:t>
-        </w:r>
-      </w:hyperlink>
-      <w:r>
-        <w:rPr>
-          <w:b/>
-          <w:bCs/>
-        </w:rPr>
-        <w:t xml:space="preserve"> </w:t>
-      </w:r>
-      <w:r>
-        <w:rPr>
-          <w:b/>
-          <w:bCs/>
-        </w:rPr>
-        <w:t xml:space="preserve">·</w:t>
-      </w:r>
-      <w:r>
-        <w:rPr>
-          <w:b/>
-          <w:bCs/>
-        </w:rPr>
-        <w:t xml:space="preserve"> </w:t>
-      </w:r>
-      <w:hyperlink w:anchor="awesome-mnemonics---complete-guide">
-        <w:r>
-          <w:rPr>
-            <w:rStyle w:val="Hyperlink"/>
-            <w:b/>
-            <w:bCs/>
-          </w:rPr>
-          <w:t xml:space="preserve">↑ Top</w:t>
-        </w:r>
-      </w:hyperlink>
-    </w:p>
-    <w:bookmarkEnd w:id="81"/>
-    <w:bookmarkStart w:id="83" w:name="contributing"/>
-    <w:p>
-      <w:pPr>
-        <w:pStyle w:val="Heading2"/>
-      </w:pPr>
-      <w:r>
-        <w:t xml:space="preserve">🤝 Contributing</w:t>
-      </w:r>
-    </w:p>
-    <w:p>
-      <w:pPr>
-        <w:pStyle w:val="FirstParagraph"/>
-      </w:pPr>
-      <w:r>
-        <w:rPr>
-          <w:b/>
-          <w:bCs/>
-        </w:rPr>
-        <w:t xml:space="preserve">This is a curated playbook, not a link collection.</w:t>
-      </w:r>
-      <w:r>
-        <w:t xml:space="preserve"> </w:t>
-      </w:r>
-      <w:r>
-        <w:t xml:space="preserve">We focus on battle-tested mnemonics with complete definitions, not external resources.</w:t>
-      </w:r>
-    </w:p>
-    <w:p>
-      <w:pPr>
-        <w:pStyle w:val="BodyText"/>
-      </w:pPr>
-      <w:r>
-        <w:rPr>
-          <w:b/>
-          <w:bCs/>
-        </w:rPr>
-        <w:t xml:space="preserve">Submission criteria:</w:t>
-      </w:r>
-      <w:r>
-        <w:t xml:space="preserve"> </w:t>
-      </w:r>
-      <w:r>
-        <w:t xml:space="preserve">- ✅</w:t>
-      </w:r>
-      <w:r>
-        <w:t xml:space="preserve"> </w:t>
-      </w:r>
-      <w:r>
-        <w:rPr>
-          <w:b/>
-          <w:bCs/>
-        </w:rPr>
-        <w:t xml:space="preserve">Battle-tested</w:t>
-      </w:r>
-      <w:r>
-        <w:t xml:space="preserve"> </w:t>
-      </w:r>
-      <w:r>
-        <w:t xml:space="preserve">— Used in production, real incidents, or engineering decisions</w:t>
-      </w:r>
-      <w:r>
-        <w:t xml:space="preserve"> </w:t>
-      </w:r>
-      <w:r>
-        <w:t xml:space="preserve">- ✅</w:t>
-      </w:r>
-      <w:r>
-        <w:t xml:space="preserve"> </w:t>
-      </w:r>
-      <w:r>
-        <w:rPr>
-          <w:b/>
-          <w:bCs/>
-        </w:rPr>
-        <w:t xml:space="preserve">Provable/actionable</w:t>
-      </w:r>
-      <w:r>
-        <w:t xml:space="preserve"> </w:t>
-      </w:r>
-      <w:r>
-        <w:t xml:space="preserve">— Not just motivational, must have concrete steps</w:t>
-      </w:r>
-      <w:r>
-        <w:t xml:space="preserve"> </w:t>
-      </w:r>
-      <w:r>
-        <w:t xml:space="preserve">- ✅</w:t>
-      </w:r>
-      <w:r>
-        <w:t xml:space="preserve"> </w:t>
-      </w:r>
-      <w:r>
-        <w:rPr>
-          <w:b/>
-          <w:bCs/>
-        </w:rPr>
-        <w:t xml:space="preserve">Cross-references</w:t>
-      </w:r>
-      <w:r>
-        <w:t xml:space="preserve"> </w:t>
-      </w:r>
-      <w:r>
-        <w:t xml:space="preserve">— Should link to related mnemonics where applicable</w:t>
-      </w:r>
-      <w:r>
-        <w:t xml:space="preserve"> </w:t>
-      </w:r>
-      <w:r>
-        <w:t xml:space="preserve">- ✅</w:t>
-      </w:r>
-      <w:r>
-        <w:t xml:space="preserve"> </w:t>
-      </w:r>
-      <w:r>
-        <w:rPr>
-          <w:b/>
-          <w:bCs/>
-        </w:rPr>
-        <w:t xml:space="preserve">Real-world context</w:t>
-      </w:r>
-      <w:r>
-        <w:t xml:space="preserve"> </w:t>
-      </w:r>
-      <w:r>
-        <w:t xml:space="preserve">— Include actual usage examples</w:t>
-      </w:r>
-      <w:r>
-        <w:t xml:space="preserve"> </w:t>
-      </w:r>
-      <w:r>
-        <w:t xml:space="preserve">- ✅</w:t>
-      </w:r>
-      <w:r>
-        <w:t xml:space="preserve"> </w:t>
-      </w:r>
-      <w:r>
-        <w:rPr>
-          <w:b/>
-          <w:bCs/>
-        </w:rPr>
-        <w:t xml:space="preserve">Memorable</w:t>
-      </w:r>
-      <w:r>
-        <w:t xml:space="preserve"> </w:t>
-      </w:r>
-      <w:r>
-        <w:t xml:space="preserve">— The acronym/pattern should be easy to recall under pressure</w:t>
-      </w:r>
-    </w:p>
-    <w:p>
-      <w:pPr>
-        <w:pStyle w:val="BodyText"/>
-      </w:pPr>
-      <w:r>
-        <w:t xml:space="preserve">See</w:t>
-      </w:r>
-      <w:r>
-        <w:t xml:space="preserve"> </w:t>
-      </w:r>
-      <w:hyperlink r:id="rId82">
-        <w:r>
-          <w:rPr>
-            <w:rStyle w:val="Hyperlink"/>
-          </w:rPr>
-          <w:t xml:space="preserve">CONTRIBUTING.md</w:t>
-        </w:r>
-      </w:hyperlink>
-      <w:r>
-        <w:t xml:space="preserve"> </w:t>
-      </w:r>
-      <w:r>
-        <w:t xml:space="preserve">for full guidelines and submission template.</w:t>
-      </w:r>
-    </w:p>
-    <w:p>
-      <w:pPr>
-        <w:pStyle w:val="BodyText"/>
-      </w:pPr>
-      <w:r>
-        <w:rPr>
-          <w:b/>
-          <w:bCs/>
-        </w:rPr>
-        <w:t xml:space="preserve">Suggested GitHub topics for discoverability:</w:t>
-      </w:r>
-      <w:r>
-        <w:t xml:space="preserve"> </w:t>
-      </w:r>
-      <w:r>
-        <w:rPr>
-          <w:rStyle w:val="VerbatimChar"/>
-        </w:rPr>
-        <w:t xml:space="preserve">8d-methodology</w:t>
-      </w:r>
-      <w:r>
-        <w:t xml:space="preserve">,</w:t>
-      </w:r>
-      <w:r>
-        <w:t xml:space="preserve"> </w:t>
-      </w:r>
-      <w:r>
-        <w:rPr>
-          <w:rStyle w:val="VerbatimChar"/>
-        </w:rPr>
-        <w:t xml:space="preserve">swot-analysis</w:t>
-      </w:r>
-      <w:r>
-        <w:t xml:space="preserve">,</w:t>
-      </w:r>
-      <w:r>
-        <w:t xml:space="preserve"> </w:t>
-      </w:r>
-      <w:r>
-        <w:rPr>
-          <w:rStyle w:val="VerbatimChar"/>
-        </w:rPr>
-        <w:t xml:space="preserve">pestel</w:t>
-      </w:r>
-      <w:r>
-        <w:t xml:space="preserve">,</w:t>
-      </w:r>
-      <w:r>
-        <w:t xml:space="preserve"> </w:t>
-      </w:r>
-      <w:r>
-        <w:rPr>
-          <w:rStyle w:val="VerbatimChar"/>
-        </w:rPr>
-        <w:t xml:space="preserve">systems-engineering</w:t>
-      </w:r>
-      <w:r>
-        <w:t xml:space="preserve">,</w:t>
-      </w:r>
-      <w:r>
-        <w:t xml:space="preserve"> </w:t>
-      </w:r>
-      <w:r>
-        <w:rPr>
-          <w:rStyle w:val="VerbatimChar"/>
-        </w:rPr>
-        <w:t xml:space="preserve">incident-response</w:t>
-      </w:r>
-      <w:r>
-        <w:t xml:space="preserve">,</w:t>
-      </w:r>
-      <w:r>
-        <w:t xml:space="preserve"> </w:t>
-      </w:r>
-      <w:r>
-        <w:rPr>
-          <w:rStyle w:val="VerbatimChar"/>
-        </w:rPr>
-        <w:t xml:space="preserve">root-cause-analysis</w:t>
-      </w:r>
-      <w:r>
-        <w:t xml:space="preserve">,</w:t>
-      </w:r>
-      <w:r>
-        <w:t xml:space="preserve"> </w:t>
-      </w:r>
-      <w:r>
-        <w:rPr>
-          <w:rStyle w:val="VerbatimChar"/>
-        </w:rPr>
-        <w:t xml:space="preserve">problem-solving</w:t>
-      </w:r>
-      <w:r>
-        <w:t xml:space="preserve">,</w:t>
-      </w:r>
-      <w:r>
-        <w:t xml:space="preserve"> </w:t>
-      </w:r>
-      <w:r>
-        <w:rPr>
-          <w:rStyle w:val="VerbatimChar"/>
-        </w:rPr>
-        <w:t xml:space="preserve">mnemonics</w:t>
-      </w:r>
-      <w:r>
-        <w:t xml:space="preserve">,</w:t>
-      </w:r>
-      <w:r>
-        <w:t xml:space="preserve"> </w:t>
-      </w:r>
-      <w:r>
-        <w:rPr>
-          <w:rStyle w:val="VerbatimChar"/>
-        </w:rPr>
-        <w:t xml:space="preserve">sre</w:t>
-      </w:r>
-      <w:r>
-        <w:t xml:space="preserve">,</w:t>
-      </w:r>
-      <w:r>
-        <w:t xml:space="preserve"> </w:t>
-      </w:r>
-      <w:r>
-        <w:rPr>
-          <w:rStyle w:val="VerbatimChar"/>
-        </w:rPr>
-        <w:t xml:space="preserve">devops</w:t>
-      </w:r>
-      <w:r>
-        <w:t xml:space="preserve">,</w:t>
-      </w:r>
-      <w:r>
-        <w:t xml:space="preserve"> </w:t>
-      </w:r>
-      <w:r>
-        <w:rPr>
-          <w:rStyle w:val="VerbatimChar"/>
-        </w:rPr>
-        <w:t xml:space="preserve">stress-management</w:t>
-      </w:r>
-      <w:r>
-        <w:t xml:space="preserve">,</w:t>
-      </w:r>
-      <w:r>
-        <w:t xml:space="preserve"> </w:t>
-      </w:r>
-      <w:r>
-        <w:rPr>
-          <w:rStyle w:val="VerbatimChar"/>
-        </w:rPr>
-        <w:t xml:space="preserve">framework</w:t>
-      </w:r>
-    </w:p>
-    <w:p>
-      <w:r>
-        <w:pict>
-          <v:rect style="width:0;height:1.5pt" o:hralign="center" o:hrstd="t" o:hr="t"/>
-        </w:pict>
-      </w:r>
-    </w:p>
-    <w:bookmarkEnd w:id="83"/>
-    <w:bookmarkStart w:id="96" w:name="release-versions"/>
-    <w:p>
-      <w:pPr>
-        <w:pStyle w:val="Heading2"/>
-      </w:pPr>
-      <w:r>
-        <w:t xml:space="preserve">📥 Release Versions</w:t>
-      </w:r>
-    </w:p>
-    <w:p>
-      <w:pPr>
-        <w:pStyle w:val="FirstParagraph"/>
-      </w:pPr>
-      <w:r>
-        <w:rPr>
-          <w:b/>
-          <w:bCs/>
-        </w:rPr>
-        <w:t xml:space="preserve">v2.8</w:t>
-      </w:r>
-      <w:r>
-        <w:t xml:space="preserve"> </w:t>
-      </w:r>
-      <w:r>
-        <w:t xml:space="preserve">(2026-01-26) — Streamlined README: reduced content before TOC from ~160 to 31 lines, condensed Categorized Index, moved detailed sections after TOC for better navigation.</w:t>
-      </w:r>
-      <w:r>
-        <w:t xml:space="preserve"> </w:t>
-      </w:r>
-      <w:hyperlink r:id="rId84">
-        <w:r>
-          <w:rPr>
-            <w:rStyle w:val="Hyperlink"/>
-          </w:rPr>
-          <w:t xml:space="preserve">CHANGELOG</w:t>
-        </w:r>
-      </w:hyperlink>
-    </w:p>
-    <w:p>
-      <w:pPr>
-        <w:pStyle w:val="BodyText"/>
-      </w:pPr>
-      <w:r>
-        <w:rPr>
-          <w:b/>
-          <w:bCs/>
-        </w:rPr>
-        <w:t xml:space="preserve">ZIP (all formats):</w:t>
-      </w:r>
-      <w:r>
-        <w:t xml:space="preserve"> </w:t>
-      </w:r>
-      <w:hyperlink r:id="rId85">
-        <w:r>
-          <w:rPr>
-            <w:rStyle w:val="Hyperlink"/>
-          </w:rPr>
-          <w:t xml:space="preserve">Complete</w:t>
-        </w:r>
-      </w:hyperlink>
-      <w:r>
-        <w:t xml:space="preserve"> </w:t>
-      </w:r>
-      <w:r>
-        <w:t xml:space="preserve">·</w:t>
-      </w:r>
-      <w:r>
-        <w:t xml:space="preserve"> </w:t>
-      </w:r>
-      <w:hyperlink r:id="rId86">
-        <w:r>
-          <w:rPr>
-            <w:rStyle w:val="Hyperlink"/>
-          </w:rPr>
-          <w:t xml:space="preserve">Quick Reference</w:t>
-        </w:r>
-      </w:hyperlink>
-    </w:p>
-    <w:p>
-      <w:pPr>
-        <w:pStyle w:val="BodyText"/>
-      </w:pPr>
-      <w:r>
-        <w:rPr>
-          <w:b/>
-          <w:bCs/>
-        </w:rPr>
-        <w:t xml:space="preserve">By format:</w:t>
-      </w:r>
-      <w:r>
-        <w:t xml:space="preserve"> </w:t>
-      </w:r>
-      <w:r>
-        <w:t xml:space="preserve">Complete —</w:t>
-      </w:r>
-      <w:r>
-        <w:t xml:space="preserve"> </w:t>
-      </w:r>
-      <w:hyperlink r:id="rId87">
-        <w:r>
-          <w:rPr>
-            <w:rStyle w:val="Hyperlink"/>
-          </w:rPr>
-          <w:t xml:space="preserve">PDF</w:t>
-        </w:r>
-      </w:hyperlink>
-      <w:r>
-        <w:t xml:space="preserve"> </w:t>
-      </w:r>
-      <w:hyperlink r:id="rId88">
-        <w:r>
-          <w:rPr>
-            <w:rStyle w:val="Hyperlink"/>
-          </w:rPr>
-          <w:t xml:space="preserve">DOCX</w:t>
-        </w:r>
-      </w:hyperlink>
-      <w:r>
-        <w:t xml:space="preserve"> </w:t>
-      </w:r>
-      <w:hyperlink r:id="rId89">
-        <w:r>
-          <w:rPr>
-            <w:rStyle w:val="Hyperlink"/>
-          </w:rPr>
-          <w:t xml:space="preserve">RTF</w:t>
-        </w:r>
-      </w:hyperlink>
-      <w:r>
-        <w:t xml:space="preserve"> </w:t>
-      </w:r>
-      <w:hyperlink r:id="rId90">
-        <w:r>
-          <w:rPr>
-            <w:rStyle w:val="Hyperlink"/>
-          </w:rPr>
-          <w:t xml:space="preserve">MD</w:t>
-        </w:r>
-      </w:hyperlink>
-      <w:r>
-        <w:t xml:space="preserve"> </w:t>
-      </w:r>
-      <w:r>
-        <w:t xml:space="preserve">· Quick —</w:t>
-      </w:r>
-      <w:r>
-        <w:t xml:space="preserve"> </w:t>
-      </w:r>
-      <w:hyperlink r:id="rId91">
-        <w:r>
-          <w:rPr>
-            <w:rStyle w:val="Hyperlink"/>
-          </w:rPr>
-          <w:t xml:space="preserve">PDF</w:t>
-        </w:r>
-      </w:hyperlink>
-      <w:r>
-        <w:t xml:space="preserve"> </w:t>
-      </w:r>
-      <w:hyperlink r:id="rId92">
-        <w:r>
-          <w:rPr>
-            <w:rStyle w:val="Hyperlink"/>
-          </w:rPr>
-          <w:t xml:space="preserve">DOCX</w:t>
-        </w:r>
-      </w:hyperlink>
-      <w:r>
-        <w:t xml:space="preserve"> </w:t>
-      </w:r>
-      <w:hyperlink r:id="rId93">
-        <w:r>
-          <w:rPr>
-            <w:rStyle w:val="Hyperlink"/>
-          </w:rPr>
-          <w:t xml:space="preserve">RTF</w:t>
-        </w:r>
-      </w:hyperlink>
-      <w:r>
-        <w:t xml:space="preserve"> </w:t>
-      </w:r>
-      <w:hyperlink r:id="rId94">
-        <w:r>
-          <w:rPr>
-            <w:rStyle w:val="Hyperlink"/>
-          </w:rPr>
-          <w:t xml:space="preserve">MD</w:t>
-        </w:r>
-      </w:hyperlink>
-      <w:r>
-        <w:t xml:space="preserve">.</w:t>
-      </w:r>
-      <w:r>
-        <w:t xml:space="preserve"> </w:t>
-      </w:r>
-      <w:hyperlink r:id="rId95">
-        <w:r>
-          <w:rPr>
-            <w:rStyle w:val="Hyperlink"/>
-            <w:i/>
-            <w:iCs/>
-          </w:rPr>
-          <w:t xml:space="preserve">README</w:t>
-        </w:r>
-      </w:hyperlink>
-      <w:r>
-        <w:rPr>
-          <w:i/>
-          <w:iCs/>
-        </w:rPr>
-        <w:t xml:space="preserve"> </w:t>
-      </w:r>
-      <w:r>
-        <w:rPr>
-          <w:i/>
-          <w:iCs/>
-        </w:rPr>
-        <w:t xml:space="preserve">for details.</w:t>
-      </w:r>
-    </w:p>
-    <w:p>
-      <w:r>
-        <w:pict>
-          <v:rect style="width:0;height:1.5pt" o:hralign="center" o:hrstd="t" o:hr="t"/>
-        </w:pict>
-      </w:r>
-    </w:p>
-    <w:bookmarkEnd w:id="96"/>
-    <w:bookmarkStart w:id="107" w:name="sources-references"/>
-    <w:p>
-      <w:pPr>
-        <w:pStyle w:val="Heading2"/>
-      </w:pPr>
-      <w:r>
-        <w:t xml:space="preserve">Sources &amp; References</w:t>
-      </w:r>
-    </w:p>
-    <w:p>
-      <w:pPr>
-        <w:pStyle w:val="FirstParagraph"/>
-      </w:pPr>
-      <w:r>
-        <w:rPr>
-          <w:b/>
-          <w:bCs/>
-        </w:rPr>
-        <w:t xml:space="preserve">📚 For detailed citations, confidence ratings, and academic references, see</w:t>
-      </w:r>
-      <w:r>
-        <w:rPr>
-          <w:b/>
-          <w:bCs/>
-        </w:rPr>
-        <w:t xml:space="preserve"> </w:t>
-      </w:r>
-      <w:hyperlink r:id="rId28">
-        <w:r>
-          <w:rPr>
-            <w:rStyle w:val="Hyperlink"/>
-            <w:b/>
-            <w:bCs/>
-          </w:rPr>
-          <w:t xml:space="preserve">SOURCES.md</w:t>
-        </w:r>
-      </w:hyperlink>
-      <w:r>
-        <w:rPr>
-          <w:b/>
-          <w:bCs/>
-        </w:rPr>
-        <w:t xml:space="preserve"> </w:t>
-      </w:r>
-      <w:r>
-        <w:rPr>
-          <w:b/>
-          <w:bCs/>
-          <w:i/>
-          <w:iCs/>
-        </w:rPr>
-        <w:t xml:space="preserve">(available in repository)</w:t>
-      </w:r>
-      <w:r>
-        <w:rPr>
-          <w:b/>
-          <w:bCs/>
-        </w:rPr>
-        <w:t xml:space="preserve">.</w:t>
-      </w:r>
-    </w:p>
-    <w:p>
-      <w:pPr>
-        <w:pStyle w:val="BodyText"/>
-      </w:pPr>
-      <w:r>
-        <w:rPr>
-          <w:b/>
-          <w:bCs/>
-        </w:rPr>
-        <w:t xml:space="preserve">🎯 For real-world scenarios showing how frameworks chain together, see</w:t>
-      </w:r>
-      <w:r>
-        <w:rPr>
-          <w:b/>
-          <w:bCs/>
-        </w:rPr>
-        <w:t xml:space="preserve"> </w:t>
-      </w:r>
-      <w:hyperlink r:id="rId29">
-        <w:r>
-          <w:rPr>
-            <w:rStyle w:val="Hyperlink"/>
-            <w:b/>
-            <w:bCs/>
-          </w:rPr>
-          <w:t xml:space="preserve">SCENARIOS.md</w:t>
-        </w:r>
-      </w:hyperlink>
-      <w:r>
-        <w:rPr>
-          <w:b/>
-          <w:bCs/>
-        </w:rPr>
-        <w:t xml:space="preserve"> </w:t>
-      </w:r>
-      <w:r>
-        <w:rPr>
-          <w:b/>
-          <w:bCs/>
-          <w:i/>
-          <w:iCs/>
-        </w:rPr>
-        <w:t xml:space="preserve">(available in repository)</w:t>
-      </w:r>
-      <w:r>
-        <w:rPr>
-          <w:b/>
-          <w:bCs/>
-        </w:rPr>
-        <w:t xml:space="preserve">.</w:t>
-      </w:r>
-    </w:p>
-    <w:bookmarkStart w:id="100" w:name="problem-solving-methodologies"/>
-    <w:p>
-      <w:pPr>
-        <w:pStyle w:val="Heading3"/>
-      </w:pPr>
-      <w:r>
-        <w:t xml:space="preserve">Problem-Solving Methodologies</w:t>
-      </w:r>
-    </w:p>
-    <w:p>
-      <w:pPr>
-        <w:pStyle w:val="Compact"/>
-        <w:numPr>
-          <w:ilvl w:val="0"/>
-          <w:numId w:val="1014"/>
-        </w:numPr>
-      </w:pPr>
-      <w:r>
-        <w:rPr>
-          <w:b/>
-          <w:bCs/>
-        </w:rPr>
-        <w:t xml:space="preserve">8D (Eight Disciplines)</w:t>
-      </w:r>
-      <w:r>
-        <w:t xml:space="preserve"> </w:t>
-      </w:r>
-      <w:r>
-        <w:t xml:space="preserve">✓ — Ford Motor Company (1987).</w:t>
-      </w:r>
-      <w:r>
-        <w:t xml:space="preserve"> </w:t>
-      </w:r>
-      <w:r>
-        <w:rPr>
-          <w:i/>
-          <w:iCs/>
-        </w:rPr>
-        <w:t xml:space="preserve">Team Oriented Problem Solving Manual</w:t>
-      </w:r>
-      <w:r>
-        <w:t xml:space="preserve">. Evolved from TQM; in wide use in automotive and aerospace.</w:t>
-      </w:r>
-      <w:r>
-        <w:t xml:space="preserve"> </w:t>
-      </w:r>
-      <w:hyperlink r:id="rId97">
-        <w:r>
-          <w:rPr>
-            <w:rStyle w:val="Hyperlink"/>
-          </w:rPr>
-          <w:t xml:space="preserve">Wikipedia</w:t>
-        </w:r>
-      </w:hyperlink>
-    </w:p>
-    <w:p>
-      <w:pPr>
-        <w:pStyle w:val="Compact"/>
-        <w:numPr>
-          <w:ilvl w:val="0"/>
-          <w:numId w:val="1014"/>
-        </w:numPr>
-      </w:pPr>
-      <w:r>
-        <w:rPr>
-          <w:b/>
-          <w:bCs/>
-        </w:rPr>
-        <w:t xml:space="preserve">5 Whys</w:t>
-      </w:r>
-      <w:r>
-        <w:t xml:space="preserve"> </w:t>
-      </w:r>
-      <w:r>
-        <w:t xml:space="preserve">⚠ — Toyota Production System root cause technique; widely adapted across industries.</w:t>
-      </w:r>
-    </w:p>
-    <w:p>
-      <w:pPr>
-        <w:pStyle w:val="Compact"/>
-        <w:numPr>
-          <w:ilvl w:val="0"/>
-          <w:numId w:val="1014"/>
-        </w:numPr>
-      </w:pPr>
-      <w:r>
-        <w:rPr>
-          <w:b/>
-          <w:bCs/>
-        </w:rPr>
-        <w:t xml:space="preserve">Ishikawa (Fishbone) Diagram</w:t>
-      </w:r>
-      <w:r>
-        <w:t xml:space="preserve"> </w:t>
-      </w:r>
-      <w:r>
-        <w:t xml:space="preserve">✓ — Ishikawa, K. (1960s). University of Tokyo. Cause–effect diagram; central to Japanese quality control and Toyota.</w:t>
-      </w:r>
-      <w:r>
-        <w:t xml:space="preserve"> </w:t>
-      </w:r>
-      <w:hyperlink r:id="rId98">
-        <w:r>
-          <w:rPr>
-            <w:rStyle w:val="Hyperlink"/>
-          </w:rPr>
-          <w:t xml:space="preserve">Wikipedia</w:t>
-        </w:r>
-      </w:hyperlink>
-    </w:p>
-    <w:p>
-      <w:pPr>
-        <w:pStyle w:val="Compact"/>
-        <w:numPr>
-          <w:ilvl w:val="0"/>
-          <w:numId w:val="1014"/>
-        </w:numPr>
-      </w:pPr>
-      <w:r>
-        <w:rPr>
-          <w:b/>
-          <w:bCs/>
-        </w:rPr>
-        <w:t xml:space="preserve">A3 Problem Solving</w:t>
-      </w:r>
-      <w:r>
-        <w:t xml:space="preserve"> </w:t>
-      </w:r>
-      <w:r>
-        <w:t xml:space="preserve">✓ — Toyota Production System. Single A3-page structured problem-solving (plan–do–check–act); one-page report for alignment.</w:t>
-      </w:r>
-      <w:r>
-        <w:t xml:space="preserve"> </w:t>
-      </w:r>
-      <w:hyperlink r:id="rId99">
-        <w:r>
-          <w:rPr>
-            <w:rStyle w:val="Hyperlink"/>
-          </w:rPr>
-          <w:t xml:space="preserve">Wikipedia</w:t>
-        </w:r>
-      </w:hyperlink>
-    </w:p>
-    <w:p>
-      <w:pPr>
-        <w:pStyle w:val="Compact"/>
-        <w:numPr>
-          <w:ilvl w:val="0"/>
-          <w:numId w:val="1014"/>
-        </w:numPr>
-      </w:pPr>
-      <w:r>
-        <w:rPr>
-          <w:b/>
-          <w:bCs/>
-        </w:rPr>
-        <w:t xml:space="preserve">PADDER, ICEBERG, IDEA, PREPARE</w:t>
-      </w:r>
-      <w:r>
-        <w:t xml:space="preserve"> </w:t>
-      </w:r>
-      <w:r>
-        <w:t xml:space="preserve">ℹ — Curated/educational problem-solving mnemonics for this collection.</w:t>
-      </w:r>
-    </w:p>
-    <w:bookmarkEnd w:id="100"/>
-    <w:bookmarkStart w:id="104" w:name="strategic-analysis-frameworks"/>
-    <w:p>
-      <w:pPr>
-        <w:pStyle w:val="Heading3"/>
-      </w:pPr>
-      <w:r>
-        <w:t xml:space="preserve">Strategic &amp; Analysis Frameworks</w:t>
-      </w:r>
-    </w:p>
-    <w:p>
-      <w:pPr>
         <w:pStyle w:val="Compact"/>
         <w:numPr>
           <w:ilvl w:val="0"/>
@@ -11151,42 +11403,8 @@
         </w:numPr>
       </w:pPr>
       <w:r>
-        <w:rPr>
-          <w:b/>
-          <w:bCs/>
-        </w:rPr>
-        <w:t xml:space="preserve">PESTEL</w:t>
-      </w:r>
-      <w:r>
-        <w:t xml:space="preserve"> </w:t>
-      </w:r>
-      <w:r>
-        <w:t xml:space="preserve">✓ — Aguilar, F. (1967).</w:t>
-      </w:r>
-      <w:r>
-        <w:t xml:space="preserve"> </w:t>
-      </w:r>
-      <w:r>
-        <w:rPr>
-          <w:i/>
-          <w:iCs/>
-        </w:rPr>
-        <w:t xml:space="preserve">Scanning the Business Environment</w:t>
-      </w:r>
-      <w:r>
-        <w:t xml:space="preserve">. Harvard; later extended to PESTLE/PESTEL (Legal, Environmental).</w:t>
-      </w:r>
-      <w:r>
-        <w:t xml:space="preserve"> </w:t>
-      </w:r>
-      <w:hyperlink r:id="rId101">
-        <w:r>
-          <w:rPr>
-            <w:rStyle w:val="Hyperlink"/>
-          </w:rPr>
-          <w:t xml:space="preserve">Background</w:t>
-        </w:r>
-      </w:hyperlink>
+        <w:t xml:space="preserve">Don’t use SWOT for root cause (use 5 Whys/ICEBERG instead)</w:t>
+      </w:r>
     </w:p>
     <w:p>
       <w:pPr>
@@ -11197,17 +11415,7 @@
         </w:numPr>
       </w:pPr>
       <w:r>
-        <w:rPr>
-          <w:b/>
-          <w:bCs/>
-        </w:rPr>
-        <w:t xml:space="preserve">PEST</w:t>
-      </w:r>
-      <w:r>
-        <w:t xml:space="preserve"> </w:t>
-      </w:r>
-      <w:r>
-        <w:t xml:space="preserve">ℹ — Four-factor variant (Political, Economic, Social, Technological); conceptually from the PESTEL lineage.</w:t>
+        <w:t xml:space="preserve">Don’t start 8D solo (requires team)</w:t>
       </w:r>
     </w:p>
     <w:p>
@@ -11219,117 +11427,24 @@
         </w:numPr>
       </w:pPr>
       <w:r>
-        <w:rPr>
-          <w:b/>
-          <w:bCs/>
-        </w:rPr>
-        <w:t xml:space="preserve">SWOT</w:t>
-      </w:r>
-      <w:r>
-        <w:t xml:space="preserve"> </w:t>
-      </w:r>
-      <w:r>
-        <w:t xml:space="preserve">✓ — Humphrey, A. (1960s–70s). Stanford Research Institute (SRI International); developed with Fortune 500 planning research.</w:t>
-      </w:r>
-      <w:r>
-        <w:t xml:space="preserve"> </w:t>
-      </w:r>
-      <w:hyperlink r:id="rId102">
-        <w:r>
-          <w:rPr>
-            <w:rStyle w:val="Hyperlink"/>
-          </w:rPr>
-          <w:t xml:space="preserve">e.g. Ninety</w:t>
-        </w:r>
-      </w:hyperlink>
-    </w:p>
-    <w:p>
-      <w:pPr>
-        <w:pStyle w:val="Compact"/>
-        <w:numPr>
-          <w:ilvl w:val="0"/>
-          <w:numId w:val="1015"/>
-        </w:numPr>
-      </w:pPr>
-      <w:r>
-        <w:rPr>
-          <w:b/>
-          <w:bCs/>
-        </w:rPr>
-        <w:t xml:space="preserve">RACI</w:t>
-      </w:r>
-      <w:r>
-        <w:t xml:space="preserve"> </w:t>
-      </w:r>
-      <w:r>
-        <w:t xml:space="preserve">✓ — Responsibility Assignment Matrix; emerged ~1950s–70s, no single inventor.</w:t>
-      </w:r>
-      <w:r>
-        <w:t xml:space="preserve"> </w:t>
-      </w:r>
-      <w:hyperlink r:id="rId103">
-        <w:r>
-          <w:rPr>
-            <w:rStyle w:val="Hyperlink"/>
-          </w:rPr>
-          <w:t xml:space="preserve">Wikipedia RAM</w:t>
-        </w:r>
-      </w:hyperlink>
-    </w:p>
-    <w:p>
-      <w:pPr>
-        <w:pStyle w:val="Compact"/>
-        <w:numPr>
-          <w:ilvl w:val="0"/>
-          <w:numId w:val="1015"/>
-        </w:numPr>
-      </w:pPr>
-      <w:r>
-        <w:rPr>
-          <w:b/>
-          <w:bCs/>
-        </w:rPr>
-        <w:t xml:space="preserve">SET (Systems Engineering Triangle)</w:t>
-      </w:r>
-      <w:r>
-        <w:t xml:space="preserve"> </w:t>
-      </w:r>
-      <w:r>
-        <w:t xml:space="preserve">✓ — SEBoK,</w:t>
-      </w:r>
-      <w:r>
-        <w:t xml:space="preserve"> </w:t>
-      </w:r>
-      <w:r>
-        <w:rPr>
-          <w:i/>
-          <w:iCs/>
-        </w:rPr>
-        <w:t xml:space="preserve">Guide to the Systems Engineering Body of Knowledge</w:t>
-      </w:r>
-      <w:r>
-        <w:t xml:space="preserve">.</w:t>
-      </w:r>
-      <w:r>
-        <w:t xml:space="preserve"> </w:t>
-      </w:r>
-      <w:hyperlink r:id="rId52">
-        <w:r>
-          <w:rPr>
-            <w:rStyle w:val="Hyperlink"/>
-          </w:rPr>
-          <w:t xml:space="preserve">SEBoK</w:t>
-        </w:r>
-      </w:hyperlink>
-    </w:p>
-    <w:bookmarkEnd w:id="104"/>
-    <w:bookmarkStart w:id="105" w:name="problem-resolution-threats-triage"/>
-    <w:p>
-      <w:pPr>
-        <w:pStyle w:val="Heading3"/>
-      </w:pPr>
-      <w:r>
-        <w:t xml:space="preserve">Problem Resolution Threats &amp; Triage</w:t>
+        <w:t xml:space="preserve">Don’t apply multiple frameworks (pick ONE)</w:t>
+      </w:r>
+    </w:p>
+    <w:p>
+      <w:r>
+        <w:pict>
+          <v:rect style="width:0;height:1.5pt" o:hralign="center" o:hrstd="t" o:hr="t"/>
+        </w:pict>
+      </w:r>
+    </w:p>
+    <w:bookmarkEnd w:id="82"/>
+    <w:bookmarkStart w:id="83" w:name="selection-self-check"/>
+    <w:p>
+      <w:pPr>
+        <w:pStyle w:val="Heading2"/>
+      </w:pPr>
+      <w:r>
+        <w:t xml:space="preserve">Selection Self-Check</w:t>
       </w:r>
     </w:p>
     <w:p>
@@ -11341,27 +11456,7 @@
         </w:numPr>
       </w:pPr>
       <w:r>
-        <w:rPr>
-          <w:b/>
-          <w:bCs/>
-        </w:rPr>
-        <w:t xml:space="preserve">DICE, FATE</w:t>
-      </w:r>
-      <w:r>
-        <w:t xml:space="preserve"> </w:t>
-      </w:r>
-      <w:r>
-        <w:t xml:space="preserve">ℹ — Educational mnemonics for blockers and resource checks in this collection.</w:t>
-      </w:r>
-    </w:p>
-    <w:bookmarkEnd w:id="105"/>
-    <w:bookmarkStart w:id="106" w:name="X26575901e59616899e8b3847496560b142cc09a"/>
-    <w:p>
-      <w:pPr>
-        <w:pStyle w:val="Heading3"/>
-      </w:pPr>
-      <w:r>
-        <w:t xml:space="preserve">Communication, Stress &amp; Resilience, Infrastructure</w:t>
+        <w:t xml:space="preserve">Framework matches my situation type?</w:t>
       </w:r>
     </w:p>
     <w:p>
@@ -11373,17 +11468,7 @@
         </w:numPr>
       </w:pPr>
       <w:r>
-        <w:rPr>
-          <w:b/>
-          <w:bCs/>
-        </w:rPr>
-        <w:t xml:space="preserve">BREATHE, PAUSE, WAIT, PACE, STOP, ARIES, CALM, SHINE</w:t>
-      </w:r>
-      <w:r>
-        <w:t xml:space="preserve"> </w:t>
-      </w:r>
-      <w:r>
-        <w:t xml:space="preserve">ℹ — Curated for stress management and conflict de-escalation.</w:t>
+        <w:t xml:space="preserve">I have required time/resources?</w:t>
       </w:r>
     </w:p>
     <w:p>
@@ -11391,101 +11476,798 @@
         <w:pStyle w:val="Compact"/>
         <w:numPr>
           <w:ilvl w:val="0"/>
-          <w:numId w:val="1017"/>
+          <w:numId w:val="1018"/>
         </w:numPr>
       </w:pPr>
       <w:r>
-        <w:rPr>
-          <w:b/>
-          <w:bCs/>
-        </w:rPr>
-        <w:t xml:space="preserve">TRACE, SCALE, DEBUG</w:t>
-      </w:r>
-      <w:r>
-        <w:t xml:space="preserve"> </w:t>
-      </w:r>
-      <w:r>
-        <w:t xml:space="preserve">ℹ — Curated for infrastructure and troubleshooting.</w:t>
+        <w:t xml:space="preserve">Using ONE framework only?</w:t>
+      </w:r>
+    </w:p>
+    <w:p>
+      <w:pPr>
+        <w:pStyle w:val="Compact"/>
+        <w:numPr>
+          <w:ilvl w:val="0"/>
+          <w:numId w:val="1019"/>
+        </w:numPr>
+      </w:pPr>
+      <w:r>
+        <w:t xml:space="preserve">Can explain each step?</w:t>
+      </w:r>
+    </w:p>
+    <w:p>
+      <w:r>
+        <w:pict>
+          <v:rect style="width:0;height:1.5pt" o:hralign="center" o:hrstd="t" o:hr="t"/>
+        </w:pict>
+      </w:r>
+    </w:p>
+    <w:bookmarkEnd w:id="83"/>
+    <w:bookmarkStart w:id="84" w:name="still-stuck"/>
+    <w:p>
+      <w:pPr>
+        <w:pStyle w:val="Heading2"/>
+      </w:pPr>
+      <w:r>
+        <w:t xml:space="preserve">Still Stuck?</w:t>
+      </w:r>
+    </w:p>
+    <w:p>
+      <w:pPr>
+        <w:pStyle w:val="Compact"/>
+        <w:numPr>
+          <w:ilvl w:val="0"/>
+          <w:numId w:val="1020"/>
+        </w:numPr>
+      </w:pPr>
+      <w:r>
+        <w:rPr>
+          <w:b/>
+          <w:bCs/>
+        </w:rPr>
+        <w:t xml:space="preserve">Simplify:</w:t>
+      </w:r>
+      <w:r>
+        <w:t xml:space="preserve"> </w:t>
+      </w:r>
+      <w:r>
+        <w:t xml:space="preserve">One-sentence problem description</w:t>
+      </w:r>
+    </w:p>
+    <w:p>
+      <w:pPr>
+        <w:pStyle w:val="Compact"/>
+        <w:numPr>
+          <w:ilvl w:val="0"/>
+          <w:numId w:val="1020"/>
+        </w:numPr>
+      </w:pPr>
+      <w:r>
+        <w:rPr>
+          <w:b/>
+          <w:bCs/>
+        </w:rPr>
+        <w:t xml:space="preserve">Return</w:t>
+      </w:r>
+      <w:r>
+        <w:t xml:space="preserve"> </w:t>
+      </w:r>
+      <w:r>
+        <w:t xml:space="preserve">to Quick Reference table</w:t>
+      </w:r>
+    </w:p>
+    <w:p>
+      <w:pPr>
+        <w:pStyle w:val="Compact"/>
+        <w:numPr>
+          <w:ilvl w:val="0"/>
+          <w:numId w:val="1020"/>
+        </w:numPr>
+      </w:pPr>
+      <w:r>
+        <w:rPr>
+          <w:b/>
+          <w:bCs/>
+        </w:rPr>
+        <w:t xml:space="preserve">Start</w:t>
+      </w:r>
+      <w:r>
+        <w:t xml:space="preserve"> </w:t>
+      </w:r>
+      <w:r>
+        <w:t xml:space="preserve">with IDEA (simplest framework)</w:t>
+      </w:r>
+    </w:p>
+    <w:p>
+      <w:pPr>
+        <w:pStyle w:val="Compact"/>
+        <w:numPr>
+          <w:ilvl w:val="0"/>
+          <w:numId w:val="1020"/>
+        </w:numPr>
+      </w:pPr>
+      <w:r>
+        <w:rPr>
+          <w:b/>
+          <w:bCs/>
+        </w:rPr>
+        <w:t xml:space="preserve">Seek</w:t>
+      </w:r>
+      <w:r>
+        <w:t xml:space="preserve"> </w:t>
+      </w:r>
+      <w:r>
+        <w:t xml:space="preserve">domain-specific expertise if needed</w:t>
+      </w:r>
+    </w:p>
+    <w:p>
+      <w:r>
+        <w:pict>
+          <v:rect style="width:0;height:1.5pt" o:hralign="center" o:hrstd="t" o:hr="t"/>
+        </w:pict>
       </w:r>
     </w:p>
     <w:p>
       <w:pPr>
         <w:pStyle w:val="FirstParagraph"/>
       </w:pPr>
-      <w:r>
-        <w:rPr>
-          <w:b/>
-          <w:bCs/>
-        </w:rPr>
-        <w:t xml:space="preserve">Note:</w:t>
-      </w:r>
-      <w:r>
-        <w:t xml:space="preserve"> </w:t>
-      </w:r>
-      <w:r>
-        <w:t xml:space="preserve">✓ documented; ⚠ adapted; ℹ curated. Mix of established frameworks and educational compilations.</w:t>
-      </w:r>
-    </w:p>
-    <w:p>
-      <w:pPr>
-        <w:pStyle w:val="BodyText"/>
-      </w:pPr>
-      <w:r>
-        <w:rPr>
-          <w:b/>
-          <w:bCs/>
-        </w:rPr>
-        <w:t xml:space="preserve">Evidence:</w:t>
-      </w:r>
-      <w:r>
-        <w:t xml:space="preserve"> </w:t>
-      </w:r>
-      <w:r>
-        <w:t xml:space="preserve">★★★ strongly validated (5 Whys, 8D, Ishikawa); ★★ industry standard (SWOT, RACI, A3, SET); ★ curated. ✓/⚠/ℹ = attribution; ★ = evidence strength.</w:t>
-      </w:r>
-    </w:p>
-    <w:p>
-      <w:pPr>
-        <w:pStyle w:val="BodyText"/>
-      </w:pPr>
-      <w:r>
-        <w:rPr>
-          <w:b/>
-          <w:bCs/>
-        </w:rPr>
-        <w:t xml:space="preserve">See</w:t>
-      </w:r>
-      <w:r>
-        <w:rPr>
-          <w:b/>
-          <w:bCs/>
-        </w:rPr>
-        <w:t xml:space="preserve"> </w:t>
-      </w:r>
-      <w:hyperlink r:id="rId28">
+      <w:hyperlink w:anchor="quick-reference--on-call-guide">
         <w:r>
           <w:rPr>
             <w:rStyle w:val="Hyperlink"/>
             <w:b/>
             <w:bCs/>
           </w:rPr>
-          <w:t xml:space="preserve">SOURCES.md</w:t>
-        </w:r>
-      </w:hyperlink>
-      <w:r>
-        <w:rPr>
-          <w:b/>
-          <w:bCs/>
-        </w:rPr>
-        <w:t xml:space="preserve"> </w:t>
-      </w:r>
-      <w:r>
-        <w:rPr>
-          <w:b/>
-          <w:bCs/>
+          <w:t xml:space="preserve">↑ Quick Reference</w:t>
+        </w:r>
+      </w:hyperlink>
+      <w:r>
+        <w:rPr>
+          <w:b/>
+          <w:bCs/>
+        </w:rPr>
+        <w:t xml:space="preserve"> </w:t>
+      </w:r>
+      <w:r>
+        <w:rPr>
+          <w:b/>
+          <w:bCs/>
+        </w:rPr>
+        <w:t xml:space="preserve">·</w:t>
+      </w:r>
+      <w:r>
+        <w:rPr>
+          <w:b/>
+          <w:bCs/>
+        </w:rPr>
+        <w:t xml:space="preserve"> </w:t>
+      </w:r>
+      <w:hyperlink w:anchor="awesome-mnemonics---complete-guide">
+        <w:r>
+          <w:rPr>
+            <w:rStyle w:val="Hyperlink"/>
+            <w:b/>
+            <w:bCs/>
+          </w:rPr>
+          <w:t xml:space="preserve">↑ Top</w:t>
+        </w:r>
+      </w:hyperlink>
+    </w:p>
+    <w:bookmarkEnd w:id="84"/>
+    <w:bookmarkStart w:id="86" w:name="contributing"/>
+    <w:p>
+      <w:pPr>
+        <w:pStyle w:val="Heading2"/>
+      </w:pPr>
+      <w:r>
+        <w:t xml:space="preserve">🤝 Contributing</w:t>
+      </w:r>
+    </w:p>
+    <w:p>
+      <w:pPr>
+        <w:pStyle w:val="FirstParagraph"/>
+      </w:pPr>
+      <w:r>
+        <w:rPr>
+          <w:b/>
+          <w:bCs/>
+        </w:rPr>
+        <w:t xml:space="preserve">This is a curated playbook, not a link collection.</w:t>
+      </w:r>
+      <w:r>
+        <w:t xml:space="preserve"> </w:t>
+      </w:r>
+      <w:r>
+        <w:t xml:space="preserve">We focus on battle-tested mnemonics with complete definitions, not external resources.</w:t>
+      </w:r>
+    </w:p>
+    <w:p>
+      <w:pPr>
+        <w:pStyle w:val="BodyText"/>
+      </w:pPr>
+      <w:r>
+        <w:rPr>
+          <w:b/>
+          <w:bCs/>
+        </w:rPr>
+        <w:t xml:space="preserve">Submission criteria:</w:t>
+      </w:r>
+      <w:r>
+        <w:t xml:space="preserve"> </w:t>
+      </w:r>
+      <w:r>
+        <w:t xml:space="preserve">- ✅</w:t>
+      </w:r>
+      <w:r>
+        <w:t xml:space="preserve"> </w:t>
+      </w:r>
+      <w:r>
+        <w:rPr>
+          <w:b/>
+          <w:bCs/>
+        </w:rPr>
+        <w:t xml:space="preserve">Battle-tested</w:t>
+      </w:r>
+      <w:r>
+        <w:t xml:space="preserve"> </w:t>
+      </w:r>
+      <w:r>
+        <w:t xml:space="preserve">— Used in production, real incidents, or engineering decisions</w:t>
+      </w:r>
+      <w:r>
+        <w:t xml:space="preserve"> </w:t>
+      </w:r>
+      <w:r>
+        <w:t xml:space="preserve">- ✅</w:t>
+      </w:r>
+      <w:r>
+        <w:t xml:space="preserve"> </w:t>
+      </w:r>
+      <w:r>
+        <w:rPr>
+          <w:b/>
+          <w:bCs/>
+        </w:rPr>
+        <w:t xml:space="preserve">Provable/actionable</w:t>
+      </w:r>
+      <w:r>
+        <w:t xml:space="preserve"> </w:t>
+      </w:r>
+      <w:r>
+        <w:t xml:space="preserve">— Not just motivational, must have concrete steps</w:t>
+      </w:r>
+      <w:r>
+        <w:t xml:space="preserve"> </w:t>
+      </w:r>
+      <w:r>
+        <w:t xml:space="preserve">- ✅</w:t>
+      </w:r>
+      <w:r>
+        <w:t xml:space="preserve"> </w:t>
+      </w:r>
+      <w:r>
+        <w:rPr>
+          <w:b/>
+          <w:bCs/>
+        </w:rPr>
+        <w:t xml:space="preserve">Cross-references</w:t>
+      </w:r>
+      <w:r>
+        <w:t xml:space="preserve"> </w:t>
+      </w:r>
+      <w:r>
+        <w:t xml:space="preserve">— Should link to related mnemonics where applicable</w:t>
+      </w:r>
+      <w:r>
+        <w:t xml:space="preserve"> </w:t>
+      </w:r>
+      <w:r>
+        <w:t xml:space="preserve">- ✅</w:t>
+      </w:r>
+      <w:r>
+        <w:t xml:space="preserve"> </w:t>
+      </w:r>
+      <w:r>
+        <w:rPr>
+          <w:b/>
+          <w:bCs/>
+        </w:rPr>
+        <w:t xml:space="preserve">Real-world context</w:t>
+      </w:r>
+      <w:r>
+        <w:t xml:space="preserve"> </w:t>
+      </w:r>
+      <w:r>
+        <w:t xml:space="preserve">— Include actual usage examples</w:t>
+      </w:r>
+      <w:r>
+        <w:t xml:space="preserve"> </w:t>
+      </w:r>
+      <w:r>
+        <w:t xml:space="preserve">- ✅</w:t>
+      </w:r>
+      <w:r>
+        <w:t xml:space="preserve"> </w:t>
+      </w:r>
+      <w:r>
+        <w:rPr>
+          <w:b/>
+          <w:bCs/>
+        </w:rPr>
+        <w:t xml:space="preserve">Memorable</w:t>
+      </w:r>
+      <w:r>
+        <w:t xml:space="preserve"> </w:t>
+      </w:r>
+      <w:r>
+        <w:t xml:space="preserve">— The acronym/pattern should be easy to recall under pressure</w:t>
+      </w:r>
+    </w:p>
+    <w:p>
+      <w:pPr>
+        <w:pStyle w:val="BodyText"/>
+      </w:pPr>
+      <w:r>
+        <w:t xml:space="preserve">See</w:t>
+      </w:r>
+      <w:r>
+        <w:t xml:space="preserve"> </w:t>
+      </w:r>
+      <w:hyperlink r:id="rId85">
+        <w:r>
+          <w:rPr>
+            <w:rStyle w:val="Hyperlink"/>
+          </w:rPr>
+          <w:t xml:space="preserve">CONTRIBUTING.md</w:t>
+        </w:r>
+      </w:hyperlink>
+      <w:r>
+        <w:t xml:space="preserve"> </w:t>
+      </w:r>
+      <w:r>
+        <w:t xml:space="preserve">for full guidelines and submission template.</w:t>
+      </w:r>
+    </w:p>
+    <w:p>
+      <w:pPr>
+        <w:pStyle w:val="BodyText"/>
+      </w:pPr>
+      <w:r>
+        <w:rPr>
+          <w:b/>
+          <w:bCs/>
+        </w:rPr>
+        <w:t xml:space="preserve">Suggested GitHub topics for discoverability:</w:t>
+      </w:r>
+      <w:r>
+        <w:t xml:space="preserve"> </w:t>
+      </w:r>
+      <w:r>
+        <w:rPr>
+          <w:rStyle w:val="VerbatimChar"/>
+        </w:rPr>
+        <w:t xml:space="preserve">8d-methodology</w:t>
+      </w:r>
+      <w:r>
+        <w:t xml:space="preserve">,</w:t>
+      </w:r>
+      <w:r>
+        <w:t xml:space="preserve"> </w:t>
+      </w:r>
+      <w:r>
+        <w:rPr>
+          <w:rStyle w:val="VerbatimChar"/>
+        </w:rPr>
+        <w:t xml:space="preserve">swot-analysis</w:t>
+      </w:r>
+      <w:r>
+        <w:t xml:space="preserve">,</w:t>
+      </w:r>
+      <w:r>
+        <w:t xml:space="preserve"> </w:t>
+      </w:r>
+      <w:r>
+        <w:rPr>
+          <w:rStyle w:val="VerbatimChar"/>
+        </w:rPr>
+        <w:t xml:space="preserve">pestel</w:t>
+      </w:r>
+      <w:r>
+        <w:t xml:space="preserve">,</w:t>
+      </w:r>
+      <w:r>
+        <w:t xml:space="preserve"> </w:t>
+      </w:r>
+      <w:r>
+        <w:rPr>
+          <w:rStyle w:val="VerbatimChar"/>
+        </w:rPr>
+        <w:t xml:space="preserve">systems-engineering</w:t>
+      </w:r>
+      <w:r>
+        <w:t xml:space="preserve">,</w:t>
+      </w:r>
+      <w:r>
+        <w:t xml:space="preserve"> </w:t>
+      </w:r>
+      <w:r>
+        <w:rPr>
+          <w:rStyle w:val="VerbatimChar"/>
+        </w:rPr>
+        <w:t xml:space="preserve">incident-response</w:t>
+      </w:r>
+      <w:r>
+        <w:t xml:space="preserve">,</w:t>
+      </w:r>
+      <w:r>
+        <w:t xml:space="preserve"> </w:t>
+      </w:r>
+      <w:r>
+        <w:rPr>
+          <w:rStyle w:val="VerbatimChar"/>
+        </w:rPr>
+        <w:t xml:space="preserve">root-cause-analysis</w:t>
+      </w:r>
+      <w:r>
+        <w:t xml:space="preserve">,</w:t>
+      </w:r>
+      <w:r>
+        <w:t xml:space="preserve"> </w:t>
+      </w:r>
+      <w:r>
+        <w:rPr>
+          <w:rStyle w:val="VerbatimChar"/>
+        </w:rPr>
+        <w:t xml:space="preserve">problem-solving</w:t>
+      </w:r>
+      <w:r>
+        <w:t xml:space="preserve">,</w:t>
+      </w:r>
+      <w:r>
+        <w:t xml:space="preserve"> </w:t>
+      </w:r>
+      <w:r>
+        <w:rPr>
+          <w:rStyle w:val="VerbatimChar"/>
+        </w:rPr>
+        <w:t xml:space="preserve">mnemonics</w:t>
+      </w:r>
+      <w:r>
+        <w:t xml:space="preserve">,</w:t>
+      </w:r>
+      <w:r>
+        <w:t xml:space="preserve"> </w:t>
+      </w:r>
+      <w:r>
+        <w:rPr>
+          <w:rStyle w:val="VerbatimChar"/>
+        </w:rPr>
+        <w:t xml:space="preserve">sre</w:t>
+      </w:r>
+      <w:r>
+        <w:t xml:space="preserve">,</w:t>
+      </w:r>
+      <w:r>
+        <w:t xml:space="preserve"> </w:t>
+      </w:r>
+      <w:r>
+        <w:rPr>
+          <w:rStyle w:val="VerbatimChar"/>
+        </w:rPr>
+        <w:t xml:space="preserve">devops</w:t>
+      </w:r>
+      <w:r>
+        <w:t xml:space="preserve">,</w:t>
+      </w:r>
+      <w:r>
+        <w:t xml:space="preserve"> </w:t>
+      </w:r>
+      <w:r>
+        <w:rPr>
+          <w:rStyle w:val="VerbatimChar"/>
+        </w:rPr>
+        <w:t xml:space="preserve">stress-management</w:t>
+      </w:r>
+      <w:r>
+        <w:t xml:space="preserve">,</w:t>
+      </w:r>
+      <w:r>
+        <w:t xml:space="preserve"> </w:t>
+      </w:r>
+      <w:r>
+        <w:rPr>
+          <w:rStyle w:val="VerbatimChar"/>
+        </w:rPr>
+        <w:t xml:space="preserve">framework</w:t>
+      </w:r>
+    </w:p>
+    <w:p>
+      <w:r>
+        <w:pict>
+          <v:rect style="width:0;height:1.5pt" o:hralign="center" o:hrstd="t" o:hr="t"/>
+        </w:pict>
+      </w:r>
+    </w:p>
+    <w:bookmarkEnd w:id="86"/>
+    <w:bookmarkStart w:id="99" w:name="release-versions"/>
+    <w:p>
+      <w:pPr>
+        <w:pStyle w:val="Heading2"/>
+      </w:pPr>
+      <w:r>
+        <w:t xml:space="preserve">📥 Release Versions</w:t>
+      </w:r>
+    </w:p>
+    <w:p>
+      <w:pPr>
+        <w:pStyle w:val="FirstParagraph"/>
+      </w:pPr>
+      <w:r>
+        <w:rPr>
+          <w:b/>
+          <w:bCs/>
+        </w:rPr>
+        <w:t xml:space="preserve">v2.8</w:t>
+      </w:r>
+      <w:r>
+        <w:t xml:space="preserve"> </w:t>
+      </w:r>
+      <w:r>
+        <w:t xml:space="preserve">(2026-01-26) — Streamlined README: reduced content before TOC from ~160 to 31 lines, condensed Categorized Index, moved detailed sections after TOC for better navigation.</w:t>
+      </w:r>
+      <w:r>
+        <w:t xml:space="preserve"> </w:t>
+      </w:r>
+      <w:hyperlink r:id="rId87">
+        <w:r>
+          <w:rPr>
+            <w:rStyle w:val="Hyperlink"/>
+          </w:rPr>
+          <w:t xml:space="preserve">CHANGELOG</w:t>
+        </w:r>
+      </w:hyperlink>
+    </w:p>
+    <w:p>
+      <w:pPr>
+        <w:pStyle w:val="BodyText"/>
+      </w:pPr>
+      <w:r>
+        <w:rPr>
+          <w:b/>
+          <w:bCs/>
+        </w:rPr>
+        <w:t xml:space="preserve">ZIP (all formats):</w:t>
+      </w:r>
+      <w:r>
+        <w:t xml:space="preserve"> </w:t>
+      </w:r>
+      <w:hyperlink r:id="rId88">
+        <w:r>
+          <w:rPr>
+            <w:rStyle w:val="Hyperlink"/>
+          </w:rPr>
+          <w:t xml:space="preserve">Complete</w:t>
+        </w:r>
+      </w:hyperlink>
+      <w:r>
+        <w:t xml:space="preserve"> </w:t>
+      </w:r>
+      <w:r>
+        <w:t xml:space="preserve">·</w:t>
+      </w:r>
+      <w:r>
+        <w:t xml:space="preserve"> </w:t>
+      </w:r>
+      <w:hyperlink r:id="rId89">
+        <w:r>
+          <w:rPr>
+            <w:rStyle w:val="Hyperlink"/>
+          </w:rPr>
+          <w:t xml:space="preserve">Quick Reference</w:t>
+        </w:r>
+      </w:hyperlink>
+    </w:p>
+    <w:p>
+      <w:pPr>
+        <w:pStyle w:val="BodyText"/>
+      </w:pPr>
+      <w:r>
+        <w:rPr>
+          <w:b/>
+          <w:bCs/>
+        </w:rPr>
+        <w:t xml:space="preserve">By format:</w:t>
+      </w:r>
+      <w:r>
+        <w:t xml:space="preserve"> </w:t>
+      </w:r>
+      <w:r>
+        <w:t xml:space="preserve">Complete —</w:t>
+      </w:r>
+      <w:r>
+        <w:t xml:space="preserve"> </w:t>
+      </w:r>
+      <w:hyperlink r:id="rId90">
+        <w:r>
+          <w:rPr>
+            <w:rStyle w:val="Hyperlink"/>
+          </w:rPr>
+          <w:t xml:space="preserve">PDF</w:t>
+        </w:r>
+      </w:hyperlink>
+      <w:r>
+        <w:t xml:space="preserve"> </w:t>
+      </w:r>
+      <w:hyperlink r:id="rId91">
+        <w:r>
+          <w:rPr>
+            <w:rStyle w:val="Hyperlink"/>
+          </w:rPr>
+          <w:t xml:space="preserve">DOCX</w:t>
+        </w:r>
+      </w:hyperlink>
+      <w:r>
+        <w:t xml:space="preserve"> </w:t>
+      </w:r>
+      <w:hyperlink r:id="rId92">
+        <w:r>
+          <w:rPr>
+            <w:rStyle w:val="Hyperlink"/>
+          </w:rPr>
+          <w:t xml:space="preserve">RTF</w:t>
+        </w:r>
+      </w:hyperlink>
+      <w:r>
+        <w:t xml:space="preserve"> </w:t>
+      </w:r>
+      <w:hyperlink r:id="rId93">
+        <w:r>
+          <w:rPr>
+            <w:rStyle w:val="Hyperlink"/>
+          </w:rPr>
+          <w:t xml:space="preserve">MD</w:t>
+        </w:r>
+      </w:hyperlink>
+      <w:r>
+        <w:t xml:space="preserve"> </w:t>
+      </w:r>
+      <w:r>
+        <w:t xml:space="preserve">· Quick —</w:t>
+      </w:r>
+      <w:r>
+        <w:t xml:space="preserve"> </w:t>
+      </w:r>
+      <w:hyperlink r:id="rId94">
+        <w:r>
+          <w:rPr>
+            <w:rStyle w:val="Hyperlink"/>
+          </w:rPr>
+          <w:t xml:space="preserve">PDF</w:t>
+        </w:r>
+      </w:hyperlink>
+      <w:r>
+        <w:t xml:space="preserve"> </w:t>
+      </w:r>
+      <w:hyperlink r:id="rId95">
+        <w:r>
+          <w:rPr>
+            <w:rStyle w:val="Hyperlink"/>
+          </w:rPr>
+          <w:t xml:space="preserve">DOCX</w:t>
+        </w:r>
+      </w:hyperlink>
+      <w:r>
+        <w:t xml:space="preserve"> </w:t>
+      </w:r>
+      <w:hyperlink r:id="rId96">
+        <w:r>
+          <w:rPr>
+            <w:rStyle w:val="Hyperlink"/>
+          </w:rPr>
+          <w:t xml:space="preserve">RTF</w:t>
+        </w:r>
+      </w:hyperlink>
+      <w:r>
+        <w:t xml:space="preserve"> </w:t>
+      </w:r>
+      <w:hyperlink r:id="rId97">
+        <w:r>
+          <w:rPr>
+            <w:rStyle w:val="Hyperlink"/>
+          </w:rPr>
+          <w:t xml:space="preserve">MD</w:t>
+        </w:r>
+      </w:hyperlink>
+      <w:r>
+        <w:t xml:space="preserve">.</w:t>
+      </w:r>
+      <w:r>
+        <w:t xml:space="preserve"> </w:t>
+      </w:r>
+      <w:hyperlink r:id="rId98">
+        <w:r>
+          <w:rPr>
+            <w:rStyle w:val="Hyperlink"/>
+            <w:i/>
+            <w:iCs/>
+          </w:rPr>
+          <w:t xml:space="preserve">README</w:t>
+        </w:r>
+      </w:hyperlink>
+      <w:r>
+        <w:rPr>
           <w:i/>
           <w:iCs/>
         </w:rPr>
+        <w:t xml:space="preserve"> </w:t>
+      </w:r>
+      <w:r>
+        <w:rPr>
+          <w:i/>
+          <w:iCs/>
+        </w:rPr>
+        <w:t xml:space="preserve">for details.</w:t>
+      </w:r>
+    </w:p>
+    <w:p>
+      <w:r>
+        <w:pict>
+          <v:rect style="width:0;height:1.5pt" o:hralign="center" o:hrstd="t" o:hr="t"/>
+        </w:pict>
+      </w:r>
+    </w:p>
+    <w:bookmarkEnd w:id="99"/>
+    <w:bookmarkStart w:id="110" w:name="sources-references"/>
+    <w:p>
+      <w:pPr>
+        <w:pStyle w:val="Heading2"/>
+      </w:pPr>
+      <w:r>
+        <w:t xml:space="preserve">Sources &amp; References</w:t>
+      </w:r>
+    </w:p>
+    <w:p>
+      <w:pPr>
+        <w:pStyle w:val="FirstParagraph"/>
+      </w:pPr>
+      <w:r>
+        <w:rPr>
+          <w:b/>
+          <w:bCs/>
+        </w:rPr>
+        <w:t xml:space="preserve">📚 For detailed citations, confidence ratings, and academic references, see</w:t>
+      </w:r>
+      <w:r>
+        <w:rPr>
+          <w:b/>
+          <w:bCs/>
+        </w:rPr>
+        <w:t xml:space="preserve"> </w:t>
+      </w:r>
+      <w:hyperlink r:id="rId28">
+        <w:r>
+          <w:rPr>
+            <w:rStyle w:val="Hyperlink"/>
+            <w:b/>
+            <w:bCs/>
+          </w:rPr>
+          <w:t xml:space="preserve">SOURCES.md</w:t>
+        </w:r>
+      </w:hyperlink>
+      <w:r>
+        <w:rPr>
+          <w:b/>
+          <w:bCs/>
+        </w:rPr>
+        <w:t xml:space="preserve"> </w:t>
+      </w:r>
+      <w:r>
+        <w:rPr>
+          <w:b/>
+          <w:bCs/>
+          <w:i/>
+          <w:iCs/>
+        </w:rPr>
         <w:t xml:space="preserve">(available in repository)</w:t>
       </w:r>
       <w:r>
@@ -11493,6 +12275,587 @@
           <w:b/>
           <w:bCs/>
         </w:rPr>
+        <w:t xml:space="preserve">.</w:t>
+      </w:r>
+    </w:p>
+    <w:p>
+      <w:pPr>
+        <w:pStyle w:val="BodyText"/>
+      </w:pPr>
+      <w:r>
+        <w:rPr>
+          <w:b/>
+          <w:bCs/>
+        </w:rPr>
+        <w:t xml:space="preserve">🎯 For real-world scenarios showing how frameworks chain together, see</w:t>
+      </w:r>
+      <w:r>
+        <w:rPr>
+          <w:b/>
+          <w:bCs/>
+        </w:rPr>
+        <w:t xml:space="preserve"> </w:t>
+      </w:r>
+      <w:hyperlink r:id="rId29">
+        <w:r>
+          <w:rPr>
+            <w:rStyle w:val="Hyperlink"/>
+            <w:b/>
+            <w:bCs/>
+          </w:rPr>
+          <w:t xml:space="preserve">SCENARIOS.md</w:t>
+        </w:r>
+      </w:hyperlink>
+      <w:r>
+        <w:rPr>
+          <w:b/>
+          <w:bCs/>
+        </w:rPr>
+        <w:t xml:space="preserve"> </w:t>
+      </w:r>
+      <w:r>
+        <w:rPr>
+          <w:b/>
+          <w:bCs/>
+          <w:i/>
+          <w:iCs/>
+        </w:rPr>
+        <w:t xml:space="preserve">(available in repository)</w:t>
+      </w:r>
+      <w:r>
+        <w:rPr>
+          <w:b/>
+          <w:bCs/>
+        </w:rPr>
+        <w:t xml:space="preserve">.</w:t>
+      </w:r>
+    </w:p>
+    <w:bookmarkStart w:id="103" w:name="problem-solving-methodologies"/>
+    <w:p>
+      <w:pPr>
+        <w:pStyle w:val="Heading3"/>
+      </w:pPr>
+      <w:r>
+        <w:t xml:space="preserve">Problem-Solving Methodologies</w:t>
+      </w:r>
+    </w:p>
+    <w:p>
+      <w:pPr>
+        <w:pStyle w:val="Compact"/>
+        <w:numPr>
+          <w:ilvl w:val="0"/>
+          <w:numId w:val="1021"/>
+        </w:numPr>
+      </w:pPr>
+      <w:r>
+        <w:rPr>
+          <w:b/>
+          <w:bCs/>
+        </w:rPr>
+        <w:t xml:space="preserve">8D (Eight Disciplines)</w:t>
+      </w:r>
+      <w:r>
+        <w:t xml:space="preserve"> </w:t>
+      </w:r>
+      <w:r>
+        <w:t xml:space="preserve">✓ — Ford Motor Company (1987).</w:t>
+      </w:r>
+      <w:r>
+        <w:t xml:space="preserve"> </w:t>
+      </w:r>
+      <w:r>
+        <w:rPr>
+          <w:i/>
+          <w:iCs/>
+        </w:rPr>
+        <w:t xml:space="preserve">Team Oriented Problem Solving Manual</w:t>
+      </w:r>
+      <w:r>
+        <w:t xml:space="preserve">. Evolved from TQM; in wide use in automotive and aerospace.</w:t>
+      </w:r>
+      <w:r>
+        <w:t xml:space="preserve"> </w:t>
+      </w:r>
+      <w:hyperlink r:id="rId100">
+        <w:r>
+          <w:rPr>
+            <w:rStyle w:val="Hyperlink"/>
+          </w:rPr>
+          <w:t xml:space="preserve">Wikipedia</w:t>
+        </w:r>
+      </w:hyperlink>
+    </w:p>
+    <w:p>
+      <w:pPr>
+        <w:pStyle w:val="Compact"/>
+        <w:numPr>
+          <w:ilvl w:val="0"/>
+          <w:numId w:val="1021"/>
+        </w:numPr>
+      </w:pPr>
+      <w:r>
+        <w:rPr>
+          <w:b/>
+          <w:bCs/>
+        </w:rPr>
+        <w:t xml:space="preserve">5 Whys</w:t>
+      </w:r>
+      <w:r>
+        <w:t xml:space="preserve"> </w:t>
+      </w:r>
+      <w:r>
+        <w:t xml:space="preserve">⚠ — Toyota Production System root cause technique; widely adapted across industries.</w:t>
+      </w:r>
+    </w:p>
+    <w:p>
+      <w:pPr>
+        <w:pStyle w:val="Compact"/>
+        <w:numPr>
+          <w:ilvl w:val="0"/>
+          <w:numId w:val="1021"/>
+        </w:numPr>
+      </w:pPr>
+      <w:r>
+        <w:rPr>
+          <w:b/>
+          <w:bCs/>
+        </w:rPr>
+        <w:t xml:space="preserve">Ishikawa (Fishbone) Diagram</w:t>
+      </w:r>
+      <w:r>
+        <w:t xml:space="preserve"> </w:t>
+      </w:r>
+      <w:r>
+        <w:t xml:space="preserve">✓ — Ishikawa, K. (1960s). University of Tokyo. Cause–effect diagram; central to Japanese quality control and Toyota.</w:t>
+      </w:r>
+      <w:r>
+        <w:t xml:space="preserve"> </w:t>
+      </w:r>
+      <w:hyperlink r:id="rId101">
+        <w:r>
+          <w:rPr>
+            <w:rStyle w:val="Hyperlink"/>
+          </w:rPr>
+          <w:t xml:space="preserve">Wikipedia</w:t>
+        </w:r>
+      </w:hyperlink>
+    </w:p>
+    <w:p>
+      <w:pPr>
+        <w:pStyle w:val="Compact"/>
+        <w:numPr>
+          <w:ilvl w:val="0"/>
+          <w:numId w:val="1021"/>
+        </w:numPr>
+      </w:pPr>
+      <w:r>
+        <w:rPr>
+          <w:b/>
+          <w:bCs/>
+        </w:rPr>
+        <w:t xml:space="preserve">A3 Problem Solving</w:t>
+      </w:r>
+      <w:r>
+        <w:t xml:space="preserve"> </w:t>
+      </w:r>
+      <w:r>
+        <w:t xml:space="preserve">✓ — Toyota Production System. Single A3-page structured problem-solving (plan–do–check–act); one-page report for alignment.</w:t>
+      </w:r>
+      <w:r>
+        <w:t xml:space="preserve"> </w:t>
+      </w:r>
+      <w:hyperlink r:id="rId102">
+        <w:r>
+          <w:rPr>
+            <w:rStyle w:val="Hyperlink"/>
+          </w:rPr>
+          <w:t xml:space="preserve">Wikipedia</w:t>
+        </w:r>
+      </w:hyperlink>
+    </w:p>
+    <w:p>
+      <w:pPr>
+        <w:pStyle w:val="Compact"/>
+        <w:numPr>
+          <w:ilvl w:val="0"/>
+          <w:numId w:val="1021"/>
+        </w:numPr>
+      </w:pPr>
+      <w:r>
+        <w:rPr>
+          <w:b/>
+          <w:bCs/>
+        </w:rPr>
+        <w:t xml:space="preserve">PADDER, ICEBERG, IDEA, PREPARE</w:t>
+      </w:r>
+      <w:r>
+        <w:t xml:space="preserve"> </w:t>
+      </w:r>
+      <w:r>
+        <w:t xml:space="preserve">ℹ — Curated/educational problem-solving mnemonics for this collection.</w:t>
+      </w:r>
+    </w:p>
+    <w:bookmarkEnd w:id="103"/>
+    <w:bookmarkStart w:id="107" w:name="strategic-analysis-frameworks"/>
+    <w:p>
+      <w:pPr>
+        <w:pStyle w:val="Heading3"/>
+      </w:pPr>
+      <w:r>
+        <w:t xml:space="preserve">Strategic &amp; Analysis Frameworks</w:t>
+      </w:r>
+    </w:p>
+    <w:p>
+      <w:pPr>
+        <w:pStyle w:val="Compact"/>
+        <w:numPr>
+          <w:ilvl w:val="0"/>
+          <w:numId w:val="1022"/>
+        </w:numPr>
+      </w:pPr>
+      <w:r>
+        <w:rPr>
+          <w:b/>
+          <w:bCs/>
+        </w:rPr>
+        <w:t xml:space="preserve">PESTEL</w:t>
+      </w:r>
+      <w:r>
+        <w:t xml:space="preserve"> </w:t>
+      </w:r>
+      <w:r>
+        <w:t xml:space="preserve">✓ — Aguilar, F. (1967).</w:t>
+      </w:r>
+      <w:r>
+        <w:t xml:space="preserve"> </w:t>
+      </w:r>
+      <w:r>
+        <w:rPr>
+          <w:i/>
+          <w:iCs/>
+        </w:rPr>
+        <w:t xml:space="preserve">Scanning the Business Environment</w:t>
+      </w:r>
+      <w:r>
+        <w:t xml:space="preserve">. Harvard; later extended to PESTLE/PESTEL (Legal, Environmental).</w:t>
+      </w:r>
+      <w:r>
+        <w:t xml:space="preserve"> </w:t>
+      </w:r>
+      <w:hyperlink r:id="rId104">
+        <w:r>
+          <w:rPr>
+            <w:rStyle w:val="Hyperlink"/>
+          </w:rPr>
+          <w:t xml:space="preserve">Background</w:t>
+        </w:r>
+      </w:hyperlink>
+    </w:p>
+    <w:p>
+      <w:pPr>
+        <w:pStyle w:val="Compact"/>
+        <w:numPr>
+          <w:ilvl w:val="0"/>
+          <w:numId w:val="1022"/>
+        </w:numPr>
+      </w:pPr>
+      <w:r>
+        <w:rPr>
+          <w:b/>
+          <w:bCs/>
+        </w:rPr>
+        <w:t xml:space="preserve">PEST</w:t>
+      </w:r>
+      <w:r>
+        <w:t xml:space="preserve"> </w:t>
+      </w:r>
+      <w:r>
+        <w:t xml:space="preserve">ℹ — Four-factor variant (Political, Economic, Social, Technological); conceptually from the PESTEL lineage.</w:t>
+      </w:r>
+    </w:p>
+    <w:p>
+      <w:pPr>
+        <w:pStyle w:val="Compact"/>
+        <w:numPr>
+          <w:ilvl w:val="0"/>
+          <w:numId w:val="1022"/>
+        </w:numPr>
+      </w:pPr>
+      <w:r>
+        <w:rPr>
+          <w:b/>
+          <w:bCs/>
+        </w:rPr>
+        <w:t xml:space="preserve">SWOT</w:t>
+      </w:r>
+      <w:r>
+        <w:t xml:space="preserve"> </w:t>
+      </w:r>
+      <w:r>
+        <w:t xml:space="preserve">✓ — Humphrey, A. (1960s–70s). Stanford Research Institute (SRI International); developed with Fortune 500 planning research.</w:t>
+      </w:r>
+      <w:r>
+        <w:t xml:space="preserve"> </w:t>
+      </w:r>
+      <w:hyperlink r:id="rId105">
+        <w:r>
+          <w:rPr>
+            <w:rStyle w:val="Hyperlink"/>
+          </w:rPr>
+          <w:t xml:space="preserve">e.g. Ninety</w:t>
+        </w:r>
+      </w:hyperlink>
+    </w:p>
+    <w:p>
+      <w:pPr>
+        <w:pStyle w:val="Compact"/>
+        <w:numPr>
+          <w:ilvl w:val="0"/>
+          <w:numId w:val="1022"/>
+        </w:numPr>
+      </w:pPr>
+      <w:r>
+        <w:rPr>
+          <w:b/>
+          <w:bCs/>
+        </w:rPr>
+        <w:t xml:space="preserve">RACI</w:t>
+      </w:r>
+      <w:r>
+        <w:t xml:space="preserve"> </w:t>
+      </w:r>
+      <w:r>
+        <w:t xml:space="preserve">✓ — Responsibility Assignment Matrix; emerged ~1950s–70s, no single inventor.</w:t>
+      </w:r>
+      <w:r>
+        <w:t xml:space="preserve"> </w:t>
+      </w:r>
+      <w:hyperlink r:id="rId106">
+        <w:r>
+          <w:rPr>
+            <w:rStyle w:val="Hyperlink"/>
+          </w:rPr>
+          <w:t xml:space="preserve">Wikipedia RAM</w:t>
+        </w:r>
+      </w:hyperlink>
+    </w:p>
+    <w:p>
+      <w:pPr>
+        <w:pStyle w:val="Compact"/>
+        <w:numPr>
+          <w:ilvl w:val="0"/>
+          <w:numId w:val="1022"/>
+        </w:numPr>
+      </w:pPr>
+      <w:r>
+        <w:rPr>
+          <w:b/>
+          <w:bCs/>
+        </w:rPr>
+        <w:t xml:space="preserve">SET (Systems Engineering Triangle)</w:t>
+      </w:r>
+      <w:r>
+        <w:t xml:space="preserve"> </w:t>
+      </w:r>
+      <w:r>
+        <w:t xml:space="preserve">✓ — SEBoK,</w:t>
+      </w:r>
+      <w:r>
+        <w:t xml:space="preserve"> </w:t>
+      </w:r>
+      <w:r>
+        <w:rPr>
+          <w:i/>
+          <w:iCs/>
+        </w:rPr>
+        <w:t xml:space="preserve">Guide to the Systems Engineering Body of Knowledge</w:t>
+      </w:r>
+      <w:r>
+        <w:t xml:space="preserve">.</w:t>
+      </w:r>
+      <w:r>
+        <w:t xml:space="preserve"> </w:t>
+      </w:r>
+      <w:hyperlink r:id="rId53">
+        <w:r>
+          <w:rPr>
+            <w:rStyle w:val="Hyperlink"/>
+          </w:rPr>
+          <w:t xml:space="preserve">SEBoK</w:t>
+        </w:r>
+      </w:hyperlink>
+    </w:p>
+    <w:bookmarkEnd w:id="107"/>
+    <w:bookmarkStart w:id="108" w:name="problem-resolution-threats-triage"/>
+    <w:p>
+      <w:pPr>
+        <w:pStyle w:val="Heading3"/>
+      </w:pPr>
+      <w:r>
+        <w:t xml:space="preserve">Problem Resolution Threats &amp; Triage</w:t>
+      </w:r>
+    </w:p>
+    <w:p>
+      <w:pPr>
+        <w:pStyle w:val="Compact"/>
+        <w:numPr>
+          <w:ilvl w:val="0"/>
+          <w:numId w:val="1023"/>
+        </w:numPr>
+      </w:pPr>
+      <w:r>
+        <w:rPr>
+          <w:b/>
+          <w:bCs/>
+        </w:rPr>
+        <w:t xml:space="preserve">DICE, FATE</w:t>
+      </w:r>
+      <w:r>
+        <w:t xml:space="preserve"> </w:t>
+      </w:r>
+      <w:r>
+        <w:t xml:space="preserve">ℹ — Educational mnemonics for blockers and resource checks in this collection.</w:t>
+      </w:r>
+    </w:p>
+    <w:bookmarkEnd w:id="108"/>
+    <w:bookmarkStart w:id="109" w:name="X26575901e59616899e8b3847496560b142cc09a"/>
+    <w:p>
+      <w:pPr>
+        <w:pStyle w:val="Heading3"/>
+      </w:pPr>
+      <w:r>
+        <w:t xml:space="preserve">Communication, Stress &amp; Resilience, Infrastructure</w:t>
+      </w:r>
+    </w:p>
+    <w:p>
+      <w:pPr>
+        <w:pStyle w:val="Compact"/>
+        <w:numPr>
+          <w:ilvl w:val="0"/>
+          <w:numId w:val="1024"/>
+        </w:numPr>
+      </w:pPr>
+      <w:r>
+        <w:rPr>
+          <w:b/>
+          <w:bCs/>
+        </w:rPr>
+        <w:t xml:space="preserve">BREATHE, PAUSE, WAIT, PACE, STOP, ARIES, CALM, SHINE</w:t>
+      </w:r>
+      <w:r>
+        <w:t xml:space="preserve"> </w:t>
+      </w:r>
+      <w:r>
+        <w:t xml:space="preserve">ℹ — Curated for stress management and conflict de-escalation.</w:t>
+      </w:r>
+    </w:p>
+    <w:p>
+      <w:pPr>
+        <w:pStyle w:val="Compact"/>
+        <w:numPr>
+          <w:ilvl w:val="0"/>
+          <w:numId w:val="1024"/>
+        </w:numPr>
+      </w:pPr>
+      <w:r>
+        <w:rPr>
+          <w:b/>
+          <w:bCs/>
+        </w:rPr>
+        <w:t xml:space="preserve">TRACE, SCALE, DEBUG</w:t>
+      </w:r>
+      <w:r>
+        <w:t xml:space="preserve"> </w:t>
+      </w:r>
+      <w:r>
+        <w:t xml:space="preserve">ℹ — Curated for infrastructure and troubleshooting.</w:t>
+      </w:r>
+    </w:p>
+    <w:p>
+      <w:pPr>
+        <w:pStyle w:val="FirstParagraph"/>
+      </w:pPr>
+      <w:r>
+        <w:rPr>
+          <w:b/>
+          <w:bCs/>
+        </w:rPr>
+        <w:t xml:space="preserve">Note:</w:t>
+      </w:r>
+      <w:r>
+        <w:t xml:space="preserve"> </w:t>
+      </w:r>
+      <w:r>
+        <w:t xml:space="preserve">✓ documented; ⚠ adapted; ℹ curated. Mix of established frameworks and educational compilations.</w:t>
+      </w:r>
+    </w:p>
+    <w:p>
+      <w:pPr>
+        <w:pStyle w:val="BodyText"/>
+      </w:pPr>
+      <w:r>
+        <w:rPr>
+          <w:b/>
+          <w:bCs/>
+        </w:rPr>
+        <w:t xml:space="preserve">Evidence:</w:t>
+      </w:r>
+      <w:r>
+        <w:t xml:space="preserve"> </w:t>
+      </w:r>
+      <w:r>
+        <w:t xml:space="preserve">★★★ strongly validated (5 Whys, 8D, Ishikawa); ★★ industry standard (SWOT, RACI, A3, SET); ★ curated. ✓/⚠/ℹ = attribution; ★ = evidence strength.</w:t>
+      </w:r>
+    </w:p>
+    <w:p>
+      <w:pPr>
+        <w:pStyle w:val="BodyText"/>
+      </w:pPr>
+      <w:r>
+        <w:rPr>
+          <w:b/>
+          <w:bCs/>
+        </w:rPr>
+        <w:t xml:space="preserve">See</w:t>
+      </w:r>
+      <w:r>
+        <w:rPr>
+          <w:b/>
+          <w:bCs/>
+        </w:rPr>
+        <w:t xml:space="preserve"> </w:t>
+      </w:r>
+      <w:hyperlink r:id="rId28">
+        <w:r>
+          <w:rPr>
+            <w:rStyle w:val="Hyperlink"/>
+            <w:b/>
+            <w:bCs/>
+          </w:rPr>
+          <w:t xml:space="preserve">SOURCES.md</w:t>
+        </w:r>
+      </w:hyperlink>
+      <w:r>
+        <w:rPr>
+          <w:b/>
+          <w:bCs/>
+        </w:rPr>
+        <w:t xml:space="preserve"> </w:t>
+      </w:r>
+      <w:r>
+        <w:rPr>
+          <w:b/>
+          <w:bCs/>
+          <w:i/>
+          <w:iCs/>
+        </w:rPr>
+        <w:t xml:space="preserve">(available in repository)</w:t>
+      </w:r>
+      <w:r>
+        <w:rPr>
+          <w:b/>
+          <w:bCs/>
+        </w:rPr>
         <w:t xml:space="preserve"> </w:t>
       </w:r>
       <w:r>
@@ -11509,9 +12872,9 @@
         <w:t xml:space="preserve">Full citations, Framework Confidence Ratings table, academic citation formats, and verification status.</w:t>
       </w:r>
     </w:p>
-    <w:bookmarkEnd w:id="106"/>
-    <w:bookmarkEnd w:id="107"/>
-    <w:bookmarkEnd w:id="108"/>
+    <w:bookmarkEnd w:id="109"/>
+    <w:bookmarkEnd w:id="110"/>
+    <w:bookmarkEnd w:id="111"/>
     <w:sectPr>
       <w:footnotePr>
         <w:numRestart w:val="eachSect"/>
@@ -11804,6 +13167,82 @@
       <w:start w:val="1"/>
       <w:numFmt w:val="decimal"/>
       <w:lvlText w:val="%9."/>
+      <w:lvlJc w:val="left"/>
+      <w:pPr>
+        <w:ind w:left="6480" w:hanging="360"/>
+      </w:pPr>
+    </w:lvl>
+  </w:abstractNum>
+  <w:abstractNum w:abstractNumId="992">
+    <w:nsid w:val="0000A992"/>
+    <w:multiLevelType w:val="multilevel"/>
+    <w:lvl w:ilvl="0">
+      <w:numFmt w:val="bullet"/>
+      <w:lvlText w:val="☐"/>
+      <w:lvlJc w:val="left"/>
+      <w:pPr>
+        <w:ind w:left="720" w:hanging="360"/>
+      </w:pPr>
+    </w:lvl>
+    <w:lvl w:ilvl="1">
+      <w:numFmt w:val="bullet"/>
+      <w:lvlText w:val="☐"/>
+      <w:lvlJc w:val="left"/>
+      <w:pPr>
+        <w:ind w:left="1440" w:hanging="360"/>
+      </w:pPr>
+    </w:lvl>
+    <w:lvl w:ilvl="2">
+      <w:numFmt w:val="bullet"/>
+      <w:lvlText w:val="☐"/>
+      <w:lvlJc w:val="left"/>
+      <w:pPr>
+        <w:ind w:left="2160" w:hanging="360"/>
+      </w:pPr>
+    </w:lvl>
+    <w:lvl w:ilvl="3">
+      <w:numFmt w:val="bullet"/>
+      <w:lvlText w:val="☐"/>
+      <w:lvlJc w:val="left"/>
+      <w:pPr>
+        <w:ind w:left="2880" w:hanging="360"/>
+      </w:pPr>
+    </w:lvl>
+    <w:lvl w:ilvl="4">
+      <w:numFmt w:val="bullet"/>
+      <w:lvlText w:val="☐"/>
+      <w:lvlJc w:val="left"/>
+      <w:pPr>
+        <w:ind w:left="3600" w:hanging="360"/>
+      </w:pPr>
+    </w:lvl>
+    <w:lvl w:ilvl="5">
+      <w:numFmt w:val="bullet"/>
+      <w:lvlText w:val="☐"/>
+      <w:lvlJc w:val="left"/>
+      <w:pPr>
+        <w:ind w:left="4320" w:hanging="360"/>
+      </w:pPr>
+    </w:lvl>
+    <w:lvl w:ilvl="6">
+      <w:numFmt w:val="bullet"/>
+      <w:lvlText w:val="☐"/>
+      <w:lvlJc w:val="left"/>
+      <w:pPr>
+        <w:ind w:left="5040" w:hanging="360"/>
+      </w:pPr>
+    </w:lvl>
+    <w:lvl w:ilvl="7">
+      <w:numFmt w:val="bullet"/>
+      <w:lvlText w:val="☐"/>
+      <w:lvlJc w:val="left"/>
+      <w:pPr>
+        <w:ind w:left="5760" w:hanging="360"/>
+      </w:pPr>
+    </w:lvl>
+    <w:lvl w:ilvl="8">
+      <w:numFmt w:val="bullet"/>
+      <w:lvlText w:val="☐"/>
       <w:lvlJc w:val="left"/>
       <w:pPr>
         <w:ind w:left="6480" w:hanging="360"/>
@@ -11877,6 +13316,9 @@
     </w:lvlOverride>
   </w:num>
   <w:num w:numId="1013">
+    <w:abstractNumId w:val="991"/>
+  </w:num>
+  <w:num w:numId="1014">
     <w:abstractNumId w:val="99411"/>
     <w:lvlOverride w:ilvl="0">
       <w:startOverride w:val="1"/>
@@ -11906,16 +13348,61 @@
       <w:startOverride w:val="1"/>
     </w:lvlOverride>
   </w:num>
-  <w:num w:numId="1014">
-    <w:abstractNumId w:val="991"/>
-  </w:num>
   <w:num w:numId="1015">
     <w:abstractNumId w:val="991"/>
   </w:num>
   <w:num w:numId="1016">
+    <w:abstractNumId w:val="992"/>
+  </w:num>
+  <w:num w:numId="1017">
+    <w:abstractNumId w:val="992"/>
+  </w:num>
+  <w:num w:numId="1018">
+    <w:abstractNumId w:val="992"/>
+  </w:num>
+  <w:num w:numId="1019">
+    <w:abstractNumId w:val="992"/>
+  </w:num>
+  <w:num w:numId="1020">
+    <w:abstractNumId w:val="99411"/>
+    <w:lvlOverride w:ilvl="0">
+      <w:startOverride w:val="1"/>
+    </w:lvlOverride>
+    <w:lvlOverride w:ilvl="1">
+      <w:startOverride w:val="1"/>
+    </w:lvlOverride>
+    <w:lvlOverride w:ilvl="2">
+      <w:startOverride w:val="1"/>
+    </w:lvlOverride>
+    <w:lvlOverride w:ilvl="3">
+      <w:startOverride w:val="1"/>
+    </w:lvlOverride>
+    <w:lvlOverride w:ilvl="4">
+      <w:startOverride w:val="1"/>
+    </w:lvlOverride>
+    <w:lvlOverride w:ilvl="5">
+      <w:startOverride w:val="1"/>
+    </w:lvlOverride>
+    <w:lvlOverride w:ilvl="6">
+      <w:startOverride w:val="1"/>
+    </w:lvlOverride>
+    <w:lvlOverride w:ilvl="7">
+      <w:startOverride w:val="1"/>
+    </w:lvlOverride>
+    <w:lvlOverride w:ilvl="8">
+      <w:startOverride w:val="1"/>
+    </w:lvlOverride>
+  </w:num>
+  <w:num w:numId="1021">
     <w:abstractNumId w:val="991"/>
   </w:num>
-  <w:num w:numId="1017">
+  <w:num w:numId="1022">
+    <w:abstractNumId w:val="991"/>
+  </w:num>
+  <w:num w:numId="1023">
+    <w:abstractNumId w:val="991"/>
+  </w:num>
+  <w:num w:numId="1024">
     <w:abstractNumId w:val="991"/>
   </w:num>
 </w:numbering>
